--- a/3-能力管理/运行记录类文件/TXHS-03-08-2026年度运维服务能力管理计划.docx
+++ b/3-能力管理/运行记录类文件/TXHS-03-08-2026年度运维服务能力管理计划.docx
@@ -21,8 +21,7 @@
         <w:spacing w:before="3120" w:beforeLines="1000"/>
         <w:textAlignment w:val="baseline"/>
       </w:pPr>
-      <w:bookmarkStart w:id="0" w:name="_Toc13842"/>
-      <w:bookmarkStart w:id="65" w:name="_GoBack"/>
+      <w:bookmarkStart w:id="0" w:name="_Toc27672"/>
       <w:r>
         <w:drawing>
           <wp:anchor distT="0" distB="0" distL="114300" distR="114300" simplePos="0" relativeHeight="251661312" behindDoc="1" locked="0" layoutInCell="1" allowOverlap="1">
@@ -212,7 +211,7 @@
         </w:rPr>
       </w:pPr>
       <w:bookmarkStart w:id="1" w:name="_Toc6604"/>
-      <w:bookmarkStart w:id="2" w:name="_Toc5461"/>
+      <w:bookmarkStart w:id="2" w:name="_Toc17944"/>
       <w:r>
         <w:rPr>
           <w:rFonts w:hint="eastAsia"/>
@@ -1401,7 +1400,7 @@
                 <w:vertAlign w:val="baseline"/>
                 <w:lang w:val="en-US" w:eastAsia="zh-CN"/>
               </w:rPr>
-              <w:t>程方</w:t>
+              <w:t>强宇涛</w:t>
             </w:r>
           </w:p>
         </w:tc>
@@ -1445,7 +1444,7 @@
                 <w:vertAlign w:val="baseline"/>
                 <w:lang w:val="en-US" w:eastAsia="zh-CN"/>
               </w:rPr>
-              <w:t>茅建根</w:t>
+              <w:t>陈凯</w:t>
             </w:r>
           </w:p>
         </w:tc>
@@ -2154,7 +2153,7 @@
               <w:rFonts w:hint="eastAsia" w:ascii="宋体" w:hAnsi="宋体" w:eastAsia="宋体" w:cs="宋体"/>
               <w:szCs w:val="24"/>
             </w:rPr>
-            <w:instrText xml:space="preserve"> HYPERLINK \l _Toc13842 </w:instrText>
+            <w:instrText xml:space="preserve"> HYPERLINK \l _Toc27672 </w:instrText>
           </w:r>
           <w:r>
             <w:rPr>
@@ -2177,7 +2176,7 @@
             <w:fldChar w:fldCharType="begin"/>
           </w:r>
           <w:r>
-            <w:instrText xml:space="preserve"> PAGEREF _Toc13842 \h </w:instrText>
+            <w:instrText xml:space="preserve"> PAGEREF _Toc27672 \h </w:instrText>
           </w:r>
           <w:r>
             <w:fldChar w:fldCharType="separate"/>
@@ -2215,7 +2214,7 @@
               <w:rFonts w:hint="eastAsia" w:ascii="宋体" w:hAnsi="宋体" w:eastAsia="宋体" w:cs="宋体"/>
               <w:szCs w:val="24"/>
             </w:rPr>
-            <w:instrText xml:space="preserve"> HYPERLINK \l _Toc5461 </w:instrText>
+            <w:instrText xml:space="preserve"> HYPERLINK \l _Toc17944 </w:instrText>
           </w:r>
           <w:r>
             <w:rPr>
@@ -2238,7 +2237,7 @@
             <w:fldChar w:fldCharType="begin"/>
           </w:r>
           <w:r>
-            <w:instrText xml:space="preserve"> PAGEREF _Toc5461 \h </w:instrText>
+            <w:instrText xml:space="preserve"> PAGEREF _Toc17944 \h </w:instrText>
           </w:r>
           <w:r>
             <w:fldChar w:fldCharType="separate"/>
@@ -2276,7 +2275,7 @@
               <w:rFonts w:hint="eastAsia" w:ascii="宋体" w:hAnsi="宋体" w:eastAsia="宋体" w:cs="宋体"/>
               <w:szCs w:val="24"/>
             </w:rPr>
-            <w:instrText xml:space="preserve"> HYPERLINK \l _Toc25285 </w:instrText>
+            <w:instrText xml:space="preserve"> HYPERLINK \l _Toc8253 </w:instrText>
           </w:r>
           <w:r>
             <w:rPr>
@@ -2306,7 +2305,7 @@
             <w:fldChar w:fldCharType="begin"/>
           </w:r>
           <w:r>
-            <w:instrText xml:space="preserve"> PAGEREF _Toc25285 \h </w:instrText>
+            <w:instrText xml:space="preserve"> PAGEREF _Toc8253 \h </w:instrText>
           </w:r>
           <w:r>
             <w:fldChar w:fldCharType="separate"/>
@@ -2344,7 +2343,7 @@
               <w:rFonts w:hint="eastAsia" w:ascii="宋体" w:hAnsi="宋体" w:eastAsia="宋体" w:cs="宋体"/>
               <w:szCs w:val="24"/>
             </w:rPr>
-            <w:instrText xml:space="preserve"> HYPERLINK \l _Toc31099 </w:instrText>
+            <w:instrText xml:space="preserve"> HYPERLINK \l _Toc30992 </w:instrText>
           </w:r>
           <w:r>
             <w:rPr>
@@ -2374,7 +2373,7 @@
             <w:fldChar w:fldCharType="begin"/>
           </w:r>
           <w:r>
-            <w:instrText xml:space="preserve"> PAGEREF _Toc31099 \h </w:instrText>
+            <w:instrText xml:space="preserve"> PAGEREF _Toc30992 \h </w:instrText>
           </w:r>
           <w:r>
             <w:fldChar w:fldCharType="separate"/>
@@ -2412,7 +2411,7 @@
               <w:rFonts w:hint="eastAsia" w:ascii="宋体" w:hAnsi="宋体" w:eastAsia="宋体" w:cs="宋体"/>
               <w:szCs w:val="24"/>
             </w:rPr>
-            <w:instrText xml:space="preserve"> HYPERLINK \l _Toc13877 </w:instrText>
+            <w:instrText xml:space="preserve"> HYPERLINK \l _Toc6590 </w:instrText>
           </w:r>
           <w:r>
             <w:rPr>
@@ -2442,7 +2441,7 @@
             <w:fldChar w:fldCharType="begin"/>
           </w:r>
           <w:r>
-            <w:instrText xml:space="preserve"> PAGEREF _Toc13877 \h </w:instrText>
+            <w:instrText xml:space="preserve"> PAGEREF _Toc6590 \h </w:instrText>
           </w:r>
           <w:r>
             <w:fldChar w:fldCharType="separate"/>
@@ -2480,7 +2479,7 @@
               <w:rFonts w:hint="eastAsia" w:ascii="宋体" w:hAnsi="宋体" w:eastAsia="宋体" w:cs="宋体"/>
               <w:szCs w:val="24"/>
             </w:rPr>
-            <w:instrText xml:space="preserve"> HYPERLINK \l _Toc17317 </w:instrText>
+            <w:instrText xml:space="preserve"> HYPERLINK \l _Toc21364 </w:instrText>
           </w:r>
           <w:r>
             <w:rPr>
@@ -2510,7 +2509,7 @@
             <w:fldChar w:fldCharType="begin"/>
           </w:r>
           <w:r>
-            <w:instrText xml:space="preserve"> PAGEREF _Toc17317 \h </w:instrText>
+            <w:instrText xml:space="preserve"> PAGEREF _Toc21364 \h </w:instrText>
           </w:r>
           <w:r>
             <w:fldChar w:fldCharType="separate"/>
@@ -2548,7 +2547,7 @@
               <w:rFonts w:hint="eastAsia" w:ascii="宋体" w:hAnsi="宋体" w:eastAsia="宋体" w:cs="宋体"/>
               <w:szCs w:val="24"/>
             </w:rPr>
-            <w:instrText xml:space="preserve"> HYPERLINK \l _Toc15856 </w:instrText>
+            <w:instrText xml:space="preserve"> HYPERLINK \l _Toc15236 </w:instrText>
           </w:r>
           <w:r>
             <w:rPr>
@@ -2578,7 +2577,7 @@
             <w:fldChar w:fldCharType="begin"/>
           </w:r>
           <w:r>
-            <w:instrText xml:space="preserve"> PAGEREF _Toc15856 \h </w:instrText>
+            <w:instrText xml:space="preserve"> PAGEREF _Toc15236 \h </w:instrText>
           </w:r>
           <w:r>
             <w:fldChar w:fldCharType="separate"/>
@@ -2616,7 +2615,7 @@
               <w:rFonts w:hint="eastAsia" w:ascii="宋体" w:hAnsi="宋体" w:eastAsia="宋体" w:cs="宋体"/>
               <w:szCs w:val="24"/>
             </w:rPr>
-            <w:instrText xml:space="preserve"> HYPERLINK \l _Toc24304 </w:instrText>
+            <w:instrText xml:space="preserve"> HYPERLINK \l _Toc19054 </w:instrText>
           </w:r>
           <w:r>
             <w:rPr>
@@ -2646,7 +2645,7 @@
             <w:fldChar w:fldCharType="begin"/>
           </w:r>
           <w:r>
-            <w:instrText xml:space="preserve"> PAGEREF _Toc24304 \h </w:instrText>
+            <w:instrText xml:space="preserve"> PAGEREF _Toc19054 \h </w:instrText>
           </w:r>
           <w:r>
             <w:fldChar w:fldCharType="separate"/>
@@ -2684,7 +2683,7 @@
               <w:rFonts w:hint="eastAsia" w:ascii="宋体" w:hAnsi="宋体" w:eastAsia="宋体" w:cs="宋体"/>
               <w:szCs w:val="24"/>
             </w:rPr>
-            <w:instrText xml:space="preserve"> HYPERLINK \l _Toc9532 </w:instrText>
+            <w:instrText xml:space="preserve"> HYPERLINK \l _Toc29778 </w:instrText>
           </w:r>
           <w:r>
             <w:rPr>
@@ -2714,7 +2713,7 @@
             <w:fldChar w:fldCharType="begin"/>
           </w:r>
           <w:r>
-            <w:instrText xml:space="preserve"> PAGEREF _Toc9532 \h </w:instrText>
+            <w:instrText xml:space="preserve"> PAGEREF _Toc29778 \h </w:instrText>
           </w:r>
           <w:r>
             <w:fldChar w:fldCharType="separate"/>
@@ -2752,7 +2751,7 @@
               <w:rFonts w:hint="eastAsia" w:ascii="宋体" w:hAnsi="宋体" w:eastAsia="宋体" w:cs="宋体"/>
               <w:szCs w:val="24"/>
             </w:rPr>
-            <w:instrText xml:space="preserve"> HYPERLINK \l _Toc2981 </w:instrText>
+            <w:instrText xml:space="preserve"> HYPERLINK \l _Toc12018 </w:instrText>
           </w:r>
           <w:r>
             <w:rPr>
@@ -2777,7 +2776,7 @@
             <w:fldChar w:fldCharType="begin"/>
           </w:r>
           <w:r>
-            <w:instrText xml:space="preserve"> PAGEREF _Toc2981 \h </w:instrText>
+            <w:instrText xml:space="preserve"> PAGEREF _Toc12018 \h </w:instrText>
           </w:r>
           <w:r>
             <w:fldChar w:fldCharType="separate"/>
@@ -2815,7 +2814,7 @@
               <w:rFonts w:hint="eastAsia" w:ascii="宋体" w:hAnsi="宋体" w:eastAsia="宋体" w:cs="宋体"/>
               <w:szCs w:val="24"/>
             </w:rPr>
-            <w:instrText xml:space="preserve"> HYPERLINK \l _Toc19696 </w:instrText>
+            <w:instrText xml:space="preserve"> HYPERLINK \l _Toc24989 </w:instrText>
           </w:r>
           <w:r>
             <w:rPr>
@@ -2845,7 +2844,7 @@
             <w:fldChar w:fldCharType="begin"/>
           </w:r>
           <w:r>
-            <w:instrText xml:space="preserve"> PAGEREF _Toc19696 \h </w:instrText>
+            <w:instrText xml:space="preserve"> PAGEREF _Toc24989 \h </w:instrText>
           </w:r>
           <w:r>
             <w:fldChar w:fldCharType="separate"/>
@@ -2883,7 +2882,7 @@
               <w:rFonts w:hint="eastAsia" w:ascii="宋体" w:hAnsi="宋体" w:eastAsia="宋体" w:cs="宋体"/>
               <w:szCs w:val="24"/>
             </w:rPr>
-            <w:instrText xml:space="preserve"> HYPERLINK \l _Toc2600 </w:instrText>
+            <w:instrText xml:space="preserve"> HYPERLINK \l _Toc16295 </w:instrText>
           </w:r>
           <w:r>
             <w:rPr>
@@ -2913,7 +2912,7 @@
             <w:fldChar w:fldCharType="begin"/>
           </w:r>
           <w:r>
-            <w:instrText xml:space="preserve"> PAGEREF _Toc2600 \h </w:instrText>
+            <w:instrText xml:space="preserve"> PAGEREF _Toc16295 \h </w:instrText>
           </w:r>
           <w:r>
             <w:fldChar w:fldCharType="separate"/>
@@ -2951,7 +2950,7 @@
               <w:rFonts w:hint="eastAsia" w:ascii="宋体" w:hAnsi="宋体" w:eastAsia="宋体" w:cs="宋体"/>
               <w:szCs w:val="24"/>
             </w:rPr>
-            <w:instrText xml:space="preserve"> HYPERLINK \l _Toc29478 </w:instrText>
+            <w:instrText xml:space="preserve"> HYPERLINK \l _Toc10835 </w:instrText>
           </w:r>
           <w:r>
             <w:rPr>
@@ -2981,7 +2980,7 @@
             <w:fldChar w:fldCharType="begin"/>
           </w:r>
           <w:r>
-            <w:instrText xml:space="preserve"> PAGEREF _Toc29478 \h </w:instrText>
+            <w:instrText xml:space="preserve"> PAGEREF _Toc10835 \h </w:instrText>
           </w:r>
           <w:r>
             <w:fldChar w:fldCharType="separate"/>
@@ -3019,7 +3018,7 @@
               <w:rFonts w:hint="eastAsia" w:ascii="宋体" w:hAnsi="宋体" w:eastAsia="宋体" w:cs="宋体"/>
               <w:szCs w:val="24"/>
             </w:rPr>
-            <w:instrText xml:space="preserve"> HYPERLINK \l _Toc10855 </w:instrText>
+            <w:instrText xml:space="preserve"> HYPERLINK \l _Toc26404 </w:instrText>
           </w:r>
           <w:r>
             <w:rPr>
@@ -3049,7 +3048,7 @@
             <w:fldChar w:fldCharType="begin"/>
           </w:r>
           <w:r>
-            <w:instrText xml:space="preserve"> PAGEREF _Toc10855 \h </w:instrText>
+            <w:instrText xml:space="preserve"> PAGEREF _Toc26404 \h </w:instrText>
           </w:r>
           <w:r>
             <w:fldChar w:fldCharType="separate"/>
@@ -3087,7 +3086,7 @@
               <w:rFonts w:hint="eastAsia" w:ascii="宋体" w:hAnsi="宋体" w:eastAsia="宋体" w:cs="宋体"/>
               <w:szCs w:val="24"/>
             </w:rPr>
-            <w:instrText xml:space="preserve"> HYPERLINK \l _Toc29030 </w:instrText>
+            <w:instrText xml:space="preserve"> HYPERLINK \l _Toc22691 </w:instrText>
           </w:r>
           <w:r>
             <w:rPr>
@@ -3117,7 +3116,7 @@
             <w:fldChar w:fldCharType="begin"/>
           </w:r>
           <w:r>
-            <w:instrText xml:space="preserve"> PAGEREF _Toc29030 \h </w:instrText>
+            <w:instrText xml:space="preserve"> PAGEREF _Toc22691 \h </w:instrText>
           </w:r>
           <w:r>
             <w:fldChar w:fldCharType="separate"/>
@@ -3155,7 +3154,7 @@
               <w:rFonts w:hint="eastAsia" w:ascii="宋体" w:hAnsi="宋体" w:eastAsia="宋体" w:cs="宋体"/>
               <w:szCs w:val="24"/>
             </w:rPr>
-            <w:instrText xml:space="preserve"> HYPERLINK \l _Toc19413 </w:instrText>
+            <w:instrText xml:space="preserve"> HYPERLINK \l _Toc28928 </w:instrText>
           </w:r>
           <w:r>
             <w:rPr>
@@ -3185,7 +3184,7 @@
             <w:fldChar w:fldCharType="begin"/>
           </w:r>
           <w:r>
-            <w:instrText xml:space="preserve"> PAGEREF _Toc19413 \h </w:instrText>
+            <w:instrText xml:space="preserve"> PAGEREF _Toc28928 \h </w:instrText>
           </w:r>
           <w:r>
             <w:fldChar w:fldCharType="separate"/>
@@ -3223,7 +3222,7 @@
               <w:rFonts w:hint="eastAsia" w:ascii="宋体" w:hAnsi="宋体" w:eastAsia="宋体" w:cs="宋体"/>
               <w:szCs w:val="24"/>
             </w:rPr>
-            <w:instrText xml:space="preserve"> HYPERLINK \l _Toc3382 </w:instrText>
+            <w:instrText xml:space="preserve"> HYPERLINK \l _Toc29511 </w:instrText>
           </w:r>
           <w:r>
             <w:rPr>
@@ -3253,7 +3252,7 @@
             <w:fldChar w:fldCharType="begin"/>
           </w:r>
           <w:r>
-            <w:instrText xml:space="preserve"> PAGEREF _Toc3382 \h </w:instrText>
+            <w:instrText xml:space="preserve"> PAGEREF _Toc29511 \h </w:instrText>
           </w:r>
           <w:r>
             <w:fldChar w:fldCharType="separate"/>
@@ -3291,7 +3290,7 @@
               <w:rFonts w:hint="eastAsia" w:ascii="宋体" w:hAnsi="宋体" w:eastAsia="宋体" w:cs="宋体"/>
               <w:szCs w:val="24"/>
             </w:rPr>
-            <w:instrText xml:space="preserve"> HYPERLINK \l _Toc31286 </w:instrText>
+            <w:instrText xml:space="preserve"> HYPERLINK \l _Toc5261 </w:instrText>
           </w:r>
           <w:r>
             <w:rPr>
@@ -3321,7 +3320,7 @@
             <w:fldChar w:fldCharType="begin"/>
           </w:r>
           <w:r>
-            <w:instrText xml:space="preserve"> PAGEREF _Toc31286 \h </w:instrText>
+            <w:instrText xml:space="preserve"> PAGEREF _Toc5261 \h </w:instrText>
           </w:r>
           <w:r>
             <w:fldChar w:fldCharType="separate"/>
@@ -3359,7 +3358,7 @@
               <w:rFonts w:hint="eastAsia" w:ascii="宋体" w:hAnsi="宋体" w:eastAsia="宋体" w:cs="宋体"/>
               <w:szCs w:val="24"/>
             </w:rPr>
-            <w:instrText xml:space="preserve"> HYPERLINK \l _Toc30269 </w:instrText>
+            <w:instrText xml:space="preserve"> HYPERLINK \l _Toc23007 </w:instrText>
           </w:r>
           <w:r>
             <w:rPr>
@@ -3389,7 +3388,7 @@
             <w:fldChar w:fldCharType="begin"/>
           </w:r>
           <w:r>
-            <w:instrText xml:space="preserve"> PAGEREF _Toc30269 \h </w:instrText>
+            <w:instrText xml:space="preserve"> PAGEREF _Toc23007 \h </w:instrText>
           </w:r>
           <w:r>
             <w:fldChar w:fldCharType="separate"/>
@@ -3427,7 +3426,7 @@
               <w:rFonts w:hint="eastAsia" w:ascii="宋体" w:hAnsi="宋体" w:eastAsia="宋体" w:cs="宋体"/>
               <w:szCs w:val="24"/>
             </w:rPr>
-            <w:instrText xml:space="preserve"> HYPERLINK \l _Toc30147 </w:instrText>
+            <w:instrText xml:space="preserve"> HYPERLINK \l _Toc27183 </w:instrText>
           </w:r>
           <w:r>
             <w:rPr>
@@ -3457,7 +3456,7 @@
             <w:fldChar w:fldCharType="begin"/>
           </w:r>
           <w:r>
-            <w:instrText xml:space="preserve"> PAGEREF _Toc30147 \h </w:instrText>
+            <w:instrText xml:space="preserve"> PAGEREF _Toc27183 \h </w:instrText>
           </w:r>
           <w:r>
             <w:fldChar w:fldCharType="separate"/>
@@ -3495,7 +3494,7 @@
               <w:rFonts w:hint="eastAsia" w:ascii="宋体" w:hAnsi="宋体" w:eastAsia="宋体" w:cs="宋体"/>
               <w:szCs w:val="24"/>
             </w:rPr>
-            <w:instrText xml:space="preserve"> HYPERLINK \l _Toc9809 </w:instrText>
+            <w:instrText xml:space="preserve"> HYPERLINK \l _Toc17754 </w:instrText>
           </w:r>
           <w:r>
             <w:rPr>
@@ -3525,7 +3524,7 @@
             <w:fldChar w:fldCharType="begin"/>
           </w:r>
           <w:r>
-            <w:instrText xml:space="preserve"> PAGEREF _Toc9809 \h </w:instrText>
+            <w:instrText xml:space="preserve"> PAGEREF _Toc17754 \h </w:instrText>
           </w:r>
           <w:r>
             <w:fldChar w:fldCharType="separate"/>
@@ -3563,7 +3562,7 @@
               <w:rFonts w:hint="eastAsia" w:ascii="宋体" w:hAnsi="宋体" w:eastAsia="宋体" w:cs="宋体"/>
               <w:szCs w:val="24"/>
             </w:rPr>
-            <w:instrText xml:space="preserve"> HYPERLINK \l _Toc10607 </w:instrText>
+            <w:instrText xml:space="preserve"> HYPERLINK \l _Toc18611 </w:instrText>
           </w:r>
           <w:r>
             <w:rPr>
@@ -3593,7 +3592,7 @@
             <w:fldChar w:fldCharType="begin"/>
           </w:r>
           <w:r>
-            <w:instrText xml:space="preserve"> PAGEREF _Toc10607 \h </w:instrText>
+            <w:instrText xml:space="preserve"> PAGEREF _Toc18611 \h </w:instrText>
           </w:r>
           <w:r>
             <w:fldChar w:fldCharType="separate"/>
@@ -3631,7 +3630,7 @@
               <w:rFonts w:hint="eastAsia" w:ascii="宋体" w:hAnsi="宋体" w:eastAsia="宋体" w:cs="宋体"/>
               <w:szCs w:val="24"/>
             </w:rPr>
-            <w:instrText xml:space="preserve"> HYPERLINK \l _Toc15151 </w:instrText>
+            <w:instrText xml:space="preserve"> HYPERLINK \l _Toc5259 </w:instrText>
           </w:r>
           <w:r>
             <w:rPr>
@@ -3661,7 +3660,7 @@
             <w:fldChar w:fldCharType="begin"/>
           </w:r>
           <w:r>
-            <w:instrText xml:space="preserve"> PAGEREF _Toc15151 \h </w:instrText>
+            <w:instrText xml:space="preserve"> PAGEREF _Toc5259 \h </w:instrText>
           </w:r>
           <w:r>
             <w:fldChar w:fldCharType="separate"/>
@@ -3699,7 +3698,7 @@
               <w:rFonts w:hint="eastAsia" w:ascii="宋体" w:hAnsi="宋体" w:eastAsia="宋体" w:cs="宋体"/>
               <w:szCs w:val="24"/>
             </w:rPr>
-            <w:instrText xml:space="preserve"> HYPERLINK \l _Toc26708 </w:instrText>
+            <w:instrText xml:space="preserve"> HYPERLINK \l _Toc12816 </w:instrText>
           </w:r>
           <w:r>
             <w:rPr>
@@ -3729,7 +3728,7 @@
             <w:fldChar w:fldCharType="begin"/>
           </w:r>
           <w:r>
-            <w:instrText xml:space="preserve"> PAGEREF _Toc26708 \h </w:instrText>
+            <w:instrText xml:space="preserve"> PAGEREF _Toc12816 \h </w:instrText>
           </w:r>
           <w:r>
             <w:fldChar w:fldCharType="separate"/>
@@ -3767,7 +3766,7 @@
               <w:rFonts w:hint="eastAsia" w:ascii="宋体" w:hAnsi="宋体" w:eastAsia="宋体" w:cs="宋体"/>
               <w:szCs w:val="24"/>
             </w:rPr>
-            <w:instrText xml:space="preserve"> HYPERLINK \l _Toc24233 </w:instrText>
+            <w:instrText xml:space="preserve"> HYPERLINK \l _Toc3657 </w:instrText>
           </w:r>
           <w:r>
             <w:rPr>
@@ -3797,7 +3796,7 @@
             <w:fldChar w:fldCharType="begin"/>
           </w:r>
           <w:r>
-            <w:instrText xml:space="preserve"> PAGEREF _Toc24233 \h </w:instrText>
+            <w:instrText xml:space="preserve"> PAGEREF _Toc3657 \h </w:instrText>
           </w:r>
           <w:r>
             <w:fldChar w:fldCharType="separate"/>
@@ -3835,7 +3834,7 @@
               <w:rFonts w:hint="eastAsia" w:ascii="宋体" w:hAnsi="宋体" w:eastAsia="宋体" w:cs="宋体"/>
               <w:szCs w:val="24"/>
             </w:rPr>
-            <w:instrText xml:space="preserve"> HYPERLINK \l _Toc21395 </w:instrText>
+            <w:instrText xml:space="preserve"> HYPERLINK \l _Toc29557 </w:instrText>
           </w:r>
           <w:r>
             <w:rPr>
@@ -3865,7 +3864,7 @@
             <w:fldChar w:fldCharType="begin"/>
           </w:r>
           <w:r>
-            <w:instrText xml:space="preserve"> PAGEREF _Toc21395 \h </w:instrText>
+            <w:instrText xml:space="preserve"> PAGEREF _Toc29557 \h </w:instrText>
           </w:r>
           <w:r>
             <w:fldChar w:fldCharType="separate"/>
@@ -3903,7 +3902,7 @@
               <w:rFonts w:hint="eastAsia" w:ascii="宋体" w:hAnsi="宋体" w:eastAsia="宋体" w:cs="宋体"/>
               <w:szCs w:val="24"/>
             </w:rPr>
-            <w:instrText xml:space="preserve"> HYPERLINK \l _Toc14731 </w:instrText>
+            <w:instrText xml:space="preserve"> HYPERLINK \l _Toc19931 </w:instrText>
           </w:r>
           <w:r>
             <w:rPr>
@@ -3928,7 +3927,7 @@
             <w:fldChar w:fldCharType="begin"/>
           </w:r>
           <w:r>
-            <w:instrText xml:space="preserve"> PAGEREF _Toc14731 \h </w:instrText>
+            <w:instrText xml:space="preserve"> PAGEREF _Toc19931 \h </w:instrText>
           </w:r>
           <w:r>
             <w:fldChar w:fldCharType="separate"/>
@@ -3966,7 +3965,7 @@
               <w:rFonts w:hint="eastAsia" w:ascii="宋体" w:hAnsi="宋体" w:eastAsia="宋体" w:cs="宋体"/>
               <w:szCs w:val="24"/>
             </w:rPr>
-            <w:instrText xml:space="preserve"> HYPERLINK \l _Toc3736 </w:instrText>
+            <w:instrText xml:space="preserve"> HYPERLINK \l _Toc31385 </w:instrText>
           </w:r>
           <w:r>
             <w:rPr>
@@ -3991,7 +3990,7 @@
             <w:fldChar w:fldCharType="begin"/>
           </w:r>
           <w:r>
-            <w:instrText xml:space="preserve"> PAGEREF _Toc3736 \h </w:instrText>
+            <w:instrText xml:space="preserve"> PAGEREF _Toc31385 \h </w:instrText>
           </w:r>
           <w:r>
             <w:fldChar w:fldCharType="separate"/>
@@ -4029,7 +4028,7 @@
               <w:rFonts w:hint="eastAsia" w:ascii="宋体" w:hAnsi="宋体" w:eastAsia="宋体" w:cs="宋体"/>
               <w:szCs w:val="24"/>
             </w:rPr>
-            <w:instrText xml:space="preserve"> HYPERLINK \l _Toc12441 </w:instrText>
+            <w:instrText xml:space="preserve"> HYPERLINK \l _Toc29566 </w:instrText>
           </w:r>
           <w:r>
             <w:rPr>
@@ -4059,7 +4058,7 @@
             <w:fldChar w:fldCharType="begin"/>
           </w:r>
           <w:r>
-            <w:instrText xml:space="preserve"> PAGEREF _Toc12441 \h </w:instrText>
+            <w:instrText xml:space="preserve"> PAGEREF _Toc29566 \h </w:instrText>
           </w:r>
           <w:r>
             <w:fldChar w:fldCharType="separate"/>
@@ -4097,7 +4096,7 @@
               <w:rFonts w:hint="eastAsia" w:ascii="宋体" w:hAnsi="宋体" w:eastAsia="宋体" w:cs="宋体"/>
               <w:szCs w:val="24"/>
             </w:rPr>
-            <w:instrText xml:space="preserve"> HYPERLINK \l _Toc17974 </w:instrText>
+            <w:instrText xml:space="preserve"> HYPERLINK \l _Toc12959 </w:instrText>
           </w:r>
           <w:r>
             <w:rPr>
@@ -4127,7 +4126,7 @@
             <w:fldChar w:fldCharType="begin"/>
           </w:r>
           <w:r>
-            <w:instrText xml:space="preserve"> PAGEREF _Toc17974 \h </w:instrText>
+            <w:instrText xml:space="preserve"> PAGEREF _Toc12959 \h </w:instrText>
           </w:r>
           <w:r>
             <w:fldChar w:fldCharType="separate"/>
@@ -4165,7 +4164,7 @@
               <w:rFonts w:hint="eastAsia" w:ascii="宋体" w:hAnsi="宋体" w:eastAsia="宋体" w:cs="宋体"/>
               <w:szCs w:val="24"/>
             </w:rPr>
-            <w:instrText xml:space="preserve"> HYPERLINK \l _Toc17453 </w:instrText>
+            <w:instrText xml:space="preserve"> HYPERLINK \l _Toc16958 </w:instrText>
           </w:r>
           <w:r>
             <w:rPr>
@@ -4195,7 +4194,7 @@
             <w:fldChar w:fldCharType="begin"/>
           </w:r>
           <w:r>
-            <w:instrText xml:space="preserve"> PAGEREF _Toc17453 \h </w:instrText>
+            <w:instrText xml:space="preserve"> PAGEREF _Toc16958 \h </w:instrText>
           </w:r>
           <w:r>
             <w:fldChar w:fldCharType="separate"/>
@@ -4233,7 +4232,7 @@
               <w:rFonts w:hint="eastAsia" w:ascii="宋体" w:hAnsi="宋体" w:eastAsia="宋体" w:cs="宋体"/>
               <w:szCs w:val="24"/>
             </w:rPr>
-            <w:instrText xml:space="preserve"> HYPERLINK \l _Toc14542 </w:instrText>
+            <w:instrText xml:space="preserve"> HYPERLINK \l _Toc3344 </w:instrText>
           </w:r>
           <w:r>
             <w:rPr>
@@ -4263,7 +4262,7 @@
             <w:fldChar w:fldCharType="begin"/>
           </w:r>
           <w:r>
-            <w:instrText xml:space="preserve"> PAGEREF _Toc14542 \h </w:instrText>
+            <w:instrText xml:space="preserve"> PAGEREF _Toc3344 \h </w:instrText>
           </w:r>
           <w:r>
             <w:fldChar w:fldCharType="separate"/>
@@ -4301,7 +4300,7 @@
               <w:rFonts w:hint="eastAsia" w:ascii="宋体" w:hAnsi="宋体" w:eastAsia="宋体" w:cs="宋体"/>
               <w:szCs w:val="24"/>
             </w:rPr>
-            <w:instrText xml:space="preserve"> HYPERLINK \l _Toc20105 </w:instrText>
+            <w:instrText xml:space="preserve"> HYPERLINK \l _Toc23933 </w:instrText>
           </w:r>
           <w:r>
             <w:rPr>
@@ -4331,7 +4330,7 @@
             <w:fldChar w:fldCharType="begin"/>
           </w:r>
           <w:r>
-            <w:instrText xml:space="preserve"> PAGEREF _Toc20105 \h </w:instrText>
+            <w:instrText xml:space="preserve"> PAGEREF _Toc23933 \h </w:instrText>
           </w:r>
           <w:r>
             <w:fldChar w:fldCharType="separate"/>
@@ -4369,7 +4368,7 @@
               <w:rFonts w:hint="eastAsia" w:ascii="宋体" w:hAnsi="宋体" w:eastAsia="宋体" w:cs="宋体"/>
               <w:szCs w:val="24"/>
             </w:rPr>
-            <w:instrText xml:space="preserve"> HYPERLINK \l _Toc13552 </w:instrText>
+            <w:instrText xml:space="preserve"> HYPERLINK \l _Toc16316 </w:instrText>
           </w:r>
           <w:r>
             <w:rPr>
@@ -4392,7 +4391,7 @@
             <w:fldChar w:fldCharType="begin"/>
           </w:r>
           <w:r>
-            <w:instrText xml:space="preserve"> PAGEREF _Toc13552 \h </w:instrText>
+            <w:instrText xml:space="preserve"> PAGEREF _Toc16316 \h </w:instrText>
           </w:r>
           <w:r>
             <w:fldChar w:fldCharType="separate"/>
@@ -4430,7 +4429,7 @@
               <w:rFonts w:hint="eastAsia" w:ascii="宋体" w:hAnsi="宋体" w:eastAsia="宋体" w:cs="宋体"/>
               <w:szCs w:val="24"/>
             </w:rPr>
-            <w:instrText xml:space="preserve"> HYPERLINK \l _Toc17318 </w:instrText>
+            <w:instrText xml:space="preserve"> HYPERLINK \l _Toc11233 </w:instrText>
           </w:r>
           <w:r>
             <w:rPr>
@@ -4453,7 +4452,7 @@
             <w:fldChar w:fldCharType="begin"/>
           </w:r>
           <w:r>
-            <w:instrText xml:space="preserve"> PAGEREF _Toc17318 \h </w:instrText>
+            <w:instrText xml:space="preserve"> PAGEREF _Toc11233 \h </w:instrText>
           </w:r>
           <w:r>
             <w:fldChar w:fldCharType="separate"/>
@@ -4491,7 +4490,7 @@
               <w:rFonts w:hint="eastAsia" w:ascii="宋体" w:hAnsi="宋体" w:eastAsia="宋体" w:cs="宋体"/>
               <w:szCs w:val="24"/>
             </w:rPr>
-            <w:instrText xml:space="preserve"> HYPERLINK \l _Toc26543 </w:instrText>
+            <w:instrText xml:space="preserve"> HYPERLINK \l _Toc18043 </w:instrText>
           </w:r>
           <w:r>
             <w:rPr>
@@ -4514,7 +4513,7 @@
             <w:fldChar w:fldCharType="begin"/>
           </w:r>
           <w:r>
-            <w:instrText xml:space="preserve"> PAGEREF _Toc26543 \h </w:instrText>
+            <w:instrText xml:space="preserve"> PAGEREF _Toc18043 \h </w:instrText>
           </w:r>
           <w:r>
             <w:fldChar w:fldCharType="separate"/>
@@ -4552,7 +4551,7 @@
               <w:rFonts w:hint="eastAsia" w:ascii="宋体" w:hAnsi="宋体" w:eastAsia="宋体" w:cs="宋体"/>
               <w:szCs w:val="24"/>
             </w:rPr>
-            <w:instrText xml:space="preserve"> HYPERLINK \l _Toc2374 </w:instrText>
+            <w:instrText xml:space="preserve"> HYPERLINK \l _Toc21118 </w:instrText>
           </w:r>
           <w:r>
             <w:rPr>
@@ -4575,7 +4574,7 @@
             <w:fldChar w:fldCharType="begin"/>
           </w:r>
           <w:r>
-            <w:instrText xml:space="preserve"> PAGEREF _Toc2374 \h </w:instrText>
+            <w:instrText xml:space="preserve"> PAGEREF _Toc21118 \h </w:instrText>
           </w:r>
           <w:r>
             <w:fldChar w:fldCharType="separate"/>
@@ -4613,7 +4612,7 @@
               <w:rFonts w:hint="eastAsia" w:ascii="宋体" w:hAnsi="宋体" w:eastAsia="宋体" w:cs="宋体"/>
               <w:szCs w:val="24"/>
             </w:rPr>
-            <w:instrText xml:space="preserve"> HYPERLINK \l _Toc16601 </w:instrText>
+            <w:instrText xml:space="preserve"> HYPERLINK \l _Toc28715 </w:instrText>
           </w:r>
           <w:r>
             <w:rPr>
@@ -4636,7 +4635,7 @@
             <w:fldChar w:fldCharType="begin"/>
           </w:r>
           <w:r>
-            <w:instrText xml:space="preserve"> PAGEREF _Toc16601 \h </w:instrText>
+            <w:instrText xml:space="preserve"> PAGEREF _Toc28715 \h </w:instrText>
           </w:r>
           <w:r>
             <w:fldChar w:fldCharType="separate"/>
@@ -4674,7 +4673,7 @@
               <w:rFonts w:hint="eastAsia" w:ascii="宋体" w:hAnsi="宋体" w:eastAsia="宋体" w:cs="宋体"/>
               <w:szCs w:val="24"/>
             </w:rPr>
-            <w:instrText xml:space="preserve"> HYPERLINK \l _Toc13511 </w:instrText>
+            <w:instrText xml:space="preserve"> HYPERLINK \l _Toc4724 </w:instrText>
           </w:r>
           <w:r>
             <w:rPr>
@@ -4697,7 +4696,7 @@
             <w:fldChar w:fldCharType="begin"/>
           </w:r>
           <w:r>
-            <w:instrText xml:space="preserve"> PAGEREF _Toc13511 \h </w:instrText>
+            <w:instrText xml:space="preserve"> PAGEREF _Toc4724 \h </w:instrText>
           </w:r>
           <w:r>
             <w:fldChar w:fldCharType="separate"/>
@@ -4735,7 +4734,7 @@
               <w:rFonts w:hint="eastAsia" w:ascii="宋体" w:hAnsi="宋体" w:eastAsia="宋体" w:cs="宋体"/>
               <w:szCs w:val="24"/>
             </w:rPr>
-            <w:instrText xml:space="preserve"> HYPERLINK \l _Toc31223 </w:instrText>
+            <w:instrText xml:space="preserve"> HYPERLINK \l _Toc14425 </w:instrText>
           </w:r>
           <w:r>
             <w:rPr>
@@ -4758,7 +4757,7 @@
             <w:fldChar w:fldCharType="begin"/>
           </w:r>
           <w:r>
-            <w:instrText xml:space="preserve"> PAGEREF _Toc31223 \h </w:instrText>
+            <w:instrText xml:space="preserve"> PAGEREF _Toc14425 \h </w:instrText>
           </w:r>
           <w:r>
             <w:fldChar w:fldCharType="separate"/>
@@ -4796,7 +4795,7 @@
               <w:rFonts w:hint="eastAsia" w:ascii="宋体" w:hAnsi="宋体" w:eastAsia="宋体" w:cs="宋体"/>
               <w:szCs w:val="24"/>
             </w:rPr>
-            <w:instrText xml:space="preserve"> HYPERLINK \l _Toc13483 </w:instrText>
+            <w:instrText xml:space="preserve"> HYPERLINK \l _Toc25691 </w:instrText>
           </w:r>
           <w:r>
             <w:rPr>
@@ -4819,7 +4818,7 @@
             <w:fldChar w:fldCharType="begin"/>
           </w:r>
           <w:r>
-            <w:instrText xml:space="preserve"> PAGEREF _Toc13483 \h </w:instrText>
+            <w:instrText xml:space="preserve"> PAGEREF _Toc25691 \h </w:instrText>
           </w:r>
           <w:r>
             <w:fldChar w:fldCharType="separate"/>
@@ -4857,7 +4856,7 @@
               <w:rFonts w:hint="eastAsia" w:ascii="宋体" w:hAnsi="宋体" w:eastAsia="宋体" w:cs="宋体"/>
               <w:szCs w:val="24"/>
             </w:rPr>
-            <w:instrText xml:space="preserve"> HYPERLINK \l _Toc24116 </w:instrText>
+            <w:instrText xml:space="preserve"> HYPERLINK \l _Toc31605 </w:instrText>
           </w:r>
           <w:r>
             <w:rPr>
@@ -4880,7 +4879,7 @@
             <w:fldChar w:fldCharType="begin"/>
           </w:r>
           <w:r>
-            <w:instrText xml:space="preserve"> PAGEREF _Toc24116 \h </w:instrText>
+            <w:instrText xml:space="preserve"> PAGEREF _Toc31605 \h </w:instrText>
           </w:r>
           <w:r>
             <w:fldChar w:fldCharType="separate"/>
@@ -4918,7 +4917,7 @@
               <w:rFonts w:hint="eastAsia" w:ascii="宋体" w:hAnsi="宋体" w:eastAsia="宋体" w:cs="宋体"/>
               <w:szCs w:val="24"/>
             </w:rPr>
-            <w:instrText xml:space="preserve"> HYPERLINK \l _Toc11097 </w:instrText>
+            <w:instrText xml:space="preserve"> HYPERLINK \l _Toc18482 </w:instrText>
           </w:r>
           <w:r>
             <w:rPr>
@@ -4941,7 +4940,7 @@
             <w:fldChar w:fldCharType="begin"/>
           </w:r>
           <w:r>
-            <w:instrText xml:space="preserve"> PAGEREF _Toc11097 \h </w:instrText>
+            <w:instrText xml:space="preserve"> PAGEREF _Toc18482 \h </w:instrText>
           </w:r>
           <w:r>
             <w:fldChar w:fldCharType="separate"/>
@@ -4979,7 +4978,7 @@
               <w:rFonts w:hint="eastAsia" w:ascii="宋体" w:hAnsi="宋体" w:eastAsia="宋体" w:cs="宋体"/>
               <w:szCs w:val="24"/>
             </w:rPr>
-            <w:instrText xml:space="preserve"> HYPERLINK \l _Toc8864 </w:instrText>
+            <w:instrText xml:space="preserve"> HYPERLINK \l _Toc16783 </w:instrText>
           </w:r>
           <w:r>
             <w:rPr>
@@ -5002,7 +5001,7 @@
             <w:fldChar w:fldCharType="begin"/>
           </w:r>
           <w:r>
-            <w:instrText xml:space="preserve"> PAGEREF _Toc8864 \h </w:instrText>
+            <w:instrText xml:space="preserve"> PAGEREF _Toc16783 \h </w:instrText>
           </w:r>
           <w:r>
             <w:fldChar w:fldCharType="separate"/>
@@ -5040,7 +5039,7 @@
               <w:rFonts w:hint="eastAsia" w:ascii="宋体" w:hAnsi="宋体" w:eastAsia="宋体" w:cs="宋体"/>
               <w:szCs w:val="24"/>
             </w:rPr>
-            <w:instrText xml:space="preserve"> HYPERLINK \l _Toc11482 </w:instrText>
+            <w:instrText xml:space="preserve"> HYPERLINK \l _Toc13741 </w:instrText>
           </w:r>
           <w:r>
             <w:rPr>
@@ -5063,7 +5062,7 @@
             <w:fldChar w:fldCharType="begin"/>
           </w:r>
           <w:r>
-            <w:instrText xml:space="preserve"> PAGEREF _Toc11482 \h </w:instrText>
+            <w:instrText xml:space="preserve"> PAGEREF _Toc13741 \h </w:instrText>
           </w:r>
           <w:r>
             <w:fldChar w:fldCharType="separate"/>
@@ -5101,7 +5100,7 @@
               <w:rFonts w:hint="eastAsia" w:ascii="宋体" w:hAnsi="宋体" w:eastAsia="宋体" w:cs="宋体"/>
               <w:szCs w:val="24"/>
             </w:rPr>
-            <w:instrText xml:space="preserve"> HYPERLINK \l _Toc22890 </w:instrText>
+            <w:instrText xml:space="preserve"> HYPERLINK \l _Toc31710 </w:instrText>
           </w:r>
           <w:r>
             <w:rPr>
@@ -5124,7 +5123,7 @@
             <w:fldChar w:fldCharType="begin"/>
           </w:r>
           <w:r>
-            <w:instrText xml:space="preserve"> PAGEREF _Toc22890 \h </w:instrText>
+            <w:instrText xml:space="preserve"> PAGEREF _Toc31710 \h </w:instrText>
           </w:r>
           <w:r>
             <w:fldChar w:fldCharType="separate"/>
@@ -5162,7 +5161,7 @@
               <w:rFonts w:hint="eastAsia" w:ascii="宋体" w:hAnsi="宋体" w:eastAsia="宋体" w:cs="宋体"/>
               <w:szCs w:val="24"/>
             </w:rPr>
-            <w:instrText xml:space="preserve"> HYPERLINK \l _Toc24492 </w:instrText>
+            <w:instrText xml:space="preserve"> HYPERLINK \l _Toc14363 </w:instrText>
           </w:r>
           <w:r>
             <w:rPr>
@@ -5185,7 +5184,7 @@
             <w:fldChar w:fldCharType="begin"/>
           </w:r>
           <w:r>
-            <w:instrText xml:space="preserve"> PAGEREF _Toc24492 \h </w:instrText>
+            <w:instrText xml:space="preserve"> PAGEREF _Toc14363 \h </w:instrText>
           </w:r>
           <w:r>
             <w:fldChar w:fldCharType="separate"/>
@@ -5223,7 +5222,7 @@
               <w:rFonts w:hint="eastAsia" w:ascii="宋体" w:hAnsi="宋体" w:eastAsia="宋体" w:cs="宋体"/>
               <w:szCs w:val="24"/>
             </w:rPr>
-            <w:instrText xml:space="preserve"> HYPERLINK \l _Toc8197 </w:instrText>
+            <w:instrText xml:space="preserve"> HYPERLINK \l _Toc13221 </w:instrText>
           </w:r>
           <w:r>
             <w:rPr>
@@ -5246,7 +5245,7 @@
             <w:fldChar w:fldCharType="begin"/>
           </w:r>
           <w:r>
-            <w:instrText xml:space="preserve"> PAGEREF _Toc8197 \h </w:instrText>
+            <w:instrText xml:space="preserve"> PAGEREF _Toc13221 \h </w:instrText>
           </w:r>
           <w:r>
             <w:fldChar w:fldCharType="separate"/>
@@ -5284,7 +5283,7 @@
               <w:rFonts w:hint="eastAsia" w:ascii="宋体" w:hAnsi="宋体" w:eastAsia="宋体" w:cs="宋体"/>
               <w:szCs w:val="24"/>
             </w:rPr>
-            <w:instrText xml:space="preserve"> HYPERLINK \l _Toc16593 </w:instrText>
+            <w:instrText xml:space="preserve"> HYPERLINK \l _Toc23090 </w:instrText>
           </w:r>
           <w:r>
             <w:rPr>
@@ -5307,7 +5306,7 @@
             <w:fldChar w:fldCharType="begin"/>
           </w:r>
           <w:r>
-            <w:instrText xml:space="preserve"> PAGEREF _Toc16593 \h </w:instrText>
+            <w:instrText xml:space="preserve"> PAGEREF _Toc23090 \h </w:instrText>
           </w:r>
           <w:r>
             <w:fldChar w:fldCharType="separate"/>
@@ -5345,7 +5344,7 @@
               <w:rFonts w:hint="eastAsia" w:ascii="宋体" w:hAnsi="宋体" w:eastAsia="宋体" w:cs="宋体"/>
               <w:szCs w:val="24"/>
             </w:rPr>
-            <w:instrText xml:space="preserve"> HYPERLINK \l _Toc26450 </w:instrText>
+            <w:instrText xml:space="preserve"> HYPERLINK \l _Toc23866 </w:instrText>
           </w:r>
           <w:r>
             <w:rPr>
@@ -5368,7 +5367,7 @@
             <w:fldChar w:fldCharType="begin"/>
           </w:r>
           <w:r>
-            <w:instrText xml:space="preserve"> PAGEREF _Toc26450 \h </w:instrText>
+            <w:instrText xml:space="preserve"> PAGEREF _Toc23866 \h </w:instrText>
           </w:r>
           <w:r>
             <w:fldChar w:fldCharType="separate"/>
@@ -5484,7 +5483,7 @@
           <w:lang w:val="en-US" w:eastAsia="zh-CN"/>
         </w:rPr>
       </w:pPr>
-      <w:bookmarkStart w:id="3" w:name="_Toc25285"/>
+      <w:bookmarkStart w:id="3" w:name="_Toc8253"/>
       <w:r>
         <w:rPr>
           <w:rFonts w:hint="eastAsia"/>
@@ -5516,7 +5515,7 @@
           <w:lang w:val="en-US" w:eastAsia="zh-CN"/>
         </w:rPr>
       </w:pPr>
-      <w:bookmarkStart w:id="4" w:name="_Toc31099"/>
+      <w:bookmarkStart w:id="4" w:name="_Toc30992"/>
       <w:r>
         <w:rPr>
           <w:rFonts w:hint="eastAsia"/>
@@ -5726,7 +5725,7 @@
           <w:lang w:val="en-US" w:eastAsia="zh-CN"/>
         </w:rPr>
       </w:pPr>
-      <w:bookmarkStart w:id="5" w:name="_Toc13877"/>
+      <w:bookmarkStart w:id="5" w:name="_Toc6590"/>
       <w:r>
         <w:rPr>
           <w:rFonts w:hint="eastAsia"/>
@@ -5793,36 +5792,6 @@
           <w:rFonts w:hint="eastAsia"/>
           <w:lang w:val="en-US" w:eastAsia="zh-CN"/>
         </w:rPr>
-        <w:t>公司于2022年6月建立ITSS体系，2023年成功获得信息技术服务运行维护标准（ITSS）三级证书。截至2025年12月，该体系已稳定运行三年，各项KPI指标均达成或超越考核目标。</w:t>
-      </w:r>
-    </w:p>
-    <w:p>
-      <w:pPr>
-        <w:pStyle w:val="29"/>
-        <w:keepNext w:val="0"/>
-        <w:keepLines w:val="0"/>
-        <w:pageBreakBefore w:val="0"/>
-        <w:widowControl w:val="0"/>
-        <w:kinsoku w:val="0"/>
-        <w:wordWrap/>
-        <w:overflowPunct/>
-        <w:topLinePunct w:val="0"/>
-        <w:autoSpaceDE w:val="0"/>
-        <w:autoSpaceDN w:val="0"/>
-        <w:bidi w:val="0"/>
-        <w:adjustRightInd w:val="0"/>
-        <w:snapToGrid w:val="0"/>
-        <w:textAlignment w:val="baseline"/>
-        <w:rPr>
-          <w:rFonts w:hint="eastAsia"/>
-          <w:lang w:val="en-US" w:eastAsia="zh-CN"/>
-        </w:rPr>
-      </w:pPr>
-      <w:r>
-        <w:rPr>
-          <w:rFonts w:hint="eastAsia"/>
-          <w:lang w:val="en-US" w:eastAsia="zh-CN"/>
-        </w:rPr>
         <w:t>2025年度，公司顺利完成新旧标准切换（GB/T 28827.1-2022、T/CESA 1299-2023），运维营收达2,200万元，客户满意度提达到98%，各项服务能力持续提升。</w:t>
       </w:r>
     </w:p>
@@ -5849,7 +5818,7 @@
         </w:rPr>
       </w:pPr>
       <w:bookmarkStart w:id="6" w:name="_Toc27404"/>
-      <w:bookmarkStart w:id="7" w:name="_Toc17317"/>
+      <w:bookmarkStart w:id="7" w:name="_Toc21364"/>
       <w:r>
         <w:rPr>
           <w:rFonts w:hint="eastAsia"/>
@@ -5912,7 +5881,7 @@
           <w:lang w:val="en-US" w:eastAsia="zh-CN"/>
         </w:rPr>
       </w:pPr>
-      <w:bookmarkStart w:id="8" w:name="_Toc15856"/>
+      <w:bookmarkStart w:id="8" w:name="_Toc15236"/>
       <w:r>
         <w:rPr>
           <w:rFonts w:hint="eastAsia"/>
@@ -5944,7 +5913,7 @@
           <w:lang w:val="en-US" w:eastAsia="zh-CN"/>
         </w:rPr>
       </w:pPr>
-      <w:bookmarkStart w:id="9" w:name="_Toc24304"/>
+      <w:bookmarkStart w:id="9" w:name="_Toc19054"/>
       <w:r>
         <w:rPr>
           <w:rFonts w:hint="eastAsia"/>
@@ -6002,7 +5971,7 @@
           <w:lang w:val="en-US" w:eastAsia="zh-CN"/>
         </w:rPr>
       </w:pPr>
-      <w:bookmarkStart w:id="10" w:name="_Toc9532"/>
+      <w:bookmarkStart w:id="10" w:name="_Toc29778"/>
       <w:r>
         <w:rPr>
           <w:rFonts w:hint="eastAsia"/>
@@ -6036,62 +6005,6 @@
     </w:p>
     <w:p>
       <w:pPr>
-        <w:pStyle w:val="31"/>
-        <w:keepNext w:val="0"/>
-        <w:keepLines w:val="0"/>
-        <w:pageBreakBefore w:val="0"/>
-        <w:widowControl w:val="0"/>
-        <w:kinsoku w:val="0"/>
-        <w:wordWrap/>
-        <w:overflowPunct/>
-        <w:topLinePunct w:val="0"/>
-        <w:autoSpaceDE w:val="0"/>
-        <w:autoSpaceDN w:val="0"/>
-        <w:bidi w:val="0"/>
-        <w:adjustRightInd w:val="0"/>
-        <w:snapToGrid w:val="0"/>
-        <w:textAlignment w:val="baseline"/>
-        <w:rPr>
-          <w:rFonts w:hint="default"/>
-        </w:rPr>
-      </w:pPr>
-      <w:bookmarkStart w:id="11" w:name="_Toc2981"/>
-      <w:r>
-        <w:t>服务知识</w:t>
-      </w:r>
-      <w:bookmarkEnd w:id="11"/>
-    </w:p>
-    <w:p>
-      <w:pPr>
-        <w:pStyle w:val="29"/>
-        <w:keepNext w:val="0"/>
-        <w:keepLines w:val="0"/>
-        <w:pageBreakBefore w:val="0"/>
-        <w:widowControl w:val="0"/>
-        <w:kinsoku w:val="0"/>
-        <w:wordWrap/>
-        <w:overflowPunct/>
-        <w:topLinePunct w:val="0"/>
-        <w:autoSpaceDE w:val="0"/>
-        <w:autoSpaceDN w:val="0"/>
-        <w:bidi w:val="0"/>
-        <w:adjustRightInd w:val="0"/>
-        <w:snapToGrid w:val="0"/>
-        <w:textAlignment w:val="baseline"/>
-        <w:rPr>
-          <w:rFonts w:hint="eastAsia"/>
-          <w:lang w:val="en-US" w:eastAsia="zh-CN"/>
-        </w:rPr>
-      </w:pPr>
-      <w:r>
-        <w:rPr>
-          <w:rFonts w:hint="default"/>
-        </w:rPr>
-        <w:t>推动服务实践经验的系统性沉淀与知识资产化，2026年计划新增知识条目不少于40条。</w:t>
-      </w:r>
-    </w:p>
-    <w:p>
-      <w:pPr>
         <w:pStyle w:val="28"/>
         <w:keepNext w:val="0"/>
         <w:keepLines w:val="0"/>
@@ -6112,7 +6025,7 @@
           <w:lang w:val="en-US" w:eastAsia="zh-CN"/>
         </w:rPr>
       </w:pPr>
-      <w:bookmarkStart w:id="12" w:name="_Toc19696"/>
+      <w:bookmarkStart w:id="11" w:name="_Toc24989"/>
       <w:r>
         <w:rPr>
           <w:rFonts w:hint="eastAsia"/>
@@ -6120,7 +6033,7 @@
         </w:rPr>
         <w:t>运维服务能力管理计划</w:t>
       </w:r>
-      <w:bookmarkEnd w:id="12"/>
+      <w:bookmarkEnd w:id="11"/>
     </w:p>
     <w:p>
       <w:pPr>
@@ -6144,8 +6057,8 @@
           <w:lang w:val="en-US" w:eastAsia="zh-CN"/>
         </w:rPr>
       </w:pPr>
-      <w:bookmarkStart w:id="13" w:name="_Toc10440"/>
-      <w:bookmarkStart w:id="14" w:name="_Toc2600"/>
+      <w:bookmarkStart w:id="12" w:name="_Toc10440"/>
+      <w:bookmarkStart w:id="13" w:name="_Toc16295"/>
       <w:r>
         <w:rPr>
           <w:rFonts w:hint="eastAsia"/>
@@ -6153,8 +6066,8 @@
         </w:rPr>
         <w:t>人员管理计划</w:t>
       </w:r>
+      <w:bookmarkEnd w:id="12"/>
       <w:bookmarkEnd w:id="13"/>
-      <w:bookmarkEnd w:id="14"/>
     </w:p>
     <w:p>
       <w:pPr>
@@ -6178,8 +6091,8 @@
           <w:lang w:val="en-US" w:eastAsia="zh-CN"/>
         </w:rPr>
       </w:pPr>
-      <w:bookmarkStart w:id="15" w:name="_Toc29478"/>
-      <w:bookmarkStart w:id="16" w:name="_Toc25581"/>
+      <w:bookmarkStart w:id="14" w:name="_Toc10835"/>
+      <w:bookmarkStart w:id="15" w:name="_Toc25581"/>
       <w:r>
         <w:rPr>
           <w:rFonts w:hint="eastAsia"/>
@@ -6187,7 +6100,7 @@
         </w:rPr>
         <w:t>人员储备管理计划</w:t>
       </w:r>
-      <w:bookmarkEnd w:id="15"/>
+      <w:bookmarkEnd w:id="14"/>
     </w:p>
     <w:p>
       <w:pPr>
@@ -6217,12 +6130,12 @@
         <w:tblW w:w="8214" w:type="dxa"/>
         <w:jc w:val="center"/>
         <w:tblBorders>
-          <w:top w:val="none" w:color="DEE0E3" w:sz="0" w:space="0"/>
-          <w:left w:val="none" w:color="DEE0E3" w:sz="0" w:space="0"/>
-          <w:bottom w:val="none" w:color="DEE0E3" w:sz="0" w:space="0"/>
-          <w:right w:val="none" w:color="DEE0E3" w:sz="0" w:space="0"/>
-          <w:insideH w:val="none" w:color="DEE0E3" w:sz="0" w:space="0"/>
-          <w:insideV w:val="none" w:color="DEE0E3" w:sz="0" w:space="0"/>
+          <w:top w:val="none" w:color="auto" w:sz="0" w:space="0"/>
+          <w:left w:val="none" w:color="auto" w:sz="0" w:space="0"/>
+          <w:bottom w:val="none" w:color="auto" w:sz="0" w:space="0"/>
+          <w:right w:val="none" w:color="auto" w:sz="0" w:space="0"/>
+          <w:insideH w:val="none" w:color="auto" w:sz="0" w:space="0"/>
+          <w:insideV w:val="none" w:color="auto" w:sz="0" w:space="0"/>
         </w:tblBorders>
         <w:tblLayout w:type="autofit"/>
         <w:tblCellMar>
@@ -6243,12 +6156,12 @@
       <w:tr>
         <w:tblPrEx>
           <w:tblBorders>
-            <w:top w:val="none" w:color="DEE0E3" w:sz="0" w:space="0"/>
-            <w:left w:val="none" w:color="DEE0E3" w:sz="0" w:space="0"/>
-            <w:bottom w:val="none" w:color="DEE0E3" w:sz="0" w:space="0"/>
-            <w:right w:val="none" w:color="DEE0E3" w:sz="0" w:space="0"/>
-            <w:insideH w:val="none" w:color="DEE0E3" w:sz="0" w:space="0"/>
-            <w:insideV w:val="none" w:color="DEE0E3" w:sz="0" w:space="0"/>
+            <w:top w:val="none" w:color="auto" w:sz="0" w:space="0"/>
+            <w:left w:val="none" w:color="auto" w:sz="0" w:space="0"/>
+            <w:bottom w:val="none" w:color="auto" w:sz="0" w:space="0"/>
+            <w:right w:val="none" w:color="auto" w:sz="0" w:space="0"/>
+            <w:insideH w:val="none" w:color="auto" w:sz="0" w:space="0"/>
+            <w:insideV w:val="none" w:color="auto" w:sz="0" w:space="0"/>
           </w:tblBorders>
           <w:tblCellMar>
             <w:top w:w="0" w:type="dxa"/>
@@ -6271,7 +6184,6 @@
               <w:bottom w:val="nil"/>
               <w:right w:val="nil"/>
             </w:tcBorders>
-            <w:noWrap w:val="0"/>
             <w:tcMar>
               <w:top w:w="60" w:type="dxa"/>
               <w:left w:w="120" w:type="dxa"/>
@@ -6321,7 +6233,6 @@
               <w:bottom w:val="nil"/>
               <w:right w:val="nil"/>
             </w:tcBorders>
-            <w:noWrap w:val="0"/>
             <w:tcMar>
               <w:top w:w="60" w:type="dxa"/>
               <w:left w:w="120" w:type="dxa"/>
@@ -6371,7 +6282,6 @@
               <w:bottom w:val="nil"/>
               <w:right w:val="nil"/>
             </w:tcBorders>
-            <w:noWrap w:val="0"/>
             <w:tcMar>
               <w:top w:w="60" w:type="dxa"/>
               <w:left w:w="120" w:type="dxa"/>
@@ -6421,7 +6331,6 @@
               <w:bottom w:val="nil"/>
               <w:right w:val="nil"/>
             </w:tcBorders>
-            <w:noWrap w:val="0"/>
             <w:tcMar>
               <w:top w:w="60" w:type="dxa"/>
               <w:left w:w="120" w:type="dxa"/>
@@ -6471,7 +6380,6 @@
               <w:bottom w:val="nil"/>
               <w:right w:val="nil"/>
             </w:tcBorders>
-            <w:noWrap w:val="0"/>
             <w:tcMar>
               <w:top w:w="60" w:type="dxa"/>
               <w:left w:w="120" w:type="dxa"/>
@@ -6521,7 +6429,6 @@
               <w:bottom w:val="nil"/>
               <w:right w:val="single" w:color="auto" w:sz="12" w:space="0"/>
             </w:tcBorders>
-            <w:noWrap w:val="0"/>
             <w:tcMar>
               <w:top w:w="60" w:type="dxa"/>
               <w:left w:w="120" w:type="dxa"/>
@@ -6566,12 +6473,12 @@
       <w:tr>
         <w:tblPrEx>
           <w:tblBorders>
-            <w:top w:val="none" w:color="DEE0E3" w:sz="0" w:space="0"/>
-            <w:left w:val="none" w:color="DEE0E3" w:sz="0" w:space="0"/>
-            <w:bottom w:val="none" w:color="DEE0E3" w:sz="0" w:space="0"/>
-            <w:right w:val="none" w:color="DEE0E3" w:sz="0" w:space="0"/>
-            <w:insideH w:val="none" w:color="DEE0E3" w:sz="0" w:space="0"/>
-            <w:insideV w:val="none" w:color="DEE0E3" w:sz="0" w:space="0"/>
+            <w:top w:val="none" w:color="auto" w:sz="0" w:space="0"/>
+            <w:left w:val="none" w:color="auto" w:sz="0" w:space="0"/>
+            <w:bottom w:val="none" w:color="auto" w:sz="0" w:space="0"/>
+            <w:right w:val="none" w:color="auto" w:sz="0" w:space="0"/>
+            <w:insideH w:val="none" w:color="auto" w:sz="0" w:space="0"/>
+            <w:insideV w:val="none" w:color="auto" w:sz="0" w:space="0"/>
           </w:tblBorders>
           <w:tblCellMar>
             <w:top w:w="0" w:type="dxa"/>
@@ -6593,7 +6500,6 @@
               <w:bottom w:val="nil"/>
               <w:right w:val="nil"/>
             </w:tcBorders>
-            <w:noWrap w:val="0"/>
             <w:tcMar>
               <w:top w:w="60" w:type="dxa"/>
               <w:left w:w="120" w:type="dxa"/>
@@ -6637,7 +6543,6 @@
               <w:bottom w:val="nil"/>
               <w:right w:val="nil"/>
             </w:tcBorders>
-            <w:noWrap w:val="0"/>
             <w:tcMar>
               <w:top w:w="60" w:type="dxa"/>
               <w:left w:w="120" w:type="dxa"/>
@@ -6681,7 +6586,6 @@
               <w:bottom w:val="nil"/>
               <w:right w:val="nil"/>
             </w:tcBorders>
-            <w:noWrap w:val="0"/>
             <w:tcMar>
               <w:top w:w="60" w:type="dxa"/>
               <w:left w:w="120" w:type="dxa"/>
@@ -6725,7 +6629,6 @@
               <w:bottom w:val="nil"/>
               <w:right w:val="nil"/>
             </w:tcBorders>
-            <w:noWrap w:val="0"/>
             <w:tcMar>
               <w:top w:w="60" w:type="dxa"/>
               <w:left w:w="120" w:type="dxa"/>
@@ -6769,7 +6672,6 @@
               <w:bottom w:val="nil"/>
               <w:right w:val="nil"/>
             </w:tcBorders>
-            <w:noWrap w:val="0"/>
             <w:tcMar>
               <w:top w:w="60" w:type="dxa"/>
               <w:left w:w="120" w:type="dxa"/>
@@ -6813,7 +6715,6 @@
               <w:bottom w:val="nil"/>
               <w:right w:val="single" w:color="auto" w:sz="12" w:space="0"/>
             </w:tcBorders>
-            <w:noWrap w:val="0"/>
             <w:tcMar>
               <w:top w:w="60" w:type="dxa"/>
               <w:left w:w="120" w:type="dxa"/>
@@ -6852,12 +6753,12 @@
       <w:tr>
         <w:tblPrEx>
           <w:tblBorders>
-            <w:top w:val="none" w:color="DEE0E3" w:sz="0" w:space="0"/>
-            <w:left w:val="none" w:color="DEE0E3" w:sz="0" w:space="0"/>
-            <w:bottom w:val="none" w:color="DEE0E3" w:sz="0" w:space="0"/>
-            <w:right w:val="none" w:color="DEE0E3" w:sz="0" w:space="0"/>
-            <w:insideH w:val="none" w:color="DEE0E3" w:sz="0" w:space="0"/>
-            <w:insideV w:val="none" w:color="DEE0E3" w:sz="0" w:space="0"/>
+            <w:top w:val="none" w:color="auto" w:sz="0" w:space="0"/>
+            <w:left w:val="none" w:color="auto" w:sz="0" w:space="0"/>
+            <w:bottom w:val="none" w:color="auto" w:sz="0" w:space="0"/>
+            <w:right w:val="none" w:color="auto" w:sz="0" w:space="0"/>
+            <w:insideH w:val="none" w:color="auto" w:sz="0" w:space="0"/>
+            <w:insideV w:val="none" w:color="auto" w:sz="0" w:space="0"/>
           </w:tblBorders>
           <w:tblCellMar>
             <w:top w:w="0" w:type="dxa"/>
@@ -6879,7 +6780,6 @@
               <w:bottom w:val="nil"/>
               <w:right w:val="nil"/>
             </w:tcBorders>
-            <w:noWrap w:val="0"/>
             <w:tcMar>
               <w:top w:w="60" w:type="dxa"/>
               <w:left w:w="120" w:type="dxa"/>
@@ -6923,7 +6823,6 @@
               <w:bottom w:val="nil"/>
               <w:right w:val="nil"/>
             </w:tcBorders>
-            <w:noWrap w:val="0"/>
             <w:tcMar>
               <w:top w:w="60" w:type="dxa"/>
               <w:left w:w="120" w:type="dxa"/>
@@ -6967,7 +6866,6 @@
               <w:bottom w:val="nil"/>
               <w:right w:val="nil"/>
             </w:tcBorders>
-            <w:noWrap w:val="0"/>
             <w:tcMar>
               <w:top w:w="60" w:type="dxa"/>
               <w:left w:w="120" w:type="dxa"/>
@@ -7011,7 +6909,6 @@
               <w:bottom w:val="nil"/>
               <w:right w:val="nil"/>
             </w:tcBorders>
-            <w:noWrap w:val="0"/>
             <w:tcMar>
               <w:top w:w="60" w:type="dxa"/>
               <w:left w:w="120" w:type="dxa"/>
@@ -7055,7 +6952,6 @@
               <w:bottom w:val="nil"/>
               <w:right w:val="nil"/>
             </w:tcBorders>
-            <w:noWrap w:val="0"/>
             <w:tcMar>
               <w:top w:w="60" w:type="dxa"/>
               <w:left w:w="120" w:type="dxa"/>
@@ -7099,7 +6995,6 @@
               <w:bottom w:val="nil"/>
               <w:right w:val="single" w:color="auto" w:sz="12" w:space="0"/>
             </w:tcBorders>
-            <w:noWrap w:val="0"/>
             <w:tcMar>
               <w:top w:w="60" w:type="dxa"/>
               <w:left w:w="120" w:type="dxa"/>
@@ -7138,12 +7033,12 @@
       <w:tr>
         <w:tblPrEx>
           <w:tblBorders>
-            <w:top w:val="none" w:color="DEE0E3" w:sz="0" w:space="0"/>
-            <w:left w:val="none" w:color="DEE0E3" w:sz="0" w:space="0"/>
-            <w:bottom w:val="none" w:color="DEE0E3" w:sz="0" w:space="0"/>
-            <w:right w:val="none" w:color="DEE0E3" w:sz="0" w:space="0"/>
-            <w:insideH w:val="none" w:color="DEE0E3" w:sz="0" w:space="0"/>
-            <w:insideV w:val="none" w:color="DEE0E3" w:sz="0" w:space="0"/>
+            <w:top w:val="none" w:color="auto" w:sz="0" w:space="0"/>
+            <w:left w:val="none" w:color="auto" w:sz="0" w:space="0"/>
+            <w:bottom w:val="none" w:color="auto" w:sz="0" w:space="0"/>
+            <w:right w:val="none" w:color="auto" w:sz="0" w:space="0"/>
+            <w:insideH w:val="none" w:color="auto" w:sz="0" w:space="0"/>
+            <w:insideV w:val="none" w:color="auto" w:sz="0" w:space="0"/>
           </w:tblBorders>
           <w:tblCellMar>
             <w:top w:w="0" w:type="dxa"/>
@@ -7165,7 +7060,6 @@
               <w:bottom w:val="single" w:color="auto" w:sz="12" w:space="0"/>
               <w:right w:val="nil"/>
             </w:tcBorders>
-            <w:noWrap w:val="0"/>
             <w:tcMar>
               <w:top w:w="60" w:type="dxa"/>
               <w:left w:w="120" w:type="dxa"/>
@@ -7209,7 +7103,6 @@
               <w:bottom w:val="single" w:color="auto" w:sz="12" w:space="0"/>
               <w:right w:val="nil"/>
             </w:tcBorders>
-            <w:noWrap w:val="0"/>
             <w:tcMar>
               <w:top w:w="60" w:type="dxa"/>
               <w:left w:w="120" w:type="dxa"/>
@@ -7281,7 +7174,6 @@
               <w:bottom w:val="single" w:color="auto" w:sz="12" w:space="0"/>
               <w:right w:val="nil"/>
             </w:tcBorders>
-            <w:noWrap w:val="0"/>
             <w:tcMar>
               <w:top w:w="60" w:type="dxa"/>
               <w:left w:w="120" w:type="dxa"/>
@@ -7325,7 +7217,6 @@
               <w:bottom w:val="single" w:color="auto" w:sz="12" w:space="0"/>
               <w:right w:val="nil"/>
             </w:tcBorders>
-            <w:noWrap w:val="0"/>
             <w:tcMar>
               <w:top w:w="60" w:type="dxa"/>
               <w:left w:w="120" w:type="dxa"/>
@@ -7369,7 +7260,6 @@
               <w:bottom w:val="single" w:color="auto" w:sz="12" w:space="0"/>
               <w:right w:val="nil"/>
             </w:tcBorders>
-            <w:noWrap w:val="0"/>
             <w:tcMar>
               <w:top w:w="60" w:type="dxa"/>
               <w:left w:w="120" w:type="dxa"/>
@@ -7413,7 +7303,6 @@
               <w:bottom w:val="single" w:color="auto" w:sz="12" w:space="0"/>
               <w:right w:val="single" w:color="auto" w:sz="12" w:space="0"/>
             </w:tcBorders>
-            <w:noWrap w:val="0"/>
             <w:tcMar>
               <w:top w:w="60" w:type="dxa"/>
               <w:left w:w="120" w:type="dxa"/>
@@ -7472,7 +7361,7 @@
           <w:lang w:val="en-US" w:eastAsia="zh-CN"/>
         </w:rPr>
       </w:pPr>
-      <w:bookmarkStart w:id="17" w:name="_Toc10855"/>
+      <w:bookmarkStart w:id="16" w:name="_Toc26404"/>
       <w:r>
         <w:rPr>
           <w:rFonts w:hint="eastAsia"/>
@@ -7480,8 +7369,8 @@
         </w:rPr>
         <w:t>人员招聘管理计划</w:t>
       </w:r>
+      <w:bookmarkEnd w:id="15"/>
       <w:bookmarkEnd w:id="16"/>
-      <w:bookmarkEnd w:id="17"/>
     </w:p>
     <w:p>
       <w:pPr>
@@ -7505,39 +7394,18 @@
         <w:t>基于2025年运维业务增长（运维营收2,200万元）及2026年业务规划，结合2025年人员招聘完成情况（11人招聘100%达成），2026年招聘需求如下：</w:t>
       </w:r>
     </w:p>
-    <w:p>
-      <w:pPr>
-        <w:keepNext w:val="0"/>
-        <w:keepLines w:val="0"/>
-        <w:pageBreakBefore w:val="0"/>
-        <w:widowControl w:val="0"/>
-        <w:kinsoku w:val="0"/>
-        <w:wordWrap/>
-        <w:overflowPunct/>
-        <w:topLinePunct w:val="0"/>
-        <w:autoSpaceDE w:val="0"/>
-        <w:autoSpaceDN w:val="0"/>
-        <w:bidi w:val="0"/>
-        <w:adjustRightInd w:val="0"/>
-        <w:snapToGrid w:val="0"/>
-        <w:textAlignment w:val="baseline"/>
-      </w:pPr>
-      <w:r>
-        <w:br w:type="page"/>
-      </w:r>
-    </w:p>
     <w:tbl>
       <w:tblPr>
         <w:tblStyle w:val="20"/>
         <w:tblW w:w="8214" w:type="dxa"/>
         <w:jc w:val="center"/>
         <w:tblBorders>
-          <w:top w:val="none" w:color="DEE0E3" w:sz="0" w:space="0"/>
-          <w:left w:val="none" w:color="DEE0E3" w:sz="0" w:space="0"/>
-          <w:bottom w:val="none" w:color="DEE0E3" w:sz="0" w:space="0"/>
-          <w:right w:val="none" w:color="DEE0E3" w:sz="0" w:space="0"/>
-          <w:insideH w:val="none" w:color="DEE0E3" w:sz="0" w:space="0"/>
-          <w:insideV w:val="none" w:color="DEE0E3" w:sz="0" w:space="0"/>
+          <w:top w:val="none" w:color="auto" w:sz="0" w:space="0"/>
+          <w:left w:val="none" w:color="auto" w:sz="0" w:space="0"/>
+          <w:bottom w:val="none" w:color="auto" w:sz="0" w:space="0"/>
+          <w:right w:val="none" w:color="auto" w:sz="0" w:space="0"/>
+          <w:insideH w:val="none" w:color="auto" w:sz="0" w:space="0"/>
+          <w:insideV w:val="none" w:color="auto" w:sz="0" w:space="0"/>
         </w:tblBorders>
         <w:tblLayout w:type="autofit"/>
         <w:tblCellMar>
@@ -7557,12 +7425,12 @@
       <w:tr>
         <w:tblPrEx>
           <w:tblBorders>
-            <w:top w:val="none" w:color="DEE0E3" w:sz="0" w:space="0"/>
-            <w:left w:val="none" w:color="DEE0E3" w:sz="0" w:space="0"/>
-            <w:bottom w:val="none" w:color="DEE0E3" w:sz="0" w:space="0"/>
-            <w:right w:val="none" w:color="DEE0E3" w:sz="0" w:space="0"/>
-            <w:insideH w:val="none" w:color="DEE0E3" w:sz="0" w:space="0"/>
-            <w:insideV w:val="none" w:color="DEE0E3" w:sz="0" w:space="0"/>
+            <w:top w:val="none" w:color="auto" w:sz="0" w:space="0"/>
+            <w:left w:val="none" w:color="auto" w:sz="0" w:space="0"/>
+            <w:bottom w:val="none" w:color="auto" w:sz="0" w:space="0"/>
+            <w:right w:val="none" w:color="auto" w:sz="0" w:space="0"/>
+            <w:insideH w:val="none" w:color="auto" w:sz="0" w:space="0"/>
+            <w:insideV w:val="none" w:color="auto" w:sz="0" w:space="0"/>
           </w:tblBorders>
           <w:tblCellMar>
             <w:top w:w="0" w:type="dxa"/>
@@ -7585,7 +7453,6 @@
               <w:bottom w:val="nil"/>
               <w:right w:val="nil"/>
             </w:tcBorders>
-            <w:noWrap w:val="0"/>
             <w:tcMar>
               <w:top w:w="60" w:type="dxa"/>
               <w:left w:w="120" w:type="dxa"/>
@@ -7635,7 +7502,6 @@
               <w:bottom w:val="nil"/>
               <w:right w:val="nil"/>
             </w:tcBorders>
-            <w:noWrap w:val="0"/>
             <w:tcMar>
               <w:top w:w="60" w:type="dxa"/>
               <w:left w:w="120" w:type="dxa"/>
@@ -7685,7 +7551,6 @@
               <w:bottom w:val="nil"/>
               <w:right w:val="nil"/>
             </w:tcBorders>
-            <w:noWrap w:val="0"/>
             <w:tcMar>
               <w:top w:w="60" w:type="dxa"/>
               <w:left w:w="120" w:type="dxa"/>
@@ -7735,7 +7600,6 @@
               <w:bottom w:val="nil"/>
               <w:right w:val="nil"/>
             </w:tcBorders>
-            <w:noWrap w:val="0"/>
             <w:tcMar>
               <w:top w:w="60" w:type="dxa"/>
               <w:left w:w="120" w:type="dxa"/>
@@ -7785,7 +7649,6 @@
               <w:bottom w:val="nil"/>
               <w:right w:val="single" w:color="auto" w:sz="12" w:space="0"/>
             </w:tcBorders>
-            <w:noWrap w:val="0"/>
             <w:tcMar>
               <w:top w:w="60" w:type="dxa"/>
               <w:left w:w="120" w:type="dxa"/>
@@ -7830,12 +7693,12 @@
       <w:tr>
         <w:tblPrEx>
           <w:tblBorders>
-            <w:top w:val="none" w:color="DEE0E3" w:sz="0" w:space="0"/>
-            <w:left w:val="none" w:color="DEE0E3" w:sz="0" w:space="0"/>
-            <w:bottom w:val="none" w:color="DEE0E3" w:sz="0" w:space="0"/>
-            <w:right w:val="none" w:color="DEE0E3" w:sz="0" w:space="0"/>
-            <w:insideH w:val="none" w:color="DEE0E3" w:sz="0" w:space="0"/>
-            <w:insideV w:val="none" w:color="DEE0E3" w:sz="0" w:space="0"/>
+            <w:top w:val="none" w:color="auto" w:sz="0" w:space="0"/>
+            <w:left w:val="none" w:color="auto" w:sz="0" w:space="0"/>
+            <w:bottom w:val="none" w:color="auto" w:sz="0" w:space="0"/>
+            <w:right w:val="none" w:color="auto" w:sz="0" w:space="0"/>
+            <w:insideH w:val="none" w:color="auto" w:sz="0" w:space="0"/>
+            <w:insideV w:val="none" w:color="auto" w:sz="0" w:space="0"/>
           </w:tblBorders>
           <w:tblCellMar>
             <w:top w:w="0" w:type="dxa"/>
@@ -7857,7 +7720,6 @@
               <w:bottom w:val="nil"/>
               <w:right w:val="nil"/>
             </w:tcBorders>
-            <w:noWrap w:val="0"/>
             <w:tcMar>
               <w:top w:w="60" w:type="dxa"/>
               <w:left w:w="120" w:type="dxa"/>
@@ -7901,7 +7763,6 @@
               <w:bottom w:val="nil"/>
               <w:right w:val="nil"/>
             </w:tcBorders>
-            <w:noWrap w:val="0"/>
             <w:tcMar>
               <w:top w:w="60" w:type="dxa"/>
               <w:left w:w="120" w:type="dxa"/>
@@ -7945,7 +7806,6 @@
               <w:bottom w:val="nil"/>
               <w:right w:val="nil"/>
             </w:tcBorders>
-            <w:noWrap w:val="0"/>
             <w:tcMar>
               <w:top w:w="60" w:type="dxa"/>
               <w:left w:w="120" w:type="dxa"/>
@@ -7989,7 +7849,6 @@
               <w:bottom w:val="nil"/>
               <w:right w:val="nil"/>
             </w:tcBorders>
-            <w:noWrap w:val="0"/>
             <w:tcMar>
               <w:top w:w="60" w:type="dxa"/>
               <w:left w:w="120" w:type="dxa"/>
@@ -8033,7 +7892,6 @@
               <w:bottom w:val="nil"/>
               <w:right w:val="single" w:color="auto" w:sz="12" w:space="0"/>
             </w:tcBorders>
-            <w:noWrap w:val="0"/>
             <w:tcMar>
               <w:top w:w="60" w:type="dxa"/>
               <w:left w:w="120" w:type="dxa"/>
@@ -8072,12 +7930,12 @@
       <w:tr>
         <w:tblPrEx>
           <w:tblBorders>
-            <w:top w:val="none" w:color="DEE0E3" w:sz="0" w:space="0"/>
-            <w:left w:val="none" w:color="DEE0E3" w:sz="0" w:space="0"/>
-            <w:bottom w:val="none" w:color="DEE0E3" w:sz="0" w:space="0"/>
-            <w:right w:val="none" w:color="DEE0E3" w:sz="0" w:space="0"/>
-            <w:insideH w:val="none" w:color="DEE0E3" w:sz="0" w:space="0"/>
-            <w:insideV w:val="none" w:color="DEE0E3" w:sz="0" w:space="0"/>
+            <w:top w:val="none" w:color="auto" w:sz="0" w:space="0"/>
+            <w:left w:val="none" w:color="auto" w:sz="0" w:space="0"/>
+            <w:bottom w:val="none" w:color="auto" w:sz="0" w:space="0"/>
+            <w:right w:val="none" w:color="auto" w:sz="0" w:space="0"/>
+            <w:insideH w:val="none" w:color="auto" w:sz="0" w:space="0"/>
+            <w:insideV w:val="none" w:color="auto" w:sz="0" w:space="0"/>
           </w:tblBorders>
           <w:tblCellMar>
             <w:top w:w="0" w:type="dxa"/>
@@ -8099,7 +7957,6 @@
               <w:bottom w:val="nil"/>
               <w:right w:val="nil"/>
             </w:tcBorders>
-            <w:noWrap w:val="0"/>
             <w:tcMar>
               <w:top w:w="60" w:type="dxa"/>
               <w:left w:w="120" w:type="dxa"/>
@@ -8143,7 +8000,6 @@
               <w:bottom w:val="nil"/>
               <w:right w:val="nil"/>
             </w:tcBorders>
-            <w:noWrap w:val="0"/>
             <w:tcMar>
               <w:top w:w="60" w:type="dxa"/>
               <w:left w:w="120" w:type="dxa"/>
@@ -8187,7 +8043,6 @@
               <w:bottom w:val="nil"/>
               <w:right w:val="nil"/>
             </w:tcBorders>
-            <w:noWrap w:val="0"/>
             <w:tcMar>
               <w:top w:w="60" w:type="dxa"/>
               <w:left w:w="120" w:type="dxa"/>
@@ -8231,7 +8086,6 @@
               <w:bottom w:val="nil"/>
               <w:right w:val="nil"/>
             </w:tcBorders>
-            <w:noWrap w:val="0"/>
             <w:tcMar>
               <w:top w:w="60" w:type="dxa"/>
               <w:left w:w="120" w:type="dxa"/>
@@ -8275,7 +8129,6 @@
               <w:bottom w:val="nil"/>
               <w:right w:val="single" w:color="auto" w:sz="12" w:space="0"/>
             </w:tcBorders>
-            <w:noWrap w:val="0"/>
             <w:tcMar>
               <w:top w:w="60" w:type="dxa"/>
               <w:left w:w="120" w:type="dxa"/>
@@ -8314,12 +8167,12 @@
       <w:tr>
         <w:tblPrEx>
           <w:tblBorders>
-            <w:top w:val="none" w:color="DEE0E3" w:sz="0" w:space="0"/>
-            <w:left w:val="none" w:color="DEE0E3" w:sz="0" w:space="0"/>
-            <w:bottom w:val="none" w:color="DEE0E3" w:sz="0" w:space="0"/>
-            <w:right w:val="none" w:color="DEE0E3" w:sz="0" w:space="0"/>
-            <w:insideH w:val="none" w:color="DEE0E3" w:sz="0" w:space="0"/>
-            <w:insideV w:val="none" w:color="DEE0E3" w:sz="0" w:space="0"/>
+            <w:top w:val="none" w:color="auto" w:sz="0" w:space="0"/>
+            <w:left w:val="none" w:color="auto" w:sz="0" w:space="0"/>
+            <w:bottom w:val="none" w:color="auto" w:sz="0" w:space="0"/>
+            <w:right w:val="none" w:color="auto" w:sz="0" w:space="0"/>
+            <w:insideH w:val="none" w:color="auto" w:sz="0" w:space="0"/>
+            <w:insideV w:val="none" w:color="auto" w:sz="0" w:space="0"/>
           </w:tblBorders>
           <w:tblCellMar>
             <w:top w:w="0" w:type="dxa"/>
@@ -8341,7 +8194,6 @@
               <w:bottom w:val="nil"/>
               <w:right w:val="nil"/>
             </w:tcBorders>
-            <w:noWrap w:val="0"/>
             <w:tcMar>
               <w:top w:w="60" w:type="dxa"/>
               <w:left w:w="120" w:type="dxa"/>
@@ -8385,7 +8237,6 @@
               <w:bottom w:val="nil"/>
               <w:right w:val="nil"/>
             </w:tcBorders>
-            <w:noWrap w:val="0"/>
             <w:tcMar>
               <w:top w:w="60" w:type="dxa"/>
               <w:left w:w="120" w:type="dxa"/>
@@ -8429,7 +8280,6 @@
               <w:bottom w:val="nil"/>
               <w:right w:val="nil"/>
             </w:tcBorders>
-            <w:noWrap w:val="0"/>
             <w:tcMar>
               <w:top w:w="60" w:type="dxa"/>
               <w:left w:w="120" w:type="dxa"/>
@@ -8473,7 +8323,6 @@
               <w:bottom w:val="nil"/>
               <w:right w:val="nil"/>
             </w:tcBorders>
-            <w:noWrap w:val="0"/>
             <w:tcMar>
               <w:top w:w="60" w:type="dxa"/>
               <w:left w:w="120" w:type="dxa"/>
@@ -8517,7 +8366,6 @@
               <w:bottom w:val="nil"/>
               <w:right w:val="single" w:color="auto" w:sz="12" w:space="0"/>
             </w:tcBorders>
-            <w:noWrap w:val="0"/>
             <w:tcMar>
               <w:top w:w="60" w:type="dxa"/>
               <w:left w:w="120" w:type="dxa"/>
@@ -8556,12 +8404,12 @@
       <w:tr>
         <w:tblPrEx>
           <w:tblBorders>
-            <w:top w:val="none" w:color="DEE0E3" w:sz="0" w:space="0"/>
-            <w:left w:val="none" w:color="DEE0E3" w:sz="0" w:space="0"/>
-            <w:bottom w:val="none" w:color="DEE0E3" w:sz="0" w:space="0"/>
-            <w:right w:val="none" w:color="DEE0E3" w:sz="0" w:space="0"/>
-            <w:insideH w:val="none" w:color="DEE0E3" w:sz="0" w:space="0"/>
-            <w:insideV w:val="none" w:color="DEE0E3" w:sz="0" w:space="0"/>
+            <w:top w:val="none" w:color="auto" w:sz="0" w:space="0"/>
+            <w:left w:val="none" w:color="auto" w:sz="0" w:space="0"/>
+            <w:bottom w:val="none" w:color="auto" w:sz="0" w:space="0"/>
+            <w:right w:val="none" w:color="auto" w:sz="0" w:space="0"/>
+            <w:insideH w:val="none" w:color="auto" w:sz="0" w:space="0"/>
+            <w:insideV w:val="none" w:color="auto" w:sz="0" w:space="0"/>
           </w:tblBorders>
           <w:tblCellMar>
             <w:top w:w="0" w:type="dxa"/>
@@ -8583,7 +8431,6 @@
               <w:bottom w:val="nil"/>
               <w:right w:val="nil"/>
             </w:tcBorders>
-            <w:noWrap w:val="0"/>
             <w:tcMar>
               <w:top w:w="60" w:type="dxa"/>
               <w:left w:w="120" w:type="dxa"/>
@@ -8627,7 +8474,6 @@
               <w:bottom w:val="nil"/>
               <w:right w:val="nil"/>
             </w:tcBorders>
-            <w:noWrap w:val="0"/>
             <w:tcMar>
               <w:top w:w="60" w:type="dxa"/>
               <w:left w:w="120" w:type="dxa"/>
@@ -8671,7 +8517,6 @@
               <w:bottom w:val="nil"/>
               <w:right w:val="nil"/>
             </w:tcBorders>
-            <w:noWrap w:val="0"/>
             <w:tcMar>
               <w:top w:w="60" w:type="dxa"/>
               <w:left w:w="120" w:type="dxa"/>
@@ -8715,7 +8560,6 @@
               <w:bottom w:val="nil"/>
               <w:right w:val="nil"/>
             </w:tcBorders>
-            <w:noWrap w:val="0"/>
             <w:tcMar>
               <w:top w:w="60" w:type="dxa"/>
               <w:left w:w="120" w:type="dxa"/>
@@ -8759,7 +8603,6 @@
               <w:bottom w:val="nil"/>
               <w:right w:val="single" w:color="auto" w:sz="12" w:space="0"/>
             </w:tcBorders>
-            <w:noWrap w:val="0"/>
             <w:tcMar>
               <w:top w:w="60" w:type="dxa"/>
               <w:left w:w="120" w:type="dxa"/>
@@ -8798,12 +8641,12 @@
       <w:tr>
         <w:tblPrEx>
           <w:tblBorders>
-            <w:top w:val="none" w:color="DEE0E3" w:sz="0" w:space="0"/>
-            <w:left w:val="none" w:color="DEE0E3" w:sz="0" w:space="0"/>
-            <w:bottom w:val="none" w:color="DEE0E3" w:sz="0" w:space="0"/>
-            <w:right w:val="none" w:color="DEE0E3" w:sz="0" w:space="0"/>
-            <w:insideH w:val="none" w:color="DEE0E3" w:sz="0" w:space="0"/>
-            <w:insideV w:val="none" w:color="DEE0E3" w:sz="0" w:space="0"/>
+            <w:top w:val="none" w:color="auto" w:sz="0" w:space="0"/>
+            <w:left w:val="none" w:color="auto" w:sz="0" w:space="0"/>
+            <w:bottom w:val="none" w:color="auto" w:sz="0" w:space="0"/>
+            <w:right w:val="none" w:color="auto" w:sz="0" w:space="0"/>
+            <w:insideH w:val="none" w:color="auto" w:sz="0" w:space="0"/>
+            <w:insideV w:val="none" w:color="auto" w:sz="0" w:space="0"/>
           </w:tblBorders>
           <w:tblCellMar>
             <w:top w:w="0" w:type="dxa"/>
@@ -8825,7 +8668,6 @@
               <w:bottom w:val="single" w:color="auto" w:sz="12" w:space="0"/>
               <w:right w:val="nil"/>
             </w:tcBorders>
-            <w:noWrap w:val="0"/>
             <w:tcMar>
               <w:top w:w="60" w:type="dxa"/>
               <w:left w:w="120" w:type="dxa"/>
@@ -8869,7 +8711,6 @@
               <w:bottom w:val="single" w:color="auto" w:sz="12" w:space="0"/>
               <w:right w:val="nil"/>
             </w:tcBorders>
-            <w:noWrap w:val="0"/>
             <w:tcMar>
               <w:top w:w="60" w:type="dxa"/>
               <w:left w:w="120" w:type="dxa"/>
@@ -8913,7 +8754,6 @@
               <w:bottom w:val="single" w:color="auto" w:sz="12" w:space="0"/>
               <w:right w:val="nil"/>
             </w:tcBorders>
-            <w:noWrap w:val="0"/>
             <w:tcMar>
               <w:top w:w="60" w:type="dxa"/>
               <w:left w:w="120" w:type="dxa"/>
@@ -8957,7 +8797,6 @@
               <w:bottom w:val="single" w:color="auto" w:sz="12" w:space="0"/>
               <w:right w:val="nil"/>
             </w:tcBorders>
-            <w:noWrap w:val="0"/>
             <w:tcMar>
               <w:top w:w="60" w:type="dxa"/>
               <w:left w:w="120" w:type="dxa"/>
@@ -9001,7 +8840,6 @@
               <w:bottom w:val="single" w:color="auto" w:sz="12" w:space="0"/>
               <w:right w:val="single" w:color="auto" w:sz="12" w:space="0"/>
             </w:tcBorders>
-            <w:noWrap w:val="0"/>
             <w:tcMar>
               <w:top w:w="60" w:type="dxa"/>
               <w:left w:w="120" w:type="dxa"/>
@@ -9060,7 +8898,7 @@
           <w:lang w:val="en-US" w:eastAsia="zh-CN"/>
         </w:rPr>
       </w:pPr>
-      <w:bookmarkStart w:id="18" w:name="_Toc29030"/>
+      <w:bookmarkStart w:id="17" w:name="_Toc22691"/>
       <w:r>
         <w:rPr>
           <w:rFonts w:hint="eastAsia"/>
@@ -9068,7 +8906,7 @@
         </w:rPr>
         <w:t>人员备份管理计划</w:t>
       </w:r>
-      <w:bookmarkEnd w:id="18"/>
+      <w:bookmarkEnd w:id="17"/>
     </w:p>
     <w:p>
       <w:pPr>
@@ -9098,12 +8936,12 @@
         <w:tblW w:w="8214" w:type="dxa"/>
         <w:jc w:val="center"/>
         <w:tblBorders>
-          <w:top w:val="none" w:color="DEE0E3" w:sz="0" w:space="0"/>
-          <w:left w:val="none" w:color="DEE0E3" w:sz="0" w:space="0"/>
-          <w:bottom w:val="none" w:color="DEE0E3" w:sz="0" w:space="0"/>
-          <w:right w:val="none" w:color="DEE0E3" w:sz="0" w:space="0"/>
-          <w:insideH w:val="none" w:color="DEE0E3" w:sz="0" w:space="0"/>
-          <w:insideV w:val="none" w:color="DEE0E3" w:sz="0" w:space="0"/>
+          <w:top w:val="none" w:color="auto" w:sz="0" w:space="0"/>
+          <w:left w:val="none" w:color="auto" w:sz="0" w:space="0"/>
+          <w:bottom w:val="none" w:color="auto" w:sz="0" w:space="0"/>
+          <w:right w:val="none" w:color="auto" w:sz="0" w:space="0"/>
+          <w:insideH w:val="none" w:color="auto" w:sz="0" w:space="0"/>
+          <w:insideV w:val="none" w:color="auto" w:sz="0" w:space="0"/>
         </w:tblBorders>
         <w:tblLayout w:type="autofit"/>
         <w:tblCellMar>
@@ -9124,12 +8962,12 @@
       <w:tr>
         <w:tblPrEx>
           <w:tblBorders>
-            <w:top w:val="none" w:color="DEE0E3" w:sz="0" w:space="0"/>
-            <w:left w:val="none" w:color="DEE0E3" w:sz="0" w:space="0"/>
-            <w:bottom w:val="none" w:color="DEE0E3" w:sz="0" w:space="0"/>
-            <w:right w:val="none" w:color="DEE0E3" w:sz="0" w:space="0"/>
-            <w:insideH w:val="none" w:color="DEE0E3" w:sz="0" w:space="0"/>
-            <w:insideV w:val="none" w:color="DEE0E3" w:sz="0" w:space="0"/>
+            <w:top w:val="none" w:color="auto" w:sz="0" w:space="0"/>
+            <w:left w:val="none" w:color="auto" w:sz="0" w:space="0"/>
+            <w:bottom w:val="none" w:color="auto" w:sz="0" w:space="0"/>
+            <w:right w:val="none" w:color="auto" w:sz="0" w:space="0"/>
+            <w:insideH w:val="none" w:color="auto" w:sz="0" w:space="0"/>
+            <w:insideV w:val="none" w:color="auto" w:sz="0" w:space="0"/>
           </w:tblBorders>
           <w:tblCellMar>
             <w:top w:w="0" w:type="dxa"/>
@@ -9152,7 +8990,6 @@
               <w:bottom w:val="nil"/>
               <w:right w:val="nil"/>
             </w:tcBorders>
-            <w:noWrap w:val="0"/>
             <w:tcMar>
               <w:top w:w="60" w:type="dxa"/>
               <w:left w:w="120" w:type="dxa"/>
@@ -9202,7 +9039,6 @@
               <w:bottom w:val="nil"/>
               <w:right w:val="nil"/>
             </w:tcBorders>
-            <w:noWrap w:val="0"/>
             <w:tcMar>
               <w:top w:w="60" w:type="dxa"/>
               <w:left w:w="120" w:type="dxa"/>
@@ -9252,7 +9088,6 @@
               <w:bottom w:val="nil"/>
               <w:right w:val="nil"/>
             </w:tcBorders>
-            <w:noWrap w:val="0"/>
             <w:tcMar>
               <w:top w:w="60" w:type="dxa"/>
               <w:left w:w="120" w:type="dxa"/>
@@ -9302,7 +9137,6 @@
               <w:bottom w:val="nil"/>
               <w:right w:val="nil"/>
             </w:tcBorders>
-            <w:noWrap w:val="0"/>
             <w:tcMar>
               <w:top w:w="60" w:type="dxa"/>
               <w:left w:w="120" w:type="dxa"/>
@@ -9352,7 +9186,6 @@
               <w:bottom w:val="nil"/>
               <w:right w:val="nil"/>
             </w:tcBorders>
-            <w:noWrap w:val="0"/>
             <w:tcMar>
               <w:top w:w="60" w:type="dxa"/>
               <w:left w:w="120" w:type="dxa"/>
@@ -9402,7 +9235,6 @@
               <w:bottom w:val="nil"/>
               <w:right w:val="single" w:color="auto" w:sz="12" w:space="0"/>
             </w:tcBorders>
-            <w:noWrap w:val="0"/>
             <w:tcMar>
               <w:top w:w="60" w:type="dxa"/>
               <w:left w:w="120" w:type="dxa"/>
@@ -9447,12 +9279,12 @@
       <w:tr>
         <w:tblPrEx>
           <w:tblBorders>
-            <w:top w:val="none" w:color="DEE0E3" w:sz="0" w:space="0"/>
-            <w:left w:val="none" w:color="DEE0E3" w:sz="0" w:space="0"/>
-            <w:bottom w:val="none" w:color="DEE0E3" w:sz="0" w:space="0"/>
-            <w:right w:val="none" w:color="DEE0E3" w:sz="0" w:space="0"/>
-            <w:insideH w:val="none" w:color="DEE0E3" w:sz="0" w:space="0"/>
-            <w:insideV w:val="none" w:color="DEE0E3" w:sz="0" w:space="0"/>
+            <w:top w:val="none" w:color="auto" w:sz="0" w:space="0"/>
+            <w:left w:val="none" w:color="auto" w:sz="0" w:space="0"/>
+            <w:bottom w:val="none" w:color="auto" w:sz="0" w:space="0"/>
+            <w:right w:val="none" w:color="auto" w:sz="0" w:space="0"/>
+            <w:insideH w:val="none" w:color="auto" w:sz="0" w:space="0"/>
+            <w:insideV w:val="none" w:color="auto" w:sz="0" w:space="0"/>
           </w:tblBorders>
           <w:tblCellMar>
             <w:top w:w="0" w:type="dxa"/>
@@ -9474,7 +9306,6 @@
               <w:bottom w:val="nil"/>
               <w:right w:val="nil"/>
             </w:tcBorders>
-            <w:noWrap w:val="0"/>
             <w:tcMar>
               <w:top w:w="60" w:type="dxa"/>
               <w:left w:w="120" w:type="dxa"/>
@@ -9518,7 +9349,6 @@
               <w:bottom w:val="nil"/>
               <w:right w:val="nil"/>
             </w:tcBorders>
-            <w:noWrap w:val="0"/>
             <w:tcMar>
               <w:top w:w="60" w:type="dxa"/>
               <w:left w:w="120" w:type="dxa"/>
@@ -9562,7 +9392,6 @@
               <w:bottom w:val="nil"/>
               <w:right w:val="nil"/>
             </w:tcBorders>
-            <w:noWrap w:val="0"/>
             <w:tcMar>
               <w:top w:w="60" w:type="dxa"/>
               <w:left w:w="120" w:type="dxa"/>
@@ -9606,7 +9435,6 @@
               <w:bottom w:val="nil"/>
               <w:right w:val="nil"/>
             </w:tcBorders>
-            <w:noWrap w:val="0"/>
             <w:tcMar>
               <w:top w:w="60" w:type="dxa"/>
               <w:left w:w="120" w:type="dxa"/>
@@ -9637,7 +9465,7 @@
               <w:textAlignment w:val="baseline"/>
             </w:pPr>
             <w:r>
-              <w:t>运维部经理/资深工程师</w:t>
+              <w:t>运维部经理</w:t>
             </w:r>
           </w:p>
         </w:tc>
@@ -9650,7 +9478,6 @@
               <w:bottom w:val="nil"/>
               <w:right w:val="nil"/>
             </w:tcBorders>
-            <w:noWrap w:val="0"/>
             <w:tcMar>
               <w:top w:w="60" w:type="dxa"/>
               <w:left w:w="120" w:type="dxa"/>
@@ -9694,7 +9521,6 @@
               <w:bottom w:val="nil"/>
               <w:right w:val="single" w:color="auto" w:sz="12" w:space="0"/>
             </w:tcBorders>
-            <w:noWrap w:val="0"/>
             <w:tcMar>
               <w:top w:w="60" w:type="dxa"/>
               <w:left w:w="120" w:type="dxa"/>
@@ -9733,12 +9559,12 @@
       <w:tr>
         <w:tblPrEx>
           <w:tblBorders>
-            <w:top w:val="none" w:color="DEE0E3" w:sz="0" w:space="0"/>
-            <w:left w:val="none" w:color="DEE0E3" w:sz="0" w:space="0"/>
-            <w:bottom w:val="none" w:color="DEE0E3" w:sz="0" w:space="0"/>
-            <w:right w:val="none" w:color="DEE0E3" w:sz="0" w:space="0"/>
-            <w:insideH w:val="none" w:color="DEE0E3" w:sz="0" w:space="0"/>
-            <w:insideV w:val="none" w:color="DEE0E3" w:sz="0" w:space="0"/>
+            <w:top w:val="none" w:color="auto" w:sz="0" w:space="0"/>
+            <w:left w:val="none" w:color="auto" w:sz="0" w:space="0"/>
+            <w:bottom w:val="none" w:color="auto" w:sz="0" w:space="0"/>
+            <w:right w:val="none" w:color="auto" w:sz="0" w:space="0"/>
+            <w:insideH w:val="none" w:color="auto" w:sz="0" w:space="0"/>
+            <w:insideV w:val="none" w:color="auto" w:sz="0" w:space="0"/>
           </w:tblBorders>
           <w:tblCellMar>
             <w:top w:w="0" w:type="dxa"/>
@@ -9760,7 +9586,6 @@
               <w:bottom w:val="single" w:color="auto" w:sz="12" w:space="0"/>
               <w:right w:val="nil"/>
             </w:tcBorders>
-            <w:noWrap w:val="0"/>
             <w:tcMar>
               <w:top w:w="60" w:type="dxa"/>
               <w:left w:w="120" w:type="dxa"/>
@@ -9804,7 +9629,6 @@
               <w:bottom w:val="single" w:color="auto" w:sz="12" w:space="0"/>
               <w:right w:val="nil"/>
             </w:tcBorders>
-            <w:noWrap w:val="0"/>
             <w:tcMar>
               <w:top w:w="60" w:type="dxa"/>
               <w:left w:w="120" w:type="dxa"/>
@@ -9848,7 +9672,6 @@
               <w:bottom w:val="single" w:color="auto" w:sz="12" w:space="0"/>
               <w:right w:val="nil"/>
             </w:tcBorders>
-            <w:noWrap w:val="0"/>
             <w:tcMar>
               <w:top w:w="60" w:type="dxa"/>
               <w:left w:w="120" w:type="dxa"/>
@@ -9892,7 +9715,6 @@
               <w:bottom w:val="single" w:color="auto" w:sz="12" w:space="0"/>
               <w:right w:val="nil"/>
             </w:tcBorders>
-            <w:noWrap w:val="0"/>
             <w:tcMar>
               <w:top w:w="60" w:type="dxa"/>
               <w:left w:w="120" w:type="dxa"/>
@@ -9936,7 +9758,6 @@
               <w:bottom w:val="single" w:color="auto" w:sz="12" w:space="0"/>
               <w:right w:val="nil"/>
             </w:tcBorders>
-            <w:noWrap w:val="0"/>
             <w:tcMar>
               <w:top w:w="60" w:type="dxa"/>
               <w:left w:w="120" w:type="dxa"/>
@@ -9980,7 +9801,6 @@
               <w:bottom w:val="single" w:color="auto" w:sz="12" w:space="0"/>
               <w:right w:val="single" w:color="auto" w:sz="12" w:space="0"/>
             </w:tcBorders>
-            <w:noWrap w:val="0"/>
             <w:tcMar>
               <w:top w:w="60" w:type="dxa"/>
               <w:left w:w="120" w:type="dxa"/>
@@ -10065,9 +9885,9 @@
           <w:lang w:val="en-US" w:eastAsia="zh-CN"/>
         </w:rPr>
       </w:pPr>
-      <w:bookmarkStart w:id="19" w:name="_Toc31241"/>
-      <w:bookmarkStart w:id="20" w:name="_Toc19413"/>
-      <w:bookmarkStart w:id="21" w:name="_Toc10776"/>
+      <w:bookmarkStart w:id="18" w:name="_Toc31241"/>
+      <w:bookmarkStart w:id="19" w:name="_Toc28928"/>
+      <w:bookmarkStart w:id="20" w:name="_Toc10776"/>
       <w:r>
         <w:rPr>
           <w:rFonts w:hint="eastAsia"/>
@@ -10075,8 +9895,8 @@
         </w:rPr>
         <w:t>人员培训管理计划</w:t>
       </w:r>
+      <w:bookmarkEnd w:id="18"/>
       <w:bookmarkEnd w:id="19"/>
-      <w:bookmarkEnd w:id="20"/>
     </w:p>
     <w:p>
       <w:pPr>
@@ -10103,15 +9923,15 @@
     <w:tbl>
       <w:tblPr>
         <w:tblStyle w:val="20"/>
-        <w:tblW w:w="9296" w:type="dxa"/>
+        <w:tblW w:w="9416" w:type="dxa"/>
         <w:jc w:val="center"/>
         <w:tblBorders>
-          <w:top w:val="none" w:color="DEE0E3" w:sz="0" w:space="0"/>
-          <w:left w:val="none" w:color="DEE0E3" w:sz="0" w:space="0"/>
-          <w:bottom w:val="none" w:color="DEE0E3" w:sz="0" w:space="0"/>
-          <w:right w:val="none" w:color="DEE0E3" w:sz="0" w:space="0"/>
-          <w:insideH w:val="none" w:color="DEE0E3" w:sz="0" w:space="0"/>
-          <w:insideV w:val="none" w:color="DEE0E3" w:sz="0" w:space="0"/>
+          <w:top w:val="none" w:color="auto" w:sz="0" w:space="0"/>
+          <w:left w:val="none" w:color="auto" w:sz="0" w:space="0"/>
+          <w:bottom w:val="none" w:color="auto" w:sz="0" w:space="0"/>
+          <w:right w:val="none" w:color="auto" w:sz="0" w:space="0"/>
+          <w:insideH w:val="none" w:color="auto" w:sz="0" w:space="0"/>
+          <w:insideV w:val="none" w:color="auto" w:sz="0" w:space="0"/>
         </w:tblBorders>
         <w:tblLayout w:type="autofit"/>
         <w:tblCellMar>
@@ -10123,23 +9943,23 @@
       </w:tblPr>
       <w:tblGrid>
         <w:gridCol w:w="621"/>
+        <w:gridCol w:w="1700"/>
+        <w:gridCol w:w="1103"/>
+        <w:gridCol w:w="1103"/>
+        <w:gridCol w:w="1103"/>
+        <w:gridCol w:w="1103"/>
         <w:gridCol w:w="1580"/>
-        <w:gridCol w:w="923"/>
-        <w:gridCol w:w="1283"/>
-        <w:gridCol w:w="1103"/>
-        <w:gridCol w:w="914"/>
-        <w:gridCol w:w="1769"/>
         <w:gridCol w:w="1103"/>
       </w:tblGrid>
       <w:tr>
         <w:tblPrEx>
           <w:tblBorders>
-            <w:top w:val="none" w:color="DEE0E3" w:sz="0" w:space="0"/>
-            <w:left w:val="none" w:color="DEE0E3" w:sz="0" w:space="0"/>
-            <w:bottom w:val="none" w:color="DEE0E3" w:sz="0" w:space="0"/>
-            <w:right w:val="none" w:color="DEE0E3" w:sz="0" w:space="0"/>
-            <w:insideH w:val="none" w:color="DEE0E3" w:sz="0" w:space="0"/>
-            <w:insideV w:val="none" w:color="DEE0E3" w:sz="0" w:space="0"/>
+            <w:top w:val="none" w:color="auto" w:sz="0" w:space="0"/>
+            <w:left w:val="none" w:color="auto" w:sz="0" w:space="0"/>
+            <w:bottom w:val="none" w:color="auto" w:sz="0" w:space="0"/>
+            <w:right w:val="none" w:color="auto" w:sz="0" w:space="0"/>
+            <w:insideH w:val="none" w:color="auto" w:sz="0" w:space="0"/>
+            <w:insideV w:val="none" w:color="auto" w:sz="0" w:space="0"/>
           </w:tblBorders>
           <w:tblCellMar>
             <w:top w:w="0" w:type="dxa"/>
@@ -10162,7 +9982,6 @@
               <w:bottom w:val="nil"/>
               <w:right w:val="nil"/>
             </w:tcBorders>
-            <w:noWrap w:val="0"/>
             <w:tcMar>
               <w:top w:w="60" w:type="dxa"/>
               <w:left w:w="120" w:type="dxa"/>
@@ -10205,14 +10024,13 @@
         </w:tc>
         <w:tc>
           <w:tcPr>
-            <w:tcW w:w="1580" w:type="dxa"/>
+            <w:tcW w:w="1700" w:type="dxa"/>
             <w:tcBorders>
               <w:top w:val="single" w:color="auto" w:sz="12" w:space="0"/>
               <w:left w:val="single" w:color="auto" w:sz="4" w:space="0"/>
               <w:bottom w:val="nil"/>
               <w:right w:val="nil"/>
             </w:tcBorders>
-            <w:noWrap w:val="0"/>
             <w:tcMar>
               <w:top w:w="60" w:type="dxa"/>
               <w:left w:w="120" w:type="dxa"/>
@@ -10255,14 +10073,13 @@
         </w:tc>
         <w:tc>
           <w:tcPr>
-            <w:tcW w:w="923" w:type="dxa"/>
+            <w:tcW w:w="1103" w:type="dxa"/>
             <w:tcBorders>
               <w:top w:val="single" w:color="auto" w:sz="12" w:space="0"/>
               <w:left w:val="single" w:color="auto" w:sz="4" w:space="0"/>
               <w:bottom w:val="nil"/>
               <w:right w:val="nil"/>
             </w:tcBorders>
-            <w:noWrap w:val="0"/>
             <w:tcMar>
               <w:top w:w="60" w:type="dxa"/>
               <w:left w:w="120" w:type="dxa"/>
@@ -10305,14 +10122,13 @@
         </w:tc>
         <w:tc>
           <w:tcPr>
-            <w:tcW w:w="1283" w:type="dxa"/>
+            <w:tcW w:w="1103" w:type="dxa"/>
             <w:tcBorders>
               <w:top w:val="single" w:color="auto" w:sz="12" w:space="0"/>
               <w:left w:val="single" w:color="auto" w:sz="4" w:space="0"/>
               <w:bottom w:val="nil"/>
               <w:right w:val="nil"/>
             </w:tcBorders>
-            <w:noWrap w:val="0"/>
             <w:tcMar>
               <w:top w:w="60" w:type="dxa"/>
               <w:left w:w="120" w:type="dxa"/>
@@ -10362,7 +10178,6 @@
               <w:bottom w:val="nil"/>
               <w:right w:val="nil"/>
             </w:tcBorders>
-            <w:noWrap w:val="0"/>
             <w:tcMar>
               <w:top w:w="60" w:type="dxa"/>
               <w:left w:w="120" w:type="dxa"/>
@@ -10405,14 +10220,13 @@
         </w:tc>
         <w:tc>
           <w:tcPr>
-            <w:tcW w:w="914" w:type="dxa"/>
+            <w:tcW w:w="1103" w:type="dxa"/>
             <w:tcBorders>
               <w:top w:val="single" w:color="auto" w:sz="12" w:space="0"/>
               <w:left w:val="single" w:color="auto" w:sz="4" w:space="0"/>
               <w:bottom w:val="nil"/>
               <w:right w:val="nil"/>
             </w:tcBorders>
-            <w:noWrap w:val="0"/>
             <w:tcMar>
               <w:top w:w="60" w:type="dxa"/>
               <w:left w:w="120" w:type="dxa"/>
@@ -10455,14 +10269,13 @@
         </w:tc>
         <w:tc>
           <w:tcPr>
-            <w:tcW w:w="1769" w:type="dxa"/>
+            <w:tcW w:w="1580" w:type="dxa"/>
             <w:tcBorders>
               <w:top w:val="single" w:color="auto" w:sz="12" w:space="0"/>
               <w:left w:val="single" w:color="auto" w:sz="4" w:space="0"/>
               <w:bottom w:val="nil"/>
               <w:right w:val="nil"/>
             </w:tcBorders>
-            <w:noWrap w:val="0"/>
             <w:tcMar>
               <w:top w:w="60" w:type="dxa"/>
               <w:left w:w="120" w:type="dxa"/>
@@ -10512,7 +10325,6 @@
               <w:bottom w:val="nil"/>
               <w:right w:val="single" w:color="auto" w:sz="12" w:space="0"/>
             </w:tcBorders>
-            <w:noWrap w:val="0"/>
             <w:tcMar>
               <w:top w:w="60" w:type="dxa"/>
               <w:left w:w="120" w:type="dxa"/>
@@ -10588,12 +10400,12 @@
       <w:tr>
         <w:tblPrEx>
           <w:tblBorders>
-            <w:top w:val="none" w:color="DEE0E3" w:sz="0" w:space="0"/>
-            <w:left w:val="none" w:color="DEE0E3" w:sz="0" w:space="0"/>
-            <w:bottom w:val="none" w:color="DEE0E3" w:sz="0" w:space="0"/>
-            <w:right w:val="none" w:color="DEE0E3" w:sz="0" w:space="0"/>
-            <w:insideH w:val="none" w:color="DEE0E3" w:sz="0" w:space="0"/>
-            <w:insideV w:val="none" w:color="DEE0E3" w:sz="0" w:space="0"/>
+            <w:top w:val="none" w:color="auto" w:sz="0" w:space="0"/>
+            <w:left w:val="none" w:color="auto" w:sz="0" w:space="0"/>
+            <w:bottom w:val="none" w:color="auto" w:sz="0" w:space="0"/>
+            <w:right w:val="none" w:color="auto" w:sz="0" w:space="0"/>
+            <w:insideH w:val="none" w:color="auto" w:sz="0" w:space="0"/>
+            <w:insideV w:val="none" w:color="auto" w:sz="0" w:space="0"/>
           </w:tblBorders>
           <w:tblCellMar>
             <w:top w:w="0" w:type="dxa"/>
@@ -10615,7 +10427,6 @@
               <w:bottom w:val="nil"/>
               <w:right w:val="nil"/>
             </w:tcBorders>
-            <w:noWrap w:val="0"/>
             <w:tcMar>
               <w:top w:w="60" w:type="dxa"/>
               <w:left w:w="120" w:type="dxa"/>
@@ -10644,22 +10455,29 @@
               <w:ind w:left="0" w:leftChars="0" w:right="0" w:rightChars="0" w:firstLine="0" w:firstLineChars="0"/>
               <w:jc w:val="center"/>
               <w:textAlignment w:val="baseline"/>
-            </w:pPr>
-            <w:r>
+              <w:rPr>
+                <w:rFonts w:ascii="Arial" w:eastAsia="宋体"/>
+                <w:sz w:val="24"/>
+              </w:rPr>
+            </w:pPr>
+            <w:r>
+              <w:rPr>
+                <w:rFonts w:ascii="Arial" w:eastAsia="宋体"/>
+                <w:sz w:val="24"/>
+              </w:rPr>
               <w:t>1</w:t>
             </w:r>
           </w:p>
         </w:tc>
         <w:tc>
           <w:tcPr>
-            <w:tcW w:w="1580" w:type="dxa"/>
+            <w:tcW w:w="1700" w:type="dxa"/>
             <w:tcBorders>
               <w:top w:val="single" w:color="auto" w:sz="4" w:space="0"/>
               <w:left w:val="single" w:color="auto" w:sz="4" w:space="0"/>
               <w:bottom w:val="nil"/>
               <w:right w:val="nil"/>
             </w:tcBorders>
-            <w:noWrap w:val="0"/>
             <w:tcMar>
               <w:top w:w="60" w:type="dxa"/>
               <w:left w:w="120" w:type="dxa"/>
@@ -10688,66 +10506,80 @@
               <w:ind w:left="0" w:leftChars="0" w:right="0" w:rightChars="0" w:firstLine="0" w:firstLineChars="0"/>
               <w:jc w:val="center"/>
               <w:textAlignment w:val="baseline"/>
-            </w:pPr>
-            <w:r>
+              <w:rPr>
+                <w:rFonts w:ascii="Arial" w:eastAsia="宋体"/>
+                <w:sz w:val="24"/>
+              </w:rPr>
+            </w:pPr>
+            <w:r>
+              <w:rPr>
+                <w:rFonts w:ascii="Arial" w:eastAsia="宋体"/>
+                <w:sz w:val="24"/>
+              </w:rPr>
               <w:t>ITSS新版标准深化培训</w:t>
             </w:r>
           </w:p>
         </w:tc>
         <w:tc>
           <w:tcPr>
-            <w:tcW w:w="923" w:type="dxa"/>
+            <w:tcW w:w="1103" w:type="dxa"/>
             <w:tcBorders>
               <w:top w:val="single" w:color="auto" w:sz="4" w:space="0"/>
               <w:left w:val="single" w:color="auto" w:sz="4" w:space="0"/>
               <w:bottom w:val="nil"/>
               <w:right w:val="nil"/>
             </w:tcBorders>
-            <w:noWrap w:val="0"/>
-            <w:tcMar>
-              <w:top w:w="60" w:type="dxa"/>
-              <w:left w:w="120" w:type="dxa"/>
-              <w:bottom w:w="30" w:type="dxa"/>
-              <w:right w:w="120" w:type="dxa"/>
-            </w:tcMar>
-            <w:vAlign w:val="center"/>
-          </w:tcPr>
-          <w:p>
-            <w:pPr>
-              <w:pStyle w:val="29"/>
-              <w:keepNext w:val="0"/>
-              <w:keepLines w:val="0"/>
-              <w:pageBreakBefore w:val="0"/>
-              <w:widowControl w:val="0"/>
-              <w:kinsoku w:val="0"/>
-              <w:wordWrap/>
-              <w:overflowPunct/>
-              <w:topLinePunct w:val="0"/>
-              <w:autoSpaceDE w:val="0"/>
-              <w:autoSpaceDN w:val="0"/>
-              <w:bidi w:val="0"/>
-              <w:adjustRightInd w:val="0"/>
-              <w:snapToGrid w:val="0"/>
-              <w:spacing w:line="240" w:lineRule="auto"/>
-              <w:ind w:left="0" w:leftChars="0" w:right="0" w:rightChars="0" w:firstLine="0" w:firstLineChars="0"/>
-              <w:jc w:val="center"/>
-              <w:textAlignment w:val="baseline"/>
-            </w:pPr>
-            <w:r>
+            <w:tcMar>
+              <w:top w:w="60" w:type="dxa"/>
+              <w:left w:w="120" w:type="dxa"/>
+              <w:bottom w:w="30" w:type="dxa"/>
+              <w:right w:w="120" w:type="dxa"/>
+            </w:tcMar>
+            <w:vAlign w:val="center"/>
+          </w:tcPr>
+          <w:p>
+            <w:pPr>
+              <w:pStyle w:val="29"/>
+              <w:keepNext w:val="0"/>
+              <w:keepLines w:val="0"/>
+              <w:pageBreakBefore w:val="0"/>
+              <w:widowControl w:val="0"/>
+              <w:kinsoku w:val="0"/>
+              <w:wordWrap/>
+              <w:overflowPunct/>
+              <w:topLinePunct w:val="0"/>
+              <w:autoSpaceDE w:val="0"/>
+              <w:autoSpaceDN w:val="0"/>
+              <w:bidi w:val="0"/>
+              <w:adjustRightInd w:val="0"/>
+              <w:snapToGrid w:val="0"/>
+              <w:spacing w:line="240" w:lineRule="auto"/>
+              <w:ind w:left="0" w:leftChars="0" w:right="0" w:rightChars="0" w:firstLine="0" w:firstLineChars="0"/>
+              <w:jc w:val="left"/>
+              <w:textAlignment w:val="baseline"/>
+              <w:rPr>
+                <w:rFonts w:ascii="Arial" w:eastAsia="宋体"/>
+                <w:sz w:val="24"/>
+              </w:rPr>
+            </w:pPr>
+            <w:r>
+              <w:rPr>
+                <w:rFonts w:ascii="Arial" w:eastAsia="宋体"/>
+                <w:sz w:val="24"/>
+              </w:rPr>
               <w:t>2</w:t>
             </w:r>
           </w:p>
         </w:tc>
         <w:tc>
           <w:tcPr>
-            <w:tcW w:w="1283" w:type="dxa"/>
+            <w:tcW w:w="1103" w:type="dxa"/>
             <w:tcBorders>
               <w:top w:val="single" w:color="auto" w:sz="4" w:space="0"/>
               <w:left w:val="single" w:color="auto" w:sz="4" w:space="0"/>
               <w:bottom w:val="nil"/>
               <w:right w:val="nil"/>
             </w:tcBorders>
-            <w:noWrap w:val="0"/>
             <w:tcMar>
               <w:top w:w="60" w:type="dxa"/>
               <w:left w:w="120" w:type="dxa"/>
@@ -10776,8 +10608,16 @@
               <w:ind w:left="0" w:leftChars="0" w:right="0" w:rightChars="0" w:firstLine="0" w:firstLineChars="0"/>
               <w:jc w:val="center"/>
               <w:textAlignment w:val="baseline"/>
-            </w:pPr>
-            <w:r>
+              <w:rPr>
+                <w:rFonts w:ascii="Arial" w:eastAsia="宋体"/>
+                <w:sz w:val="24"/>
+              </w:rPr>
+            </w:pPr>
+            <w:r>
+              <w:rPr>
+                <w:rFonts w:ascii="Arial" w:eastAsia="宋体"/>
+                <w:sz w:val="24"/>
+              </w:rPr>
               <w:t>内部</w:t>
             </w:r>
           </w:p>
@@ -10791,7 +10631,6 @@
               <w:bottom w:val="nil"/>
               <w:right w:val="nil"/>
             </w:tcBorders>
-            <w:noWrap w:val="0"/>
             <w:tcMar>
               <w:top w:w="60" w:type="dxa"/>
               <w:left w:w="120" w:type="dxa"/>
@@ -10820,22 +10659,29 @@
               <w:ind w:left="0" w:leftChars="0" w:right="0" w:rightChars="0" w:firstLine="0" w:firstLineChars="0"/>
               <w:jc w:val="center"/>
               <w:textAlignment w:val="baseline"/>
-            </w:pPr>
-            <w:r>
+              <w:rPr>
+                <w:rFonts w:ascii="Arial" w:eastAsia="宋体"/>
+                <w:sz w:val="24"/>
+              </w:rPr>
+            </w:pPr>
+            <w:r>
+              <w:rPr>
+                <w:rFonts w:ascii="Arial" w:eastAsia="宋体"/>
+                <w:sz w:val="24"/>
+              </w:rPr>
               <w:t>2026年1月</w:t>
             </w:r>
           </w:p>
         </w:tc>
         <w:tc>
           <w:tcPr>
-            <w:tcW w:w="914" w:type="dxa"/>
+            <w:tcW w:w="1103" w:type="dxa"/>
             <w:tcBorders>
               <w:top w:val="single" w:color="auto" w:sz="4" w:space="0"/>
               <w:left w:val="single" w:color="auto" w:sz="4" w:space="0"/>
               <w:bottom w:val="nil"/>
               <w:right w:val="nil"/>
             </w:tcBorders>
-            <w:noWrap w:val="0"/>
             <w:tcMar>
               <w:top w:w="60" w:type="dxa"/>
               <w:left w:w="120" w:type="dxa"/>
@@ -10864,22 +10710,29 @@
               <w:ind w:left="0" w:leftChars="0" w:right="0" w:rightChars="0" w:firstLine="0" w:firstLineChars="0"/>
               <w:jc w:val="center"/>
               <w:textAlignment w:val="baseline"/>
-            </w:pPr>
-            <w:r>
-              <w:t>吴夤</w:t>
-            </w:r>
-          </w:p>
-        </w:tc>
-        <w:tc>
-          <w:tcPr>
-            <w:tcW w:w="1769" w:type="dxa"/>
+              <w:rPr>
+                <w:rFonts w:ascii="Arial" w:eastAsia="宋体"/>
+                <w:sz w:val="24"/>
+              </w:rPr>
+            </w:pPr>
+            <w:r>
+              <w:rPr>
+                <w:rFonts w:ascii="Arial" w:eastAsia="宋体"/>
+                <w:sz w:val="24"/>
+              </w:rPr>
+              <w:t>平湾</w:t>
+            </w:r>
+          </w:p>
+        </w:tc>
+        <w:tc>
+          <w:tcPr>
+            <w:tcW w:w="1580" w:type="dxa"/>
             <w:tcBorders>
               <w:top w:val="single" w:color="auto" w:sz="4" w:space="0"/>
               <w:left w:val="single" w:color="auto" w:sz="4" w:space="0"/>
               <w:bottom w:val="nil"/>
               <w:right w:val="nil"/>
             </w:tcBorders>
-            <w:noWrap w:val="0"/>
             <w:tcMar>
               <w:top w:w="60" w:type="dxa"/>
               <w:left w:w="120" w:type="dxa"/>
@@ -10908,8 +10761,16 @@
               <w:ind w:left="0" w:leftChars="0" w:right="0" w:rightChars="0" w:firstLine="0" w:firstLineChars="0"/>
               <w:jc w:val="left"/>
               <w:textAlignment w:val="baseline"/>
-            </w:pPr>
-            <w:r>
+              <w:rPr>
+                <w:rFonts w:ascii="Arial" w:eastAsia="宋体"/>
+                <w:sz w:val="24"/>
+              </w:rPr>
+            </w:pPr>
+            <w:r>
+              <w:rPr>
+                <w:rFonts w:ascii="Arial" w:eastAsia="宋体"/>
+                <w:sz w:val="24"/>
+              </w:rPr>
               <w:t>全体人员</w:t>
             </w:r>
           </w:p>
@@ -10923,7 +10784,6 @@
               <w:bottom w:val="nil"/>
               <w:right w:val="single" w:color="auto" w:sz="12" w:space="0"/>
             </w:tcBorders>
-            <w:noWrap w:val="0"/>
             <w:tcMar>
               <w:top w:w="60" w:type="dxa"/>
               <w:left w:w="120" w:type="dxa"/>
@@ -10952,8 +10812,16 @@
               <w:ind w:left="0" w:leftChars="0" w:right="0" w:rightChars="0" w:firstLine="0" w:firstLineChars="0"/>
               <w:jc w:val="left"/>
               <w:textAlignment w:val="baseline"/>
-            </w:pPr>
-            <w:r>
+              <w:rPr>
+                <w:rFonts w:ascii="Arial" w:eastAsia="宋体"/>
+                <w:sz w:val="24"/>
+              </w:rPr>
+            </w:pPr>
+            <w:r>
+              <w:rPr>
+                <w:rFonts w:ascii="Arial" w:eastAsia="宋体"/>
+                <w:sz w:val="24"/>
+              </w:rPr>
               <w:t>0</w:t>
             </w:r>
           </w:p>
@@ -10962,12 +10830,12 @@
       <w:tr>
         <w:tblPrEx>
           <w:tblBorders>
-            <w:top w:val="none" w:color="DEE0E3" w:sz="0" w:space="0"/>
-            <w:left w:val="none" w:color="DEE0E3" w:sz="0" w:space="0"/>
-            <w:bottom w:val="none" w:color="DEE0E3" w:sz="0" w:space="0"/>
-            <w:right w:val="none" w:color="DEE0E3" w:sz="0" w:space="0"/>
-            <w:insideH w:val="none" w:color="DEE0E3" w:sz="0" w:space="0"/>
-            <w:insideV w:val="none" w:color="DEE0E3" w:sz="0" w:space="0"/>
+            <w:top w:val="none" w:color="auto" w:sz="0" w:space="0"/>
+            <w:left w:val="none" w:color="auto" w:sz="0" w:space="0"/>
+            <w:bottom w:val="none" w:color="auto" w:sz="0" w:space="0"/>
+            <w:right w:val="none" w:color="auto" w:sz="0" w:space="0"/>
+            <w:insideH w:val="none" w:color="auto" w:sz="0" w:space="0"/>
+            <w:insideV w:val="none" w:color="auto" w:sz="0" w:space="0"/>
           </w:tblBorders>
           <w:tblCellMar>
             <w:top w:w="0" w:type="dxa"/>
@@ -10989,7 +10857,6 @@
               <w:bottom w:val="nil"/>
               <w:right w:val="nil"/>
             </w:tcBorders>
-            <w:noWrap w:val="0"/>
             <w:tcMar>
               <w:top w:w="60" w:type="dxa"/>
               <w:left w:w="120" w:type="dxa"/>
@@ -11018,22 +10885,29 @@
               <w:ind w:left="0" w:leftChars="0" w:right="0" w:rightChars="0" w:firstLine="0" w:firstLineChars="0"/>
               <w:jc w:val="center"/>
               <w:textAlignment w:val="baseline"/>
-            </w:pPr>
-            <w:r>
+              <w:rPr>
+                <w:rFonts w:ascii="Arial" w:eastAsia="宋体"/>
+                <w:sz w:val="24"/>
+              </w:rPr>
+            </w:pPr>
+            <w:r>
+              <w:rPr>
+                <w:rFonts w:ascii="Arial" w:eastAsia="宋体"/>
+                <w:sz w:val="24"/>
+              </w:rPr>
               <w:t>2</w:t>
             </w:r>
           </w:p>
         </w:tc>
         <w:tc>
           <w:tcPr>
-            <w:tcW w:w="1580" w:type="dxa"/>
+            <w:tcW w:w="1700" w:type="dxa"/>
             <w:tcBorders>
               <w:top w:val="single" w:color="auto" w:sz="4" w:space="0"/>
               <w:left w:val="single" w:color="auto" w:sz="4" w:space="0"/>
               <w:bottom w:val="nil"/>
               <w:right w:val="nil"/>
             </w:tcBorders>
-            <w:noWrap w:val="0"/>
             <w:tcMar>
               <w:top w:w="60" w:type="dxa"/>
               <w:left w:w="120" w:type="dxa"/>
@@ -11062,66 +10936,80 @@
               <w:ind w:left="0" w:leftChars="0" w:right="0" w:rightChars="0" w:firstLine="0" w:firstLineChars="0"/>
               <w:jc w:val="center"/>
               <w:textAlignment w:val="baseline"/>
-            </w:pPr>
-            <w:r>
+              <w:rPr>
+                <w:rFonts w:ascii="Arial" w:eastAsia="宋体"/>
+                <w:sz w:val="24"/>
+              </w:rPr>
+            </w:pPr>
+            <w:r>
+              <w:rPr>
+                <w:rFonts w:ascii="Arial" w:eastAsia="宋体"/>
+                <w:sz w:val="24"/>
+              </w:rPr>
               <w:t>视频监控新技术培训</w:t>
             </w:r>
           </w:p>
         </w:tc>
         <w:tc>
           <w:tcPr>
-            <w:tcW w:w="923" w:type="dxa"/>
+            <w:tcW w:w="1103" w:type="dxa"/>
             <w:tcBorders>
               <w:top w:val="single" w:color="auto" w:sz="4" w:space="0"/>
               <w:left w:val="single" w:color="auto" w:sz="4" w:space="0"/>
               <w:bottom w:val="nil"/>
               <w:right w:val="nil"/>
             </w:tcBorders>
-            <w:noWrap w:val="0"/>
-            <w:tcMar>
-              <w:top w:w="60" w:type="dxa"/>
-              <w:left w:w="120" w:type="dxa"/>
-              <w:bottom w:w="30" w:type="dxa"/>
-              <w:right w:w="120" w:type="dxa"/>
-            </w:tcMar>
-            <w:vAlign w:val="center"/>
-          </w:tcPr>
-          <w:p>
-            <w:pPr>
-              <w:pStyle w:val="29"/>
-              <w:keepNext w:val="0"/>
-              <w:keepLines w:val="0"/>
-              <w:pageBreakBefore w:val="0"/>
-              <w:widowControl w:val="0"/>
-              <w:kinsoku w:val="0"/>
-              <w:wordWrap/>
-              <w:overflowPunct/>
-              <w:topLinePunct w:val="0"/>
-              <w:autoSpaceDE w:val="0"/>
-              <w:autoSpaceDN w:val="0"/>
-              <w:bidi w:val="0"/>
-              <w:adjustRightInd w:val="0"/>
-              <w:snapToGrid w:val="0"/>
-              <w:spacing w:line="240" w:lineRule="auto"/>
-              <w:ind w:left="0" w:leftChars="0" w:right="0" w:rightChars="0" w:firstLine="0" w:firstLineChars="0"/>
-              <w:jc w:val="center"/>
-              <w:textAlignment w:val="baseline"/>
-            </w:pPr>
-            <w:r>
+            <w:tcMar>
+              <w:top w:w="60" w:type="dxa"/>
+              <w:left w:w="120" w:type="dxa"/>
+              <w:bottom w:w="30" w:type="dxa"/>
+              <w:right w:w="120" w:type="dxa"/>
+            </w:tcMar>
+            <w:vAlign w:val="center"/>
+          </w:tcPr>
+          <w:p>
+            <w:pPr>
+              <w:pStyle w:val="29"/>
+              <w:keepNext w:val="0"/>
+              <w:keepLines w:val="0"/>
+              <w:pageBreakBefore w:val="0"/>
+              <w:widowControl w:val="0"/>
+              <w:kinsoku w:val="0"/>
+              <w:wordWrap/>
+              <w:overflowPunct/>
+              <w:topLinePunct w:val="0"/>
+              <w:autoSpaceDE w:val="0"/>
+              <w:autoSpaceDN w:val="0"/>
+              <w:bidi w:val="0"/>
+              <w:adjustRightInd w:val="0"/>
+              <w:snapToGrid w:val="0"/>
+              <w:spacing w:line="240" w:lineRule="auto"/>
+              <w:ind w:left="0" w:leftChars="0" w:right="0" w:rightChars="0" w:firstLine="0" w:firstLineChars="0"/>
+              <w:jc w:val="left"/>
+              <w:textAlignment w:val="baseline"/>
+              <w:rPr>
+                <w:rFonts w:ascii="Arial" w:eastAsia="宋体"/>
+                <w:sz w:val="24"/>
+              </w:rPr>
+            </w:pPr>
+            <w:r>
+              <w:rPr>
+                <w:rFonts w:ascii="Arial" w:eastAsia="宋体"/>
+                <w:sz w:val="24"/>
+              </w:rPr>
               <w:t>4</w:t>
             </w:r>
           </w:p>
         </w:tc>
         <w:tc>
           <w:tcPr>
-            <w:tcW w:w="1283" w:type="dxa"/>
+            <w:tcW w:w="1103" w:type="dxa"/>
             <w:tcBorders>
               <w:top w:val="single" w:color="auto" w:sz="4" w:space="0"/>
               <w:left w:val="single" w:color="auto" w:sz="4" w:space="0"/>
               <w:bottom w:val="nil"/>
               <w:right w:val="nil"/>
             </w:tcBorders>
-            <w:noWrap w:val="0"/>
             <w:tcMar>
               <w:top w:w="60" w:type="dxa"/>
               <w:left w:w="120" w:type="dxa"/>
@@ -11150,8 +11038,16 @@
               <w:ind w:left="0" w:leftChars="0" w:right="0" w:rightChars="0" w:firstLine="0" w:firstLineChars="0"/>
               <w:jc w:val="center"/>
               <w:textAlignment w:val="baseline"/>
-            </w:pPr>
-            <w:r>
+              <w:rPr>
+                <w:rFonts w:ascii="Arial" w:eastAsia="宋体"/>
+                <w:sz w:val="24"/>
+              </w:rPr>
+            </w:pPr>
+            <w:r>
+              <w:rPr>
+                <w:rFonts w:ascii="Arial" w:eastAsia="宋体"/>
+                <w:sz w:val="24"/>
+              </w:rPr>
               <w:t>内部</w:t>
             </w:r>
           </w:p>
@@ -11165,7 +11061,6 @@
               <w:bottom w:val="nil"/>
               <w:right w:val="nil"/>
             </w:tcBorders>
-            <w:noWrap w:val="0"/>
             <w:tcMar>
               <w:top w:w="60" w:type="dxa"/>
               <w:left w:w="120" w:type="dxa"/>
@@ -11194,22 +11089,29 @@
               <w:ind w:left="0" w:leftChars="0" w:right="0" w:rightChars="0" w:firstLine="0" w:firstLineChars="0"/>
               <w:jc w:val="center"/>
               <w:textAlignment w:val="baseline"/>
-            </w:pPr>
-            <w:r>
+              <w:rPr>
+                <w:rFonts w:ascii="Arial" w:eastAsia="宋体"/>
+                <w:sz w:val="24"/>
+              </w:rPr>
+            </w:pPr>
+            <w:r>
+              <w:rPr>
+                <w:rFonts w:ascii="Arial" w:eastAsia="宋体"/>
+                <w:sz w:val="24"/>
+              </w:rPr>
               <w:t>2026年2月</w:t>
             </w:r>
           </w:p>
         </w:tc>
         <w:tc>
           <w:tcPr>
-            <w:tcW w:w="914" w:type="dxa"/>
+            <w:tcW w:w="1103" w:type="dxa"/>
             <w:tcBorders>
               <w:top w:val="single" w:color="auto" w:sz="4" w:space="0"/>
               <w:left w:val="single" w:color="auto" w:sz="4" w:space="0"/>
               <w:bottom w:val="nil"/>
               <w:right w:val="nil"/>
             </w:tcBorders>
-            <w:noWrap w:val="0"/>
             <w:tcMar>
               <w:top w:w="60" w:type="dxa"/>
               <w:left w:w="120" w:type="dxa"/>
@@ -11238,22 +11140,29 @@
               <w:ind w:left="0" w:leftChars="0" w:right="0" w:rightChars="0" w:firstLine="0" w:firstLineChars="0"/>
               <w:jc w:val="center"/>
               <w:textAlignment w:val="baseline"/>
-            </w:pPr>
-            <w:r>
-              <w:t>程方</w:t>
-            </w:r>
-          </w:p>
-        </w:tc>
-        <w:tc>
-          <w:tcPr>
-            <w:tcW w:w="1769" w:type="dxa"/>
+              <w:rPr>
+                <w:rFonts w:ascii="Arial" w:eastAsia="宋体"/>
+                <w:sz w:val="24"/>
+              </w:rPr>
+            </w:pPr>
+            <w:r>
+              <w:rPr>
+                <w:rFonts w:ascii="Arial" w:eastAsia="宋体"/>
+                <w:sz w:val="24"/>
+              </w:rPr>
+              <w:t>强宇涛</w:t>
+            </w:r>
+          </w:p>
+        </w:tc>
+        <w:tc>
+          <w:tcPr>
+            <w:tcW w:w="1580" w:type="dxa"/>
             <w:tcBorders>
               <w:top w:val="single" w:color="auto" w:sz="4" w:space="0"/>
               <w:left w:val="single" w:color="auto" w:sz="4" w:space="0"/>
               <w:bottom w:val="nil"/>
               <w:right w:val="nil"/>
             </w:tcBorders>
-            <w:noWrap w:val="0"/>
             <w:tcMar>
               <w:top w:w="60" w:type="dxa"/>
               <w:left w:w="120" w:type="dxa"/>
@@ -11282,8 +11191,16 @@
               <w:ind w:left="0" w:leftChars="0" w:right="0" w:rightChars="0" w:firstLine="0" w:firstLineChars="0"/>
               <w:jc w:val="left"/>
               <w:textAlignment w:val="baseline"/>
-            </w:pPr>
-            <w:r>
+              <w:rPr>
+                <w:rFonts w:ascii="Arial" w:eastAsia="宋体"/>
+                <w:sz w:val="24"/>
+              </w:rPr>
+            </w:pPr>
+            <w:r>
+              <w:rPr>
+                <w:rFonts w:ascii="Arial" w:eastAsia="宋体"/>
+                <w:sz w:val="24"/>
+              </w:rPr>
               <w:t>运维相关人员</w:t>
             </w:r>
           </w:p>
@@ -11297,7 +11214,6 @@
               <w:bottom w:val="nil"/>
               <w:right w:val="single" w:color="auto" w:sz="12" w:space="0"/>
             </w:tcBorders>
-            <w:noWrap w:val="0"/>
             <w:tcMar>
               <w:top w:w="60" w:type="dxa"/>
               <w:left w:w="120" w:type="dxa"/>
@@ -11326,8 +11242,16 @@
               <w:ind w:left="0" w:leftChars="0" w:right="0" w:rightChars="0" w:firstLine="0" w:firstLineChars="0"/>
               <w:jc w:val="left"/>
               <w:textAlignment w:val="baseline"/>
-            </w:pPr>
-            <w:r>
+              <w:rPr>
+                <w:rFonts w:ascii="Arial" w:eastAsia="宋体"/>
+                <w:sz w:val="24"/>
+              </w:rPr>
+            </w:pPr>
+            <w:r>
+              <w:rPr>
+                <w:rFonts w:ascii="Arial" w:eastAsia="宋体"/>
+                <w:sz w:val="24"/>
+              </w:rPr>
               <w:t>0</w:t>
             </w:r>
           </w:p>
@@ -11336,12 +11260,12 @@
       <w:tr>
         <w:tblPrEx>
           <w:tblBorders>
-            <w:top w:val="none" w:color="DEE0E3" w:sz="0" w:space="0"/>
-            <w:left w:val="none" w:color="DEE0E3" w:sz="0" w:space="0"/>
-            <w:bottom w:val="none" w:color="DEE0E3" w:sz="0" w:space="0"/>
-            <w:right w:val="none" w:color="DEE0E3" w:sz="0" w:space="0"/>
-            <w:insideH w:val="none" w:color="DEE0E3" w:sz="0" w:space="0"/>
-            <w:insideV w:val="none" w:color="DEE0E3" w:sz="0" w:space="0"/>
+            <w:top w:val="none" w:color="auto" w:sz="0" w:space="0"/>
+            <w:left w:val="none" w:color="auto" w:sz="0" w:space="0"/>
+            <w:bottom w:val="none" w:color="auto" w:sz="0" w:space="0"/>
+            <w:right w:val="none" w:color="auto" w:sz="0" w:space="0"/>
+            <w:insideH w:val="none" w:color="auto" w:sz="0" w:space="0"/>
+            <w:insideV w:val="none" w:color="auto" w:sz="0" w:space="0"/>
           </w:tblBorders>
           <w:tblCellMar>
             <w:top w:w="0" w:type="dxa"/>
@@ -11363,7 +11287,6 @@
               <w:bottom w:val="nil"/>
               <w:right w:val="nil"/>
             </w:tcBorders>
-            <w:noWrap w:val="0"/>
             <w:tcMar>
               <w:top w:w="60" w:type="dxa"/>
               <w:left w:w="120" w:type="dxa"/>
@@ -11392,22 +11315,29 @@
               <w:ind w:left="0" w:leftChars="0" w:right="0" w:rightChars="0" w:firstLine="0" w:firstLineChars="0"/>
               <w:jc w:val="center"/>
               <w:textAlignment w:val="baseline"/>
-            </w:pPr>
-            <w:r>
+              <w:rPr>
+                <w:rFonts w:ascii="Arial" w:eastAsia="宋体"/>
+                <w:sz w:val="24"/>
+              </w:rPr>
+            </w:pPr>
+            <w:r>
+              <w:rPr>
+                <w:rFonts w:ascii="Arial" w:eastAsia="宋体"/>
+                <w:sz w:val="24"/>
+              </w:rPr>
               <w:t>3</w:t>
             </w:r>
           </w:p>
         </w:tc>
         <w:tc>
           <w:tcPr>
-            <w:tcW w:w="1580" w:type="dxa"/>
+            <w:tcW w:w="1700" w:type="dxa"/>
             <w:tcBorders>
               <w:top w:val="single" w:color="auto" w:sz="4" w:space="0"/>
               <w:left w:val="single" w:color="auto" w:sz="4" w:space="0"/>
               <w:bottom w:val="nil"/>
               <w:right w:val="nil"/>
             </w:tcBorders>
-            <w:noWrap w:val="0"/>
             <w:tcMar>
               <w:top w:w="60" w:type="dxa"/>
               <w:left w:w="120" w:type="dxa"/>
@@ -11436,66 +11366,80 @@
               <w:ind w:left="0" w:leftChars="0" w:right="0" w:rightChars="0" w:firstLine="0" w:firstLineChars="0"/>
               <w:jc w:val="center"/>
               <w:textAlignment w:val="baseline"/>
-            </w:pPr>
-            <w:r>
+              <w:rPr>
+                <w:rFonts w:ascii="Arial" w:eastAsia="宋体"/>
+                <w:sz w:val="24"/>
+              </w:rPr>
+            </w:pPr>
+            <w:r>
+              <w:rPr>
+                <w:rFonts w:ascii="Arial" w:eastAsia="宋体"/>
+                <w:sz w:val="24"/>
+              </w:rPr>
               <w:t>服务台规范与沟通技巧</w:t>
             </w:r>
           </w:p>
         </w:tc>
         <w:tc>
           <w:tcPr>
-            <w:tcW w:w="923" w:type="dxa"/>
+            <w:tcW w:w="1103" w:type="dxa"/>
             <w:tcBorders>
               <w:top w:val="single" w:color="auto" w:sz="4" w:space="0"/>
               <w:left w:val="single" w:color="auto" w:sz="4" w:space="0"/>
               <w:bottom w:val="nil"/>
               <w:right w:val="nil"/>
             </w:tcBorders>
-            <w:noWrap w:val="0"/>
-            <w:tcMar>
-              <w:top w:w="60" w:type="dxa"/>
-              <w:left w:w="120" w:type="dxa"/>
-              <w:bottom w:w="30" w:type="dxa"/>
-              <w:right w:w="120" w:type="dxa"/>
-            </w:tcMar>
-            <w:vAlign w:val="center"/>
-          </w:tcPr>
-          <w:p>
-            <w:pPr>
-              <w:pStyle w:val="29"/>
-              <w:keepNext w:val="0"/>
-              <w:keepLines w:val="0"/>
-              <w:pageBreakBefore w:val="0"/>
-              <w:widowControl w:val="0"/>
-              <w:kinsoku w:val="0"/>
-              <w:wordWrap/>
-              <w:overflowPunct/>
-              <w:topLinePunct w:val="0"/>
-              <w:autoSpaceDE w:val="0"/>
-              <w:autoSpaceDN w:val="0"/>
-              <w:bidi w:val="0"/>
-              <w:adjustRightInd w:val="0"/>
-              <w:snapToGrid w:val="0"/>
-              <w:spacing w:line="240" w:lineRule="auto"/>
-              <w:ind w:left="0" w:leftChars="0" w:right="0" w:rightChars="0" w:firstLine="0" w:firstLineChars="0"/>
-              <w:jc w:val="center"/>
-              <w:textAlignment w:val="baseline"/>
-            </w:pPr>
-            <w:r>
+            <w:tcMar>
+              <w:top w:w="60" w:type="dxa"/>
+              <w:left w:w="120" w:type="dxa"/>
+              <w:bottom w:w="30" w:type="dxa"/>
+              <w:right w:w="120" w:type="dxa"/>
+            </w:tcMar>
+            <w:vAlign w:val="center"/>
+          </w:tcPr>
+          <w:p>
+            <w:pPr>
+              <w:pStyle w:val="29"/>
+              <w:keepNext w:val="0"/>
+              <w:keepLines w:val="0"/>
+              <w:pageBreakBefore w:val="0"/>
+              <w:widowControl w:val="0"/>
+              <w:kinsoku w:val="0"/>
+              <w:wordWrap/>
+              <w:overflowPunct/>
+              <w:topLinePunct w:val="0"/>
+              <w:autoSpaceDE w:val="0"/>
+              <w:autoSpaceDN w:val="0"/>
+              <w:bidi w:val="0"/>
+              <w:adjustRightInd w:val="0"/>
+              <w:snapToGrid w:val="0"/>
+              <w:spacing w:line="240" w:lineRule="auto"/>
+              <w:ind w:left="0" w:leftChars="0" w:right="0" w:rightChars="0" w:firstLine="0" w:firstLineChars="0"/>
+              <w:jc w:val="left"/>
+              <w:textAlignment w:val="baseline"/>
+              <w:rPr>
+                <w:rFonts w:ascii="Arial" w:eastAsia="宋体"/>
+                <w:sz w:val="24"/>
+              </w:rPr>
+            </w:pPr>
+            <w:r>
+              <w:rPr>
+                <w:rFonts w:ascii="Arial" w:eastAsia="宋体"/>
+                <w:sz w:val="24"/>
+              </w:rPr>
               <w:t>2</w:t>
             </w:r>
           </w:p>
         </w:tc>
         <w:tc>
           <w:tcPr>
-            <w:tcW w:w="1283" w:type="dxa"/>
+            <w:tcW w:w="1103" w:type="dxa"/>
             <w:tcBorders>
               <w:top w:val="single" w:color="auto" w:sz="4" w:space="0"/>
               <w:left w:val="single" w:color="auto" w:sz="4" w:space="0"/>
               <w:bottom w:val="nil"/>
               <w:right w:val="nil"/>
             </w:tcBorders>
-            <w:noWrap w:val="0"/>
             <w:tcMar>
               <w:top w:w="60" w:type="dxa"/>
               <w:left w:w="120" w:type="dxa"/>
@@ -11524,8 +11468,16 @@
               <w:ind w:left="0" w:leftChars="0" w:right="0" w:rightChars="0" w:firstLine="0" w:firstLineChars="0"/>
               <w:jc w:val="center"/>
               <w:textAlignment w:val="baseline"/>
-            </w:pPr>
-            <w:r>
+              <w:rPr>
+                <w:rFonts w:ascii="Arial" w:eastAsia="宋体"/>
+                <w:sz w:val="24"/>
+              </w:rPr>
+            </w:pPr>
+            <w:r>
+              <w:rPr>
+                <w:rFonts w:ascii="Arial" w:eastAsia="宋体"/>
+                <w:sz w:val="24"/>
+              </w:rPr>
               <w:t>内部</w:t>
             </w:r>
           </w:p>
@@ -11539,7 +11491,6 @@
               <w:bottom w:val="nil"/>
               <w:right w:val="nil"/>
             </w:tcBorders>
-            <w:noWrap w:val="0"/>
             <w:tcMar>
               <w:top w:w="60" w:type="dxa"/>
               <w:left w:w="120" w:type="dxa"/>
@@ -11568,22 +11519,29 @@
               <w:ind w:left="0" w:leftChars="0" w:right="0" w:rightChars="0" w:firstLine="0" w:firstLineChars="0"/>
               <w:jc w:val="center"/>
               <w:textAlignment w:val="baseline"/>
-            </w:pPr>
-            <w:r>
+              <w:rPr>
+                <w:rFonts w:ascii="Arial" w:eastAsia="宋体"/>
+                <w:sz w:val="24"/>
+              </w:rPr>
+            </w:pPr>
+            <w:r>
+              <w:rPr>
+                <w:rFonts w:ascii="Arial" w:eastAsia="宋体"/>
+                <w:sz w:val="24"/>
+              </w:rPr>
               <w:t>2026年3月</w:t>
             </w:r>
           </w:p>
         </w:tc>
         <w:tc>
           <w:tcPr>
-            <w:tcW w:w="914" w:type="dxa"/>
+            <w:tcW w:w="1103" w:type="dxa"/>
             <w:tcBorders>
               <w:top w:val="single" w:color="auto" w:sz="4" w:space="0"/>
               <w:left w:val="single" w:color="auto" w:sz="4" w:space="0"/>
               <w:bottom w:val="nil"/>
               <w:right w:val="nil"/>
             </w:tcBorders>
-            <w:noWrap w:val="0"/>
             <w:tcMar>
               <w:top w:w="60" w:type="dxa"/>
               <w:left w:w="120" w:type="dxa"/>
@@ -11612,22 +11570,29 @@
               <w:ind w:left="0" w:leftChars="0" w:right="0" w:rightChars="0" w:firstLine="0" w:firstLineChars="0"/>
               <w:jc w:val="center"/>
               <w:textAlignment w:val="baseline"/>
-            </w:pPr>
-            <w:r>
-              <w:t>程方</w:t>
-            </w:r>
-          </w:p>
-        </w:tc>
-        <w:tc>
-          <w:tcPr>
-            <w:tcW w:w="1769" w:type="dxa"/>
+              <w:rPr>
+                <w:rFonts w:ascii="Arial" w:eastAsia="宋体"/>
+                <w:sz w:val="24"/>
+              </w:rPr>
+            </w:pPr>
+            <w:r>
+              <w:rPr>
+                <w:rFonts w:ascii="Arial" w:eastAsia="宋体"/>
+                <w:sz w:val="24"/>
+              </w:rPr>
+              <w:t>强宇涛</w:t>
+            </w:r>
+          </w:p>
+        </w:tc>
+        <w:tc>
+          <w:tcPr>
+            <w:tcW w:w="1580" w:type="dxa"/>
             <w:tcBorders>
               <w:top w:val="single" w:color="auto" w:sz="4" w:space="0"/>
               <w:left w:val="single" w:color="auto" w:sz="4" w:space="0"/>
               <w:bottom w:val="nil"/>
               <w:right w:val="nil"/>
             </w:tcBorders>
-            <w:noWrap w:val="0"/>
             <w:tcMar>
               <w:top w:w="60" w:type="dxa"/>
               <w:left w:w="120" w:type="dxa"/>
@@ -11656,8 +11621,16 @@
               <w:ind w:left="0" w:leftChars="0" w:right="0" w:rightChars="0" w:firstLine="0" w:firstLineChars="0"/>
               <w:jc w:val="left"/>
               <w:textAlignment w:val="baseline"/>
-            </w:pPr>
-            <w:r>
+              <w:rPr>
+                <w:rFonts w:ascii="Arial" w:eastAsia="宋体"/>
+                <w:sz w:val="24"/>
+              </w:rPr>
+            </w:pPr>
+            <w:r>
+              <w:rPr>
+                <w:rFonts w:ascii="Arial" w:eastAsia="宋体"/>
+                <w:sz w:val="24"/>
+              </w:rPr>
               <w:t>服务台专员</w:t>
             </w:r>
           </w:p>
@@ -11671,7 +11644,6 @@
               <w:bottom w:val="nil"/>
               <w:right w:val="single" w:color="auto" w:sz="12" w:space="0"/>
             </w:tcBorders>
-            <w:noWrap w:val="0"/>
             <w:tcMar>
               <w:top w:w="60" w:type="dxa"/>
               <w:left w:w="120" w:type="dxa"/>
@@ -11700,8 +11672,16 @@
               <w:ind w:left="0" w:leftChars="0" w:right="0" w:rightChars="0" w:firstLine="0" w:firstLineChars="0"/>
               <w:jc w:val="left"/>
               <w:textAlignment w:val="baseline"/>
-            </w:pPr>
-            <w:r>
+              <w:rPr>
+                <w:rFonts w:ascii="Arial" w:eastAsia="宋体"/>
+                <w:sz w:val="24"/>
+              </w:rPr>
+            </w:pPr>
+            <w:r>
+              <w:rPr>
+                <w:rFonts w:ascii="Arial" w:eastAsia="宋体"/>
+                <w:sz w:val="24"/>
+              </w:rPr>
               <w:t>0</w:t>
             </w:r>
           </w:p>
@@ -11710,12 +11690,12 @@
       <w:tr>
         <w:tblPrEx>
           <w:tblBorders>
-            <w:top w:val="none" w:color="DEE0E3" w:sz="0" w:space="0"/>
-            <w:left w:val="none" w:color="DEE0E3" w:sz="0" w:space="0"/>
-            <w:bottom w:val="none" w:color="DEE0E3" w:sz="0" w:space="0"/>
-            <w:right w:val="none" w:color="DEE0E3" w:sz="0" w:space="0"/>
-            <w:insideH w:val="none" w:color="DEE0E3" w:sz="0" w:space="0"/>
-            <w:insideV w:val="none" w:color="DEE0E3" w:sz="0" w:space="0"/>
+            <w:top w:val="none" w:color="auto" w:sz="0" w:space="0"/>
+            <w:left w:val="none" w:color="auto" w:sz="0" w:space="0"/>
+            <w:bottom w:val="none" w:color="auto" w:sz="0" w:space="0"/>
+            <w:right w:val="none" w:color="auto" w:sz="0" w:space="0"/>
+            <w:insideH w:val="none" w:color="auto" w:sz="0" w:space="0"/>
+            <w:insideV w:val="none" w:color="auto" w:sz="0" w:space="0"/>
           </w:tblBorders>
           <w:tblCellMar>
             <w:top w:w="0" w:type="dxa"/>
@@ -11737,7 +11717,6 @@
               <w:bottom w:val="nil"/>
               <w:right w:val="nil"/>
             </w:tcBorders>
-            <w:noWrap w:val="0"/>
             <w:tcMar>
               <w:top w:w="60" w:type="dxa"/>
               <w:left w:w="120" w:type="dxa"/>
@@ -11766,22 +11745,29 @@
               <w:ind w:left="0" w:leftChars="0" w:right="0" w:rightChars="0" w:firstLine="0" w:firstLineChars="0"/>
               <w:jc w:val="center"/>
               <w:textAlignment w:val="baseline"/>
-            </w:pPr>
-            <w:r>
+              <w:rPr>
+                <w:rFonts w:ascii="Arial" w:eastAsia="宋体"/>
+                <w:sz w:val="24"/>
+              </w:rPr>
+            </w:pPr>
+            <w:r>
+              <w:rPr>
+                <w:rFonts w:ascii="Arial" w:eastAsia="宋体"/>
+                <w:sz w:val="24"/>
+              </w:rPr>
               <w:t>4</w:t>
             </w:r>
           </w:p>
         </w:tc>
         <w:tc>
           <w:tcPr>
-            <w:tcW w:w="1580" w:type="dxa"/>
+            <w:tcW w:w="1700" w:type="dxa"/>
             <w:tcBorders>
               <w:top w:val="single" w:color="auto" w:sz="4" w:space="0"/>
               <w:left w:val="single" w:color="auto" w:sz="4" w:space="0"/>
               <w:bottom w:val="nil"/>
               <w:right w:val="nil"/>
             </w:tcBorders>
-            <w:noWrap w:val="0"/>
             <w:tcMar>
               <w:top w:w="60" w:type="dxa"/>
               <w:left w:w="120" w:type="dxa"/>
@@ -11810,66 +11796,80 @@
               <w:ind w:left="0" w:leftChars="0" w:right="0" w:rightChars="0" w:firstLine="0" w:firstLineChars="0"/>
               <w:jc w:val="center"/>
               <w:textAlignment w:val="baseline"/>
-            </w:pPr>
-            <w:r>
+              <w:rPr>
+                <w:rFonts w:ascii="Arial" w:eastAsia="宋体"/>
+                <w:sz w:val="24"/>
+              </w:rPr>
+            </w:pPr>
+            <w:r>
+              <w:rPr>
+                <w:rFonts w:ascii="Arial" w:eastAsia="宋体"/>
+                <w:sz w:val="24"/>
+              </w:rPr>
               <w:t>运维自动化工具培训</w:t>
             </w:r>
           </w:p>
         </w:tc>
         <w:tc>
           <w:tcPr>
-            <w:tcW w:w="923" w:type="dxa"/>
+            <w:tcW w:w="1103" w:type="dxa"/>
             <w:tcBorders>
               <w:top w:val="single" w:color="auto" w:sz="4" w:space="0"/>
               <w:left w:val="single" w:color="auto" w:sz="4" w:space="0"/>
               <w:bottom w:val="nil"/>
               <w:right w:val="nil"/>
             </w:tcBorders>
-            <w:noWrap w:val="0"/>
-            <w:tcMar>
-              <w:top w:w="60" w:type="dxa"/>
-              <w:left w:w="120" w:type="dxa"/>
-              <w:bottom w:w="30" w:type="dxa"/>
-              <w:right w:w="120" w:type="dxa"/>
-            </w:tcMar>
-            <w:vAlign w:val="center"/>
-          </w:tcPr>
-          <w:p>
-            <w:pPr>
-              <w:pStyle w:val="29"/>
-              <w:keepNext w:val="0"/>
-              <w:keepLines w:val="0"/>
-              <w:pageBreakBefore w:val="0"/>
-              <w:widowControl w:val="0"/>
-              <w:kinsoku w:val="0"/>
-              <w:wordWrap/>
-              <w:overflowPunct/>
-              <w:topLinePunct w:val="0"/>
-              <w:autoSpaceDE w:val="0"/>
-              <w:autoSpaceDN w:val="0"/>
-              <w:bidi w:val="0"/>
-              <w:adjustRightInd w:val="0"/>
-              <w:snapToGrid w:val="0"/>
-              <w:spacing w:line="240" w:lineRule="auto"/>
-              <w:ind w:left="0" w:leftChars="0" w:right="0" w:rightChars="0" w:firstLine="0" w:firstLineChars="0"/>
-              <w:jc w:val="center"/>
-              <w:textAlignment w:val="baseline"/>
-            </w:pPr>
-            <w:r>
+            <w:tcMar>
+              <w:top w:w="60" w:type="dxa"/>
+              <w:left w:w="120" w:type="dxa"/>
+              <w:bottom w:w="30" w:type="dxa"/>
+              <w:right w:w="120" w:type="dxa"/>
+            </w:tcMar>
+            <w:vAlign w:val="center"/>
+          </w:tcPr>
+          <w:p>
+            <w:pPr>
+              <w:pStyle w:val="29"/>
+              <w:keepNext w:val="0"/>
+              <w:keepLines w:val="0"/>
+              <w:pageBreakBefore w:val="0"/>
+              <w:widowControl w:val="0"/>
+              <w:kinsoku w:val="0"/>
+              <w:wordWrap/>
+              <w:overflowPunct/>
+              <w:topLinePunct w:val="0"/>
+              <w:autoSpaceDE w:val="0"/>
+              <w:autoSpaceDN w:val="0"/>
+              <w:bidi w:val="0"/>
+              <w:adjustRightInd w:val="0"/>
+              <w:snapToGrid w:val="0"/>
+              <w:spacing w:line="240" w:lineRule="auto"/>
+              <w:ind w:left="0" w:leftChars="0" w:right="0" w:rightChars="0" w:firstLine="0" w:firstLineChars="0"/>
+              <w:jc w:val="left"/>
+              <w:textAlignment w:val="baseline"/>
+              <w:rPr>
+                <w:rFonts w:ascii="Arial" w:eastAsia="宋体"/>
+                <w:sz w:val="24"/>
+              </w:rPr>
+            </w:pPr>
+            <w:r>
+              <w:rPr>
+                <w:rFonts w:ascii="Arial" w:eastAsia="宋体"/>
+                <w:sz w:val="24"/>
+              </w:rPr>
               <w:t>4</w:t>
             </w:r>
           </w:p>
         </w:tc>
         <w:tc>
           <w:tcPr>
-            <w:tcW w:w="1283" w:type="dxa"/>
+            <w:tcW w:w="1103" w:type="dxa"/>
             <w:tcBorders>
               <w:top w:val="single" w:color="auto" w:sz="4" w:space="0"/>
               <w:left w:val="single" w:color="auto" w:sz="4" w:space="0"/>
               <w:bottom w:val="nil"/>
               <w:right w:val="nil"/>
             </w:tcBorders>
-            <w:noWrap w:val="0"/>
             <w:tcMar>
               <w:top w:w="60" w:type="dxa"/>
               <w:left w:w="120" w:type="dxa"/>
@@ -11898,8 +11898,16 @@
               <w:ind w:left="0" w:leftChars="0" w:right="0" w:rightChars="0" w:firstLine="0" w:firstLineChars="0"/>
               <w:jc w:val="center"/>
               <w:textAlignment w:val="baseline"/>
-            </w:pPr>
-            <w:r>
+              <w:rPr>
+                <w:rFonts w:ascii="Arial" w:eastAsia="宋体"/>
+                <w:sz w:val="24"/>
+              </w:rPr>
+            </w:pPr>
+            <w:r>
+              <w:rPr>
+                <w:rFonts w:ascii="Arial" w:eastAsia="宋体"/>
+                <w:sz w:val="24"/>
+              </w:rPr>
               <w:t>内部</w:t>
             </w:r>
           </w:p>
@@ -11913,7 +11921,6 @@
               <w:bottom w:val="nil"/>
               <w:right w:val="nil"/>
             </w:tcBorders>
-            <w:noWrap w:val="0"/>
             <w:tcMar>
               <w:top w:w="60" w:type="dxa"/>
               <w:left w:w="120" w:type="dxa"/>
@@ -11942,22 +11949,29 @@
               <w:ind w:left="0" w:leftChars="0" w:right="0" w:rightChars="0" w:firstLine="0" w:firstLineChars="0"/>
               <w:jc w:val="center"/>
               <w:textAlignment w:val="baseline"/>
-            </w:pPr>
-            <w:r>
+              <w:rPr>
+                <w:rFonts w:ascii="Arial" w:eastAsia="宋体"/>
+                <w:sz w:val="24"/>
+              </w:rPr>
+            </w:pPr>
+            <w:r>
+              <w:rPr>
+                <w:rFonts w:ascii="Arial" w:eastAsia="宋体"/>
+                <w:sz w:val="24"/>
+              </w:rPr>
               <w:t>2026年4月</w:t>
             </w:r>
           </w:p>
         </w:tc>
         <w:tc>
           <w:tcPr>
-            <w:tcW w:w="914" w:type="dxa"/>
+            <w:tcW w:w="1103" w:type="dxa"/>
             <w:tcBorders>
               <w:top w:val="single" w:color="auto" w:sz="4" w:space="0"/>
               <w:left w:val="single" w:color="auto" w:sz="4" w:space="0"/>
               <w:bottom w:val="nil"/>
               <w:right w:val="nil"/>
             </w:tcBorders>
-            <w:noWrap w:val="0"/>
             <w:tcMar>
               <w:top w:w="60" w:type="dxa"/>
               <w:left w:w="120" w:type="dxa"/>
@@ -11986,22 +12000,29 @@
               <w:ind w:left="0" w:leftChars="0" w:right="0" w:rightChars="0" w:firstLine="0" w:firstLineChars="0"/>
               <w:jc w:val="center"/>
               <w:textAlignment w:val="baseline"/>
-            </w:pPr>
-            <w:r>
-              <w:t>吴桀</w:t>
-            </w:r>
-          </w:p>
-        </w:tc>
-        <w:tc>
-          <w:tcPr>
-            <w:tcW w:w="1769" w:type="dxa"/>
+              <w:rPr>
+                <w:rFonts w:ascii="Arial" w:eastAsia="宋体"/>
+                <w:sz w:val="24"/>
+              </w:rPr>
+            </w:pPr>
+            <w:r>
+              <w:rPr>
+                <w:rFonts w:ascii="Arial" w:eastAsia="宋体"/>
+                <w:sz w:val="24"/>
+              </w:rPr>
+              <w:t>金天宇</w:t>
+            </w:r>
+          </w:p>
+        </w:tc>
+        <w:tc>
+          <w:tcPr>
+            <w:tcW w:w="1580" w:type="dxa"/>
             <w:tcBorders>
               <w:top w:val="single" w:color="auto" w:sz="4" w:space="0"/>
               <w:left w:val="single" w:color="auto" w:sz="4" w:space="0"/>
               <w:bottom w:val="nil"/>
               <w:right w:val="nil"/>
             </w:tcBorders>
-            <w:noWrap w:val="0"/>
             <w:tcMar>
               <w:top w:w="60" w:type="dxa"/>
               <w:left w:w="120" w:type="dxa"/>
@@ -12030,8 +12051,16 @@
               <w:ind w:left="0" w:leftChars="0" w:right="0" w:rightChars="0" w:firstLine="0" w:firstLineChars="0"/>
               <w:jc w:val="left"/>
               <w:textAlignment w:val="baseline"/>
-            </w:pPr>
-            <w:r>
+              <w:rPr>
+                <w:rFonts w:ascii="Arial" w:eastAsia="宋体"/>
+                <w:sz w:val="24"/>
+              </w:rPr>
+            </w:pPr>
+            <w:r>
+              <w:rPr>
+                <w:rFonts w:ascii="Arial" w:eastAsia="宋体"/>
+                <w:sz w:val="24"/>
+              </w:rPr>
               <w:t>运维相关人员</w:t>
             </w:r>
           </w:p>
@@ -12045,7 +12074,6 @@
               <w:bottom w:val="nil"/>
               <w:right w:val="single" w:color="auto" w:sz="12" w:space="0"/>
             </w:tcBorders>
-            <w:noWrap w:val="0"/>
             <w:tcMar>
               <w:top w:w="60" w:type="dxa"/>
               <w:left w:w="120" w:type="dxa"/>
@@ -12074,8 +12102,16 @@
               <w:ind w:left="0" w:leftChars="0" w:right="0" w:rightChars="0" w:firstLine="0" w:firstLineChars="0"/>
               <w:jc w:val="left"/>
               <w:textAlignment w:val="baseline"/>
-            </w:pPr>
-            <w:r>
+              <w:rPr>
+                <w:rFonts w:ascii="Arial" w:eastAsia="宋体"/>
+                <w:sz w:val="24"/>
+              </w:rPr>
+            </w:pPr>
+            <w:r>
+              <w:rPr>
+                <w:rFonts w:ascii="Arial" w:eastAsia="宋体"/>
+                <w:sz w:val="24"/>
+              </w:rPr>
               <w:t>0</w:t>
             </w:r>
           </w:p>
@@ -12084,12 +12120,12 @@
       <w:tr>
         <w:tblPrEx>
           <w:tblBorders>
-            <w:top w:val="none" w:color="DEE0E3" w:sz="0" w:space="0"/>
-            <w:left w:val="none" w:color="DEE0E3" w:sz="0" w:space="0"/>
-            <w:bottom w:val="none" w:color="DEE0E3" w:sz="0" w:space="0"/>
-            <w:right w:val="none" w:color="DEE0E3" w:sz="0" w:space="0"/>
-            <w:insideH w:val="none" w:color="DEE0E3" w:sz="0" w:space="0"/>
-            <w:insideV w:val="none" w:color="DEE0E3" w:sz="0" w:space="0"/>
+            <w:top w:val="none" w:color="auto" w:sz="0" w:space="0"/>
+            <w:left w:val="none" w:color="auto" w:sz="0" w:space="0"/>
+            <w:bottom w:val="none" w:color="auto" w:sz="0" w:space="0"/>
+            <w:right w:val="none" w:color="auto" w:sz="0" w:space="0"/>
+            <w:insideH w:val="none" w:color="auto" w:sz="0" w:space="0"/>
+            <w:insideV w:val="none" w:color="auto" w:sz="0" w:space="0"/>
           </w:tblBorders>
           <w:tblCellMar>
             <w:top w:w="0" w:type="dxa"/>
@@ -12111,7 +12147,6 @@
               <w:bottom w:val="nil"/>
               <w:right w:val="nil"/>
             </w:tcBorders>
-            <w:noWrap w:val="0"/>
             <w:tcMar>
               <w:top w:w="60" w:type="dxa"/>
               <w:left w:w="120" w:type="dxa"/>
@@ -12140,22 +12175,29 @@
               <w:ind w:left="0" w:leftChars="0" w:right="0" w:rightChars="0" w:firstLine="0" w:firstLineChars="0"/>
               <w:jc w:val="center"/>
               <w:textAlignment w:val="baseline"/>
-            </w:pPr>
-            <w:r>
+              <w:rPr>
+                <w:rFonts w:ascii="Arial" w:eastAsia="宋体"/>
+                <w:sz w:val="24"/>
+              </w:rPr>
+            </w:pPr>
+            <w:r>
+              <w:rPr>
+                <w:rFonts w:ascii="Arial" w:eastAsia="宋体"/>
+                <w:sz w:val="24"/>
+              </w:rPr>
               <w:t>5</w:t>
             </w:r>
           </w:p>
         </w:tc>
         <w:tc>
           <w:tcPr>
-            <w:tcW w:w="1580" w:type="dxa"/>
+            <w:tcW w:w="1700" w:type="dxa"/>
             <w:tcBorders>
               <w:top w:val="single" w:color="auto" w:sz="4" w:space="0"/>
               <w:left w:val="single" w:color="auto" w:sz="4" w:space="0"/>
               <w:bottom w:val="nil"/>
               <w:right w:val="nil"/>
             </w:tcBorders>
-            <w:noWrap w:val="0"/>
             <w:tcMar>
               <w:top w:w="60" w:type="dxa"/>
               <w:left w:w="120" w:type="dxa"/>
@@ -12184,66 +12226,81 @@
               <w:ind w:left="0" w:leftChars="0" w:right="0" w:rightChars="0" w:firstLine="0" w:firstLineChars="0"/>
               <w:jc w:val="center"/>
               <w:textAlignment w:val="baseline"/>
-            </w:pPr>
-            <w:r>
-              <w:t>AIOps智能运维入门</w:t>
-            </w:r>
-          </w:p>
-        </w:tc>
-        <w:tc>
-          <w:tcPr>
-            <w:tcW w:w="923" w:type="dxa"/>
+              <w:rPr>
+                <w:rFonts w:ascii="Arial" w:eastAsia="宋体"/>
+                <w:sz w:val="24"/>
+              </w:rPr>
+            </w:pPr>
+            <w:r>
+              <w:rPr>
+                <w:rFonts w:hint="eastAsia" w:ascii="Arial" w:hAnsi="宋体" w:eastAsia="宋体"/>
+                <w:sz w:val="24"/>
+                <w:lang w:val="en-US" w:eastAsia="zh-CN"/>
+              </w:rPr>
+              <w:t>ITSS过程管理专项培训</w:t>
+            </w:r>
+          </w:p>
+        </w:tc>
+        <w:tc>
+          <w:tcPr>
+            <w:tcW w:w="1103" w:type="dxa"/>
             <w:tcBorders>
               <w:top w:val="single" w:color="auto" w:sz="4" w:space="0"/>
               <w:left w:val="single" w:color="auto" w:sz="4" w:space="0"/>
               <w:bottom w:val="nil"/>
               <w:right w:val="nil"/>
             </w:tcBorders>
-            <w:noWrap w:val="0"/>
-            <w:tcMar>
-              <w:top w:w="60" w:type="dxa"/>
-              <w:left w:w="120" w:type="dxa"/>
-              <w:bottom w:w="30" w:type="dxa"/>
-              <w:right w:w="120" w:type="dxa"/>
-            </w:tcMar>
-            <w:vAlign w:val="center"/>
-          </w:tcPr>
-          <w:p>
-            <w:pPr>
-              <w:pStyle w:val="29"/>
-              <w:keepNext w:val="0"/>
-              <w:keepLines w:val="0"/>
-              <w:pageBreakBefore w:val="0"/>
-              <w:widowControl w:val="0"/>
-              <w:kinsoku w:val="0"/>
-              <w:wordWrap/>
-              <w:overflowPunct/>
-              <w:topLinePunct w:val="0"/>
-              <w:autoSpaceDE w:val="0"/>
-              <w:autoSpaceDN w:val="0"/>
-              <w:bidi w:val="0"/>
-              <w:adjustRightInd w:val="0"/>
-              <w:snapToGrid w:val="0"/>
-              <w:spacing w:line="240" w:lineRule="auto"/>
-              <w:ind w:left="0" w:leftChars="0" w:right="0" w:rightChars="0" w:firstLine="0" w:firstLineChars="0"/>
-              <w:jc w:val="center"/>
-              <w:textAlignment w:val="baseline"/>
-            </w:pPr>
-            <w:r>
+            <w:tcMar>
+              <w:top w:w="60" w:type="dxa"/>
+              <w:left w:w="120" w:type="dxa"/>
+              <w:bottom w:w="30" w:type="dxa"/>
+              <w:right w:w="120" w:type="dxa"/>
+            </w:tcMar>
+            <w:vAlign w:val="center"/>
+          </w:tcPr>
+          <w:p>
+            <w:pPr>
+              <w:pStyle w:val="29"/>
+              <w:keepNext w:val="0"/>
+              <w:keepLines w:val="0"/>
+              <w:pageBreakBefore w:val="0"/>
+              <w:widowControl w:val="0"/>
+              <w:kinsoku w:val="0"/>
+              <w:wordWrap/>
+              <w:overflowPunct/>
+              <w:topLinePunct w:val="0"/>
+              <w:autoSpaceDE w:val="0"/>
+              <w:autoSpaceDN w:val="0"/>
+              <w:bidi w:val="0"/>
+              <w:adjustRightInd w:val="0"/>
+              <w:snapToGrid w:val="0"/>
+              <w:spacing w:line="240" w:lineRule="auto"/>
+              <w:ind w:left="0" w:leftChars="0" w:right="0" w:rightChars="0" w:firstLine="0" w:firstLineChars="0"/>
+              <w:jc w:val="left"/>
+              <w:textAlignment w:val="baseline"/>
+              <w:rPr>
+                <w:rFonts w:ascii="Arial" w:eastAsia="宋体"/>
+                <w:sz w:val="24"/>
+              </w:rPr>
+            </w:pPr>
+            <w:r>
+              <w:rPr>
+                <w:rFonts w:ascii="Arial" w:eastAsia="宋体"/>
+                <w:sz w:val="24"/>
+              </w:rPr>
               <w:t>4</w:t>
             </w:r>
           </w:p>
         </w:tc>
         <w:tc>
           <w:tcPr>
-            <w:tcW w:w="1283" w:type="dxa"/>
+            <w:tcW w:w="1103" w:type="dxa"/>
             <w:tcBorders>
               <w:top w:val="single" w:color="auto" w:sz="4" w:space="0"/>
               <w:left w:val="single" w:color="auto" w:sz="4" w:space="0"/>
               <w:bottom w:val="nil"/>
               <w:right w:val="nil"/>
             </w:tcBorders>
-            <w:noWrap w:val="0"/>
             <w:tcMar>
               <w:top w:w="60" w:type="dxa"/>
               <w:left w:w="120" w:type="dxa"/>
@@ -12272,8 +12329,16 @@
               <w:ind w:left="0" w:leftChars="0" w:right="0" w:rightChars="0" w:firstLine="0" w:firstLineChars="0"/>
               <w:jc w:val="center"/>
               <w:textAlignment w:val="baseline"/>
-            </w:pPr>
-            <w:r>
+              <w:rPr>
+                <w:rFonts w:ascii="Arial" w:eastAsia="宋体"/>
+                <w:sz w:val="24"/>
+              </w:rPr>
+            </w:pPr>
+            <w:r>
+              <w:rPr>
+                <w:rFonts w:ascii="Arial" w:eastAsia="宋体"/>
+                <w:sz w:val="24"/>
+              </w:rPr>
               <w:t>外部</w:t>
             </w:r>
           </w:p>
@@ -12287,7 +12352,6 @@
               <w:bottom w:val="nil"/>
               <w:right w:val="nil"/>
             </w:tcBorders>
-            <w:noWrap w:val="0"/>
             <w:tcMar>
               <w:top w:w="60" w:type="dxa"/>
               <w:left w:w="120" w:type="dxa"/>
@@ -12316,22 +12380,29 @@
               <w:ind w:left="0" w:leftChars="0" w:right="0" w:rightChars="0" w:firstLine="0" w:firstLineChars="0"/>
               <w:jc w:val="center"/>
               <w:textAlignment w:val="baseline"/>
-            </w:pPr>
-            <w:r>
+              <w:rPr>
+                <w:rFonts w:ascii="Arial" w:eastAsia="宋体"/>
+                <w:sz w:val="24"/>
+              </w:rPr>
+            </w:pPr>
+            <w:r>
+              <w:rPr>
+                <w:rFonts w:ascii="Arial" w:eastAsia="宋体"/>
+                <w:sz w:val="24"/>
+              </w:rPr>
               <w:t>2026年5月</w:t>
             </w:r>
           </w:p>
         </w:tc>
         <w:tc>
           <w:tcPr>
-            <w:tcW w:w="914" w:type="dxa"/>
+            <w:tcW w:w="1103" w:type="dxa"/>
             <w:tcBorders>
               <w:top w:val="single" w:color="auto" w:sz="4" w:space="0"/>
               <w:left w:val="single" w:color="auto" w:sz="4" w:space="0"/>
               <w:bottom w:val="nil"/>
               <w:right w:val="nil"/>
             </w:tcBorders>
-            <w:noWrap w:val="0"/>
             <w:tcMar>
               <w:top w:w="60" w:type="dxa"/>
               <w:left w:w="120" w:type="dxa"/>
@@ -12360,22 +12431,29 @@
               <w:ind w:left="0" w:leftChars="0" w:right="0" w:rightChars="0" w:firstLine="0" w:firstLineChars="0"/>
               <w:jc w:val="center"/>
               <w:textAlignment w:val="baseline"/>
-            </w:pPr>
-            <w:r>
+              <w:rPr>
+                <w:rFonts w:ascii="Arial" w:eastAsia="宋体"/>
+                <w:sz w:val="24"/>
+              </w:rPr>
+            </w:pPr>
+            <w:r>
+              <w:rPr>
+                <w:rFonts w:ascii="Arial" w:eastAsia="宋体"/>
+                <w:sz w:val="24"/>
+              </w:rPr>
               <w:t>外聘讲师</w:t>
             </w:r>
           </w:p>
         </w:tc>
         <w:tc>
           <w:tcPr>
-            <w:tcW w:w="1769" w:type="dxa"/>
+            <w:tcW w:w="1580" w:type="dxa"/>
             <w:tcBorders>
               <w:top w:val="single" w:color="auto" w:sz="4" w:space="0"/>
               <w:left w:val="single" w:color="auto" w:sz="4" w:space="0"/>
               <w:bottom w:val="nil"/>
               <w:right w:val="nil"/>
             </w:tcBorders>
-            <w:noWrap w:val="0"/>
             <w:tcMar>
               <w:top w:w="60" w:type="dxa"/>
               <w:left w:w="120" w:type="dxa"/>
@@ -12404,8 +12482,16 @@
               <w:ind w:left="0" w:leftChars="0" w:right="0" w:rightChars="0" w:firstLine="0" w:firstLineChars="0"/>
               <w:jc w:val="left"/>
               <w:textAlignment w:val="baseline"/>
-            </w:pPr>
-            <w:r>
+              <w:rPr>
+                <w:rFonts w:ascii="Arial" w:eastAsia="宋体"/>
+                <w:sz w:val="24"/>
+              </w:rPr>
+            </w:pPr>
+            <w:r>
+              <w:rPr>
+                <w:rFonts w:ascii="Arial" w:eastAsia="宋体"/>
+                <w:sz w:val="24"/>
+              </w:rPr>
               <w:t>研发/运维人员</w:t>
             </w:r>
           </w:p>
@@ -12419,7 +12505,6 @@
               <w:bottom w:val="nil"/>
               <w:right w:val="single" w:color="auto" w:sz="12" w:space="0"/>
             </w:tcBorders>
-            <w:noWrap w:val="0"/>
             <w:tcMar>
               <w:top w:w="60" w:type="dxa"/>
               <w:left w:w="120" w:type="dxa"/>
@@ -12448,8 +12533,16 @@
               <w:ind w:left="0" w:leftChars="0" w:right="0" w:rightChars="0" w:firstLine="0" w:firstLineChars="0"/>
               <w:jc w:val="left"/>
               <w:textAlignment w:val="baseline"/>
-            </w:pPr>
-            <w:r>
+              <w:rPr>
+                <w:rFonts w:ascii="Arial" w:eastAsia="宋体"/>
+                <w:sz w:val="24"/>
+              </w:rPr>
+            </w:pPr>
+            <w:r>
+              <w:rPr>
+                <w:rFonts w:ascii="Arial" w:eastAsia="宋体"/>
+                <w:sz w:val="24"/>
+              </w:rPr>
               <w:t>8,000</w:t>
             </w:r>
           </w:p>
@@ -12458,12 +12551,12 @@
       <w:tr>
         <w:tblPrEx>
           <w:tblBorders>
-            <w:top w:val="none" w:color="DEE0E3" w:sz="0" w:space="0"/>
-            <w:left w:val="none" w:color="DEE0E3" w:sz="0" w:space="0"/>
-            <w:bottom w:val="none" w:color="DEE0E3" w:sz="0" w:space="0"/>
-            <w:right w:val="none" w:color="DEE0E3" w:sz="0" w:space="0"/>
-            <w:insideH w:val="none" w:color="DEE0E3" w:sz="0" w:space="0"/>
-            <w:insideV w:val="none" w:color="DEE0E3" w:sz="0" w:space="0"/>
+            <w:top w:val="none" w:color="auto" w:sz="0" w:space="0"/>
+            <w:left w:val="none" w:color="auto" w:sz="0" w:space="0"/>
+            <w:bottom w:val="none" w:color="auto" w:sz="0" w:space="0"/>
+            <w:right w:val="none" w:color="auto" w:sz="0" w:space="0"/>
+            <w:insideH w:val="none" w:color="auto" w:sz="0" w:space="0"/>
+            <w:insideV w:val="none" w:color="auto" w:sz="0" w:space="0"/>
           </w:tblBorders>
           <w:tblCellMar>
             <w:top w:w="0" w:type="dxa"/>
@@ -12485,7 +12578,6 @@
               <w:bottom w:val="nil"/>
               <w:right w:val="nil"/>
             </w:tcBorders>
-            <w:noWrap w:val="0"/>
             <w:tcMar>
               <w:top w:w="60" w:type="dxa"/>
               <w:left w:w="120" w:type="dxa"/>
@@ -12514,22 +12606,29 @@
               <w:ind w:left="0" w:leftChars="0" w:right="0" w:rightChars="0" w:firstLine="0" w:firstLineChars="0"/>
               <w:jc w:val="center"/>
               <w:textAlignment w:val="baseline"/>
-            </w:pPr>
-            <w:r>
+              <w:rPr>
+                <w:rFonts w:ascii="Arial" w:eastAsia="宋体"/>
+                <w:sz w:val="24"/>
+              </w:rPr>
+            </w:pPr>
+            <w:r>
+              <w:rPr>
+                <w:rFonts w:ascii="Arial" w:eastAsia="宋体"/>
+                <w:sz w:val="24"/>
+              </w:rPr>
               <w:t>6</w:t>
             </w:r>
           </w:p>
         </w:tc>
         <w:tc>
           <w:tcPr>
-            <w:tcW w:w="1580" w:type="dxa"/>
+            <w:tcW w:w="1700" w:type="dxa"/>
             <w:tcBorders>
               <w:top w:val="single" w:color="auto" w:sz="4" w:space="0"/>
               <w:left w:val="single" w:color="auto" w:sz="4" w:space="0"/>
               <w:bottom w:val="nil"/>
               <w:right w:val="nil"/>
             </w:tcBorders>
-            <w:noWrap w:val="0"/>
             <w:tcMar>
               <w:top w:w="60" w:type="dxa"/>
               <w:left w:w="120" w:type="dxa"/>
@@ -12558,66 +12657,80 @@
               <w:ind w:left="0" w:leftChars="0" w:right="0" w:rightChars="0" w:firstLine="0" w:firstLineChars="0"/>
               <w:jc w:val="center"/>
               <w:textAlignment w:val="baseline"/>
-            </w:pPr>
-            <w:r>
+              <w:rPr>
+                <w:rFonts w:ascii="Arial" w:eastAsia="宋体"/>
+                <w:sz w:val="24"/>
+              </w:rPr>
+            </w:pPr>
+            <w:r>
+              <w:rPr>
+                <w:rFonts w:ascii="Arial" w:eastAsia="宋体"/>
+                <w:sz w:val="24"/>
+              </w:rPr>
               <w:t>应急响应实战演练</w:t>
             </w:r>
           </w:p>
         </w:tc>
         <w:tc>
           <w:tcPr>
-            <w:tcW w:w="923" w:type="dxa"/>
+            <w:tcW w:w="1103" w:type="dxa"/>
             <w:tcBorders>
               <w:top w:val="single" w:color="auto" w:sz="4" w:space="0"/>
               <w:left w:val="single" w:color="auto" w:sz="4" w:space="0"/>
               <w:bottom w:val="nil"/>
               <w:right w:val="nil"/>
             </w:tcBorders>
-            <w:noWrap w:val="0"/>
-            <w:tcMar>
-              <w:top w:w="60" w:type="dxa"/>
-              <w:left w:w="120" w:type="dxa"/>
-              <w:bottom w:w="30" w:type="dxa"/>
-              <w:right w:w="120" w:type="dxa"/>
-            </w:tcMar>
-            <w:vAlign w:val="center"/>
-          </w:tcPr>
-          <w:p>
-            <w:pPr>
-              <w:pStyle w:val="29"/>
-              <w:keepNext w:val="0"/>
-              <w:keepLines w:val="0"/>
-              <w:pageBreakBefore w:val="0"/>
-              <w:widowControl w:val="0"/>
-              <w:kinsoku w:val="0"/>
-              <w:wordWrap/>
-              <w:overflowPunct/>
-              <w:topLinePunct w:val="0"/>
-              <w:autoSpaceDE w:val="0"/>
-              <w:autoSpaceDN w:val="0"/>
-              <w:bidi w:val="0"/>
-              <w:adjustRightInd w:val="0"/>
-              <w:snapToGrid w:val="0"/>
-              <w:spacing w:line="240" w:lineRule="auto"/>
-              <w:ind w:left="0" w:leftChars="0" w:right="0" w:rightChars="0" w:firstLine="0" w:firstLineChars="0"/>
-              <w:jc w:val="center"/>
-              <w:textAlignment w:val="baseline"/>
-            </w:pPr>
-            <w:r>
+            <w:tcMar>
+              <w:top w:w="60" w:type="dxa"/>
+              <w:left w:w="120" w:type="dxa"/>
+              <w:bottom w:w="30" w:type="dxa"/>
+              <w:right w:w="120" w:type="dxa"/>
+            </w:tcMar>
+            <w:vAlign w:val="center"/>
+          </w:tcPr>
+          <w:p>
+            <w:pPr>
+              <w:pStyle w:val="29"/>
+              <w:keepNext w:val="0"/>
+              <w:keepLines w:val="0"/>
+              <w:pageBreakBefore w:val="0"/>
+              <w:widowControl w:val="0"/>
+              <w:kinsoku w:val="0"/>
+              <w:wordWrap/>
+              <w:overflowPunct/>
+              <w:topLinePunct w:val="0"/>
+              <w:autoSpaceDE w:val="0"/>
+              <w:autoSpaceDN w:val="0"/>
+              <w:bidi w:val="0"/>
+              <w:adjustRightInd w:val="0"/>
+              <w:snapToGrid w:val="0"/>
+              <w:spacing w:line="240" w:lineRule="auto"/>
+              <w:ind w:left="0" w:leftChars="0" w:right="0" w:rightChars="0" w:firstLine="0" w:firstLineChars="0"/>
+              <w:jc w:val="left"/>
+              <w:textAlignment w:val="baseline"/>
+              <w:rPr>
+                <w:rFonts w:ascii="Arial" w:eastAsia="宋体"/>
+                <w:sz w:val="24"/>
+              </w:rPr>
+            </w:pPr>
+            <w:r>
+              <w:rPr>
+                <w:rFonts w:ascii="Arial" w:eastAsia="宋体"/>
+                <w:sz w:val="24"/>
+              </w:rPr>
               <w:t>4</w:t>
             </w:r>
           </w:p>
         </w:tc>
         <w:tc>
           <w:tcPr>
-            <w:tcW w:w="1283" w:type="dxa"/>
+            <w:tcW w:w="1103" w:type="dxa"/>
             <w:tcBorders>
               <w:top w:val="single" w:color="auto" w:sz="4" w:space="0"/>
               <w:left w:val="single" w:color="auto" w:sz="4" w:space="0"/>
               <w:bottom w:val="nil"/>
               <w:right w:val="nil"/>
             </w:tcBorders>
-            <w:noWrap w:val="0"/>
             <w:tcMar>
               <w:top w:w="60" w:type="dxa"/>
               <w:left w:w="120" w:type="dxa"/>
@@ -12646,8 +12759,16 @@
               <w:ind w:left="0" w:leftChars="0" w:right="0" w:rightChars="0" w:firstLine="0" w:firstLineChars="0"/>
               <w:jc w:val="center"/>
               <w:textAlignment w:val="baseline"/>
-            </w:pPr>
-            <w:r>
+              <w:rPr>
+                <w:rFonts w:ascii="Arial" w:eastAsia="宋体"/>
+                <w:sz w:val="24"/>
+              </w:rPr>
+            </w:pPr>
+            <w:r>
+              <w:rPr>
+                <w:rFonts w:ascii="Arial" w:eastAsia="宋体"/>
+                <w:sz w:val="24"/>
+              </w:rPr>
               <w:t>内部</w:t>
             </w:r>
           </w:p>
@@ -12661,7 +12782,6 @@
               <w:bottom w:val="nil"/>
               <w:right w:val="nil"/>
             </w:tcBorders>
-            <w:noWrap w:val="0"/>
             <w:tcMar>
               <w:top w:w="60" w:type="dxa"/>
               <w:left w:w="120" w:type="dxa"/>
@@ -12690,22 +12810,29 @@
               <w:ind w:left="0" w:leftChars="0" w:right="0" w:rightChars="0" w:firstLine="0" w:firstLineChars="0"/>
               <w:jc w:val="center"/>
               <w:textAlignment w:val="baseline"/>
-            </w:pPr>
-            <w:r>
+              <w:rPr>
+                <w:rFonts w:ascii="Arial" w:eastAsia="宋体"/>
+                <w:sz w:val="24"/>
+              </w:rPr>
+            </w:pPr>
+            <w:r>
+              <w:rPr>
+                <w:rFonts w:ascii="Arial" w:eastAsia="宋体"/>
+                <w:sz w:val="24"/>
+              </w:rPr>
               <w:t>2026年6月</w:t>
             </w:r>
           </w:p>
         </w:tc>
         <w:tc>
           <w:tcPr>
-            <w:tcW w:w="914" w:type="dxa"/>
+            <w:tcW w:w="1103" w:type="dxa"/>
             <w:tcBorders>
               <w:top w:val="single" w:color="auto" w:sz="4" w:space="0"/>
               <w:left w:val="single" w:color="auto" w:sz="4" w:space="0"/>
               <w:bottom w:val="nil"/>
               <w:right w:val="nil"/>
             </w:tcBorders>
-            <w:noWrap w:val="0"/>
             <w:tcMar>
               <w:top w:w="60" w:type="dxa"/>
               <w:left w:w="120" w:type="dxa"/>
@@ -12734,22 +12861,29 @@
               <w:ind w:left="0" w:leftChars="0" w:right="0" w:rightChars="0" w:firstLine="0" w:firstLineChars="0"/>
               <w:jc w:val="center"/>
               <w:textAlignment w:val="baseline"/>
-            </w:pPr>
-            <w:r>
-              <w:t>程方</w:t>
-            </w:r>
-          </w:p>
-        </w:tc>
-        <w:tc>
-          <w:tcPr>
-            <w:tcW w:w="1769" w:type="dxa"/>
+              <w:rPr>
+                <w:rFonts w:ascii="Arial" w:eastAsia="宋体"/>
+                <w:sz w:val="24"/>
+              </w:rPr>
+            </w:pPr>
+            <w:r>
+              <w:rPr>
+                <w:rFonts w:ascii="Arial" w:eastAsia="宋体"/>
+                <w:sz w:val="24"/>
+              </w:rPr>
+              <w:t>强宇涛</w:t>
+            </w:r>
+          </w:p>
+        </w:tc>
+        <w:tc>
+          <w:tcPr>
+            <w:tcW w:w="1580" w:type="dxa"/>
             <w:tcBorders>
               <w:top w:val="single" w:color="auto" w:sz="4" w:space="0"/>
               <w:left w:val="single" w:color="auto" w:sz="4" w:space="0"/>
               <w:bottom w:val="nil"/>
               <w:right w:val="nil"/>
             </w:tcBorders>
-            <w:noWrap w:val="0"/>
             <w:tcMar>
               <w:top w:w="60" w:type="dxa"/>
               <w:left w:w="120" w:type="dxa"/>
@@ -12778,8 +12912,16 @@
               <w:ind w:left="0" w:leftChars="0" w:right="0" w:rightChars="0" w:firstLine="0" w:firstLineChars="0"/>
               <w:jc w:val="left"/>
               <w:textAlignment w:val="baseline"/>
-            </w:pPr>
-            <w:r>
+              <w:rPr>
+                <w:rFonts w:ascii="Arial" w:eastAsia="宋体"/>
+                <w:sz w:val="24"/>
+              </w:rPr>
+            </w:pPr>
+            <w:r>
+              <w:rPr>
+                <w:rFonts w:ascii="Arial" w:eastAsia="宋体"/>
+                <w:sz w:val="24"/>
+              </w:rPr>
               <w:t>运维相关人员</w:t>
             </w:r>
           </w:p>
@@ -12793,7 +12935,6 @@
               <w:bottom w:val="nil"/>
               <w:right w:val="single" w:color="auto" w:sz="12" w:space="0"/>
             </w:tcBorders>
-            <w:noWrap w:val="0"/>
             <w:tcMar>
               <w:top w:w="60" w:type="dxa"/>
               <w:left w:w="120" w:type="dxa"/>
@@ -12822,8 +12963,16 @@
               <w:ind w:left="0" w:leftChars="0" w:right="0" w:rightChars="0" w:firstLine="0" w:firstLineChars="0"/>
               <w:jc w:val="left"/>
               <w:textAlignment w:val="baseline"/>
-            </w:pPr>
-            <w:r>
+              <w:rPr>
+                <w:rFonts w:ascii="Arial" w:eastAsia="宋体"/>
+                <w:sz w:val="24"/>
+              </w:rPr>
+            </w:pPr>
+            <w:r>
+              <w:rPr>
+                <w:rFonts w:ascii="Arial" w:eastAsia="宋体"/>
+                <w:sz w:val="24"/>
+              </w:rPr>
               <w:t>0</w:t>
             </w:r>
           </w:p>
@@ -12832,12 +12981,12 @@
       <w:tr>
         <w:tblPrEx>
           <w:tblBorders>
-            <w:top w:val="none" w:color="DEE0E3" w:sz="0" w:space="0"/>
-            <w:left w:val="none" w:color="DEE0E3" w:sz="0" w:space="0"/>
-            <w:bottom w:val="none" w:color="DEE0E3" w:sz="0" w:space="0"/>
-            <w:right w:val="none" w:color="DEE0E3" w:sz="0" w:space="0"/>
-            <w:insideH w:val="none" w:color="DEE0E3" w:sz="0" w:space="0"/>
-            <w:insideV w:val="none" w:color="DEE0E3" w:sz="0" w:space="0"/>
+            <w:top w:val="none" w:color="auto" w:sz="0" w:space="0"/>
+            <w:left w:val="none" w:color="auto" w:sz="0" w:space="0"/>
+            <w:bottom w:val="none" w:color="auto" w:sz="0" w:space="0"/>
+            <w:right w:val="none" w:color="auto" w:sz="0" w:space="0"/>
+            <w:insideH w:val="none" w:color="auto" w:sz="0" w:space="0"/>
+            <w:insideV w:val="none" w:color="auto" w:sz="0" w:space="0"/>
           </w:tblBorders>
           <w:tblCellMar>
             <w:top w:w="0" w:type="dxa"/>
@@ -12859,7 +13008,6 @@
               <w:bottom w:val="nil"/>
               <w:right w:val="nil"/>
             </w:tcBorders>
-            <w:noWrap w:val="0"/>
             <w:tcMar>
               <w:top w:w="60" w:type="dxa"/>
               <w:left w:w="120" w:type="dxa"/>
@@ -12888,22 +13036,29 @@
               <w:ind w:left="0" w:leftChars="0" w:right="0" w:rightChars="0" w:firstLine="0" w:firstLineChars="0"/>
               <w:jc w:val="center"/>
               <w:textAlignment w:val="baseline"/>
-            </w:pPr>
-            <w:r>
+              <w:rPr>
+                <w:rFonts w:ascii="Arial" w:eastAsia="宋体"/>
+                <w:sz w:val="24"/>
+              </w:rPr>
+            </w:pPr>
+            <w:r>
+              <w:rPr>
+                <w:rFonts w:ascii="Arial" w:eastAsia="宋体"/>
+                <w:sz w:val="24"/>
+              </w:rPr>
               <w:t>7</w:t>
             </w:r>
           </w:p>
         </w:tc>
         <w:tc>
           <w:tcPr>
-            <w:tcW w:w="1580" w:type="dxa"/>
+            <w:tcW w:w="1700" w:type="dxa"/>
             <w:tcBorders>
               <w:top w:val="single" w:color="auto" w:sz="4" w:space="0"/>
               <w:left w:val="single" w:color="auto" w:sz="4" w:space="0"/>
               <w:bottom w:val="nil"/>
               <w:right w:val="nil"/>
             </w:tcBorders>
-            <w:noWrap w:val="0"/>
             <w:tcMar>
               <w:top w:w="60" w:type="dxa"/>
               <w:left w:w="120" w:type="dxa"/>
@@ -12932,66 +13087,80 @@
               <w:ind w:left="0" w:leftChars="0" w:right="0" w:rightChars="0" w:firstLine="0" w:firstLineChars="0"/>
               <w:jc w:val="center"/>
               <w:textAlignment w:val="baseline"/>
-            </w:pPr>
-            <w:r>
+              <w:rPr>
+                <w:rFonts w:ascii="Arial" w:eastAsia="宋体"/>
+                <w:sz w:val="24"/>
+              </w:rPr>
+            </w:pPr>
+            <w:r>
+              <w:rPr>
+                <w:rFonts w:ascii="Arial" w:eastAsia="宋体"/>
+                <w:sz w:val="24"/>
+              </w:rPr>
               <w:t>信息安全与合规培训</w:t>
             </w:r>
           </w:p>
         </w:tc>
         <w:tc>
           <w:tcPr>
-            <w:tcW w:w="923" w:type="dxa"/>
+            <w:tcW w:w="1103" w:type="dxa"/>
             <w:tcBorders>
               <w:top w:val="single" w:color="auto" w:sz="4" w:space="0"/>
               <w:left w:val="single" w:color="auto" w:sz="4" w:space="0"/>
               <w:bottom w:val="nil"/>
               <w:right w:val="nil"/>
             </w:tcBorders>
-            <w:noWrap w:val="0"/>
-            <w:tcMar>
-              <w:top w:w="60" w:type="dxa"/>
-              <w:left w:w="120" w:type="dxa"/>
-              <w:bottom w:w="30" w:type="dxa"/>
-              <w:right w:w="120" w:type="dxa"/>
-            </w:tcMar>
-            <w:vAlign w:val="center"/>
-          </w:tcPr>
-          <w:p>
-            <w:pPr>
-              <w:pStyle w:val="29"/>
-              <w:keepNext w:val="0"/>
-              <w:keepLines w:val="0"/>
-              <w:pageBreakBefore w:val="0"/>
-              <w:widowControl w:val="0"/>
-              <w:kinsoku w:val="0"/>
-              <w:wordWrap/>
-              <w:overflowPunct/>
-              <w:topLinePunct w:val="0"/>
-              <w:autoSpaceDE w:val="0"/>
-              <w:autoSpaceDN w:val="0"/>
-              <w:bidi w:val="0"/>
-              <w:adjustRightInd w:val="0"/>
-              <w:snapToGrid w:val="0"/>
-              <w:spacing w:line="240" w:lineRule="auto"/>
-              <w:ind w:left="0" w:leftChars="0" w:right="0" w:rightChars="0" w:firstLine="0" w:firstLineChars="0"/>
-              <w:jc w:val="center"/>
-              <w:textAlignment w:val="baseline"/>
-            </w:pPr>
-            <w:r>
+            <w:tcMar>
+              <w:top w:w="60" w:type="dxa"/>
+              <w:left w:w="120" w:type="dxa"/>
+              <w:bottom w:w="30" w:type="dxa"/>
+              <w:right w:w="120" w:type="dxa"/>
+            </w:tcMar>
+            <w:vAlign w:val="center"/>
+          </w:tcPr>
+          <w:p>
+            <w:pPr>
+              <w:pStyle w:val="29"/>
+              <w:keepNext w:val="0"/>
+              <w:keepLines w:val="0"/>
+              <w:pageBreakBefore w:val="0"/>
+              <w:widowControl w:val="0"/>
+              <w:kinsoku w:val="0"/>
+              <w:wordWrap/>
+              <w:overflowPunct/>
+              <w:topLinePunct w:val="0"/>
+              <w:autoSpaceDE w:val="0"/>
+              <w:autoSpaceDN w:val="0"/>
+              <w:bidi w:val="0"/>
+              <w:adjustRightInd w:val="0"/>
+              <w:snapToGrid w:val="0"/>
+              <w:spacing w:line="240" w:lineRule="auto"/>
+              <w:ind w:left="0" w:leftChars="0" w:right="0" w:rightChars="0" w:firstLine="0" w:firstLineChars="0"/>
+              <w:jc w:val="left"/>
+              <w:textAlignment w:val="baseline"/>
+              <w:rPr>
+                <w:rFonts w:ascii="Arial" w:eastAsia="宋体"/>
+                <w:sz w:val="24"/>
+              </w:rPr>
+            </w:pPr>
+            <w:r>
+              <w:rPr>
+                <w:rFonts w:ascii="Arial" w:eastAsia="宋体"/>
+                <w:sz w:val="24"/>
+              </w:rPr>
               <w:t>2</w:t>
             </w:r>
           </w:p>
         </w:tc>
         <w:tc>
           <w:tcPr>
-            <w:tcW w:w="1283" w:type="dxa"/>
+            <w:tcW w:w="1103" w:type="dxa"/>
             <w:tcBorders>
               <w:top w:val="single" w:color="auto" w:sz="4" w:space="0"/>
               <w:left w:val="single" w:color="auto" w:sz="4" w:space="0"/>
               <w:bottom w:val="nil"/>
               <w:right w:val="nil"/>
             </w:tcBorders>
-            <w:noWrap w:val="0"/>
             <w:tcMar>
               <w:top w:w="60" w:type="dxa"/>
               <w:left w:w="120" w:type="dxa"/>
@@ -13020,8 +13189,16 @@
               <w:ind w:left="0" w:leftChars="0" w:right="0" w:rightChars="0" w:firstLine="0" w:firstLineChars="0"/>
               <w:jc w:val="center"/>
               <w:textAlignment w:val="baseline"/>
-            </w:pPr>
-            <w:r>
+              <w:rPr>
+                <w:rFonts w:ascii="Arial" w:eastAsia="宋体"/>
+                <w:sz w:val="24"/>
+              </w:rPr>
+            </w:pPr>
+            <w:r>
+              <w:rPr>
+                <w:rFonts w:ascii="Arial" w:eastAsia="宋体"/>
+                <w:sz w:val="24"/>
+              </w:rPr>
               <w:t>内部</w:t>
             </w:r>
           </w:p>
@@ -13035,7 +13212,6 @@
               <w:bottom w:val="nil"/>
               <w:right w:val="nil"/>
             </w:tcBorders>
-            <w:noWrap w:val="0"/>
             <w:tcMar>
               <w:top w:w="60" w:type="dxa"/>
               <w:left w:w="120" w:type="dxa"/>
@@ -13064,22 +13240,29 @@
               <w:ind w:left="0" w:leftChars="0" w:right="0" w:rightChars="0" w:firstLine="0" w:firstLineChars="0"/>
               <w:jc w:val="center"/>
               <w:textAlignment w:val="baseline"/>
-            </w:pPr>
-            <w:r>
+              <w:rPr>
+                <w:rFonts w:ascii="Arial" w:eastAsia="宋体"/>
+                <w:sz w:val="24"/>
+              </w:rPr>
+            </w:pPr>
+            <w:r>
+              <w:rPr>
+                <w:rFonts w:ascii="Arial" w:eastAsia="宋体"/>
+                <w:sz w:val="24"/>
+              </w:rPr>
               <w:t>2026年7月</w:t>
             </w:r>
           </w:p>
         </w:tc>
         <w:tc>
           <w:tcPr>
-            <w:tcW w:w="914" w:type="dxa"/>
+            <w:tcW w:w="1103" w:type="dxa"/>
             <w:tcBorders>
               <w:top w:val="single" w:color="auto" w:sz="4" w:space="0"/>
               <w:left w:val="single" w:color="auto" w:sz="4" w:space="0"/>
               <w:bottom w:val="nil"/>
               <w:right w:val="nil"/>
             </w:tcBorders>
-            <w:noWrap w:val="0"/>
             <w:tcMar>
               <w:top w:w="60" w:type="dxa"/>
               <w:left w:w="120" w:type="dxa"/>
@@ -13108,22 +13291,29 @@
               <w:ind w:left="0" w:leftChars="0" w:right="0" w:rightChars="0" w:firstLine="0" w:firstLineChars="0"/>
               <w:jc w:val="center"/>
               <w:textAlignment w:val="baseline"/>
-            </w:pPr>
-            <w:r>
-              <w:t>程方</w:t>
-            </w:r>
-          </w:p>
-        </w:tc>
-        <w:tc>
-          <w:tcPr>
-            <w:tcW w:w="1769" w:type="dxa"/>
+              <w:rPr>
+                <w:rFonts w:ascii="Arial" w:eastAsia="宋体"/>
+                <w:sz w:val="24"/>
+              </w:rPr>
+            </w:pPr>
+            <w:r>
+              <w:rPr>
+                <w:rFonts w:ascii="Arial" w:eastAsia="宋体"/>
+                <w:sz w:val="24"/>
+              </w:rPr>
+              <w:t>强宇涛</w:t>
+            </w:r>
+          </w:p>
+        </w:tc>
+        <w:tc>
+          <w:tcPr>
+            <w:tcW w:w="1580" w:type="dxa"/>
             <w:tcBorders>
               <w:top w:val="single" w:color="auto" w:sz="4" w:space="0"/>
               <w:left w:val="single" w:color="auto" w:sz="4" w:space="0"/>
               <w:bottom w:val="nil"/>
               <w:right w:val="nil"/>
             </w:tcBorders>
-            <w:noWrap w:val="0"/>
             <w:tcMar>
               <w:top w:w="60" w:type="dxa"/>
               <w:left w:w="120" w:type="dxa"/>
@@ -13152,8 +13342,16 @@
               <w:ind w:left="0" w:leftChars="0" w:right="0" w:rightChars="0" w:firstLine="0" w:firstLineChars="0"/>
               <w:jc w:val="left"/>
               <w:textAlignment w:val="baseline"/>
-            </w:pPr>
-            <w:r>
+              <w:rPr>
+                <w:rFonts w:ascii="Arial" w:eastAsia="宋体"/>
+                <w:sz w:val="24"/>
+              </w:rPr>
+            </w:pPr>
+            <w:r>
+              <w:rPr>
+                <w:rFonts w:ascii="Arial" w:eastAsia="宋体"/>
+                <w:sz w:val="24"/>
+              </w:rPr>
               <w:t>全体人员</w:t>
             </w:r>
           </w:p>
@@ -13167,7 +13365,6 @@
               <w:bottom w:val="nil"/>
               <w:right w:val="single" w:color="auto" w:sz="12" w:space="0"/>
             </w:tcBorders>
-            <w:noWrap w:val="0"/>
             <w:tcMar>
               <w:top w:w="60" w:type="dxa"/>
               <w:left w:w="120" w:type="dxa"/>
@@ -13196,8 +13393,16 @@
               <w:ind w:left="0" w:leftChars="0" w:right="0" w:rightChars="0" w:firstLine="0" w:firstLineChars="0"/>
               <w:jc w:val="left"/>
               <w:textAlignment w:val="baseline"/>
-            </w:pPr>
-            <w:r>
+              <w:rPr>
+                <w:rFonts w:ascii="Arial" w:eastAsia="宋体"/>
+                <w:sz w:val="24"/>
+              </w:rPr>
+            </w:pPr>
+            <w:r>
+              <w:rPr>
+                <w:rFonts w:ascii="Arial" w:eastAsia="宋体"/>
+                <w:sz w:val="24"/>
+              </w:rPr>
               <w:t>0</w:t>
             </w:r>
           </w:p>
@@ -13206,12 +13411,12 @@
       <w:tr>
         <w:tblPrEx>
           <w:tblBorders>
-            <w:top w:val="none" w:color="DEE0E3" w:sz="0" w:space="0"/>
-            <w:left w:val="none" w:color="DEE0E3" w:sz="0" w:space="0"/>
-            <w:bottom w:val="none" w:color="DEE0E3" w:sz="0" w:space="0"/>
-            <w:right w:val="none" w:color="DEE0E3" w:sz="0" w:space="0"/>
-            <w:insideH w:val="none" w:color="DEE0E3" w:sz="0" w:space="0"/>
-            <w:insideV w:val="none" w:color="DEE0E3" w:sz="0" w:space="0"/>
+            <w:top w:val="none" w:color="auto" w:sz="0" w:space="0"/>
+            <w:left w:val="none" w:color="auto" w:sz="0" w:space="0"/>
+            <w:bottom w:val="none" w:color="auto" w:sz="0" w:space="0"/>
+            <w:right w:val="none" w:color="auto" w:sz="0" w:space="0"/>
+            <w:insideH w:val="none" w:color="auto" w:sz="0" w:space="0"/>
+            <w:insideV w:val="none" w:color="auto" w:sz="0" w:space="0"/>
           </w:tblBorders>
           <w:tblCellMar>
             <w:top w:w="0" w:type="dxa"/>
@@ -13233,7 +13438,6 @@
               <w:bottom w:val="nil"/>
               <w:right w:val="nil"/>
             </w:tcBorders>
-            <w:noWrap w:val="0"/>
             <w:tcMar>
               <w:top w:w="60" w:type="dxa"/>
               <w:left w:w="120" w:type="dxa"/>
@@ -13262,22 +13466,29 @@
               <w:ind w:left="0" w:leftChars="0" w:right="0" w:rightChars="0" w:firstLine="0" w:firstLineChars="0"/>
               <w:jc w:val="center"/>
               <w:textAlignment w:val="baseline"/>
-            </w:pPr>
-            <w:r>
+              <w:rPr>
+                <w:rFonts w:ascii="Arial" w:eastAsia="宋体"/>
+                <w:sz w:val="24"/>
+              </w:rPr>
+            </w:pPr>
+            <w:r>
+              <w:rPr>
+                <w:rFonts w:ascii="Arial" w:eastAsia="宋体"/>
+                <w:sz w:val="24"/>
+              </w:rPr>
               <w:t>8</w:t>
             </w:r>
           </w:p>
         </w:tc>
         <w:tc>
           <w:tcPr>
-            <w:tcW w:w="1580" w:type="dxa"/>
+            <w:tcW w:w="1700" w:type="dxa"/>
             <w:tcBorders>
               <w:top w:val="single" w:color="auto" w:sz="4" w:space="0"/>
               <w:left w:val="single" w:color="auto" w:sz="4" w:space="0"/>
               <w:bottom w:val="nil"/>
               <w:right w:val="nil"/>
             </w:tcBorders>
-            <w:noWrap w:val="0"/>
             <w:tcMar>
               <w:top w:w="60" w:type="dxa"/>
               <w:left w:w="120" w:type="dxa"/>
@@ -13306,66 +13517,80 @@
               <w:ind w:left="0" w:leftChars="0" w:right="0" w:rightChars="0" w:firstLine="0" w:firstLineChars="0"/>
               <w:jc w:val="center"/>
               <w:textAlignment w:val="baseline"/>
-            </w:pPr>
-            <w:r>
+              <w:rPr>
+                <w:rFonts w:ascii="Arial" w:eastAsia="宋体"/>
+                <w:sz w:val="24"/>
+              </w:rPr>
+            </w:pPr>
+            <w:r>
+              <w:rPr>
+                <w:rFonts w:ascii="Arial" w:eastAsia="宋体"/>
+                <w:sz w:val="24"/>
+              </w:rPr>
               <w:t>项目管理能力提升</w:t>
             </w:r>
           </w:p>
         </w:tc>
         <w:tc>
           <w:tcPr>
-            <w:tcW w:w="923" w:type="dxa"/>
+            <w:tcW w:w="1103" w:type="dxa"/>
             <w:tcBorders>
               <w:top w:val="single" w:color="auto" w:sz="4" w:space="0"/>
               <w:left w:val="single" w:color="auto" w:sz="4" w:space="0"/>
               <w:bottom w:val="nil"/>
               <w:right w:val="nil"/>
             </w:tcBorders>
-            <w:noWrap w:val="0"/>
-            <w:tcMar>
-              <w:top w:w="60" w:type="dxa"/>
-              <w:left w:w="120" w:type="dxa"/>
-              <w:bottom w:w="30" w:type="dxa"/>
-              <w:right w:w="120" w:type="dxa"/>
-            </w:tcMar>
-            <w:vAlign w:val="center"/>
-          </w:tcPr>
-          <w:p>
-            <w:pPr>
-              <w:pStyle w:val="29"/>
-              <w:keepNext w:val="0"/>
-              <w:keepLines w:val="0"/>
-              <w:pageBreakBefore w:val="0"/>
-              <w:widowControl w:val="0"/>
-              <w:kinsoku w:val="0"/>
-              <w:wordWrap/>
-              <w:overflowPunct/>
-              <w:topLinePunct w:val="0"/>
-              <w:autoSpaceDE w:val="0"/>
-              <w:autoSpaceDN w:val="0"/>
-              <w:bidi w:val="0"/>
-              <w:adjustRightInd w:val="0"/>
-              <w:snapToGrid w:val="0"/>
-              <w:spacing w:line="240" w:lineRule="auto"/>
-              <w:ind w:left="0" w:leftChars="0" w:right="0" w:rightChars="0" w:firstLine="0" w:firstLineChars="0"/>
-              <w:jc w:val="center"/>
-              <w:textAlignment w:val="baseline"/>
-            </w:pPr>
-            <w:r>
+            <w:tcMar>
+              <w:top w:w="60" w:type="dxa"/>
+              <w:left w:w="120" w:type="dxa"/>
+              <w:bottom w:w="30" w:type="dxa"/>
+              <w:right w:w="120" w:type="dxa"/>
+            </w:tcMar>
+            <w:vAlign w:val="center"/>
+          </w:tcPr>
+          <w:p>
+            <w:pPr>
+              <w:pStyle w:val="29"/>
+              <w:keepNext w:val="0"/>
+              <w:keepLines w:val="0"/>
+              <w:pageBreakBefore w:val="0"/>
+              <w:widowControl w:val="0"/>
+              <w:kinsoku w:val="0"/>
+              <w:wordWrap/>
+              <w:overflowPunct/>
+              <w:topLinePunct w:val="0"/>
+              <w:autoSpaceDE w:val="0"/>
+              <w:autoSpaceDN w:val="0"/>
+              <w:bidi w:val="0"/>
+              <w:adjustRightInd w:val="0"/>
+              <w:snapToGrid w:val="0"/>
+              <w:spacing w:line="240" w:lineRule="auto"/>
+              <w:ind w:left="0" w:leftChars="0" w:right="0" w:rightChars="0" w:firstLine="0" w:firstLineChars="0"/>
+              <w:jc w:val="left"/>
+              <w:textAlignment w:val="baseline"/>
+              <w:rPr>
+                <w:rFonts w:ascii="Arial" w:eastAsia="宋体"/>
+                <w:sz w:val="24"/>
+              </w:rPr>
+            </w:pPr>
+            <w:r>
+              <w:rPr>
+                <w:rFonts w:ascii="Arial" w:eastAsia="宋体"/>
+                <w:sz w:val="24"/>
+              </w:rPr>
               <w:t>2</w:t>
             </w:r>
           </w:p>
         </w:tc>
         <w:tc>
           <w:tcPr>
-            <w:tcW w:w="1283" w:type="dxa"/>
+            <w:tcW w:w="1103" w:type="dxa"/>
             <w:tcBorders>
               <w:top w:val="single" w:color="auto" w:sz="4" w:space="0"/>
               <w:left w:val="single" w:color="auto" w:sz="4" w:space="0"/>
               <w:bottom w:val="nil"/>
               <w:right w:val="nil"/>
             </w:tcBorders>
-            <w:noWrap w:val="0"/>
             <w:tcMar>
               <w:top w:w="60" w:type="dxa"/>
               <w:left w:w="120" w:type="dxa"/>
@@ -13394,8 +13619,16 @@
               <w:ind w:left="0" w:leftChars="0" w:right="0" w:rightChars="0" w:firstLine="0" w:firstLineChars="0"/>
               <w:jc w:val="center"/>
               <w:textAlignment w:val="baseline"/>
-            </w:pPr>
-            <w:r>
+              <w:rPr>
+                <w:rFonts w:ascii="Arial" w:eastAsia="宋体"/>
+                <w:sz w:val="24"/>
+              </w:rPr>
+            </w:pPr>
+            <w:r>
+              <w:rPr>
+                <w:rFonts w:ascii="Arial" w:eastAsia="宋体"/>
+                <w:sz w:val="24"/>
+              </w:rPr>
               <w:t>外部</w:t>
             </w:r>
           </w:p>
@@ -13409,7 +13642,6 @@
               <w:bottom w:val="nil"/>
               <w:right w:val="nil"/>
             </w:tcBorders>
-            <w:noWrap w:val="0"/>
             <w:tcMar>
               <w:top w:w="60" w:type="dxa"/>
               <w:left w:w="120" w:type="dxa"/>
@@ -13438,22 +13670,29 @@
               <w:ind w:left="0" w:leftChars="0" w:right="0" w:rightChars="0" w:firstLine="0" w:firstLineChars="0"/>
               <w:jc w:val="center"/>
               <w:textAlignment w:val="baseline"/>
-            </w:pPr>
-            <w:r>
+              <w:rPr>
+                <w:rFonts w:ascii="Arial" w:eastAsia="宋体"/>
+                <w:sz w:val="24"/>
+              </w:rPr>
+            </w:pPr>
+            <w:r>
+              <w:rPr>
+                <w:rFonts w:ascii="Arial" w:eastAsia="宋体"/>
+                <w:sz w:val="24"/>
+              </w:rPr>
               <w:t>2026年8月</w:t>
             </w:r>
           </w:p>
         </w:tc>
         <w:tc>
           <w:tcPr>
-            <w:tcW w:w="914" w:type="dxa"/>
+            <w:tcW w:w="1103" w:type="dxa"/>
             <w:tcBorders>
               <w:top w:val="single" w:color="auto" w:sz="4" w:space="0"/>
               <w:left w:val="single" w:color="auto" w:sz="4" w:space="0"/>
               <w:bottom w:val="nil"/>
               <w:right w:val="nil"/>
             </w:tcBorders>
-            <w:noWrap w:val="0"/>
             <w:tcMar>
               <w:top w:w="60" w:type="dxa"/>
               <w:left w:w="120" w:type="dxa"/>
@@ -13482,22 +13721,29 @@
               <w:ind w:left="0" w:leftChars="0" w:right="0" w:rightChars="0" w:firstLine="0" w:firstLineChars="0"/>
               <w:jc w:val="center"/>
               <w:textAlignment w:val="baseline"/>
-            </w:pPr>
-            <w:r>
+              <w:rPr>
+                <w:rFonts w:ascii="Arial" w:eastAsia="宋体"/>
+                <w:sz w:val="24"/>
+              </w:rPr>
+            </w:pPr>
+            <w:r>
+              <w:rPr>
+                <w:rFonts w:ascii="Arial" w:eastAsia="宋体"/>
+                <w:sz w:val="24"/>
+              </w:rPr>
               <w:t>外聘讲师</w:t>
             </w:r>
           </w:p>
         </w:tc>
         <w:tc>
           <w:tcPr>
-            <w:tcW w:w="1769" w:type="dxa"/>
+            <w:tcW w:w="1580" w:type="dxa"/>
             <w:tcBorders>
               <w:top w:val="single" w:color="auto" w:sz="4" w:space="0"/>
               <w:left w:val="single" w:color="auto" w:sz="4" w:space="0"/>
               <w:bottom w:val="nil"/>
               <w:right w:val="nil"/>
             </w:tcBorders>
-            <w:noWrap w:val="0"/>
             <w:tcMar>
               <w:top w:w="60" w:type="dxa"/>
               <w:left w:w="120" w:type="dxa"/>
@@ -13526,8 +13772,16 @@
               <w:ind w:left="0" w:leftChars="0" w:right="0" w:rightChars="0" w:firstLine="0" w:firstLineChars="0"/>
               <w:jc w:val="left"/>
               <w:textAlignment w:val="baseline"/>
-            </w:pPr>
-            <w:r>
+              <w:rPr>
+                <w:rFonts w:ascii="Arial" w:eastAsia="宋体"/>
+                <w:sz w:val="24"/>
+              </w:rPr>
+            </w:pPr>
+            <w:r>
+              <w:rPr>
+                <w:rFonts w:ascii="Arial" w:eastAsia="宋体"/>
+                <w:sz w:val="24"/>
+              </w:rPr>
               <w:t>项目经理</w:t>
             </w:r>
           </w:p>
@@ -13541,7 +13795,6 @@
               <w:bottom w:val="nil"/>
               <w:right w:val="single" w:color="auto" w:sz="12" w:space="0"/>
             </w:tcBorders>
-            <w:noWrap w:val="0"/>
             <w:tcMar>
               <w:top w:w="60" w:type="dxa"/>
               <w:left w:w="120" w:type="dxa"/>
@@ -13570,8 +13823,16 @@
               <w:ind w:left="0" w:leftChars="0" w:right="0" w:rightChars="0" w:firstLine="0" w:firstLineChars="0"/>
               <w:jc w:val="left"/>
               <w:textAlignment w:val="baseline"/>
-            </w:pPr>
-            <w:r>
+              <w:rPr>
+                <w:rFonts w:ascii="Arial" w:eastAsia="宋体"/>
+                <w:sz w:val="24"/>
+              </w:rPr>
+            </w:pPr>
+            <w:r>
+              <w:rPr>
+                <w:rFonts w:ascii="Arial" w:eastAsia="宋体"/>
+                <w:sz w:val="24"/>
+              </w:rPr>
               <w:t>5,000</w:t>
             </w:r>
           </w:p>
@@ -13580,12 +13841,12 @@
       <w:tr>
         <w:tblPrEx>
           <w:tblBorders>
-            <w:top w:val="none" w:color="DEE0E3" w:sz="0" w:space="0"/>
-            <w:left w:val="none" w:color="DEE0E3" w:sz="0" w:space="0"/>
-            <w:bottom w:val="none" w:color="DEE0E3" w:sz="0" w:space="0"/>
-            <w:right w:val="none" w:color="DEE0E3" w:sz="0" w:space="0"/>
-            <w:insideH w:val="none" w:color="DEE0E3" w:sz="0" w:space="0"/>
-            <w:insideV w:val="none" w:color="DEE0E3" w:sz="0" w:space="0"/>
+            <w:top w:val="none" w:color="auto" w:sz="0" w:space="0"/>
+            <w:left w:val="none" w:color="auto" w:sz="0" w:space="0"/>
+            <w:bottom w:val="none" w:color="auto" w:sz="0" w:space="0"/>
+            <w:right w:val="none" w:color="auto" w:sz="0" w:space="0"/>
+            <w:insideH w:val="none" w:color="auto" w:sz="0" w:space="0"/>
+            <w:insideV w:val="none" w:color="auto" w:sz="0" w:space="0"/>
           </w:tblBorders>
           <w:tblCellMar>
             <w:top w:w="0" w:type="dxa"/>
@@ -13607,7 +13868,6 @@
               <w:bottom w:val="nil"/>
               <w:right w:val="nil"/>
             </w:tcBorders>
-            <w:noWrap w:val="0"/>
             <w:tcMar>
               <w:top w:w="60" w:type="dxa"/>
               <w:left w:w="120" w:type="dxa"/>
@@ -13636,22 +13896,29 @@
               <w:ind w:left="0" w:leftChars="0" w:right="0" w:rightChars="0" w:firstLine="0" w:firstLineChars="0"/>
               <w:jc w:val="center"/>
               <w:textAlignment w:val="baseline"/>
-            </w:pPr>
-            <w:r>
+              <w:rPr>
+                <w:rFonts w:ascii="Arial" w:eastAsia="宋体"/>
+                <w:sz w:val="24"/>
+              </w:rPr>
+            </w:pPr>
+            <w:r>
+              <w:rPr>
+                <w:rFonts w:ascii="Arial" w:eastAsia="宋体"/>
+                <w:sz w:val="24"/>
+              </w:rPr>
               <w:t>9</w:t>
             </w:r>
           </w:p>
         </w:tc>
         <w:tc>
           <w:tcPr>
-            <w:tcW w:w="1580" w:type="dxa"/>
+            <w:tcW w:w="1700" w:type="dxa"/>
             <w:tcBorders>
               <w:top w:val="single" w:color="auto" w:sz="4" w:space="0"/>
               <w:left w:val="single" w:color="auto" w:sz="4" w:space="0"/>
               <w:bottom w:val="nil"/>
               <w:right w:val="nil"/>
             </w:tcBorders>
-            <w:noWrap w:val="0"/>
             <w:tcMar>
               <w:top w:w="60" w:type="dxa"/>
               <w:left w:w="120" w:type="dxa"/>
@@ -13680,66 +13947,80 @@
               <w:ind w:left="0" w:leftChars="0" w:right="0" w:rightChars="0" w:firstLine="0" w:firstLineChars="0"/>
               <w:jc w:val="center"/>
               <w:textAlignment w:val="baseline"/>
-            </w:pPr>
-            <w:r>
+              <w:rPr>
+                <w:rFonts w:ascii="Arial" w:eastAsia="宋体"/>
+                <w:sz w:val="24"/>
+              </w:rPr>
+            </w:pPr>
+            <w:r>
+              <w:rPr>
+                <w:rFonts w:ascii="Arial" w:eastAsia="宋体"/>
+                <w:sz w:val="24"/>
+              </w:rPr>
               <w:t>数据分析与决策培训</w:t>
             </w:r>
           </w:p>
         </w:tc>
         <w:tc>
           <w:tcPr>
-            <w:tcW w:w="923" w:type="dxa"/>
+            <w:tcW w:w="1103" w:type="dxa"/>
             <w:tcBorders>
               <w:top w:val="single" w:color="auto" w:sz="4" w:space="0"/>
               <w:left w:val="single" w:color="auto" w:sz="4" w:space="0"/>
               <w:bottom w:val="nil"/>
               <w:right w:val="nil"/>
             </w:tcBorders>
-            <w:noWrap w:val="0"/>
-            <w:tcMar>
-              <w:top w:w="60" w:type="dxa"/>
-              <w:left w:w="120" w:type="dxa"/>
-              <w:bottom w:w="30" w:type="dxa"/>
-              <w:right w:w="120" w:type="dxa"/>
-            </w:tcMar>
-            <w:vAlign w:val="center"/>
-          </w:tcPr>
-          <w:p>
-            <w:pPr>
-              <w:pStyle w:val="29"/>
-              <w:keepNext w:val="0"/>
-              <w:keepLines w:val="0"/>
-              <w:pageBreakBefore w:val="0"/>
-              <w:widowControl w:val="0"/>
-              <w:kinsoku w:val="0"/>
-              <w:wordWrap/>
-              <w:overflowPunct/>
-              <w:topLinePunct w:val="0"/>
-              <w:autoSpaceDE w:val="0"/>
-              <w:autoSpaceDN w:val="0"/>
-              <w:bidi w:val="0"/>
-              <w:adjustRightInd w:val="0"/>
-              <w:snapToGrid w:val="0"/>
-              <w:spacing w:line="240" w:lineRule="auto"/>
-              <w:ind w:left="0" w:leftChars="0" w:right="0" w:rightChars="0" w:firstLine="0" w:firstLineChars="0"/>
-              <w:jc w:val="center"/>
-              <w:textAlignment w:val="baseline"/>
-            </w:pPr>
-            <w:r>
+            <w:tcMar>
+              <w:top w:w="60" w:type="dxa"/>
+              <w:left w:w="120" w:type="dxa"/>
+              <w:bottom w:w="30" w:type="dxa"/>
+              <w:right w:w="120" w:type="dxa"/>
+            </w:tcMar>
+            <w:vAlign w:val="center"/>
+          </w:tcPr>
+          <w:p>
+            <w:pPr>
+              <w:pStyle w:val="29"/>
+              <w:keepNext w:val="0"/>
+              <w:keepLines w:val="0"/>
+              <w:pageBreakBefore w:val="0"/>
+              <w:widowControl w:val="0"/>
+              <w:kinsoku w:val="0"/>
+              <w:wordWrap/>
+              <w:overflowPunct/>
+              <w:topLinePunct w:val="0"/>
+              <w:autoSpaceDE w:val="0"/>
+              <w:autoSpaceDN w:val="0"/>
+              <w:bidi w:val="0"/>
+              <w:adjustRightInd w:val="0"/>
+              <w:snapToGrid w:val="0"/>
+              <w:spacing w:line="240" w:lineRule="auto"/>
+              <w:ind w:left="0" w:leftChars="0" w:right="0" w:rightChars="0" w:firstLine="0" w:firstLineChars="0"/>
+              <w:jc w:val="left"/>
+              <w:textAlignment w:val="baseline"/>
+              <w:rPr>
+                <w:rFonts w:ascii="Arial" w:eastAsia="宋体"/>
+                <w:sz w:val="24"/>
+              </w:rPr>
+            </w:pPr>
+            <w:r>
+              <w:rPr>
+                <w:rFonts w:ascii="Arial" w:eastAsia="宋体"/>
+                <w:sz w:val="24"/>
+              </w:rPr>
               <w:t>2</w:t>
             </w:r>
           </w:p>
         </w:tc>
         <w:tc>
           <w:tcPr>
-            <w:tcW w:w="1283" w:type="dxa"/>
+            <w:tcW w:w="1103" w:type="dxa"/>
             <w:tcBorders>
               <w:top w:val="single" w:color="auto" w:sz="4" w:space="0"/>
               <w:left w:val="single" w:color="auto" w:sz="4" w:space="0"/>
               <w:bottom w:val="nil"/>
               <w:right w:val="nil"/>
             </w:tcBorders>
-            <w:noWrap w:val="0"/>
             <w:tcMar>
               <w:top w:w="60" w:type="dxa"/>
               <w:left w:w="120" w:type="dxa"/>
@@ -13768,8 +14049,16 @@
               <w:ind w:left="0" w:leftChars="0" w:right="0" w:rightChars="0" w:firstLine="0" w:firstLineChars="0"/>
               <w:jc w:val="center"/>
               <w:textAlignment w:val="baseline"/>
-            </w:pPr>
-            <w:r>
+              <w:rPr>
+                <w:rFonts w:ascii="Arial" w:eastAsia="宋体"/>
+                <w:sz w:val="24"/>
+              </w:rPr>
+            </w:pPr>
+            <w:r>
+              <w:rPr>
+                <w:rFonts w:ascii="Arial" w:eastAsia="宋体"/>
+                <w:sz w:val="24"/>
+              </w:rPr>
               <w:t>内部</w:t>
             </w:r>
           </w:p>
@@ -13783,7 +14072,6 @@
               <w:bottom w:val="nil"/>
               <w:right w:val="nil"/>
             </w:tcBorders>
-            <w:noWrap w:val="0"/>
             <w:tcMar>
               <w:top w:w="60" w:type="dxa"/>
               <w:left w:w="120" w:type="dxa"/>
@@ -13812,22 +14100,29 @@
               <w:ind w:left="0" w:leftChars="0" w:right="0" w:rightChars="0" w:firstLine="0" w:firstLineChars="0"/>
               <w:jc w:val="center"/>
               <w:textAlignment w:val="baseline"/>
-            </w:pPr>
-            <w:r>
+              <w:rPr>
+                <w:rFonts w:ascii="Arial" w:eastAsia="宋体"/>
+                <w:sz w:val="24"/>
+              </w:rPr>
+            </w:pPr>
+            <w:r>
+              <w:rPr>
+                <w:rFonts w:ascii="Arial" w:eastAsia="宋体"/>
+                <w:sz w:val="24"/>
+              </w:rPr>
               <w:t>2026年9月</w:t>
             </w:r>
           </w:p>
         </w:tc>
         <w:tc>
           <w:tcPr>
-            <w:tcW w:w="914" w:type="dxa"/>
+            <w:tcW w:w="1103" w:type="dxa"/>
             <w:tcBorders>
               <w:top w:val="single" w:color="auto" w:sz="4" w:space="0"/>
               <w:left w:val="single" w:color="auto" w:sz="4" w:space="0"/>
               <w:bottom w:val="nil"/>
               <w:right w:val="nil"/>
             </w:tcBorders>
-            <w:noWrap w:val="0"/>
             <w:tcMar>
               <w:top w:w="60" w:type="dxa"/>
               <w:left w:w="120" w:type="dxa"/>
@@ -13856,22 +14151,29 @@
               <w:ind w:left="0" w:leftChars="0" w:right="0" w:rightChars="0" w:firstLine="0" w:firstLineChars="0"/>
               <w:jc w:val="center"/>
               <w:textAlignment w:val="baseline"/>
-            </w:pPr>
-            <w:r>
-              <w:t>吴桀</w:t>
-            </w:r>
-          </w:p>
-        </w:tc>
-        <w:tc>
-          <w:tcPr>
-            <w:tcW w:w="1769" w:type="dxa"/>
+              <w:rPr>
+                <w:rFonts w:ascii="Arial" w:eastAsia="宋体"/>
+                <w:sz w:val="24"/>
+              </w:rPr>
+            </w:pPr>
+            <w:r>
+              <w:rPr>
+                <w:rFonts w:ascii="Arial" w:eastAsia="宋体"/>
+                <w:sz w:val="24"/>
+              </w:rPr>
+              <w:t>金天宇</w:t>
+            </w:r>
+          </w:p>
+        </w:tc>
+        <w:tc>
+          <w:tcPr>
+            <w:tcW w:w="1580" w:type="dxa"/>
             <w:tcBorders>
               <w:top w:val="single" w:color="auto" w:sz="4" w:space="0"/>
               <w:left w:val="single" w:color="auto" w:sz="4" w:space="0"/>
               <w:bottom w:val="nil"/>
               <w:right w:val="nil"/>
             </w:tcBorders>
-            <w:noWrap w:val="0"/>
             <w:tcMar>
               <w:top w:w="60" w:type="dxa"/>
               <w:left w:w="120" w:type="dxa"/>
@@ -13900,8 +14202,16 @@
               <w:ind w:left="0" w:leftChars="0" w:right="0" w:rightChars="0" w:firstLine="0" w:firstLineChars="0"/>
               <w:jc w:val="left"/>
               <w:textAlignment w:val="baseline"/>
-            </w:pPr>
-            <w:r>
+              <w:rPr>
+                <w:rFonts w:ascii="Arial" w:eastAsia="宋体"/>
+                <w:sz w:val="24"/>
+              </w:rPr>
+            </w:pPr>
+            <w:r>
+              <w:rPr>
+                <w:rFonts w:ascii="Arial" w:eastAsia="宋体"/>
+                <w:sz w:val="24"/>
+              </w:rPr>
               <w:t>质量/运维人员</w:t>
             </w:r>
           </w:p>
@@ -13915,7 +14225,6 @@
               <w:bottom w:val="nil"/>
               <w:right w:val="single" w:color="auto" w:sz="12" w:space="0"/>
             </w:tcBorders>
-            <w:noWrap w:val="0"/>
             <w:tcMar>
               <w:top w:w="60" w:type="dxa"/>
               <w:left w:w="120" w:type="dxa"/>
@@ -13944,8 +14253,16 @@
               <w:ind w:left="0" w:leftChars="0" w:right="0" w:rightChars="0" w:firstLine="0" w:firstLineChars="0"/>
               <w:jc w:val="left"/>
               <w:textAlignment w:val="baseline"/>
-            </w:pPr>
-            <w:r>
+              <w:rPr>
+                <w:rFonts w:ascii="Arial" w:eastAsia="宋体"/>
+                <w:sz w:val="24"/>
+              </w:rPr>
+            </w:pPr>
+            <w:r>
+              <w:rPr>
+                <w:rFonts w:ascii="Arial" w:eastAsia="宋体"/>
+                <w:sz w:val="24"/>
+              </w:rPr>
               <w:t>0</w:t>
             </w:r>
           </w:p>
@@ -13954,12 +14271,12 @@
       <w:tr>
         <w:tblPrEx>
           <w:tblBorders>
-            <w:top w:val="none" w:color="DEE0E3" w:sz="0" w:space="0"/>
-            <w:left w:val="none" w:color="DEE0E3" w:sz="0" w:space="0"/>
-            <w:bottom w:val="none" w:color="DEE0E3" w:sz="0" w:space="0"/>
-            <w:right w:val="none" w:color="DEE0E3" w:sz="0" w:space="0"/>
-            <w:insideH w:val="none" w:color="DEE0E3" w:sz="0" w:space="0"/>
-            <w:insideV w:val="none" w:color="DEE0E3" w:sz="0" w:space="0"/>
+            <w:top w:val="none" w:color="auto" w:sz="0" w:space="0"/>
+            <w:left w:val="none" w:color="auto" w:sz="0" w:space="0"/>
+            <w:bottom w:val="none" w:color="auto" w:sz="0" w:space="0"/>
+            <w:right w:val="none" w:color="auto" w:sz="0" w:space="0"/>
+            <w:insideH w:val="none" w:color="auto" w:sz="0" w:space="0"/>
+            <w:insideV w:val="none" w:color="auto" w:sz="0" w:space="0"/>
           </w:tblBorders>
           <w:tblCellMar>
             <w:top w:w="0" w:type="dxa"/>
@@ -13981,7 +14298,6 @@
               <w:bottom w:val="nil"/>
               <w:right w:val="nil"/>
             </w:tcBorders>
-            <w:noWrap w:val="0"/>
             <w:tcMar>
               <w:top w:w="60" w:type="dxa"/>
               <w:left w:w="120" w:type="dxa"/>
@@ -14010,22 +14326,29 @@
               <w:ind w:left="0" w:leftChars="0" w:right="0" w:rightChars="0" w:firstLine="0" w:firstLineChars="0"/>
               <w:jc w:val="center"/>
               <w:textAlignment w:val="baseline"/>
-            </w:pPr>
-            <w:r>
+              <w:rPr>
+                <w:rFonts w:ascii="Arial" w:eastAsia="宋体"/>
+                <w:sz w:val="24"/>
+              </w:rPr>
+            </w:pPr>
+            <w:r>
+              <w:rPr>
+                <w:rFonts w:ascii="Arial" w:eastAsia="宋体"/>
+                <w:sz w:val="24"/>
+              </w:rPr>
               <w:t>10</w:t>
             </w:r>
           </w:p>
         </w:tc>
         <w:tc>
           <w:tcPr>
-            <w:tcW w:w="1580" w:type="dxa"/>
+            <w:tcW w:w="1700" w:type="dxa"/>
             <w:tcBorders>
               <w:top w:val="single" w:color="auto" w:sz="4" w:space="0"/>
               <w:left w:val="single" w:color="auto" w:sz="4" w:space="0"/>
               <w:bottom w:val="nil"/>
               <w:right w:val="nil"/>
             </w:tcBorders>
-            <w:noWrap w:val="0"/>
             <w:tcMar>
               <w:top w:w="60" w:type="dxa"/>
               <w:left w:w="120" w:type="dxa"/>
@@ -14054,66 +14377,80 @@
               <w:ind w:left="0" w:leftChars="0" w:right="0" w:rightChars="0" w:firstLine="0" w:firstLineChars="0"/>
               <w:jc w:val="center"/>
               <w:textAlignment w:val="baseline"/>
-            </w:pPr>
-            <w:r>
+              <w:rPr>
+                <w:rFonts w:ascii="Arial" w:eastAsia="宋体"/>
+                <w:sz w:val="24"/>
+              </w:rPr>
+            </w:pPr>
+            <w:r>
+              <w:rPr>
+                <w:rFonts w:ascii="Arial" w:eastAsia="宋体"/>
+                <w:sz w:val="24"/>
+              </w:rPr>
               <w:t>日常运维典型案例分析</w:t>
             </w:r>
           </w:p>
         </w:tc>
         <w:tc>
           <w:tcPr>
-            <w:tcW w:w="923" w:type="dxa"/>
+            <w:tcW w:w="1103" w:type="dxa"/>
             <w:tcBorders>
               <w:top w:val="single" w:color="auto" w:sz="4" w:space="0"/>
               <w:left w:val="single" w:color="auto" w:sz="4" w:space="0"/>
               <w:bottom w:val="nil"/>
               <w:right w:val="nil"/>
             </w:tcBorders>
-            <w:noWrap w:val="0"/>
-            <w:tcMar>
-              <w:top w:w="60" w:type="dxa"/>
-              <w:left w:w="120" w:type="dxa"/>
-              <w:bottom w:w="30" w:type="dxa"/>
-              <w:right w:w="120" w:type="dxa"/>
-            </w:tcMar>
-            <w:vAlign w:val="center"/>
-          </w:tcPr>
-          <w:p>
-            <w:pPr>
-              <w:pStyle w:val="29"/>
-              <w:keepNext w:val="0"/>
-              <w:keepLines w:val="0"/>
-              <w:pageBreakBefore w:val="0"/>
-              <w:widowControl w:val="0"/>
-              <w:kinsoku w:val="0"/>
-              <w:wordWrap/>
-              <w:overflowPunct/>
-              <w:topLinePunct w:val="0"/>
-              <w:autoSpaceDE w:val="0"/>
-              <w:autoSpaceDN w:val="0"/>
-              <w:bidi w:val="0"/>
-              <w:adjustRightInd w:val="0"/>
-              <w:snapToGrid w:val="0"/>
-              <w:spacing w:line="240" w:lineRule="auto"/>
-              <w:ind w:left="0" w:leftChars="0" w:right="0" w:rightChars="0" w:firstLine="0" w:firstLineChars="0"/>
-              <w:jc w:val="center"/>
-              <w:textAlignment w:val="baseline"/>
-            </w:pPr>
-            <w:r>
+            <w:tcMar>
+              <w:top w:w="60" w:type="dxa"/>
+              <w:left w:w="120" w:type="dxa"/>
+              <w:bottom w:w="30" w:type="dxa"/>
+              <w:right w:w="120" w:type="dxa"/>
+            </w:tcMar>
+            <w:vAlign w:val="center"/>
+          </w:tcPr>
+          <w:p>
+            <w:pPr>
+              <w:pStyle w:val="29"/>
+              <w:keepNext w:val="0"/>
+              <w:keepLines w:val="0"/>
+              <w:pageBreakBefore w:val="0"/>
+              <w:widowControl w:val="0"/>
+              <w:kinsoku w:val="0"/>
+              <w:wordWrap/>
+              <w:overflowPunct/>
+              <w:topLinePunct w:val="0"/>
+              <w:autoSpaceDE w:val="0"/>
+              <w:autoSpaceDN w:val="0"/>
+              <w:bidi w:val="0"/>
+              <w:adjustRightInd w:val="0"/>
+              <w:snapToGrid w:val="0"/>
+              <w:spacing w:line="240" w:lineRule="auto"/>
+              <w:ind w:left="0" w:leftChars="0" w:right="0" w:rightChars="0" w:firstLine="0" w:firstLineChars="0"/>
+              <w:jc w:val="left"/>
+              <w:textAlignment w:val="baseline"/>
+              <w:rPr>
+                <w:rFonts w:ascii="Arial" w:eastAsia="宋体"/>
+                <w:sz w:val="24"/>
+              </w:rPr>
+            </w:pPr>
+            <w:r>
+              <w:rPr>
+                <w:rFonts w:ascii="Arial" w:eastAsia="宋体"/>
+                <w:sz w:val="24"/>
+              </w:rPr>
               <w:t>4</w:t>
             </w:r>
           </w:p>
         </w:tc>
         <w:tc>
           <w:tcPr>
-            <w:tcW w:w="1283" w:type="dxa"/>
+            <w:tcW w:w="1103" w:type="dxa"/>
             <w:tcBorders>
               <w:top w:val="single" w:color="auto" w:sz="4" w:space="0"/>
               <w:left w:val="single" w:color="auto" w:sz="4" w:space="0"/>
               <w:bottom w:val="nil"/>
               <w:right w:val="nil"/>
             </w:tcBorders>
-            <w:noWrap w:val="0"/>
             <w:tcMar>
               <w:top w:w="60" w:type="dxa"/>
               <w:left w:w="120" w:type="dxa"/>
@@ -14142,8 +14479,16 @@
               <w:ind w:left="0" w:leftChars="0" w:right="0" w:rightChars="0" w:firstLine="0" w:firstLineChars="0"/>
               <w:jc w:val="center"/>
               <w:textAlignment w:val="baseline"/>
-            </w:pPr>
-            <w:r>
+              <w:rPr>
+                <w:rFonts w:ascii="Arial" w:eastAsia="宋体"/>
+                <w:sz w:val="24"/>
+              </w:rPr>
+            </w:pPr>
+            <w:r>
+              <w:rPr>
+                <w:rFonts w:ascii="Arial" w:eastAsia="宋体"/>
+                <w:sz w:val="24"/>
+              </w:rPr>
               <w:t>内部</w:t>
             </w:r>
           </w:p>
@@ -14157,7 +14502,6 @@
               <w:bottom w:val="nil"/>
               <w:right w:val="nil"/>
             </w:tcBorders>
-            <w:noWrap w:val="0"/>
             <w:tcMar>
               <w:top w:w="60" w:type="dxa"/>
               <w:left w:w="120" w:type="dxa"/>
@@ -14186,22 +14530,29 @@
               <w:ind w:left="0" w:leftChars="0" w:right="0" w:rightChars="0" w:firstLine="0" w:firstLineChars="0"/>
               <w:jc w:val="center"/>
               <w:textAlignment w:val="baseline"/>
-            </w:pPr>
-            <w:r>
+              <w:rPr>
+                <w:rFonts w:ascii="Arial" w:eastAsia="宋体"/>
+                <w:sz w:val="24"/>
+              </w:rPr>
+            </w:pPr>
+            <w:r>
+              <w:rPr>
+                <w:rFonts w:ascii="Arial" w:eastAsia="宋体"/>
+                <w:sz w:val="24"/>
+              </w:rPr>
               <w:t>2026年10月</w:t>
             </w:r>
           </w:p>
         </w:tc>
         <w:tc>
           <w:tcPr>
-            <w:tcW w:w="914" w:type="dxa"/>
+            <w:tcW w:w="1103" w:type="dxa"/>
             <w:tcBorders>
               <w:top w:val="single" w:color="auto" w:sz="4" w:space="0"/>
               <w:left w:val="single" w:color="auto" w:sz="4" w:space="0"/>
               <w:bottom w:val="nil"/>
               <w:right w:val="nil"/>
             </w:tcBorders>
-            <w:noWrap w:val="0"/>
             <w:tcMar>
               <w:top w:w="60" w:type="dxa"/>
               <w:left w:w="120" w:type="dxa"/>
@@ -14230,22 +14581,29 @@
               <w:ind w:left="0" w:leftChars="0" w:right="0" w:rightChars="0" w:firstLine="0" w:firstLineChars="0"/>
               <w:jc w:val="center"/>
               <w:textAlignment w:val="baseline"/>
-            </w:pPr>
-            <w:r>
-              <w:t>程方</w:t>
-            </w:r>
-          </w:p>
-        </w:tc>
-        <w:tc>
-          <w:tcPr>
-            <w:tcW w:w="1769" w:type="dxa"/>
+              <w:rPr>
+                <w:rFonts w:ascii="Arial" w:eastAsia="宋体"/>
+                <w:sz w:val="24"/>
+              </w:rPr>
+            </w:pPr>
+            <w:r>
+              <w:rPr>
+                <w:rFonts w:ascii="Arial" w:eastAsia="宋体"/>
+                <w:sz w:val="24"/>
+              </w:rPr>
+              <w:t>强宇涛</w:t>
+            </w:r>
+          </w:p>
+        </w:tc>
+        <w:tc>
+          <w:tcPr>
+            <w:tcW w:w="1580" w:type="dxa"/>
             <w:tcBorders>
               <w:top w:val="single" w:color="auto" w:sz="4" w:space="0"/>
               <w:left w:val="single" w:color="auto" w:sz="4" w:space="0"/>
               <w:bottom w:val="nil"/>
               <w:right w:val="nil"/>
             </w:tcBorders>
-            <w:noWrap w:val="0"/>
             <w:tcMar>
               <w:top w:w="60" w:type="dxa"/>
               <w:left w:w="120" w:type="dxa"/>
@@ -14274,8 +14632,16 @@
               <w:ind w:left="0" w:leftChars="0" w:right="0" w:rightChars="0" w:firstLine="0" w:firstLineChars="0"/>
               <w:jc w:val="left"/>
               <w:textAlignment w:val="baseline"/>
-            </w:pPr>
-            <w:r>
+              <w:rPr>
+                <w:rFonts w:ascii="Arial" w:eastAsia="宋体"/>
+                <w:sz w:val="24"/>
+              </w:rPr>
+            </w:pPr>
+            <w:r>
+              <w:rPr>
+                <w:rFonts w:ascii="Arial" w:eastAsia="宋体"/>
+                <w:sz w:val="24"/>
+              </w:rPr>
               <w:t>运维相关人员</w:t>
             </w:r>
           </w:p>
@@ -14289,7 +14655,6 @@
               <w:bottom w:val="nil"/>
               <w:right w:val="single" w:color="auto" w:sz="12" w:space="0"/>
             </w:tcBorders>
-            <w:noWrap w:val="0"/>
             <w:tcMar>
               <w:top w:w="60" w:type="dxa"/>
               <w:left w:w="120" w:type="dxa"/>
@@ -14318,8 +14683,16 @@
               <w:ind w:left="0" w:leftChars="0" w:right="0" w:rightChars="0" w:firstLine="0" w:firstLineChars="0"/>
               <w:jc w:val="left"/>
               <w:textAlignment w:val="baseline"/>
-            </w:pPr>
-            <w:r>
+              <w:rPr>
+                <w:rFonts w:ascii="Arial" w:eastAsia="宋体"/>
+                <w:sz w:val="24"/>
+              </w:rPr>
+            </w:pPr>
+            <w:r>
+              <w:rPr>
+                <w:rFonts w:ascii="Arial" w:eastAsia="宋体"/>
+                <w:sz w:val="24"/>
+              </w:rPr>
               <w:t>0</w:t>
             </w:r>
           </w:p>
@@ -14328,12 +14701,12 @@
       <w:tr>
         <w:tblPrEx>
           <w:tblBorders>
-            <w:top w:val="none" w:color="DEE0E3" w:sz="0" w:space="0"/>
-            <w:left w:val="none" w:color="DEE0E3" w:sz="0" w:space="0"/>
-            <w:bottom w:val="none" w:color="DEE0E3" w:sz="0" w:space="0"/>
-            <w:right w:val="none" w:color="DEE0E3" w:sz="0" w:space="0"/>
-            <w:insideH w:val="none" w:color="DEE0E3" w:sz="0" w:space="0"/>
-            <w:insideV w:val="none" w:color="DEE0E3" w:sz="0" w:space="0"/>
+            <w:top w:val="none" w:color="auto" w:sz="0" w:space="0"/>
+            <w:left w:val="none" w:color="auto" w:sz="0" w:space="0"/>
+            <w:bottom w:val="none" w:color="auto" w:sz="0" w:space="0"/>
+            <w:right w:val="none" w:color="auto" w:sz="0" w:space="0"/>
+            <w:insideH w:val="none" w:color="auto" w:sz="0" w:space="0"/>
+            <w:insideV w:val="none" w:color="auto" w:sz="0" w:space="0"/>
           </w:tblBorders>
           <w:tblCellMar>
             <w:top w:w="0" w:type="dxa"/>
@@ -14355,7 +14728,6 @@
               <w:bottom w:val="nil"/>
               <w:right w:val="nil"/>
             </w:tcBorders>
-            <w:noWrap w:val="0"/>
             <w:tcMar>
               <w:top w:w="60" w:type="dxa"/>
               <w:left w:w="120" w:type="dxa"/>
@@ -14384,22 +14756,29 @@
               <w:ind w:left="0" w:leftChars="0" w:right="0" w:rightChars="0" w:firstLine="0" w:firstLineChars="0"/>
               <w:jc w:val="center"/>
               <w:textAlignment w:val="baseline"/>
-            </w:pPr>
-            <w:r>
+              <w:rPr>
+                <w:rFonts w:ascii="Arial" w:eastAsia="宋体"/>
+                <w:sz w:val="24"/>
+              </w:rPr>
+            </w:pPr>
+            <w:r>
+              <w:rPr>
+                <w:rFonts w:ascii="Arial" w:eastAsia="宋体"/>
+                <w:sz w:val="24"/>
+              </w:rPr>
               <w:t>11</w:t>
             </w:r>
           </w:p>
         </w:tc>
         <w:tc>
           <w:tcPr>
-            <w:tcW w:w="1580" w:type="dxa"/>
+            <w:tcW w:w="1700" w:type="dxa"/>
             <w:tcBorders>
               <w:top w:val="single" w:color="auto" w:sz="4" w:space="0"/>
               <w:left w:val="single" w:color="auto" w:sz="4" w:space="0"/>
               <w:bottom w:val="nil"/>
               <w:right w:val="nil"/>
             </w:tcBorders>
-            <w:noWrap w:val="0"/>
             <w:tcMar>
               <w:top w:w="60" w:type="dxa"/>
               <w:left w:w="120" w:type="dxa"/>
@@ -14428,66 +14807,80 @@
               <w:ind w:left="0" w:leftChars="0" w:right="0" w:rightChars="0" w:firstLine="0" w:firstLineChars="0"/>
               <w:jc w:val="center"/>
               <w:textAlignment w:val="baseline"/>
-            </w:pPr>
-            <w:r>
+              <w:rPr>
+                <w:rFonts w:ascii="Arial" w:eastAsia="宋体"/>
+                <w:sz w:val="24"/>
+              </w:rPr>
+            </w:pPr>
+            <w:r>
+              <w:rPr>
+                <w:rFonts w:ascii="Arial" w:eastAsia="宋体"/>
+                <w:sz w:val="24"/>
+              </w:rPr>
               <w:t>前端技术培训</w:t>
             </w:r>
           </w:p>
         </w:tc>
         <w:tc>
           <w:tcPr>
-            <w:tcW w:w="923" w:type="dxa"/>
+            <w:tcW w:w="1103" w:type="dxa"/>
             <w:tcBorders>
               <w:top w:val="single" w:color="auto" w:sz="4" w:space="0"/>
               <w:left w:val="single" w:color="auto" w:sz="4" w:space="0"/>
               <w:bottom w:val="nil"/>
               <w:right w:val="nil"/>
             </w:tcBorders>
-            <w:noWrap w:val="0"/>
-            <w:tcMar>
-              <w:top w:w="60" w:type="dxa"/>
-              <w:left w:w="120" w:type="dxa"/>
-              <w:bottom w:w="30" w:type="dxa"/>
-              <w:right w:w="120" w:type="dxa"/>
-            </w:tcMar>
-            <w:vAlign w:val="center"/>
-          </w:tcPr>
-          <w:p>
-            <w:pPr>
-              <w:pStyle w:val="29"/>
-              <w:keepNext w:val="0"/>
-              <w:keepLines w:val="0"/>
-              <w:pageBreakBefore w:val="0"/>
-              <w:widowControl w:val="0"/>
-              <w:kinsoku w:val="0"/>
-              <w:wordWrap/>
-              <w:overflowPunct/>
-              <w:topLinePunct w:val="0"/>
-              <w:autoSpaceDE w:val="0"/>
-              <w:autoSpaceDN w:val="0"/>
-              <w:bidi w:val="0"/>
-              <w:adjustRightInd w:val="0"/>
-              <w:snapToGrid w:val="0"/>
-              <w:spacing w:line="240" w:lineRule="auto"/>
-              <w:ind w:left="0" w:leftChars="0" w:right="0" w:rightChars="0" w:firstLine="0" w:firstLineChars="0"/>
-              <w:jc w:val="center"/>
-              <w:textAlignment w:val="baseline"/>
-            </w:pPr>
-            <w:r>
+            <w:tcMar>
+              <w:top w:w="60" w:type="dxa"/>
+              <w:left w:w="120" w:type="dxa"/>
+              <w:bottom w:w="30" w:type="dxa"/>
+              <w:right w:w="120" w:type="dxa"/>
+            </w:tcMar>
+            <w:vAlign w:val="center"/>
+          </w:tcPr>
+          <w:p>
+            <w:pPr>
+              <w:pStyle w:val="29"/>
+              <w:keepNext w:val="0"/>
+              <w:keepLines w:val="0"/>
+              <w:pageBreakBefore w:val="0"/>
+              <w:widowControl w:val="0"/>
+              <w:kinsoku w:val="0"/>
+              <w:wordWrap/>
+              <w:overflowPunct/>
+              <w:topLinePunct w:val="0"/>
+              <w:autoSpaceDE w:val="0"/>
+              <w:autoSpaceDN w:val="0"/>
+              <w:bidi w:val="0"/>
+              <w:adjustRightInd w:val="0"/>
+              <w:snapToGrid w:val="0"/>
+              <w:spacing w:line="240" w:lineRule="auto"/>
+              <w:ind w:left="0" w:leftChars="0" w:right="0" w:rightChars="0" w:firstLine="0" w:firstLineChars="0"/>
+              <w:jc w:val="left"/>
+              <w:textAlignment w:val="baseline"/>
+              <w:rPr>
+                <w:rFonts w:ascii="Arial" w:eastAsia="宋体"/>
+                <w:sz w:val="24"/>
+              </w:rPr>
+            </w:pPr>
+            <w:r>
+              <w:rPr>
+                <w:rFonts w:ascii="Arial" w:eastAsia="宋体"/>
+                <w:sz w:val="24"/>
+              </w:rPr>
               <w:t>2</w:t>
             </w:r>
           </w:p>
         </w:tc>
         <w:tc>
           <w:tcPr>
-            <w:tcW w:w="1283" w:type="dxa"/>
+            <w:tcW w:w="1103" w:type="dxa"/>
             <w:tcBorders>
               <w:top w:val="single" w:color="auto" w:sz="4" w:space="0"/>
               <w:left w:val="single" w:color="auto" w:sz="4" w:space="0"/>
               <w:bottom w:val="nil"/>
               <w:right w:val="nil"/>
             </w:tcBorders>
-            <w:noWrap w:val="0"/>
             <w:tcMar>
               <w:top w:w="60" w:type="dxa"/>
               <w:left w:w="120" w:type="dxa"/>
@@ -14516,8 +14909,16 @@
               <w:ind w:left="0" w:leftChars="0" w:right="0" w:rightChars="0" w:firstLine="0" w:firstLineChars="0"/>
               <w:jc w:val="center"/>
               <w:textAlignment w:val="baseline"/>
-            </w:pPr>
-            <w:r>
+              <w:rPr>
+                <w:rFonts w:ascii="Arial" w:eastAsia="宋体"/>
+                <w:sz w:val="24"/>
+              </w:rPr>
+            </w:pPr>
+            <w:r>
+              <w:rPr>
+                <w:rFonts w:ascii="Arial" w:eastAsia="宋体"/>
+                <w:sz w:val="24"/>
+              </w:rPr>
               <w:t>内部</w:t>
             </w:r>
           </w:p>
@@ -14531,7 +14932,6 @@
               <w:bottom w:val="nil"/>
               <w:right w:val="nil"/>
             </w:tcBorders>
-            <w:noWrap w:val="0"/>
             <w:tcMar>
               <w:top w:w="60" w:type="dxa"/>
               <w:left w:w="120" w:type="dxa"/>
@@ -14560,22 +14960,29 @@
               <w:ind w:left="0" w:leftChars="0" w:right="0" w:rightChars="0" w:firstLine="0" w:firstLineChars="0"/>
               <w:jc w:val="center"/>
               <w:textAlignment w:val="baseline"/>
-            </w:pPr>
-            <w:r>
+              <w:rPr>
+                <w:rFonts w:ascii="Arial" w:eastAsia="宋体"/>
+                <w:sz w:val="24"/>
+              </w:rPr>
+            </w:pPr>
+            <w:r>
+              <w:rPr>
+                <w:rFonts w:ascii="Arial" w:eastAsia="宋体"/>
+                <w:sz w:val="24"/>
+              </w:rPr>
               <w:t>2026年11月</w:t>
             </w:r>
           </w:p>
         </w:tc>
         <w:tc>
           <w:tcPr>
-            <w:tcW w:w="914" w:type="dxa"/>
+            <w:tcW w:w="1103" w:type="dxa"/>
             <w:tcBorders>
               <w:top w:val="single" w:color="auto" w:sz="4" w:space="0"/>
               <w:left w:val="single" w:color="auto" w:sz="4" w:space="0"/>
               <w:bottom w:val="nil"/>
               <w:right w:val="nil"/>
             </w:tcBorders>
-            <w:noWrap w:val="0"/>
             <w:tcMar>
               <w:top w:w="60" w:type="dxa"/>
               <w:left w:w="120" w:type="dxa"/>
@@ -14604,22 +15011,29 @@
               <w:ind w:left="0" w:leftChars="0" w:right="0" w:rightChars="0" w:firstLine="0" w:firstLineChars="0"/>
               <w:jc w:val="center"/>
               <w:textAlignment w:val="baseline"/>
-            </w:pPr>
-            <w:r>
-              <w:t>吴桀</w:t>
-            </w:r>
-          </w:p>
-        </w:tc>
-        <w:tc>
-          <w:tcPr>
-            <w:tcW w:w="1769" w:type="dxa"/>
+              <w:rPr>
+                <w:rFonts w:ascii="Arial" w:eastAsia="宋体"/>
+                <w:sz w:val="24"/>
+              </w:rPr>
+            </w:pPr>
+            <w:r>
+              <w:rPr>
+                <w:rFonts w:ascii="Arial" w:eastAsia="宋体"/>
+                <w:sz w:val="24"/>
+              </w:rPr>
+              <w:t>金天宇</w:t>
+            </w:r>
+          </w:p>
+        </w:tc>
+        <w:tc>
+          <w:tcPr>
+            <w:tcW w:w="1580" w:type="dxa"/>
             <w:tcBorders>
               <w:top w:val="single" w:color="auto" w:sz="4" w:space="0"/>
               <w:left w:val="single" w:color="auto" w:sz="4" w:space="0"/>
               <w:bottom w:val="nil"/>
               <w:right w:val="nil"/>
             </w:tcBorders>
-            <w:noWrap w:val="0"/>
             <w:tcMar>
               <w:top w:w="60" w:type="dxa"/>
               <w:left w:w="120" w:type="dxa"/>
@@ -14648,8 +15062,16 @@
               <w:ind w:left="0" w:leftChars="0" w:right="0" w:rightChars="0" w:firstLine="0" w:firstLineChars="0"/>
               <w:jc w:val="left"/>
               <w:textAlignment w:val="baseline"/>
-            </w:pPr>
-            <w:r>
+              <w:rPr>
+                <w:rFonts w:ascii="Arial" w:eastAsia="宋体"/>
+                <w:sz w:val="24"/>
+              </w:rPr>
+            </w:pPr>
+            <w:r>
+              <w:rPr>
+                <w:rFonts w:ascii="Arial" w:eastAsia="宋体"/>
+                <w:sz w:val="24"/>
+              </w:rPr>
               <w:t>研发相关人员</w:t>
             </w:r>
           </w:p>
@@ -14663,7 +15085,6 @@
               <w:bottom w:val="nil"/>
               <w:right w:val="single" w:color="auto" w:sz="12" w:space="0"/>
             </w:tcBorders>
-            <w:noWrap w:val="0"/>
             <w:tcMar>
               <w:top w:w="60" w:type="dxa"/>
               <w:left w:w="120" w:type="dxa"/>
@@ -14692,8 +15113,16 @@
               <w:ind w:left="0" w:leftChars="0" w:right="0" w:rightChars="0" w:firstLine="0" w:firstLineChars="0"/>
               <w:jc w:val="left"/>
               <w:textAlignment w:val="baseline"/>
-            </w:pPr>
-            <w:r>
+              <w:rPr>
+                <w:rFonts w:ascii="Arial" w:eastAsia="宋体"/>
+                <w:sz w:val="24"/>
+              </w:rPr>
+            </w:pPr>
+            <w:r>
+              <w:rPr>
+                <w:rFonts w:ascii="Arial" w:eastAsia="宋体"/>
+                <w:sz w:val="24"/>
+              </w:rPr>
               <w:t>0</w:t>
             </w:r>
           </w:p>
@@ -14702,12 +15131,12 @@
       <w:tr>
         <w:tblPrEx>
           <w:tblBorders>
-            <w:top w:val="none" w:color="DEE0E3" w:sz="0" w:space="0"/>
-            <w:left w:val="none" w:color="DEE0E3" w:sz="0" w:space="0"/>
-            <w:bottom w:val="none" w:color="DEE0E3" w:sz="0" w:space="0"/>
-            <w:right w:val="none" w:color="DEE0E3" w:sz="0" w:space="0"/>
-            <w:insideH w:val="none" w:color="DEE0E3" w:sz="0" w:space="0"/>
-            <w:insideV w:val="none" w:color="DEE0E3" w:sz="0" w:space="0"/>
+            <w:top w:val="none" w:color="auto" w:sz="0" w:space="0"/>
+            <w:left w:val="none" w:color="auto" w:sz="0" w:space="0"/>
+            <w:bottom w:val="none" w:color="auto" w:sz="0" w:space="0"/>
+            <w:right w:val="none" w:color="auto" w:sz="0" w:space="0"/>
+            <w:insideH w:val="none" w:color="auto" w:sz="0" w:space="0"/>
+            <w:insideV w:val="none" w:color="auto" w:sz="0" w:space="0"/>
           </w:tblBorders>
           <w:tblCellMar>
             <w:top w:w="0" w:type="dxa"/>
@@ -14729,7 +15158,6 @@
               <w:bottom w:val="single" w:color="auto" w:sz="12" w:space="0"/>
               <w:right w:val="nil"/>
             </w:tcBorders>
-            <w:noWrap w:val="0"/>
             <w:tcMar>
               <w:top w:w="60" w:type="dxa"/>
               <w:left w:w="120" w:type="dxa"/>
@@ -14758,22 +15186,29 @@
               <w:ind w:left="0" w:leftChars="0" w:right="0" w:rightChars="0" w:firstLine="0" w:firstLineChars="0"/>
               <w:jc w:val="center"/>
               <w:textAlignment w:val="baseline"/>
-            </w:pPr>
-            <w:r>
+              <w:rPr>
+                <w:rFonts w:ascii="Arial" w:eastAsia="宋体"/>
+                <w:sz w:val="24"/>
+              </w:rPr>
+            </w:pPr>
+            <w:r>
+              <w:rPr>
+                <w:rFonts w:ascii="Arial" w:eastAsia="宋体"/>
+                <w:sz w:val="24"/>
+              </w:rPr>
               <w:t>12</w:t>
             </w:r>
           </w:p>
         </w:tc>
         <w:tc>
           <w:tcPr>
-            <w:tcW w:w="1580" w:type="dxa"/>
+            <w:tcW w:w="1700" w:type="dxa"/>
             <w:tcBorders>
               <w:top w:val="single" w:color="auto" w:sz="4" w:space="0"/>
               <w:left w:val="single" w:color="auto" w:sz="4" w:space="0"/>
               <w:bottom w:val="single" w:color="auto" w:sz="12" w:space="0"/>
               <w:right w:val="nil"/>
             </w:tcBorders>
-            <w:noWrap w:val="0"/>
             <w:tcMar>
               <w:top w:w="60" w:type="dxa"/>
               <w:left w:w="120" w:type="dxa"/>
@@ -14802,66 +15237,80 @@
               <w:ind w:left="0" w:leftChars="0" w:right="0" w:rightChars="0" w:firstLine="0" w:firstLineChars="0"/>
               <w:jc w:val="center"/>
               <w:textAlignment w:val="baseline"/>
-            </w:pPr>
-            <w:r>
+              <w:rPr>
+                <w:rFonts w:ascii="Arial" w:eastAsia="宋体"/>
+                <w:sz w:val="24"/>
+              </w:rPr>
+            </w:pPr>
+            <w:r>
+              <w:rPr>
+                <w:rFonts w:ascii="Arial" w:eastAsia="宋体"/>
+                <w:sz w:val="24"/>
+              </w:rPr>
               <w:t>年度总结与经验分享</w:t>
             </w:r>
           </w:p>
         </w:tc>
         <w:tc>
           <w:tcPr>
-            <w:tcW w:w="923" w:type="dxa"/>
+            <w:tcW w:w="1103" w:type="dxa"/>
             <w:tcBorders>
               <w:top w:val="single" w:color="auto" w:sz="4" w:space="0"/>
               <w:left w:val="single" w:color="auto" w:sz="4" w:space="0"/>
               <w:bottom w:val="single" w:color="auto" w:sz="12" w:space="0"/>
               <w:right w:val="nil"/>
             </w:tcBorders>
-            <w:noWrap w:val="0"/>
-            <w:tcMar>
-              <w:top w:w="60" w:type="dxa"/>
-              <w:left w:w="120" w:type="dxa"/>
-              <w:bottom w:w="30" w:type="dxa"/>
-              <w:right w:w="120" w:type="dxa"/>
-            </w:tcMar>
-            <w:vAlign w:val="center"/>
-          </w:tcPr>
-          <w:p>
-            <w:pPr>
-              <w:pStyle w:val="29"/>
-              <w:keepNext w:val="0"/>
-              <w:keepLines w:val="0"/>
-              <w:pageBreakBefore w:val="0"/>
-              <w:widowControl w:val="0"/>
-              <w:kinsoku w:val="0"/>
-              <w:wordWrap/>
-              <w:overflowPunct/>
-              <w:topLinePunct w:val="0"/>
-              <w:autoSpaceDE w:val="0"/>
-              <w:autoSpaceDN w:val="0"/>
-              <w:bidi w:val="0"/>
-              <w:adjustRightInd w:val="0"/>
-              <w:snapToGrid w:val="0"/>
-              <w:spacing w:line="240" w:lineRule="auto"/>
-              <w:ind w:left="0" w:leftChars="0" w:right="0" w:rightChars="0" w:firstLine="0" w:firstLineChars="0"/>
-              <w:jc w:val="center"/>
-              <w:textAlignment w:val="baseline"/>
-            </w:pPr>
-            <w:r>
+            <w:tcMar>
+              <w:top w:w="60" w:type="dxa"/>
+              <w:left w:w="120" w:type="dxa"/>
+              <w:bottom w:w="30" w:type="dxa"/>
+              <w:right w:w="120" w:type="dxa"/>
+            </w:tcMar>
+            <w:vAlign w:val="center"/>
+          </w:tcPr>
+          <w:p>
+            <w:pPr>
+              <w:pStyle w:val="29"/>
+              <w:keepNext w:val="0"/>
+              <w:keepLines w:val="0"/>
+              <w:pageBreakBefore w:val="0"/>
+              <w:widowControl w:val="0"/>
+              <w:kinsoku w:val="0"/>
+              <w:wordWrap/>
+              <w:overflowPunct/>
+              <w:topLinePunct w:val="0"/>
+              <w:autoSpaceDE w:val="0"/>
+              <w:autoSpaceDN w:val="0"/>
+              <w:bidi w:val="0"/>
+              <w:adjustRightInd w:val="0"/>
+              <w:snapToGrid w:val="0"/>
+              <w:spacing w:line="240" w:lineRule="auto"/>
+              <w:ind w:left="0" w:leftChars="0" w:right="0" w:rightChars="0" w:firstLine="0" w:firstLineChars="0"/>
+              <w:jc w:val="left"/>
+              <w:textAlignment w:val="baseline"/>
+              <w:rPr>
+                <w:rFonts w:ascii="Arial" w:eastAsia="宋体"/>
+                <w:sz w:val="24"/>
+              </w:rPr>
+            </w:pPr>
+            <w:r>
+              <w:rPr>
+                <w:rFonts w:ascii="Arial" w:eastAsia="宋体"/>
+                <w:sz w:val="24"/>
+              </w:rPr>
               <w:t>2</w:t>
             </w:r>
           </w:p>
         </w:tc>
         <w:tc>
           <w:tcPr>
-            <w:tcW w:w="1283" w:type="dxa"/>
+            <w:tcW w:w="1103" w:type="dxa"/>
             <w:tcBorders>
               <w:top w:val="single" w:color="auto" w:sz="4" w:space="0"/>
               <w:left w:val="single" w:color="auto" w:sz="4" w:space="0"/>
               <w:bottom w:val="single" w:color="auto" w:sz="12" w:space="0"/>
               <w:right w:val="nil"/>
             </w:tcBorders>
-            <w:noWrap w:val="0"/>
             <w:tcMar>
               <w:top w:w="60" w:type="dxa"/>
               <w:left w:w="120" w:type="dxa"/>
@@ -14890,8 +15339,16 @@
               <w:ind w:left="0" w:leftChars="0" w:right="0" w:rightChars="0" w:firstLine="0" w:firstLineChars="0"/>
               <w:jc w:val="center"/>
               <w:textAlignment w:val="baseline"/>
-            </w:pPr>
-            <w:r>
+              <w:rPr>
+                <w:rFonts w:ascii="Arial" w:eastAsia="宋体"/>
+                <w:sz w:val="24"/>
+              </w:rPr>
+            </w:pPr>
+            <w:r>
+              <w:rPr>
+                <w:rFonts w:ascii="Arial" w:eastAsia="宋体"/>
+                <w:sz w:val="24"/>
+              </w:rPr>
               <w:t>内部</w:t>
             </w:r>
           </w:p>
@@ -14905,7 +15362,6 @@
               <w:bottom w:val="single" w:color="auto" w:sz="12" w:space="0"/>
               <w:right w:val="nil"/>
             </w:tcBorders>
-            <w:noWrap w:val="0"/>
             <w:tcMar>
               <w:top w:w="60" w:type="dxa"/>
               <w:left w:w="120" w:type="dxa"/>
@@ -14934,22 +15390,29 @@
               <w:ind w:left="0" w:leftChars="0" w:right="0" w:rightChars="0" w:firstLine="0" w:firstLineChars="0"/>
               <w:jc w:val="center"/>
               <w:textAlignment w:val="baseline"/>
-            </w:pPr>
-            <w:r>
+              <w:rPr>
+                <w:rFonts w:ascii="Arial" w:eastAsia="宋体"/>
+                <w:sz w:val="24"/>
+              </w:rPr>
+            </w:pPr>
+            <w:r>
+              <w:rPr>
+                <w:rFonts w:ascii="Arial" w:eastAsia="宋体"/>
+                <w:sz w:val="24"/>
+              </w:rPr>
               <w:t>2026年12月</w:t>
             </w:r>
           </w:p>
         </w:tc>
         <w:tc>
           <w:tcPr>
-            <w:tcW w:w="914" w:type="dxa"/>
+            <w:tcW w:w="1103" w:type="dxa"/>
             <w:tcBorders>
               <w:top w:val="single" w:color="auto" w:sz="4" w:space="0"/>
               <w:left w:val="single" w:color="auto" w:sz="4" w:space="0"/>
               <w:bottom w:val="single" w:color="auto" w:sz="12" w:space="0"/>
               <w:right w:val="nil"/>
             </w:tcBorders>
-            <w:noWrap w:val="0"/>
             <w:tcMar>
               <w:top w:w="60" w:type="dxa"/>
               <w:left w:w="120" w:type="dxa"/>
@@ -14978,22 +15441,29 @@
               <w:ind w:left="0" w:leftChars="0" w:right="0" w:rightChars="0" w:firstLine="0" w:firstLineChars="0"/>
               <w:jc w:val="center"/>
               <w:textAlignment w:val="baseline"/>
-            </w:pPr>
-            <w:r>
-              <w:t>程方</w:t>
-            </w:r>
-          </w:p>
-        </w:tc>
-        <w:tc>
-          <w:tcPr>
-            <w:tcW w:w="1769" w:type="dxa"/>
+              <w:rPr>
+                <w:rFonts w:ascii="Arial" w:eastAsia="宋体"/>
+                <w:sz w:val="24"/>
+              </w:rPr>
+            </w:pPr>
+            <w:r>
+              <w:rPr>
+                <w:rFonts w:ascii="Arial" w:eastAsia="宋体"/>
+                <w:sz w:val="24"/>
+              </w:rPr>
+              <w:t>强宇涛</w:t>
+            </w:r>
+          </w:p>
+        </w:tc>
+        <w:tc>
+          <w:tcPr>
+            <w:tcW w:w="1580" w:type="dxa"/>
             <w:tcBorders>
               <w:top w:val="single" w:color="auto" w:sz="4" w:space="0"/>
               <w:left w:val="single" w:color="auto" w:sz="4" w:space="0"/>
               <w:bottom w:val="single" w:color="auto" w:sz="12" w:space="0"/>
               <w:right w:val="nil"/>
             </w:tcBorders>
-            <w:noWrap w:val="0"/>
             <w:tcMar>
               <w:top w:w="60" w:type="dxa"/>
               <w:left w:w="120" w:type="dxa"/>
@@ -15022,8 +15492,16 @@
               <w:ind w:left="0" w:leftChars="0" w:right="0" w:rightChars="0" w:firstLine="0" w:firstLineChars="0"/>
               <w:jc w:val="left"/>
               <w:textAlignment w:val="baseline"/>
-            </w:pPr>
-            <w:r>
+              <w:rPr>
+                <w:rFonts w:ascii="Arial" w:eastAsia="宋体"/>
+                <w:sz w:val="24"/>
+              </w:rPr>
+            </w:pPr>
+            <w:r>
+              <w:rPr>
+                <w:rFonts w:ascii="Arial" w:eastAsia="宋体"/>
+                <w:sz w:val="24"/>
+              </w:rPr>
               <w:t>全体人员</w:t>
             </w:r>
           </w:p>
@@ -15037,7 +15515,6 @@
               <w:bottom w:val="single" w:color="auto" w:sz="12" w:space="0"/>
               <w:right w:val="single" w:color="auto" w:sz="12" w:space="0"/>
             </w:tcBorders>
-            <w:noWrap w:val="0"/>
             <w:tcMar>
               <w:top w:w="60" w:type="dxa"/>
               <w:left w:w="120" w:type="dxa"/>
@@ -15066,8 +15543,16 @@
               <w:ind w:left="0" w:leftChars="0" w:right="0" w:rightChars="0" w:firstLine="0" w:firstLineChars="0"/>
               <w:jc w:val="left"/>
               <w:textAlignment w:val="baseline"/>
-            </w:pPr>
-            <w:r>
+              <w:rPr>
+                <w:rFonts w:ascii="Arial" w:eastAsia="宋体"/>
+                <w:sz w:val="24"/>
+              </w:rPr>
+            </w:pPr>
+            <w:r>
+              <w:rPr>
+                <w:rFonts w:ascii="Arial" w:eastAsia="宋体"/>
+                <w:sz w:val="24"/>
+              </w:rPr>
               <w:t>0</w:t>
             </w:r>
           </w:p>
@@ -15096,7 +15581,7 @@
           <w:lang w:val="en-US" w:eastAsia="zh-CN"/>
         </w:rPr>
       </w:pPr>
-      <w:bookmarkStart w:id="22" w:name="_Toc3382"/>
+      <w:bookmarkStart w:id="21" w:name="_Toc29511"/>
       <w:r>
         <w:rPr>
           <w:rFonts w:hint="eastAsia"/>
@@ -15104,8 +15589,8 @@
         </w:rPr>
         <w:t>人员绩效考核管理计划</w:t>
       </w:r>
+      <w:bookmarkEnd w:id="20"/>
       <w:bookmarkEnd w:id="21"/>
-      <w:bookmarkEnd w:id="22"/>
     </w:p>
     <w:p>
       <w:pPr>
@@ -15185,8 +15670,8 @@
           <w:lang w:val="en-US" w:eastAsia="zh-CN"/>
         </w:rPr>
       </w:pPr>
-      <w:bookmarkStart w:id="23" w:name="_Toc5164"/>
-      <w:bookmarkStart w:id="24" w:name="_Toc31286"/>
+      <w:bookmarkStart w:id="22" w:name="_Toc5164"/>
+      <w:bookmarkStart w:id="23" w:name="_Toc5261"/>
       <w:r>
         <w:rPr>
           <w:rFonts w:hint="eastAsia"/>
@@ -15194,8 +15679,8 @@
         </w:rPr>
         <w:t>人员技能评定管理计划</w:t>
       </w:r>
+      <w:bookmarkEnd w:id="22"/>
       <w:bookmarkEnd w:id="23"/>
-      <w:bookmarkEnd w:id="24"/>
     </w:p>
     <w:p>
       <w:pPr>
@@ -15277,7 +15762,7 @@
           <w:lang w:val="en-US" w:eastAsia="zh-CN"/>
         </w:rPr>
       </w:pPr>
-      <w:bookmarkStart w:id="25" w:name="_Toc30269"/>
+      <w:bookmarkStart w:id="24" w:name="_Toc23007"/>
       <w:r>
         <w:rPr>
           <w:rFonts w:hint="eastAsia"/>
@@ -15285,7 +15770,7 @@
         </w:rPr>
         <w:t>资源管理计划</w:t>
       </w:r>
-      <w:bookmarkEnd w:id="25"/>
+      <w:bookmarkEnd w:id="24"/>
     </w:p>
     <w:p>
       <w:pPr>
@@ -15305,7 +15790,7 @@
           <w:lang w:val="en-US" w:eastAsia="zh-CN"/>
         </w:rPr>
       </w:pPr>
-      <w:bookmarkStart w:id="26" w:name="_Toc30147"/>
+      <w:bookmarkStart w:id="25" w:name="_Toc27183"/>
       <w:r>
         <w:rPr>
           <w:rFonts w:hint="eastAsia"/>
@@ -15313,7 +15798,7 @@
         </w:rPr>
         <w:t>运维工具管理计划</w:t>
       </w:r>
-      <w:bookmarkEnd w:id="26"/>
+      <w:bookmarkEnd w:id="25"/>
     </w:p>
     <w:p>
       <w:pPr>
@@ -15358,7 +15843,7 @@
           <w:lang w:val="en-US" w:eastAsia="zh-CN"/>
         </w:rPr>
       </w:pPr>
-      <w:bookmarkStart w:id="27" w:name="_Toc9809"/>
+      <w:bookmarkStart w:id="26" w:name="_Toc17754"/>
       <w:r>
         <w:rPr>
           <w:rFonts w:hint="eastAsia"/>
@@ -15366,7 +15851,7 @@
         </w:rPr>
         <w:t>服务台管理计划</w:t>
       </w:r>
-      <w:bookmarkEnd w:id="27"/>
+      <w:bookmarkEnd w:id="26"/>
     </w:p>
     <w:p>
       <w:pPr>
@@ -15411,7 +15896,7 @@
           <w:lang w:val="en-US" w:eastAsia="zh-CN"/>
         </w:rPr>
       </w:pPr>
-      <w:bookmarkStart w:id="28" w:name="_Toc10607"/>
+      <w:bookmarkStart w:id="27" w:name="_Toc18611"/>
       <w:r>
         <w:rPr>
           <w:rFonts w:hint="eastAsia"/>
@@ -15419,7 +15904,7 @@
         </w:rPr>
         <w:t>服务知识管理计划</w:t>
       </w:r>
-      <w:bookmarkEnd w:id="28"/>
+      <w:bookmarkEnd w:id="27"/>
     </w:p>
     <w:p>
       <w:pPr>
@@ -15464,7 +15949,7 @@
           <w:lang w:val="en-US" w:eastAsia="zh-CN"/>
         </w:rPr>
       </w:pPr>
-      <w:bookmarkStart w:id="29" w:name="_Toc15151"/>
+      <w:bookmarkStart w:id="28" w:name="_Toc5259"/>
       <w:r>
         <w:rPr>
           <w:rFonts w:hint="eastAsia"/>
@@ -15472,7 +15957,7 @@
         </w:rPr>
         <w:t>备件库管理计划</w:t>
       </w:r>
-      <w:bookmarkEnd w:id="29"/>
+      <w:bookmarkEnd w:id="28"/>
     </w:p>
     <w:p>
       <w:pPr>
@@ -15517,7 +16002,7 @@
           <w:lang w:val="en-US" w:eastAsia="zh-CN"/>
         </w:rPr>
       </w:pPr>
-      <w:bookmarkStart w:id="30" w:name="_Toc26708"/>
+      <w:bookmarkStart w:id="29" w:name="_Toc12816"/>
       <w:r>
         <w:rPr>
           <w:rFonts w:hint="eastAsia"/>
@@ -15525,7 +16010,7 @@
         </w:rPr>
         <w:t>最终软件库管理计划</w:t>
       </w:r>
-      <w:bookmarkEnd w:id="30"/>
+      <w:bookmarkEnd w:id="29"/>
     </w:p>
     <w:p>
       <w:pPr>
@@ -15570,7 +16055,7 @@
           <w:lang w:val="en-US" w:eastAsia="zh-CN"/>
         </w:rPr>
       </w:pPr>
-      <w:bookmarkStart w:id="31" w:name="_Toc24233"/>
+      <w:bookmarkStart w:id="30" w:name="_Toc3657"/>
       <w:r>
         <w:rPr>
           <w:rFonts w:hint="eastAsia"/>
@@ -15578,7 +16063,7 @@
         </w:rPr>
         <w:t>服务数据管理计划</w:t>
       </w:r>
-      <w:bookmarkEnd w:id="31"/>
+      <w:bookmarkEnd w:id="30"/>
     </w:p>
     <w:p>
       <w:pPr>
@@ -15611,7 +16096,7 @@
           <w:rFonts w:hint="eastAsia"/>
           <w:lang w:val="en-US" w:eastAsia="zh-CN"/>
         </w:rPr>
-        <w:t>核心考核指标：服务数据分析利用次数，目标值≥3次/季度，按季度考核。</w:t>
+        <w:t>核心考核指标：服务数据分析利用次数，目标值≥1次/季度，按季度考核。</w:t>
       </w:r>
     </w:p>
     <w:p>
@@ -15636,7 +16121,7 @@
           <w:lang w:val="en-US" w:eastAsia="zh-CN"/>
         </w:rPr>
       </w:pPr>
-      <w:bookmarkStart w:id="32" w:name="_Toc21395"/>
+      <w:bookmarkStart w:id="31" w:name="_Toc29557"/>
       <w:r>
         <w:rPr>
           <w:rFonts w:hint="eastAsia"/>
@@ -15644,7 +16129,7 @@
         </w:rPr>
         <w:t>技术管理计划</w:t>
       </w:r>
-      <w:bookmarkEnd w:id="32"/>
+      <w:bookmarkEnd w:id="31"/>
     </w:p>
     <w:p>
       <w:pPr>
@@ -15673,15 +16158,15 @@
         <w:pStyle w:val="31"/>
         <w:bidi w:val="0"/>
       </w:pPr>
+      <w:bookmarkStart w:id="32" w:name="_Toc20137"/>
       <w:bookmarkStart w:id="33" w:name="heading_15"/>
-      <w:bookmarkStart w:id="34" w:name="_Toc20137"/>
-      <w:bookmarkStart w:id="35" w:name="_Toc14731"/>
+      <w:bookmarkStart w:id="34" w:name="_Toc19931"/>
       <w:r>
         <w:t>研发内容</w:t>
       </w:r>
+      <w:bookmarkEnd w:id="32"/>
       <w:bookmarkEnd w:id="33"/>
       <w:bookmarkEnd w:id="34"/>
-      <w:bookmarkEnd w:id="35"/>
     </w:p>
     <w:tbl>
       <w:tblPr>
@@ -15689,12 +16174,12 @@
         <w:tblW w:w="8214" w:type="dxa"/>
         <w:jc w:val="center"/>
         <w:tblBorders>
-          <w:top w:val="none" w:color="DEE0E3" w:sz="0" w:space="0"/>
-          <w:left w:val="none" w:color="DEE0E3" w:sz="0" w:space="0"/>
-          <w:bottom w:val="none" w:color="DEE0E3" w:sz="0" w:space="0"/>
-          <w:right w:val="none" w:color="DEE0E3" w:sz="0" w:space="0"/>
-          <w:insideH w:val="none" w:color="DEE0E3" w:sz="0" w:space="0"/>
-          <w:insideV w:val="none" w:color="DEE0E3" w:sz="0" w:space="0"/>
+          <w:top w:val="none" w:color="auto" w:sz="0" w:space="0"/>
+          <w:left w:val="none" w:color="auto" w:sz="0" w:space="0"/>
+          <w:bottom w:val="none" w:color="auto" w:sz="0" w:space="0"/>
+          <w:right w:val="none" w:color="auto" w:sz="0" w:space="0"/>
+          <w:insideH w:val="none" w:color="auto" w:sz="0" w:space="0"/>
+          <w:insideV w:val="none" w:color="auto" w:sz="0" w:space="0"/>
         </w:tblBorders>
         <w:tblLayout w:type="autofit"/>
         <w:tblCellMar>
@@ -15712,12 +16197,12 @@
       <w:tr>
         <w:tblPrEx>
           <w:tblBorders>
-            <w:top w:val="none" w:color="DEE0E3" w:sz="0" w:space="0"/>
-            <w:left w:val="none" w:color="DEE0E3" w:sz="0" w:space="0"/>
-            <w:bottom w:val="none" w:color="DEE0E3" w:sz="0" w:space="0"/>
-            <w:right w:val="none" w:color="DEE0E3" w:sz="0" w:space="0"/>
-            <w:insideH w:val="none" w:color="DEE0E3" w:sz="0" w:space="0"/>
-            <w:insideV w:val="none" w:color="DEE0E3" w:sz="0" w:space="0"/>
+            <w:top w:val="none" w:color="auto" w:sz="0" w:space="0"/>
+            <w:left w:val="none" w:color="auto" w:sz="0" w:space="0"/>
+            <w:bottom w:val="none" w:color="auto" w:sz="0" w:space="0"/>
+            <w:right w:val="none" w:color="auto" w:sz="0" w:space="0"/>
+            <w:insideH w:val="none" w:color="auto" w:sz="0" w:space="0"/>
+            <w:insideV w:val="none" w:color="auto" w:sz="0" w:space="0"/>
           </w:tblBorders>
           <w:tblCellMar>
             <w:top w:w="0" w:type="dxa"/>
@@ -15740,7 +16225,6 @@
               <w:bottom w:val="nil"/>
               <w:right w:val="nil"/>
             </w:tcBorders>
-            <w:noWrap w:val="0"/>
             <w:tcMar>
               <w:top w:w="60" w:type="dxa"/>
               <w:left w:w="120" w:type="dxa"/>
@@ -15790,7 +16274,6 @@
               <w:bottom w:val="nil"/>
               <w:right w:val="nil"/>
             </w:tcBorders>
-            <w:noWrap w:val="0"/>
             <w:tcMar>
               <w:top w:w="60" w:type="dxa"/>
               <w:left w:w="120" w:type="dxa"/>
@@ -15840,7 +16323,6 @@
               <w:bottom w:val="nil"/>
               <w:right w:val="single" w:color="auto" w:sz="12" w:space="0"/>
             </w:tcBorders>
-            <w:noWrap w:val="0"/>
             <w:tcMar>
               <w:top w:w="60" w:type="dxa"/>
               <w:left w:w="120" w:type="dxa"/>
@@ -15885,12 +16367,12 @@
       <w:tr>
         <w:tblPrEx>
           <w:tblBorders>
-            <w:top w:val="none" w:color="DEE0E3" w:sz="0" w:space="0"/>
-            <w:left w:val="none" w:color="DEE0E3" w:sz="0" w:space="0"/>
-            <w:bottom w:val="none" w:color="DEE0E3" w:sz="0" w:space="0"/>
-            <w:right w:val="none" w:color="DEE0E3" w:sz="0" w:space="0"/>
-            <w:insideH w:val="none" w:color="DEE0E3" w:sz="0" w:space="0"/>
-            <w:insideV w:val="none" w:color="DEE0E3" w:sz="0" w:space="0"/>
+            <w:top w:val="none" w:color="auto" w:sz="0" w:space="0"/>
+            <w:left w:val="none" w:color="auto" w:sz="0" w:space="0"/>
+            <w:bottom w:val="none" w:color="auto" w:sz="0" w:space="0"/>
+            <w:right w:val="none" w:color="auto" w:sz="0" w:space="0"/>
+            <w:insideH w:val="none" w:color="auto" w:sz="0" w:space="0"/>
+            <w:insideV w:val="none" w:color="auto" w:sz="0" w:space="0"/>
           </w:tblBorders>
           <w:tblCellMar>
             <w:top w:w="0" w:type="dxa"/>
@@ -15912,7 +16394,6 @@
               <w:bottom w:val="nil"/>
               <w:right w:val="nil"/>
             </w:tcBorders>
-            <w:noWrap w:val="0"/>
             <w:tcMar>
               <w:top w:w="60" w:type="dxa"/>
               <w:left w:w="120" w:type="dxa"/>
@@ -15956,7 +16437,6 @@
               <w:bottom w:val="nil"/>
               <w:right w:val="nil"/>
             </w:tcBorders>
-            <w:noWrap w:val="0"/>
             <w:tcMar>
               <w:top w:w="60" w:type="dxa"/>
               <w:left w:w="120" w:type="dxa"/>
@@ -16000,7 +16480,6 @@
               <w:bottom w:val="nil"/>
               <w:right w:val="single" w:color="auto" w:sz="12" w:space="0"/>
             </w:tcBorders>
-            <w:noWrap w:val="0"/>
             <w:tcMar>
               <w:top w:w="60" w:type="dxa"/>
               <w:left w:w="120" w:type="dxa"/>
@@ -16039,12 +16518,12 @@
       <w:tr>
         <w:tblPrEx>
           <w:tblBorders>
-            <w:top w:val="none" w:color="DEE0E3" w:sz="0" w:space="0"/>
-            <w:left w:val="none" w:color="DEE0E3" w:sz="0" w:space="0"/>
-            <w:bottom w:val="none" w:color="DEE0E3" w:sz="0" w:space="0"/>
-            <w:right w:val="none" w:color="DEE0E3" w:sz="0" w:space="0"/>
-            <w:insideH w:val="none" w:color="DEE0E3" w:sz="0" w:space="0"/>
-            <w:insideV w:val="none" w:color="DEE0E3" w:sz="0" w:space="0"/>
+            <w:top w:val="none" w:color="auto" w:sz="0" w:space="0"/>
+            <w:left w:val="none" w:color="auto" w:sz="0" w:space="0"/>
+            <w:bottom w:val="none" w:color="auto" w:sz="0" w:space="0"/>
+            <w:right w:val="none" w:color="auto" w:sz="0" w:space="0"/>
+            <w:insideH w:val="none" w:color="auto" w:sz="0" w:space="0"/>
+            <w:insideV w:val="none" w:color="auto" w:sz="0" w:space="0"/>
           </w:tblBorders>
           <w:tblCellMar>
             <w:top w:w="0" w:type="dxa"/>
@@ -16066,7 +16545,6 @@
               <w:bottom w:val="nil"/>
               <w:right w:val="nil"/>
             </w:tcBorders>
-            <w:noWrap w:val="0"/>
             <w:tcMar>
               <w:top w:w="60" w:type="dxa"/>
               <w:left w:w="120" w:type="dxa"/>
@@ -16110,7 +16588,6 @@
               <w:bottom w:val="nil"/>
               <w:right w:val="nil"/>
             </w:tcBorders>
-            <w:noWrap w:val="0"/>
             <w:tcMar>
               <w:top w:w="60" w:type="dxa"/>
               <w:left w:w="120" w:type="dxa"/>
@@ -16154,7 +16631,6 @@
               <w:bottom w:val="nil"/>
               <w:right w:val="single" w:color="auto" w:sz="12" w:space="0"/>
             </w:tcBorders>
-            <w:noWrap w:val="0"/>
             <w:tcMar>
               <w:top w:w="60" w:type="dxa"/>
               <w:left w:w="120" w:type="dxa"/>
@@ -16193,12 +16669,12 @@
       <w:tr>
         <w:tblPrEx>
           <w:tblBorders>
-            <w:top w:val="none" w:color="DEE0E3" w:sz="0" w:space="0"/>
-            <w:left w:val="none" w:color="DEE0E3" w:sz="0" w:space="0"/>
-            <w:bottom w:val="none" w:color="DEE0E3" w:sz="0" w:space="0"/>
-            <w:right w:val="none" w:color="DEE0E3" w:sz="0" w:space="0"/>
-            <w:insideH w:val="none" w:color="DEE0E3" w:sz="0" w:space="0"/>
-            <w:insideV w:val="none" w:color="DEE0E3" w:sz="0" w:space="0"/>
+            <w:top w:val="none" w:color="auto" w:sz="0" w:space="0"/>
+            <w:left w:val="none" w:color="auto" w:sz="0" w:space="0"/>
+            <w:bottom w:val="none" w:color="auto" w:sz="0" w:space="0"/>
+            <w:right w:val="none" w:color="auto" w:sz="0" w:space="0"/>
+            <w:insideH w:val="none" w:color="auto" w:sz="0" w:space="0"/>
+            <w:insideV w:val="none" w:color="auto" w:sz="0" w:space="0"/>
           </w:tblBorders>
           <w:tblCellMar>
             <w:top w:w="0" w:type="dxa"/>
@@ -16220,7 +16696,6 @@
               <w:bottom w:val="nil"/>
               <w:right w:val="nil"/>
             </w:tcBorders>
-            <w:noWrap w:val="0"/>
             <w:tcMar>
               <w:top w:w="60" w:type="dxa"/>
               <w:left w:w="120" w:type="dxa"/>
@@ -16264,7 +16739,6 @@
               <w:bottom w:val="nil"/>
               <w:right w:val="nil"/>
             </w:tcBorders>
-            <w:noWrap w:val="0"/>
             <w:tcMar>
               <w:top w:w="60" w:type="dxa"/>
               <w:left w:w="120" w:type="dxa"/>
@@ -16308,7 +16782,6 @@
               <w:bottom w:val="nil"/>
               <w:right w:val="single" w:color="auto" w:sz="12" w:space="0"/>
             </w:tcBorders>
-            <w:noWrap w:val="0"/>
             <w:tcMar>
               <w:top w:w="60" w:type="dxa"/>
               <w:left w:w="120" w:type="dxa"/>
@@ -16347,12 +16820,12 @@
       <w:tr>
         <w:tblPrEx>
           <w:tblBorders>
-            <w:top w:val="none" w:color="DEE0E3" w:sz="0" w:space="0"/>
-            <w:left w:val="none" w:color="DEE0E3" w:sz="0" w:space="0"/>
-            <w:bottom w:val="none" w:color="DEE0E3" w:sz="0" w:space="0"/>
-            <w:right w:val="none" w:color="DEE0E3" w:sz="0" w:space="0"/>
-            <w:insideH w:val="none" w:color="DEE0E3" w:sz="0" w:space="0"/>
-            <w:insideV w:val="none" w:color="DEE0E3" w:sz="0" w:space="0"/>
+            <w:top w:val="none" w:color="auto" w:sz="0" w:space="0"/>
+            <w:left w:val="none" w:color="auto" w:sz="0" w:space="0"/>
+            <w:bottom w:val="none" w:color="auto" w:sz="0" w:space="0"/>
+            <w:right w:val="none" w:color="auto" w:sz="0" w:space="0"/>
+            <w:insideH w:val="none" w:color="auto" w:sz="0" w:space="0"/>
+            <w:insideV w:val="none" w:color="auto" w:sz="0" w:space="0"/>
           </w:tblBorders>
           <w:tblCellMar>
             <w:top w:w="0" w:type="dxa"/>
@@ -16374,7 +16847,6 @@
               <w:bottom w:val="nil"/>
               <w:right w:val="nil"/>
             </w:tcBorders>
-            <w:noWrap w:val="0"/>
             <w:tcMar>
               <w:top w:w="60" w:type="dxa"/>
               <w:left w:w="120" w:type="dxa"/>
@@ -16418,7 +16890,6 @@
               <w:bottom w:val="nil"/>
               <w:right w:val="nil"/>
             </w:tcBorders>
-            <w:noWrap w:val="0"/>
             <w:tcMar>
               <w:top w:w="60" w:type="dxa"/>
               <w:left w:w="120" w:type="dxa"/>
@@ -16462,7 +16933,6 @@
               <w:bottom w:val="nil"/>
               <w:right w:val="single" w:color="auto" w:sz="12" w:space="0"/>
             </w:tcBorders>
-            <w:noWrap w:val="0"/>
             <w:tcMar>
               <w:top w:w="60" w:type="dxa"/>
               <w:left w:w="120" w:type="dxa"/>
@@ -16501,12 +16971,12 @@
       <w:tr>
         <w:tblPrEx>
           <w:tblBorders>
-            <w:top w:val="none" w:color="DEE0E3" w:sz="0" w:space="0"/>
-            <w:left w:val="none" w:color="DEE0E3" w:sz="0" w:space="0"/>
-            <w:bottom w:val="none" w:color="DEE0E3" w:sz="0" w:space="0"/>
-            <w:right w:val="none" w:color="DEE0E3" w:sz="0" w:space="0"/>
-            <w:insideH w:val="none" w:color="DEE0E3" w:sz="0" w:space="0"/>
-            <w:insideV w:val="none" w:color="DEE0E3" w:sz="0" w:space="0"/>
+            <w:top w:val="none" w:color="auto" w:sz="0" w:space="0"/>
+            <w:left w:val="none" w:color="auto" w:sz="0" w:space="0"/>
+            <w:bottom w:val="none" w:color="auto" w:sz="0" w:space="0"/>
+            <w:right w:val="none" w:color="auto" w:sz="0" w:space="0"/>
+            <w:insideH w:val="none" w:color="auto" w:sz="0" w:space="0"/>
+            <w:insideV w:val="none" w:color="auto" w:sz="0" w:space="0"/>
           </w:tblBorders>
           <w:tblCellMar>
             <w:top w:w="0" w:type="dxa"/>
@@ -16528,7 +16998,6 @@
               <w:bottom w:val="single" w:color="auto" w:sz="12" w:space="0"/>
               <w:right w:val="nil"/>
             </w:tcBorders>
-            <w:noWrap w:val="0"/>
             <w:tcMar>
               <w:top w:w="60" w:type="dxa"/>
               <w:left w:w="120" w:type="dxa"/>
@@ -16572,7 +17041,6 @@
               <w:bottom w:val="single" w:color="auto" w:sz="12" w:space="0"/>
               <w:right w:val="nil"/>
             </w:tcBorders>
-            <w:noWrap w:val="0"/>
             <w:tcMar>
               <w:top w:w="60" w:type="dxa"/>
               <w:left w:w="120" w:type="dxa"/>
@@ -16616,7 +17084,6 @@
               <w:bottom w:val="single" w:color="auto" w:sz="12" w:space="0"/>
               <w:right w:val="single" w:color="auto" w:sz="12" w:space="0"/>
             </w:tcBorders>
-            <w:noWrap w:val="0"/>
             <w:tcMar>
               <w:top w:w="60" w:type="dxa"/>
               <w:left w:w="120" w:type="dxa"/>
@@ -16658,15 +17125,15 @@
         <w:pStyle w:val="31"/>
         <w:bidi w:val="0"/>
       </w:pPr>
-      <w:bookmarkStart w:id="36" w:name="heading_16"/>
-      <w:bookmarkStart w:id="37" w:name="_Toc29491"/>
-      <w:bookmarkStart w:id="38" w:name="_Toc3736"/>
+      <w:bookmarkStart w:id="35" w:name="heading_16"/>
+      <w:bookmarkStart w:id="36" w:name="_Toc29491"/>
+      <w:bookmarkStart w:id="37" w:name="_Toc31385"/>
       <w:r>
         <w:t>实施计划</w:t>
       </w:r>
+      <w:bookmarkEnd w:id="35"/>
       <w:bookmarkEnd w:id="36"/>
       <w:bookmarkEnd w:id="37"/>
-      <w:bookmarkEnd w:id="38"/>
     </w:p>
     <w:tbl>
       <w:tblPr>
@@ -16674,12 +17141,12 @@
         <w:tblW w:w="8214" w:type="dxa"/>
         <w:jc w:val="center"/>
         <w:tblBorders>
-          <w:top w:val="none" w:color="DEE0E3" w:sz="0" w:space="0"/>
-          <w:left w:val="none" w:color="DEE0E3" w:sz="0" w:space="0"/>
-          <w:bottom w:val="none" w:color="DEE0E3" w:sz="0" w:space="0"/>
-          <w:right w:val="none" w:color="DEE0E3" w:sz="0" w:space="0"/>
-          <w:insideH w:val="none" w:color="DEE0E3" w:sz="0" w:space="0"/>
-          <w:insideV w:val="none" w:color="DEE0E3" w:sz="0" w:space="0"/>
+          <w:top w:val="none" w:color="auto" w:sz="0" w:space="0"/>
+          <w:left w:val="none" w:color="auto" w:sz="0" w:space="0"/>
+          <w:bottom w:val="none" w:color="auto" w:sz="0" w:space="0"/>
+          <w:right w:val="none" w:color="auto" w:sz="0" w:space="0"/>
+          <w:insideH w:val="none" w:color="auto" w:sz="0" w:space="0"/>
+          <w:insideV w:val="none" w:color="auto" w:sz="0" w:space="0"/>
         </w:tblBorders>
         <w:tblLayout w:type="autofit"/>
         <w:tblCellMar>
@@ -16697,12 +17164,12 @@
       <w:tr>
         <w:tblPrEx>
           <w:tblBorders>
-            <w:top w:val="none" w:color="DEE0E3" w:sz="0" w:space="0"/>
-            <w:left w:val="none" w:color="DEE0E3" w:sz="0" w:space="0"/>
-            <w:bottom w:val="none" w:color="DEE0E3" w:sz="0" w:space="0"/>
-            <w:right w:val="none" w:color="DEE0E3" w:sz="0" w:space="0"/>
-            <w:insideH w:val="none" w:color="DEE0E3" w:sz="0" w:space="0"/>
-            <w:insideV w:val="none" w:color="DEE0E3" w:sz="0" w:space="0"/>
+            <w:top w:val="none" w:color="auto" w:sz="0" w:space="0"/>
+            <w:left w:val="none" w:color="auto" w:sz="0" w:space="0"/>
+            <w:bottom w:val="none" w:color="auto" w:sz="0" w:space="0"/>
+            <w:right w:val="none" w:color="auto" w:sz="0" w:space="0"/>
+            <w:insideH w:val="none" w:color="auto" w:sz="0" w:space="0"/>
+            <w:insideV w:val="none" w:color="auto" w:sz="0" w:space="0"/>
           </w:tblBorders>
           <w:tblCellMar>
             <w:top w:w="0" w:type="dxa"/>
@@ -16725,7 +17192,6 @@
               <w:bottom w:val="nil"/>
               <w:right w:val="nil"/>
             </w:tcBorders>
-            <w:noWrap w:val="0"/>
             <w:tcMar>
               <w:top w:w="60" w:type="dxa"/>
               <w:left w:w="120" w:type="dxa"/>
@@ -16775,7 +17241,6 @@
               <w:bottom w:val="nil"/>
               <w:right w:val="nil"/>
             </w:tcBorders>
-            <w:noWrap w:val="0"/>
             <w:tcMar>
               <w:top w:w="60" w:type="dxa"/>
               <w:left w:w="120" w:type="dxa"/>
@@ -16825,7 +17290,6 @@
               <w:bottom w:val="nil"/>
               <w:right w:val="single" w:color="auto" w:sz="12" w:space="0"/>
             </w:tcBorders>
-            <w:noWrap w:val="0"/>
             <w:tcMar>
               <w:top w:w="60" w:type="dxa"/>
               <w:left w:w="120" w:type="dxa"/>
@@ -16870,12 +17334,12 @@
       <w:tr>
         <w:tblPrEx>
           <w:tblBorders>
-            <w:top w:val="none" w:color="DEE0E3" w:sz="0" w:space="0"/>
-            <w:left w:val="none" w:color="DEE0E3" w:sz="0" w:space="0"/>
-            <w:bottom w:val="none" w:color="DEE0E3" w:sz="0" w:space="0"/>
-            <w:right w:val="none" w:color="DEE0E3" w:sz="0" w:space="0"/>
-            <w:insideH w:val="none" w:color="DEE0E3" w:sz="0" w:space="0"/>
-            <w:insideV w:val="none" w:color="DEE0E3" w:sz="0" w:space="0"/>
+            <w:top w:val="none" w:color="auto" w:sz="0" w:space="0"/>
+            <w:left w:val="none" w:color="auto" w:sz="0" w:space="0"/>
+            <w:bottom w:val="none" w:color="auto" w:sz="0" w:space="0"/>
+            <w:right w:val="none" w:color="auto" w:sz="0" w:space="0"/>
+            <w:insideH w:val="none" w:color="auto" w:sz="0" w:space="0"/>
+            <w:insideV w:val="none" w:color="auto" w:sz="0" w:space="0"/>
           </w:tblBorders>
           <w:tblCellMar>
             <w:top w:w="0" w:type="dxa"/>
@@ -16897,7 +17361,6 @@
               <w:bottom w:val="nil"/>
               <w:right w:val="nil"/>
             </w:tcBorders>
-            <w:noWrap w:val="0"/>
             <w:tcMar>
               <w:top w:w="60" w:type="dxa"/>
               <w:left w:w="120" w:type="dxa"/>
@@ -16941,7 +17404,6 @@
               <w:bottom w:val="nil"/>
               <w:right w:val="nil"/>
             </w:tcBorders>
-            <w:noWrap w:val="0"/>
             <w:tcMar>
               <w:top w:w="60" w:type="dxa"/>
               <w:left w:w="120" w:type="dxa"/>
@@ -16985,7 +17447,6 @@
               <w:bottom w:val="nil"/>
               <w:right w:val="single" w:color="auto" w:sz="12" w:space="0"/>
             </w:tcBorders>
-            <w:noWrap w:val="0"/>
             <w:tcMar>
               <w:top w:w="60" w:type="dxa"/>
               <w:left w:w="120" w:type="dxa"/>
@@ -17024,12 +17485,12 @@
       <w:tr>
         <w:tblPrEx>
           <w:tblBorders>
-            <w:top w:val="none" w:color="DEE0E3" w:sz="0" w:space="0"/>
-            <w:left w:val="none" w:color="DEE0E3" w:sz="0" w:space="0"/>
-            <w:bottom w:val="none" w:color="DEE0E3" w:sz="0" w:space="0"/>
-            <w:right w:val="none" w:color="DEE0E3" w:sz="0" w:space="0"/>
-            <w:insideH w:val="none" w:color="DEE0E3" w:sz="0" w:space="0"/>
-            <w:insideV w:val="none" w:color="DEE0E3" w:sz="0" w:space="0"/>
+            <w:top w:val="none" w:color="auto" w:sz="0" w:space="0"/>
+            <w:left w:val="none" w:color="auto" w:sz="0" w:space="0"/>
+            <w:bottom w:val="none" w:color="auto" w:sz="0" w:space="0"/>
+            <w:right w:val="none" w:color="auto" w:sz="0" w:space="0"/>
+            <w:insideH w:val="none" w:color="auto" w:sz="0" w:space="0"/>
+            <w:insideV w:val="none" w:color="auto" w:sz="0" w:space="0"/>
           </w:tblBorders>
           <w:tblCellMar>
             <w:top w:w="0" w:type="dxa"/>
@@ -17051,7 +17512,6 @@
               <w:bottom w:val="nil"/>
               <w:right w:val="nil"/>
             </w:tcBorders>
-            <w:noWrap w:val="0"/>
             <w:tcMar>
               <w:top w:w="60" w:type="dxa"/>
               <w:left w:w="120" w:type="dxa"/>
@@ -17095,7 +17555,6 @@
               <w:bottom w:val="nil"/>
               <w:right w:val="nil"/>
             </w:tcBorders>
-            <w:noWrap w:val="0"/>
             <w:tcMar>
               <w:top w:w="60" w:type="dxa"/>
               <w:left w:w="120" w:type="dxa"/>
@@ -17139,7 +17598,6 @@
               <w:bottom w:val="nil"/>
               <w:right w:val="single" w:color="auto" w:sz="12" w:space="0"/>
             </w:tcBorders>
-            <w:noWrap w:val="0"/>
             <w:tcMar>
               <w:top w:w="60" w:type="dxa"/>
               <w:left w:w="120" w:type="dxa"/>
@@ -17178,12 +17636,12 @@
       <w:tr>
         <w:tblPrEx>
           <w:tblBorders>
-            <w:top w:val="none" w:color="DEE0E3" w:sz="0" w:space="0"/>
-            <w:left w:val="none" w:color="DEE0E3" w:sz="0" w:space="0"/>
-            <w:bottom w:val="none" w:color="DEE0E3" w:sz="0" w:space="0"/>
-            <w:right w:val="none" w:color="DEE0E3" w:sz="0" w:space="0"/>
-            <w:insideH w:val="none" w:color="DEE0E3" w:sz="0" w:space="0"/>
-            <w:insideV w:val="none" w:color="DEE0E3" w:sz="0" w:space="0"/>
+            <w:top w:val="none" w:color="auto" w:sz="0" w:space="0"/>
+            <w:left w:val="none" w:color="auto" w:sz="0" w:space="0"/>
+            <w:bottom w:val="none" w:color="auto" w:sz="0" w:space="0"/>
+            <w:right w:val="none" w:color="auto" w:sz="0" w:space="0"/>
+            <w:insideH w:val="none" w:color="auto" w:sz="0" w:space="0"/>
+            <w:insideV w:val="none" w:color="auto" w:sz="0" w:space="0"/>
           </w:tblBorders>
           <w:tblCellMar>
             <w:top w:w="0" w:type="dxa"/>
@@ -17205,7 +17663,6 @@
               <w:bottom w:val="nil"/>
               <w:right w:val="nil"/>
             </w:tcBorders>
-            <w:noWrap w:val="0"/>
             <w:tcMar>
               <w:top w:w="60" w:type="dxa"/>
               <w:left w:w="120" w:type="dxa"/>
@@ -17249,7 +17706,6 @@
               <w:bottom w:val="nil"/>
               <w:right w:val="nil"/>
             </w:tcBorders>
-            <w:noWrap w:val="0"/>
             <w:tcMar>
               <w:top w:w="60" w:type="dxa"/>
               <w:left w:w="120" w:type="dxa"/>
@@ -17293,7 +17749,6 @@
               <w:bottom w:val="nil"/>
               <w:right w:val="single" w:color="auto" w:sz="12" w:space="0"/>
             </w:tcBorders>
-            <w:noWrap w:val="0"/>
             <w:tcMar>
               <w:top w:w="60" w:type="dxa"/>
               <w:left w:w="120" w:type="dxa"/>
@@ -17332,12 +17787,12 @@
       <w:tr>
         <w:tblPrEx>
           <w:tblBorders>
-            <w:top w:val="none" w:color="DEE0E3" w:sz="0" w:space="0"/>
-            <w:left w:val="none" w:color="DEE0E3" w:sz="0" w:space="0"/>
-            <w:bottom w:val="none" w:color="DEE0E3" w:sz="0" w:space="0"/>
-            <w:right w:val="none" w:color="DEE0E3" w:sz="0" w:space="0"/>
-            <w:insideH w:val="none" w:color="DEE0E3" w:sz="0" w:space="0"/>
-            <w:insideV w:val="none" w:color="DEE0E3" w:sz="0" w:space="0"/>
+            <w:top w:val="none" w:color="auto" w:sz="0" w:space="0"/>
+            <w:left w:val="none" w:color="auto" w:sz="0" w:space="0"/>
+            <w:bottom w:val="none" w:color="auto" w:sz="0" w:space="0"/>
+            <w:right w:val="none" w:color="auto" w:sz="0" w:space="0"/>
+            <w:insideH w:val="none" w:color="auto" w:sz="0" w:space="0"/>
+            <w:insideV w:val="none" w:color="auto" w:sz="0" w:space="0"/>
           </w:tblBorders>
           <w:tblCellMar>
             <w:top w:w="0" w:type="dxa"/>
@@ -17359,7 +17814,6 @@
               <w:bottom w:val="single" w:color="auto" w:sz="12" w:space="0"/>
               <w:right w:val="nil"/>
             </w:tcBorders>
-            <w:noWrap w:val="0"/>
             <w:tcMar>
               <w:top w:w="60" w:type="dxa"/>
               <w:left w:w="120" w:type="dxa"/>
@@ -17403,7 +17857,6 @@
               <w:bottom w:val="single" w:color="auto" w:sz="12" w:space="0"/>
               <w:right w:val="nil"/>
             </w:tcBorders>
-            <w:noWrap w:val="0"/>
             <w:tcMar>
               <w:top w:w="60" w:type="dxa"/>
               <w:left w:w="120" w:type="dxa"/>
@@ -17447,7 +17900,6 @@
               <w:bottom w:val="single" w:color="auto" w:sz="12" w:space="0"/>
               <w:right w:val="single" w:color="auto" w:sz="12" w:space="0"/>
             </w:tcBorders>
-            <w:noWrap w:val="0"/>
             <w:tcMar>
               <w:top w:w="60" w:type="dxa"/>
               <w:left w:w="120" w:type="dxa"/>
@@ -17506,7 +17958,7 @@
           <w:lang w:val="en-US" w:eastAsia="zh-CN"/>
         </w:rPr>
       </w:pPr>
-      <w:bookmarkStart w:id="39" w:name="_Toc12441"/>
+      <w:bookmarkStart w:id="38" w:name="_Toc29566"/>
       <w:r>
         <w:rPr>
           <w:rFonts w:hint="eastAsia"/>
@@ -17514,7 +17966,22 @@
         </w:rPr>
         <w:t>运维手册研发</w:t>
       </w:r>
-      <w:bookmarkEnd w:id="39"/>
+      <w:bookmarkEnd w:id="38"/>
+    </w:p>
+    <w:p>
+      <w:pPr>
+        <w:rPr>
+          <w:rFonts w:hint="default"/>
+          <w:lang w:val="en-US" w:eastAsia="zh-CN"/>
+        </w:rPr>
+      </w:pPr>
+      <w:r>
+        <w:rPr>
+          <w:rFonts w:hint="eastAsia"/>
+          <w:lang w:val="en-US" w:eastAsia="zh-CN"/>
+        </w:rPr>
+        <w:br w:type="page"/>
+      </w:r>
     </w:p>
     <w:p>
       <w:pPr>
@@ -17638,12 +18105,12 @@
         <w:tblW w:w="8522" w:type="dxa"/>
         <w:jc w:val="center"/>
         <w:tblBorders>
-          <w:top w:val="none" w:color="DEE0E3" w:sz="0" w:space="0"/>
-          <w:left w:val="none" w:color="DEE0E3" w:sz="0" w:space="0"/>
-          <w:bottom w:val="none" w:color="DEE0E3" w:sz="0" w:space="0"/>
-          <w:right w:val="none" w:color="DEE0E3" w:sz="0" w:space="0"/>
-          <w:insideH w:val="none" w:color="DEE0E3" w:sz="0" w:space="0"/>
-          <w:insideV w:val="none" w:color="DEE0E3" w:sz="0" w:space="0"/>
+          <w:top w:val="none" w:color="auto" w:sz="0" w:space="0"/>
+          <w:left w:val="none" w:color="auto" w:sz="0" w:space="0"/>
+          <w:bottom w:val="none" w:color="auto" w:sz="0" w:space="0"/>
+          <w:right w:val="none" w:color="auto" w:sz="0" w:space="0"/>
+          <w:insideH w:val="none" w:color="auto" w:sz="0" w:space="0"/>
+          <w:insideV w:val="none" w:color="auto" w:sz="0" w:space="0"/>
         </w:tblBorders>
         <w:tblLayout w:type="autofit"/>
         <w:tblCellMar>
@@ -17664,12 +18131,12 @@
       <w:tr>
         <w:tblPrEx>
           <w:tblBorders>
-            <w:top w:val="none" w:color="DEE0E3" w:sz="0" w:space="0"/>
-            <w:left w:val="none" w:color="DEE0E3" w:sz="0" w:space="0"/>
-            <w:bottom w:val="none" w:color="DEE0E3" w:sz="0" w:space="0"/>
-            <w:right w:val="none" w:color="DEE0E3" w:sz="0" w:space="0"/>
-            <w:insideH w:val="none" w:color="DEE0E3" w:sz="0" w:space="0"/>
-            <w:insideV w:val="none" w:color="DEE0E3" w:sz="0" w:space="0"/>
+            <w:top w:val="none" w:color="auto" w:sz="0" w:space="0"/>
+            <w:left w:val="none" w:color="auto" w:sz="0" w:space="0"/>
+            <w:bottom w:val="none" w:color="auto" w:sz="0" w:space="0"/>
+            <w:right w:val="none" w:color="auto" w:sz="0" w:space="0"/>
+            <w:insideH w:val="none" w:color="auto" w:sz="0" w:space="0"/>
+            <w:insideV w:val="none" w:color="auto" w:sz="0" w:space="0"/>
           </w:tblBorders>
           <w:tblCellMar>
             <w:top w:w="0" w:type="dxa"/>
@@ -17692,7 +18159,6 @@
               <w:bottom w:val="nil"/>
               <w:right w:val="nil"/>
             </w:tcBorders>
-            <w:noWrap w:val="0"/>
             <w:tcMar>
               <w:top w:w="60" w:type="dxa"/>
               <w:left w:w="120" w:type="dxa"/>
@@ -17742,7 +18208,6 @@
               <w:bottom w:val="nil"/>
               <w:right w:val="nil"/>
             </w:tcBorders>
-            <w:noWrap w:val="0"/>
             <w:tcMar>
               <w:top w:w="60" w:type="dxa"/>
               <w:left w:w="120" w:type="dxa"/>
@@ -17792,7 +18257,6 @@
               <w:bottom w:val="nil"/>
               <w:right w:val="nil"/>
             </w:tcBorders>
-            <w:noWrap w:val="0"/>
             <w:tcMar>
               <w:top w:w="60" w:type="dxa"/>
               <w:left w:w="120" w:type="dxa"/>
@@ -17842,7 +18306,6 @@
               <w:bottom w:val="nil"/>
               <w:right w:val="nil"/>
             </w:tcBorders>
-            <w:noWrap w:val="0"/>
             <w:tcMar>
               <w:top w:w="60" w:type="dxa"/>
               <w:left w:w="120" w:type="dxa"/>
@@ -17892,7 +18355,6 @@
               <w:bottom w:val="nil"/>
               <w:right w:val="nil"/>
             </w:tcBorders>
-            <w:noWrap w:val="0"/>
             <w:tcMar>
               <w:top w:w="60" w:type="dxa"/>
               <w:left w:w="120" w:type="dxa"/>
@@ -17942,7 +18404,6 @@
               <w:bottom w:val="nil"/>
               <w:right w:val="single" w:color="auto" w:sz="12" w:space="0"/>
             </w:tcBorders>
-            <w:noWrap w:val="0"/>
             <w:tcMar>
               <w:top w:w="60" w:type="dxa"/>
               <w:left w:w="120" w:type="dxa"/>
@@ -17987,12 +18448,12 @@
       <w:tr>
         <w:tblPrEx>
           <w:tblBorders>
-            <w:top w:val="none" w:color="DEE0E3" w:sz="0" w:space="0"/>
-            <w:left w:val="none" w:color="DEE0E3" w:sz="0" w:space="0"/>
-            <w:bottom w:val="none" w:color="DEE0E3" w:sz="0" w:space="0"/>
-            <w:right w:val="none" w:color="DEE0E3" w:sz="0" w:space="0"/>
-            <w:insideH w:val="none" w:color="DEE0E3" w:sz="0" w:space="0"/>
-            <w:insideV w:val="none" w:color="DEE0E3" w:sz="0" w:space="0"/>
+            <w:top w:val="none" w:color="auto" w:sz="0" w:space="0"/>
+            <w:left w:val="none" w:color="auto" w:sz="0" w:space="0"/>
+            <w:bottom w:val="none" w:color="auto" w:sz="0" w:space="0"/>
+            <w:right w:val="none" w:color="auto" w:sz="0" w:space="0"/>
+            <w:insideH w:val="none" w:color="auto" w:sz="0" w:space="0"/>
+            <w:insideV w:val="none" w:color="auto" w:sz="0" w:space="0"/>
           </w:tblBorders>
           <w:tblCellMar>
             <w:top w:w="0" w:type="dxa"/>
@@ -18014,7 +18475,6 @@
               <w:bottom w:val="nil"/>
               <w:right w:val="nil"/>
             </w:tcBorders>
-            <w:noWrap w:val="0"/>
             <w:tcMar>
               <w:top w:w="60" w:type="dxa"/>
               <w:left w:w="120" w:type="dxa"/>
@@ -18058,7 +18518,6 @@
               <w:bottom w:val="nil"/>
               <w:right w:val="nil"/>
             </w:tcBorders>
-            <w:noWrap w:val="0"/>
             <w:tcMar>
               <w:top w:w="60" w:type="dxa"/>
               <w:left w:w="120" w:type="dxa"/>
@@ -18102,7 +18561,6 @@
               <w:bottom w:val="nil"/>
               <w:right w:val="nil"/>
             </w:tcBorders>
-            <w:noWrap w:val="0"/>
             <w:tcMar>
               <w:top w:w="60" w:type="dxa"/>
               <w:left w:w="120" w:type="dxa"/>
@@ -18146,7 +18604,6 @@
               <w:bottom w:val="nil"/>
               <w:right w:val="nil"/>
             </w:tcBorders>
-            <w:noWrap w:val="0"/>
             <w:tcMar>
               <w:top w:w="60" w:type="dxa"/>
               <w:left w:w="120" w:type="dxa"/>
@@ -18190,7 +18647,6 @@
               <w:bottom w:val="nil"/>
               <w:right w:val="nil"/>
             </w:tcBorders>
-            <w:noWrap w:val="0"/>
             <w:tcMar>
               <w:top w:w="60" w:type="dxa"/>
               <w:left w:w="120" w:type="dxa"/>
@@ -18234,7 +18690,6 @@
               <w:bottom w:val="nil"/>
               <w:right w:val="single" w:color="auto" w:sz="12" w:space="0"/>
             </w:tcBorders>
-            <w:noWrap w:val="0"/>
             <w:tcMar>
               <w:top w:w="60" w:type="dxa"/>
               <w:left w:w="120" w:type="dxa"/>
@@ -18273,12 +18728,12 @@
       <w:tr>
         <w:tblPrEx>
           <w:tblBorders>
-            <w:top w:val="none" w:color="DEE0E3" w:sz="0" w:space="0"/>
-            <w:left w:val="none" w:color="DEE0E3" w:sz="0" w:space="0"/>
-            <w:bottom w:val="none" w:color="DEE0E3" w:sz="0" w:space="0"/>
-            <w:right w:val="none" w:color="DEE0E3" w:sz="0" w:space="0"/>
-            <w:insideH w:val="none" w:color="DEE0E3" w:sz="0" w:space="0"/>
-            <w:insideV w:val="none" w:color="DEE0E3" w:sz="0" w:space="0"/>
+            <w:top w:val="none" w:color="auto" w:sz="0" w:space="0"/>
+            <w:left w:val="none" w:color="auto" w:sz="0" w:space="0"/>
+            <w:bottom w:val="none" w:color="auto" w:sz="0" w:space="0"/>
+            <w:right w:val="none" w:color="auto" w:sz="0" w:space="0"/>
+            <w:insideH w:val="none" w:color="auto" w:sz="0" w:space="0"/>
+            <w:insideV w:val="none" w:color="auto" w:sz="0" w:space="0"/>
           </w:tblBorders>
           <w:tblCellMar>
             <w:top w:w="0" w:type="dxa"/>
@@ -18300,7 +18755,6 @@
               <w:bottom w:val="nil"/>
               <w:right w:val="nil"/>
             </w:tcBorders>
-            <w:noWrap w:val="0"/>
             <w:tcMar>
               <w:top w:w="60" w:type="dxa"/>
               <w:left w:w="120" w:type="dxa"/>
@@ -18344,7 +18798,6 @@
               <w:bottom w:val="nil"/>
               <w:right w:val="nil"/>
             </w:tcBorders>
-            <w:noWrap w:val="0"/>
             <w:tcMar>
               <w:top w:w="60" w:type="dxa"/>
               <w:left w:w="120" w:type="dxa"/>
@@ -18388,7 +18841,6 @@
               <w:bottom w:val="nil"/>
               <w:right w:val="nil"/>
             </w:tcBorders>
-            <w:noWrap w:val="0"/>
             <w:tcMar>
               <w:top w:w="60" w:type="dxa"/>
               <w:left w:w="120" w:type="dxa"/>
@@ -18432,7 +18884,6 @@
               <w:bottom w:val="nil"/>
               <w:right w:val="nil"/>
             </w:tcBorders>
-            <w:noWrap w:val="0"/>
             <w:tcMar>
               <w:top w:w="60" w:type="dxa"/>
               <w:left w:w="120" w:type="dxa"/>
@@ -18476,7 +18927,6 @@
               <w:bottom w:val="nil"/>
               <w:right w:val="nil"/>
             </w:tcBorders>
-            <w:noWrap w:val="0"/>
             <w:tcMar>
               <w:top w:w="60" w:type="dxa"/>
               <w:left w:w="120" w:type="dxa"/>
@@ -18520,7 +18970,6 @@
               <w:bottom w:val="nil"/>
               <w:right w:val="single" w:color="auto" w:sz="12" w:space="0"/>
             </w:tcBorders>
-            <w:noWrap w:val="0"/>
             <w:tcMar>
               <w:top w:w="60" w:type="dxa"/>
               <w:left w:w="120" w:type="dxa"/>
@@ -18559,12 +19008,12 @@
       <w:tr>
         <w:tblPrEx>
           <w:tblBorders>
-            <w:top w:val="none" w:color="DEE0E3" w:sz="0" w:space="0"/>
-            <w:left w:val="none" w:color="DEE0E3" w:sz="0" w:space="0"/>
-            <w:bottom w:val="none" w:color="DEE0E3" w:sz="0" w:space="0"/>
-            <w:right w:val="none" w:color="DEE0E3" w:sz="0" w:space="0"/>
-            <w:insideH w:val="none" w:color="DEE0E3" w:sz="0" w:space="0"/>
-            <w:insideV w:val="none" w:color="DEE0E3" w:sz="0" w:space="0"/>
+            <w:top w:val="none" w:color="auto" w:sz="0" w:space="0"/>
+            <w:left w:val="none" w:color="auto" w:sz="0" w:space="0"/>
+            <w:bottom w:val="none" w:color="auto" w:sz="0" w:space="0"/>
+            <w:right w:val="none" w:color="auto" w:sz="0" w:space="0"/>
+            <w:insideH w:val="none" w:color="auto" w:sz="0" w:space="0"/>
+            <w:insideV w:val="none" w:color="auto" w:sz="0" w:space="0"/>
           </w:tblBorders>
           <w:tblCellMar>
             <w:top w:w="0" w:type="dxa"/>
@@ -18586,7 +19035,6 @@
               <w:bottom w:val="single" w:color="auto" w:sz="12" w:space="0"/>
               <w:right w:val="nil"/>
             </w:tcBorders>
-            <w:noWrap w:val="0"/>
             <w:tcMar>
               <w:top w:w="60" w:type="dxa"/>
               <w:left w:w="120" w:type="dxa"/>
@@ -18630,7 +19078,6 @@
               <w:bottom w:val="single" w:color="auto" w:sz="12" w:space="0"/>
               <w:right w:val="nil"/>
             </w:tcBorders>
-            <w:noWrap w:val="0"/>
             <w:tcMar>
               <w:top w:w="60" w:type="dxa"/>
               <w:left w:w="120" w:type="dxa"/>
@@ -18674,7 +19121,6 @@
               <w:bottom w:val="single" w:color="auto" w:sz="12" w:space="0"/>
               <w:right w:val="nil"/>
             </w:tcBorders>
-            <w:noWrap w:val="0"/>
             <w:tcMar>
               <w:top w:w="60" w:type="dxa"/>
               <w:left w:w="120" w:type="dxa"/>
@@ -18718,7 +19164,6 @@
               <w:bottom w:val="single" w:color="auto" w:sz="12" w:space="0"/>
               <w:right w:val="nil"/>
             </w:tcBorders>
-            <w:noWrap w:val="0"/>
             <w:tcMar>
               <w:top w:w="60" w:type="dxa"/>
               <w:left w:w="120" w:type="dxa"/>
@@ -18762,7 +19207,6 @@
               <w:bottom w:val="single" w:color="auto" w:sz="12" w:space="0"/>
               <w:right w:val="nil"/>
             </w:tcBorders>
-            <w:noWrap w:val="0"/>
             <w:tcMar>
               <w:top w:w="60" w:type="dxa"/>
               <w:left w:w="120" w:type="dxa"/>
@@ -18806,7 +19250,6 @@
               <w:bottom w:val="single" w:color="auto" w:sz="12" w:space="0"/>
               <w:right w:val="single" w:color="auto" w:sz="12" w:space="0"/>
             </w:tcBorders>
-            <w:noWrap w:val="0"/>
             <w:tcMar>
               <w:top w:w="60" w:type="dxa"/>
               <w:left w:w="120" w:type="dxa"/>
@@ -18890,7 +19333,7 @@
           <w:lang w:val="en-US" w:eastAsia="zh-CN"/>
         </w:rPr>
       </w:pPr>
-      <w:bookmarkStart w:id="40" w:name="_Toc17974"/>
+      <w:bookmarkStart w:id="39" w:name="_Toc12959"/>
       <w:r>
         <w:rPr>
           <w:rFonts w:hint="eastAsia"/>
@@ -18898,7 +19341,7 @@
         </w:rPr>
         <w:t>研发团队构成</w:t>
       </w:r>
-      <w:bookmarkEnd w:id="40"/>
+      <w:bookmarkEnd w:id="39"/>
     </w:p>
     <w:p>
       <w:pPr>
@@ -18927,7 +19370,16 @@
           <w:rFonts w:hint="eastAsia"/>
           <w:lang w:val="en-US" w:eastAsia="zh-CN"/>
         </w:rPr>
-        <w:t>根据公司发展需要，运维工具研发团队人员配置信息如表2-2所示</w:t>
+        <w:t>根据公司发展需要，运维工具研发团队人员配置信息如表</w:t>
+      </w:r>
+      <w:bookmarkStart w:id="64" w:name="_GoBack"/>
+      <w:bookmarkEnd w:id="64"/>
+      <w:r>
+        <w:rPr>
+          <w:rFonts w:hint="eastAsia"/>
+          <w:lang w:val="en-US" w:eastAsia="zh-CN"/>
+        </w:rPr>
+        <w:t>2-2所示</w:t>
       </w:r>
     </w:p>
     <w:p>
@@ -19052,12 +19504,12 @@
         <w:tblW w:w="8214" w:type="dxa"/>
         <w:jc w:val="center"/>
         <w:tblBorders>
-          <w:top w:val="none" w:color="DEE0E3" w:sz="0" w:space="0"/>
-          <w:left w:val="none" w:color="DEE0E3" w:sz="0" w:space="0"/>
-          <w:bottom w:val="none" w:color="DEE0E3" w:sz="0" w:space="0"/>
-          <w:right w:val="none" w:color="DEE0E3" w:sz="0" w:space="0"/>
-          <w:insideH w:val="none" w:color="DEE0E3" w:sz="0" w:space="0"/>
-          <w:insideV w:val="none" w:color="DEE0E3" w:sz="0" w:space="0"/>
+          <w:top w:val="none" w:color="auto" w:sz="0" w:space="0"/>
+          <w:left w:val="none" w:color="auto" w:sz="0" w:space="0"/>
+          <w:bottom w:val="none" w:color="auto" w:sz="0" w:space="0"/>
+          <w:right w:val="none" w:color="auto" w:sz="0" w:space="0"/>
+          <w:insideH w:val="none" w:color="auto" w:sz="0" w:space="0"/>
+          <w:insideV w:val="none" w:color="auto" w:sz="0" w:space="0"/>
         </w:tblBorders>
         <w:tblLayout w:type="autofit"/>
         <w:tblCellMar>
@@ -19076,12 +19528,12 @@
       <w:tr>
         <w:tblPrEx>
           <w:tblBorders>
-            <w:top w:val="none" w:color="DEE0E3" w:sz="0" w:space="0"/>
-            <w:left w:val="none" w:color="DEE0E3" w:sz="0" w:space="0"/>
-            <w:bottom w:val="none" w:color="DEE0E3" w:sz="0" w:space="0"/>
-            <w:right w:val="none" w:color="DEE0E3" w:sz="0" w:space="0"/>
-            <w:insideH w:val="none" w:color="DEE0E3" w:sz="0" w:space="0"/>
-            <w:insideV w:val="none" w:color="DEE0E3" w:sz="0" w:space="0"/>
+            <w:top w:val="none" w:color="auto" w:sz="0" w:space="0"/>
+            <w:left w:val="none" w:color="auto" w:sz="0" w:space="0"/>
+            <w:bottom w:val="none" w:color="auto" w:sz="0" w:space="0"/>
+            <w:right w:val="none" w:color="auto" w:sz="0" w:space="0"/>
+            <w:insideH w:val="none" w:color="auto" w:sz="0" w:space="0"/>
+            <w:insideV w:val="none" w:color="auto" w:sz="0" w:space="0"/>
           </w:tblBorders>
           <w:tblCellMar>
             <w:top w:w="0" w:type="dxa"/>
@@ -19104,7 +19556,6 @@
               <w:bottom w:val="nil"/>
               <w:right w:val="nil"/>
             </w:tcBorders>
-            <w:noWrap w:val="0"/>
             <w:tcMar>
               <w:top w:w="60" w:type="dxa"/>
               <w:left w:w="120" w:type="dxa"/>
@@ -19154,7 +19605,6 @@
               <w:bottom w:val="nil"/>
               <w:right w:val="nil"/>
             </w:tcBorders>
-            <w:noWrap w:val="0"/>
             <w:tcMar>
               <w:top w:w="60" w:type="dxa"/>
               <w:left w:w="120" w:type="dxa"/>
@@ -19204,7 +19654,6 @@
               <w:bottom w:val="nil"/>
               <w:right w:val="nil"/>
             </w:tcBorders>
-            <w:noWrap w:val="0"/>
             <w:tcMar>
               <w:top w:w="60" w:type="dxa"/>
               <w:left w:w="120" w:type="dxa"/>
@@ -19254,7 +19703,6 @@
               <w:bottom w:val="nil"/>
               <w:right w:val="single" w:color="auto" w:sz="12" w:space="0"/>
             </w:tcBorders>
-            <w:noWrap w:val="0"/>
             <w:tcMar>
               <w:top w:w="60" w:type="dxa"/>
               <w:left w:w="120" w:type="dxa"/>
@@ -19299,12 +19747,12 @@
       <w:tr>
         <w:tblPrEx>
           <w:tblBorders>
-            <w:top w:val="none" w:color="DEE0E3" w:sz="0" w:space="0"/>
-            <w:left w:val="none" w:color="DEE0E3" w:sz="0" w:space="0"/>
-            <w:bottom w:val="none" w:color="DEE0E3" w:sz="0" w:space="0"/>
-            <w:right w:val="none" w:color="DEE0E3" w:sz="0" w:space="0"/>
-            <w:insideH w:val="none" w:color="DEE0E3" w:sz="0" w:space="0"/>
-            <w:insideV w:val="none" w:color="DEE0E3" w:sz="0" w:space="0"/>
+            <w:top w:val="none" w:color="auto" w:sz="0" w:space="0"/>
+            <w:left w:val="none" w:color="auto" w:sz="0" w:space="0"/>
+            <w:bottom w:val="none" w:color="auto" w:sz="0" w:space="0"/>
+            <w:right w:val="none" w:color="auto" w:sz="0" w:space="0"/>
+            <w:insideH w:val="none" w:color="auto" w:sz="0" w:space="0"/>
+            <w:insideV w:val="none" w:color="auto" w:sz="0" w:space="0"/>
           </w:tblBorders>
           <w:tblCellMar>
             <w:top w:w="0" w:type="dxa"/>
@@ -19326,7 +19774,6 @@
               <w:bottom w:val="nil"/>
               <w:right w:val="nil"/>
             </w:tcBorders>
-            <w:noWrap w:val="0"/>
             <w:tcMar>
               <w:top w:w="60" w:type="dxa"/>
               <w:left w:w="120" w:type="dxa"/>
@@ -19370,7 +19817,6 @@
               <w:bottom w:val="nil"/>
               <w:right w:val="nil"/>
             </w:tcBorders>
-            <w:noWrap w:val="0"/>
             <w:tcMar>
               <w:top w:w="60" w:type="dxa"/>
               <w:left w:w="120" w:type="dxa"/>
@@ -19414,7 +19860,6 @@
               <w:bottom w:val="nil"/>
               <w:right w:val="nil"/>
             </w:tcBorders>
-            <w:noWrap w:val="0"/>
             <w:tcMar>
               <w:top w:w="60" w:type="dxa"/>
               <w:left w:w="120" w:type="dxa"/>
@@ -19458,7 +19903,6 @@
               <w:bottom w:val="nil"/>
               <w:right w:val="single" w:color="auto" w:sz="12" w:space="0"/>
             </w:tcBorders>
-            <w:noWrap w:val="0"/>
             <w:tcMar>
               <w:top w:w="60" w:type="dxa"/>
               <w:left w:w="120" w:type="dxa"/>
@@ -19497,12 +19941,12 @@
       <w:tr>
         <w:tblPrEx>
           <w:tblBorders>
-            <w:top w:val="none" w:color="DEE0E3" w:sz="0" w:space="0"/>
-            <w:left w:val="none" w:color="DEE0E3" w:sz="0" w:space="0"/>
-            <w:bottom w:val="none" w:color="DEE0E3" w:sz="0" w:space="0"/>
-            <w:right w:val="none" w:color="DEE0E3" w:sz="0" w:space="0"/>
-            <w:insideH w:val="none" w:color="DEE0E3" w:sz="0" w:space="0"/>
-            <w:insideV w:val="none" w:color="DEE0E3" w:sz="0" w:space="0"/>
+            <w:top w:val="none" w:color="auto" w:sz="0" w:space="0"/>
+            <w:left w:val="none" w:color="auto" w:sz="0" w:space="0"/>
+            <w:bottom w:val="none" w:color="auto" w:sz="0" w:space="0"/>
+            <w:right w:val="none" w:color="auto" w:sz="0" w:space="0"/>
+            <w:insideH w:val="none" w:color="auto" w:sz="0" w:space="0"/>
+            <w:insideV w:val="none" w:color="auto" w:sz="0" w:space="0"/>
           </w:tblBorders>
           <w:tblCellMar>
             <w:top w:w="0" w:type="dxa"/>
@@ -19524,7 +19968,6 @@
               <w:bottom w:val="nil"/>
               <w:right w:val="nil"/>
             </w:tcBorders>
-            <w:noWrap w:val="0"/>
             <w:tcMar>
               <w:top w:w="60" w:type="dxa"/>
               <w:left w:w="120" w:type="dxa"/>
@@ -19568,7 +20011,6 @@
               <w:bottom w:val="nil"/>
               <w:right w:val="nil"/>
             </w:tcBorders>
-            <w:noWrap w:val="0"/>
             <w:tcMar>
               <w:top w:w="60" w:type="dxa"/>
               <w:left w:w="120" w:type="dxa"/>
@@ -19612,7 +20054,6 @@
               <w:bottom w:val="nil"/>
               <w:right w:val="nil"/>
             </w:tcBorders>
-            <w:noWrap w:val="0"/>
             <w:tcMar>
               <w:top w:w="60" w:type="dxa"/>
               <w:left w:w="120" w:type="dxa"/>
@@ -19656,7 +20097,6 @@
               <w:bottom w:val="nil"/>
               <w:right w:val="single" w:color="auto" w:sz="12" w:space="0"/>
             </w:tcBorders>
-            <w:noWrap w:val="0"/>
             <w:tcMar>
               <w:top w:w="60" w:type="dxa"/>
               <w:left w:w="120" w:type="dxa"/>
@@ -19695,12 +20135,12 @@
       <w:tr>
         <w:tblPrEx>
           <w:tblBorders>
-            <w:top w:val="none" w:color="DEE0E3" w:sz="0" w:space="0"/>
-            <w:left w:val="none" w:color="DEE0E3" w:sz="0" w:space="0"/>
-            <w:bottom w:val="none" w:color="DEE0E3" w:sz="0" w:space="0"/>
-            <w:right w:val="none" w:color="DEE0E3" w:sz="0" w:space="0"/>
-            <w:insideH w:val="none" w:color="DEE0E3" w:sz="0" w:space="0"/>
-            <w:insideV w:val="none" w:color="DEE0E3" w:sz="0" w:space="0"/>
+            <w:top w:val="none" w:color="auto" w:sz="0" w:space="0"/>
+            <w:left w:val="none" w:color="auto" w:sz="0" w:space="0"/>
+            <w:bottom w:val="none" w:color="auto" w:sz="0" w:space="0"/>
+            <w:right w:val="none" w:color="auto" w:sz="0" w:space="0"/>
+            <w:insideH w:val="none" w:color="auto" w:sz="0" w:space="0"/>
+            <w:insideV w:val="none" w:color="auto" w:sz="0" w:space="0"/>
           </w:tblBorders>
           <w:tblCellMar>
             <w:top w:w="0" w:type="dxa"/>
@@ -19722,7 +20162,6 @@
               <w:bottom w:val="nil"/>
               <w:right w:val="nil"/>
             </w:tcBorders>
-            <w:noWrap w:val="0"/>
             <w:tcMar>
               <w:top w:w="60" w:type="dxa"/>
               <w:left w:w="120" w:type="dxa"/>
@@ -19766,7 +20205,6 @@
               <w:bottom w:val="nil"/>
               <w:right w:val="nil"/>
             </w:tcBorders>
-            <w:noWrap w:val="0"/>
             <w:tcMar>
               <w:top w:w="60" w:type="dxa"/>
               <w:left w:w="120" w:type="dxa"/>
@@ -19810,7 +20248,6 @@
               <w:bottom w:val="nil"/>
               <w:right w:val="nil"/>
             </w:tcBorders>
-            <w:noWrap w:val="0"/>
             <w:tcMar>
               <w:top w:w="60" w:type="dxa"/>
               <w:left w:w="120" w:type="dxa"/>
@@ -19854,7 +20291,6 @@
               <w:bottom w:val="nil"/>
               <w:right w:val="single" w:color="auto" w:sz="12" w:space="0"/>
             </w:tcBorders>
-            <w:noWrap w:val="0"/>
             <w:tcMar>
               <w:top w:w="60" w:type="dxa"/>
               <w:left w:w="120" w:type="dxa"/>
@@ -19893,12 +20329,12 @@
       <w:tr>
         <w:tblPrEx>
           <w:tblBorders>
-            <w:top w:val="none" w:color="DEE0E3" w:sz="0" w:space="0"/>
-            <w:left w:val="none" w:color="DEE0E3" w:sz="0" w:space="0"/>
-            <w:bottom w:val="none" w:color="DEE0E3" w:sz="0" w:space="0"/>
-            <w:right w:val="none" w:color="DEE0E3" w:sz="0" w:space="0"/>
-            <w:insideH w:val="none" w:color="DEE0E3" w:sz="0" w:space="0"/>
-            <w:insideV w:val="none" w:color="DEE0E3" w:sz="0" w:space="0"/>
+            <w:top w:val="none" w:color="auto" w:sz="0" w:space="0"/>
+            <w:left w:val="none" w:color="auto" w:sz="0" w:space="0"/>
+            <w:bottom w:val="none" w:color="auto" w:sz="0" w:space="0"/>
+            <w:right w:val="none" w:color="auto" w:sz="0" w:space="0"/>
+            <w:insideH w:val="none" w:color="auto" w:sz="0" w:space="0"/>
+            <w:insideV w:val="none" w:color="auto" w:sz="0" w:space="0"/>
           </w:tblBorders>
           <w:tblCellMar>
             <w:top w:w="0" w:type="dxa"/>
@@ -19920,7 +20356,6 @@
               <w:bottom w:val="nil"/>
               <w:right w:val="nil"/>
             </w:tcBorders>
-            <w:noWrap w:val="0"/>
             <w:tcMar>
               <w:top w:w="60" w:type="dxa"/>
               <w:left w:w="120" w:type="dxa"/>
@@ -19964,7 +20399,6 @@
               <w:bottom w:val="nil"/>
               <w:right w:val="nil"/>
             </w:tcBorders>
-            <w:noWrap w:val="0"/>
             <w:tcMar>
               <w:top w:w="60" w:type="dxa"/>
               <w:left w:w="120" w:type="dxa"/>
@@ -20008,7 +20442,6 @@
               <w:bottom w:val="nil"/>
               <w:right w:val="nil"/>
             </w:tcBorders>
-            <w:noWrap w:val="0"/>
             <w:tcMar>
               <w:top w:w="60" w:type="dxa"/>
               <w:left w:w="120" w:type="dxa"/>
@@ -20052,7 +20485,6 @@
               <w:bottom w:val="nil"/>
               <w:right w:val="single" w:color="auto" w:sz="12" w:space="0"/>
             </w:tcBorders>
-            <w:noWrap w:val="0"/>
             <w:tcMar>
               <w:top w:w="60" w:type="dxa"/>
               <w:left w:w="120" w:type="dxa"/>
@@ -20091,12 +20523,12 @@
       <w:tr>
         <w:tblPrEx>
           <w:tblBorders>
-            <w:top w:val="none" w:color="DEE0E3" w:sz="0" w:space="0"/>
-            <w:left w:val="none" w:color="DEE0E3" w:sz="0" w:space="0"/>
-            <w:bottom w:val="none" w:color="DEE0E3" w:sz="0" w:space="0"/>
-            <w:right w:val="none" w:color="DEE0E3" w:sz="0" w:space="0"/>
-            <w:insideH w:val="none" w:color="DEE0E3" w:sz="0" w:space="0"/>
-            <w:insideV w:val="none" w:color="DEE0E3" w:sz="0" w:space="0"/>
+            <w:top w:val="none" w:color="auto" w:sz="0" w:space="0"/>
+            <w:left w:val="none" w:color="auto" w:sz="0" w:space="0"/>
+            <w:bottom w:val="none" w:color="auto" w:sz="0" w:space="0"/>
+            <w:right w:val="none" w:color="auto" w:sz="0" w:space="0"/>
+            <w:insideH w:val="none" w:color="auto" w:sz="0" w:space="0"/>
+            <w:insideV w:val="none" w:color="auto" w:sz="0" w:space="0"/>
           </w:tblBorders>
           <w:tblCellMar>
             <w:top w:w="0" w:type="dxa"/>
@@ -20118,7 +20550,6 @@
               <w:bottom w:val="single" w:color="auto" w:sz="12" w:space="0"/>
               <w:right w:val="nil"/>
             </w:tcBorders>
-            <w:noWrap w:val="0"/>
             <w:tcMar>
               <w:top w:w="60" w:type="dxa"/>
               <w:left w:w="120" w:type="dxa"/>
@@ -20162,7 +20593,6 @@
               <w:bottom w:val="single" w:color="auto" w:sz="12" w:space="0"/>
               <w:right w:val="nil"/>
             </w:tcBorders>
-            <w:noWrap w:val="0"/>
             <w:tcMar>
               <w:top w:w="60" w:type="dxa"/>
               <w:left w:w="120" w:type="dxa"/>
@@ -20206,7 +20636,6 @@
               <w:bottom w:val="single" w:color="auto" w:sz="12" w:space="0"/>
               <w:right w:val="nil"/>
             </w:tcBorders>
-            <w:noWrap w:val="0"/>
             <w:tcMar>
               <w:top w:w="60" w:type="dxa"/>
               <w:left w:w="120" w:type="dxa"/>
@@ -20250,7 +20679,6 @@
               <w:bottom w:val="single" w:color="auto" w:sz="12" w:space="0"/>
               <w:right w:val="single" w:color="auto" w:sz="12" w:space="0"/>
             </w:tcBorders>
-            <w:noWrap w:val="0"/>
             <w:tcMar>
               <w:top w:w="60" w:type="dxa"/>
               <w:left w:w="120" w:type="dxa"/>
@@ -20334,7 +20762,7 @@
           <w:lang w:val="en-US" w:eastAsia="zh-CN"/>
         </w:rPr>
       </w:pPr>
-      <w:bookmarkStart w:id="41" w:name="_Toc17453"/>
+      <w:bookmarkStart w:id="40" w:name="_Toc16958"/>
       <w:r>
         <w:rPr>
           <w:rFonts w:hint="eastAsia"/>
@@ -20342,7 +20770,7 @@
         </w:rPr>
         <w:t>新技术研发</w:t>
       </w:r>
-      <w:bookmarkEnd w:id="41"/>
+      <w:bookmarkEnd w:id="40"/>
     </w:p>
     <w:p>
       <w:pPr>
@@ -20376,13 +20804,13 @@
         <w:bidi w:val="0"/>
         <w:ind w:left="425" w:leftChars="0" w:hanging="425" w:firstLineChars="0"/>
       </w:pPr>
-      <w:bookmarkStart w:id="42" w:name="_Toc11836"/>
-      <w:bookmarkStart w:id="43" w:name="heading_23"/>
+      <w:bookmarkStart w:id="41" w:name="_Toc11836"/>
+      <w:bookmarkStart w:id="42" w:name="heading_23"/>
       <w:r>
         <w:t>研发目标</w:t>
       </w:r>
+      <w:bookmarkEnd w:id="41"/>
       <w:bookmarkEnd w:id="42"/>
-      <w:bookmarkEnd w:id="43"/>
     </w:p>
     <w:p>
       <w:pPr>
@@ -20475,13 +20903,13 @@
         <w:bidi w:val="0"/>
         <w:ind w:left="425" w:leftChars="0" w:hanging="425" w:firstLineChars="0"/>
       </w:pPr>
+      <w:bookmarkStart w:id="43" w:name="_Toc9050"/>
       <w:bookmarkStart w:id="44" w:name="heading_24"/>
-      <w:bookmarkStart w:id="45" w:name="_Toc9050"/>
       <w:r>
         <w:t>实施路径</w:t>
       </w:r>
+      <w:bookmarkEnd w:id="43"/>
       <w:bookmarkEnd w:id="44"/>
-      <w:bookmarkEnd w:id="45"/>
     </w:p>
     <w:tbl>
       <w:tblPr>
@@ -20489,12 +20917,12 @@
         <w:tblW w:w="8214" w:type="dxa"/>
         <w:jc w:val="center"/>
         <w:tblBorders>
-          <w:top w:val="none" w:color="DEE0E3" w:sz="0" w:space="0"/>
-          <w:left w:val="none" w:color="DEE0E3" w:sz="0" w:space="0"/>
-          <w:bottom w:val="none" w:color="DEE0E3" w:sz="0" w:space="0"/>
-          <w:right w:val="none" w:color="DEE0E3" w:sz="0" w:space="0"/>
-          <w:insideH w:val="none" w:color="DEE0E3" w:sz="0" w:space="0"/>
-          <w:insideV w:val="none" w:color="DEE0E3" w:sz="0" w:space="0"/>
+          <w:top w:val="none" w:color="auto" w:sz="0" w:space="0"/>
+          <w:left w:val="none" w:color="auto" w:sz="0" w:space="0"/>
+          <w:bottom w:val="none" w:color="auto" w:sz="0" w:space="0"/>
+          <w:right w:val="none" w:color="auto" w:sz="0" w:space="0"/>
+          <w:insideH w:val="none" w:color="auto" w:sz="0" w:space="0"/>
+          <w:insideV w:val="none" w:color="auto" w:sz="0" w:space="0"/>
         </w:tblBorders>
         <w:tblLayout w:type="autofit"/>
         <w:tblCellMar>
@@ -20505,20 +20933,20 @@
         </w:tblCellMar>
       </w:tblPr>
       <w:tblGrid>
-        <w:gridCol w:w="1182"/>
-        <w:gridCol w:w="1849"/>
-        <w:gridCol w:w="3520"/>
-        <w:gridCol w:w="1663"/>
+        <w:gridCol w:w="1447"/>
+        <w:gridCol w:w="1991"/>
+        <w:gridCol w:w="3791"/>
+        <w:gridCol w:w="985"/>
       </w:tblGrid>
       <w:tr>
         <w:tblPrEx>
           <w:tblBorders>
-            <w:top w:val="none" w:color="DEE0E3" w:sz="0" w:space="0"/>
-            <w:left w:val="none" w:color="DEE0E3" w:sz="0" w:space="0"/>
-            <w:bottom w:val="none" w:color="DEE0E3" w:sz="0" w:space="0"/>
-            <w:right w:val="none" w:color="DEE0E3" w:sz="0" w:space="0"/>
-            <w:insideH w:val="none" w:color="DEE0E3" w:sz="0" w:space="0"/>
-            <w:insideV w:val="none" w:color="DEE0E3" w:sz="0" w:space="0"/>
+            <w:top w:val="none" w:color="auto" w:sz="0" w:space="0"/>
+            <w:left w:val="none" w:color="auto" w:sz="0" w:space="0"/>
+            <w:bottom w:val="none" w:color="auto" w:sz="0" w:space="0"/>
+            <w:right w:val="none" w:color="auto" w:sz="0" w:space="0"/>
+            <w:insideH w:val="none" w:color="auto" w:sz="0" w:space="0"/>
+            <w:insideV w:val="none" w:color="auto" w:sz="0" w:space="0"/>
           </w:tblBorders>
           <w:tblCellMar>
             <w:top w:w="0" w:type="dxa"/>
@@ -20534,14 +20962,13 @@
         </w:trPr>
         <w:tc>
           <w:tcPr>
-            <w:tcW w:w="1182" w:type="dxa"/>
+            <w:tcW w:w="1447" w:type="dxa"/>
             <w:tcBorders>
               <w:top w:val="single" w:color="auto" w:sz="12" w:space="0"/>
               <w:left w:val="single" w:color="auto" w:sz="12" w:space="0"/>
               <w:bottom w:val="nil"/>
               <w:right w:val="nil"/>
             </w:tcBorders>
-            <w:noWrap w:val="0"/>
             <w:tcMar>
               <w:top w:w="60" w:type="dxa"/>
               <w:left w:w="120" w:type="dxa"/>
@@ -20584,14 +21011,13 @@
         </w:tc>
         <w:tc>
           <w:tcPr>
-            <w:tcW w:w="1849" w:type="dxa"/>
+            <w:tcW w:w="1991" w:type="dxa"/>
             <w:tcBorders>
               <w:top w:val="single" w:color="auto" w:sz="12" w:space="0"/>
               <w:left w:val="single" w:color="auto" w:sz="4" w:space="0"/>
               <w:bottom w:val="nil"/>
               <w:right w:val="nil"/>
             </w:tcBorders>
-            <w:noWrap w:val="0"/>
             <w:tcMar>
               <w:top w:w="60" w:type="dxa"/>
               <w:left w:w="120" w:type="dxa"/>
@@ -20634,14 +21060,13 @@
         </w:tc>
         <w:tc>
           <w:tcPr>
-            <w:tcW w:w="3520" w:type="dxa"/>
+            <w:tcW w:w="3791" w:type="dxa"/>
             <w:tcBorders>
               <w:top w:val="single" w:color="auto" w:sz="12" w:space="0"/>
               <w:left w:val="single" w:color="auto" w:sz="4" w:space="0"/>
               <w:bottom w:val="nil"/>
               <w:right w:val="nil"/>
             </w:tcBorders>
-            <w:noWrap w:val="0"/>
             <w:tcMar>
               <w:top w:w="60" w:type="dxa"/>
               <w:left w:w="120" w:type="dxa"/>
@@ -20684,14 +21109,13 @@
         </w:tc>
         <w:tc>
           <w:tcPr>
-            <w:tcW w:w="1662" w:type="dxa"/>
+            <w:tcW w:w="985" w:type="dxa"/>
             <w:tcBorders>
               <w:top w:val="single" w:color="auto" w:sz="12" w:space="0"/>
               <w:left w:val="single" w:color="auto" w:sz="4" w:space="0"/>
               <w:bottom w:val="nil"/>
               <w:right w:val="single" w:color="auto" w:sz="12" w:space="0"/>
             </w:tcBorders>
-            <w:noWrap w:val="0"/>
             <w:tcMar>
               <w:top w:w="60" w:type="dxa"/>
               <w:left w:w="120" w:type="dxa"/>
@@ -20736,12 +21160,12 @@
       <w:tr>
         <w:tblPrEx>
           <w:tblBorders>
-            <w:top w:val="none" w:color="DEE0E3" w:sz="0" w:space="0"/>
-            <w:left w:val="none" w:color="DEE0E3" w:sz="0" w:space="0"/>
-            <w:bottom w:val="none" w:color="DEE0E3" w:sz="0" w:space="0"/>
-            <w:right w:val="none" w:color="DEE0E3" w:sz="0" w:space="0"/>
-            <w:insideH w:val="none" w:color="DEE0E3" w:sz="0" w:space="0"/>
-            <w:insideV w:val="none" w:color="DEE0E3" w:sz="0" w:space="0"/>
+            <w:top w:val="none" w:color="auto" w:sz="0" w:space="0"/>
+            <w:left w:val="none" w:color="auto" w:sz="0" w:space="0"/>
+            <w:bottom w:val="none" w:color="auto" w:sz="0" w:space="0"/>
+            <w:right w:val="none" w:color="auto" w:sz="0" w:space="0"/>
+            <w:insideH w:val="none" w:color="auto" w:sz="0" w:space="0"/>
+            <w:insideV w:val="none" w:color="auto" w:sz="0" w:space="0"/>
           </w:tblBorders>
           <w:tblCellMar>
             <w:top w:w="0" w:type="dxa"/>
@@ -20756,14 +21180,13 @@
         </w:trPr>
         <w:tc>
           <w:tcPr>
-            <w:tcW w:w="1182" w:type="dxa"/>
+            <w:tcW w:w="1447" w:type="dxa"/>
             <w:tcBorders>
               <w:top w:val="single" w:color="auto" w:sz="4" w:space="0"/>
               <w:left w:val="single" w:color="auto" w:sz="12" w:space="0"/>
               <w:bottom w:val="nil"/>
               <w:right w:val="nil"/>
             </w:tcBorders>
-            <w:noWrap w:val="0"/>
             <w:tcMar>
               <w:top w:w="60" w:type="dxa"/>
               <w:left w:w="120" w:type="dxa"/>
@@ -20800,14 +21223,13 @@
         </w:tc>
         <w:tc>
           <w:tcPr>
-            <w:tcW w:w="1849" w:type="dxa"/>
+            <w:tcW w:w="1991" w:type="dxa"/>
             <w:tcBorders>
               <w:top w:val="single" w:color="auto" w:sz="4" w:space="0"/>
               <w:left w:val="single" w:color="auto" w:sz="4" w:space="0"/>
               <w:bottom w:val="nil"/>
               <w:right w:val="nil"/>
             </w:tcBorders>
-            <w:noWrap w:val="0"/>
             <w:tcMar>
               <w:top w:w="60" w:type="dxa"/>
               <w:left w:w="120" w:type="dxa"/>
@@ -20844,14 +21266,13 @@
         </w:tc>
         <w:tc>
           <w:tcPr>
-            <w:tcW w:w="3520" w:type="dxa"/>
+            <w:tcW w:w="3791" w:type="dxa"/>
             <w:tcBorders>
               <w:top w:val="single" w:color="auto" w:sz="4" w:space="0"/>
               <w:left w:val="single" w:color="auto" w:sz="4" w:space="0"/>
               <w:bottom w:val="nil"/>
               <w:right w:val="nil"/>
             </w:tcBorders>
-            <w:noWrap w:val="0"/>
             <w:tcMar>
               <w:top w:w="60" w:type="dxa"/>
               <w:left w:w="120" w:type="dxa"/>
@@ -20888,14 +21309,13 @@
         </w:tc>
         <w:tc>
           <w:tcPr>
-            <w:tcW w:w="1662" w:type="dxa"/>
+            <w:tcW w:w="985" w:type="dxa"/>
             <w:tcBorders>
               <w:top w:val="single" w:color="auto" w:sz="4" w:space="0"/>
               <w:left w:val="single" w:color="auto" w:sz="4" w:space="0"/>
               <w:bottom w:val="nil"/>
               <w:right w:val="single" w:color="auto" w:sz="12" w:space="0"/>
             </w:tcBorders>
-            <w:noWrap w:val="0"/>
             <w:tcMar>
               <w:top w:w="60" w:type="dxa"/>
               <w:left w:w="120" w:type="dxa"/>
@@ -20934,12 +21354,12 @@
       <w:tr>
         <w:tblPrEx>
           <w:tblBorders>
-            <w:top w:val="none" w:color="DEE0E3" w:sz="0" w:space="0"/>
-            <w:left w:val="none" w:color="DEE0E3" w:sz="0" w:space="0"/>
-            <w:bottom w:val="none" w:color="DEE0E3" w:sz="0" w:space="0"/>
-            <w:right w:val="none" w:color="DEE0E3" w:sz="0" w:space="0"/>
-            <w:insideH w:val="none" w:color="DEE0E3" w:sz="0" w:space="0"/>
-            <w:insideV w:val="none" w:color="DEE0E3" w:sz="0" w:space="0"/>
+            <w:top w:val="none" w:color="auto" w:sz="0" w:space="0"/>
+            <w:left w:val="none" w:color="auto" w:sz="0" w:space="0"/>
+            <w:bottom w:val="none" w:color="auto" w:sz="0" w:space="0"/>
+            <w:right w:val="none" w:color="auto" w:sz="0" w:space="0"/>
+            <w:insideH w:val="none" w:color="auto" w:sz="0" w:space="0"/>
+            <w:insideV w:val="none" w:color="auto" w:sz="0" w:space="0"/>
           </w:tblBorders>
           <w:tblCellMar>
             <w:top w:w="0" w:type="dxa"/>
@@ -20954,14 +21374,13 @@
         </w:trPr>
         <w:tc>
           <w:tcPr>
-            <w:tcW w:w="1182" w:type="dxa"/>
+            <w:tcW w:w="1447" w:type="dxa"/>
             <w:tcBorders>
               <w:top w:val="single" w:color="auto" w:sz="4" w:space="0"/>
               <w:left w:val="single" w:color="auto" w:sz="12" w:space="0"/>
               <w:bottom w:val="nil"/>
               <w:right w:val="nil"/>
             </w:tcBorders>
-            <w:noWrap w:val="0"/>
             <w:tcMar>
               <w:top w:w="60" w:type="dxa"/>
               <w:left w:w="120" w:type="dxa"/>
@@ -20998,14 +21417,13 @@
         </w:tc>
         <w:tc>
           <w:tcPr>
-            <w:tcW w:w="1849" w:type="dxa"/>
+            <w:tcW w:w="1991" w:type="dxa"/>
             <w:tcBorders>
               <w:top w:val="single" w:color="auto" w:sz="4" w:space="0"/>
               <w:left w:val="single" w:color="auto" w:sz="4" w:space="0"/>
               <w:bottom w:val="nil"/>
               <w:right w:val="nil"/>
             </w:tcBorders>
-            <w:noWrap w:val="0"/>
             <w:tcMar>
               <w:top w:w="60" w:type="dxa"/>
               <w:left w:w="120" w:type="dxa"/>
@@ -21042,14 +21460,13 @@
         </w:tc>
         <w:tc>
           <w:tcPr>
-            <w:tcW w:w="3520" w:type="dxa"/>
+            <w:tcW w:w="3791" w:type="dxa"/>
             <w:tcBorders>
               <w:top w:val="single" w:color="auto" w:sz="4" w:space="0"/>
               <w:left w:val="single" w:color="auto" w:sz="4" w:space="0"/>
               <w:bottom w:val="nil"/>
               <w:right w:val="nil"/>
             </w:tcBorders>
-            <w:noWrap w:val="0"/>
             <w:tcMar>
               <w:top w:w="60" w:type="dxa"/>
               <w:left w:w="120" w:type="dxa"/>
@@ -21086,14 +21503,13 @@
         </w:tc>
         <w:tc>
           <w:tcPr>
-            <w:tcW w:w="1662" w:type="dxa"/>
+            <w:tcW w:w="985" w:type="dxa"/>
             <w:tcBorders>
               <w:top w:val="single" w:color="auto" w:sz="4" w:space="0"/>
               <w:left w:val="single" w:color="auto" w:sz="4" w:space="0"/>
               <w:bottom w:val="nil"/>
               <w:right w:val="single" w:color="auto" w:sz="12" w:space="0"/>
             </w:tcBorders>
-            <w:noWrap w:val="0"/>
             <w:tcMar>
               <w:top w:w="60" w:type="dxa"/>
               <w:left w:w="120" w:type="dxa"/>
@@ -21132,12 +21548,12 @@
       <w:tr>
         <w:tblPrEx>
           <w:tblBorders>
-            <w:top w:val="none" w:color="DEE0E3" w:sz="0" w:space="0"/>
-            <w:left w:val="none" w:color="DEE0E3" w:sz="0" w:space="0"/>
-            <w:bottom w:val="none" w:color="DEE0E3" w:sz="0" w:space="0"/>
-            <w:right w:val="none" w:color="DEE0E3" w:sz="0" w:space="0"/>
-            <w:insideH w:val="none" w:color="DEE0E3" w:sz="0" w:space="0"/>
-            <w:insideV w:val="none" w:color="DEE0E3" w:sz="0" w:space="0"/>
+            <w:top w:val="none" w:color="auto" w:sz="0" w:space="0"/>
+            <w:left w:val="none" w:color="auto" w:sz="0" w:space="0"/>
+            <w:bottom w:val="none" w:color="auto" w:sz="0" w:space="0"/>
+            <w:right w:val="none" w:color="auto" w:sz="0" w:space="0"/>
+            <w:insideH w:val="none" w:color="auto" w:sz="0" w:space="0"/>
+            <w:insideV w:val="none" w:color="auto" w:sz="0" w:space="0"/>
           </w:tblBorders>
           <w:tblCellMar>
             <w:top w:w="0" w:type="dxa"/>
@@ -21152,14 +21568,13 @@
         </w:trPr>
         <w:tc>
           <w:tcPr>
-            <w:tcW w:w="1182" w:type="dxa"/>
+            <w:tcW w:w="1447" w:type="dxa"/>
             <w:tcBorders>
               <w:top w:val="single" w:color="auto" w:sz="4" w:space="0"/>
               <w:left w:val="single" w:color="auto" w:sz="12" w:space="0"/>
               <w:bottom w:val="nil"/>
               <w:right w:val="nil"/>
             </w:tcBorders>
-            <w:noWrap w:val="0"/>
             <w:tcMar>
               <w:top w:w="60" w:type="dxa"/>
               <w:left w:w="120" w:type="dxa"/>
@@ -21196,14 +21611,13 @@
         </w:tc>
         <w:tc>
           <w:tcPr>
-            <w:tcW w:w="1849" w:type="dxa"/>
+            <w:tcW w:w="1991" w:type="dxa"/>
             <w:tcBorders>
               <w:top w:val="single" w:color="auto" w:sz="4" w:space="0"/>
               <w:left w:val="single" w:color="auto" w:sz="4" w:space="0"/>
               <w:bottom w:val="nil"/>
               <w:right w:val="nil"/>
             </w:tcBorders>
-            <w:noWrap w:val="0"/>
             <w:tcMar>
               <w:top w:w="60" w:type="dxa"/>
               <w:left w:w="120" w:type="dxa"/>
@@ -21240,14 +21654,13 @@
         </w:tc>
         <w:tc>
           <w:tcPr>
-            <w:tcW w:w="3520" w:type="dxa"/>
+            <w:tcW w:w="3791" w:type="dxa"/>
             <w:tcBorders>
               <w:top w:val="single" w:color="auto" w:sz="4" w:space="0"/>
               <w:left w:val="single" w:color="auto" w:sz="4" w:space="0"/>
               <w:bottom w:val="nil"/>
               <w:right w:val="nil"/>
             </w:tcBorders>
-            <w:noWrap w:val="0"/>
             <w:tcMar>
               <w:top w:w="60" w:type="dxa"/>
               <w:left w:w="120" w:type="dxa"/>
@@ -21284,14 +21697,13 @@
         </w:tc>
         <w:tc>
           <w:tcPr>
-            <w:tcW w:w="1662" w:type="dxa"/>
+            <w:tcW w:w="985" w:type="dxa"/>
             <w:tcBorders>
               <w:top w:val="single" w:color="auto" w:sz="4" w:space="0"/>
               <w:left w:val="single" w:color="auto" w:sz="4" w:space="0"/>
               <w:bottom w:val="nil"/>
               <w:right w:val="single" w:color="auto" w:sz="12" w:space="0"/>
             </w:tcBorders>
-            <w:noWrap w:val="0"/>
             <w:tcMar>
               <w:top w:w="60" w:type="dxa"/>
               <w:left w:w="120" w:type="dxa"/>
@@ -21330,12 +21742,12 @@
       <w:tr>
         <w:tblPrEx>
           <w:tblBorders>
-            <w:top w:val="none" w:color="DEE0E3" w:sz="0" w:space="0"/>
-            <w:left w:val="none" w:color="DEE0E3" w:sz="0" w:space="0"/>
-            <w:bottom w:val="none" w:color="DEE0E3" w:sz="0" w:space="0"/>
-            <w:right w:val="none" w:color="DEE0E3" w:sz="0" w:space="0"/>
-            <w:insideH w:val="none" w:color="DEE0E3" w:sz="0" w:space="0"/>
-            <w:insideV w:val="none" w:color="DEE0E3" w:sz="0" w:space="0"/>
+            <w:top w:val="none" w:color="auto" w:sz="0" w:space="0"/>
+            <w:left w:val="none" w:color="auto" w:sz="0" w:space="0"/>
+            <w:bottom w:val="none" w:color="auto" w:sz="0" w:space="0"/>
+            <w:right w:val="none" w:color="auto" w:sz="0" w:space="0"/>
+            <w:insideH w:val="none" w:color="auto" w:sz="0" w:space="0"/>
+            <w:insideV w:val="none" w:color="auto" w:sz="0" w:space="0"/>
           </w:tblBorders>
           <w:tblCellMar>
             <w:top w:w="0" w:type="dxa"/>
@@ -21350,14 +21762,13 @@
         </w:trPr>
         <w:tc>
           <w:tcPr>
-            <w:tcW w:w="1182" w:type="dxa"/>
+            <w:tcW w:w="1447" w:type="dxa"/>
             <w:tcBorders>
               <w:top w:val="single" w:color="auto" w:sz="4" w:space="0"/>
               <w:left w:val="single" w:color="auto" w:sz="12" w:space="0"/>
               <w:bottom w:val="single" w:color="auto" w:sz="12" w:space="0"/>
               <w:right w:val="nil"/>
             </w:tcBorders>
-            <w:noWrap w:val="0"/>
             <w:tcMar>
               <w:top w:w="60" w:type="dxa"/>
               <w:left w:w="120" w:type="dxa"/>
@@ -21394,14 +21805,13 @@
         </w:tc>
         <w:tc>
           <w:tcPr>
-            <w:tcW w:w="1849" w:type="dxa"/>
+            <w:tcW w:w="1991" w:type="dxa"/>
             <w:tcBorders>
               <w:top w:val="single" w:color="auto" w:sz="4" w:space="0"/>
               <w:left w:val="single" w:color="auto" w:sz="4" w:space="0"/>
               <w:bottom w:val="single" w:color="auto" w:sz="12" w:space="0"/>
               <w:right w:val="nil"/>
             </w:tcBorders>
-            <w:noWrap w:val="0"/>
             <w:tcMar>
               <w:top w:w="60" w:type="dxa"/>
               <w:left w:w="120" w:type="dxa"/>
@@ -21438,14 +21848,13 @@
         </w:tc>
         <w:tc>
           <w:tcPr>
-            <w:tcW w:w="3520" w:type="dxa"/>
+            <w:tcW w:w="3791" w:type="dxa"/>
             <w:tcBorders>
               <w:top w:val="single" w:color="auto" w:sz="4" w:space="0"/>
               <w:left w:val="single" w:color="auto" w:sz="4" w:space="0"/>
               <w:bottom w:val="single" w:color="auto" w:sz="12" w:space="0"/>
               <w:right w:val="nil"/>
             </w:tcBorders>
-            <w:noWrap w:val="0"/>
             <w:tcMar>
               <w:top w:w="60" w:type="dxa"/>
               <w:left w:w="120" w:type="dxa"/>
@@ -21482,14 +21891,13 @@
         </w:tc>
         <w:tc>
           <w:tcPr>
-            <w:tcW w:w="1662" w:type="dxa"/>
+            <w:tcW w:w="985" w:type="dxa"/>
             <w:tcBorders>
               <w:top w:val="single" w:color="auto" w:sz="4" w:space="0"/>
               <w:left w:val="single" w:color="auto" w:sz="4" w:space="0"/>
               <w:bottom w:val="single" w:color="auto" w:sz="12" w:space="0"/>
               <w:right w:val="single" w:color="auto" w:sz="12" w:space="0"/>
             </w:tcBorders>
-            <w:noWrap w:val="0"/>
             <w:tcMar>
               <w:top w:w="60" w:type="dxa"/>
               <w:left w:w="120" w:type="dxa"/>
@@ -21548,7 +21956,7 @@
           <w:lang w:val="en-US" w:eastAsia="zh-CN"/>
         </w:rPr>
       </w:pPr>
-      <w:bookmarkStart w:id="46" w:name="_Toc14542"/>
+      <w:bookmarkStart w:id="45" w:name="_Toc3344"/>
       <w:r>
         <w:rPr>
           <w:rFonts w:hint="eastAsia"/>
@@ -21556,7 +21964,7 @@
         </w:rPr>
         <w:t>运维经费投入</w:t>
       </w:r>
-      <w:bookmarkEnd w:id="46"/>
+      <w:bookmarkEnd w:id="45"/>
     </w:p>
     <w:p>
       <w:pPr>
@@ -21968,6 +22376,7 @@
             <w:insideH w:val="single" w:color="auto" w:sz="4" w:space="0"/>
             <w:insideV w:val="single" w:color="auto" w:sz="4" w:space="0"/>
           </w:tblBorders>
+          <w:shd w:val="clear" w:color="auto" w:fill="auto"/>
           <w:tblCellMar>
             <w:top w:w="15" w:type="dxa"/>
             <w:left w:w="15" w:type="dxa"/>
@@ -22447,6 +22856,7 @@
             <w:insideH w:val="single" w:color="auto" w:sz="4" w:space="0"/>
             <w:insideV w:val="single" w:color="auto" w:sz="4" w:space="0"/>
           </w:tblBorders>
+          <w:shd w:val="clear" w:color="auto" w:fill="auto"/>
           <w:tblCellMar>
             <w:top w:w="15" w:type="dxa"/>
             <w:left w:w="15" w:type="dxa"/>
@@ -22685,6 +23095,7 @@
             <w:insideH w:val="single" w:color="auto" w:sz="4" w:space="0"/>
             <w:insideV w:val="single" w:color="auto" w:sz="4" w:space="0"/>
           </w:tblBorders>
+          <w:shd w:val="clear" w:color="auto" w:fill="auto"/>
           <w:tblCellMar>
             <w:top w:w="15" w:type="dxa"/>
             <w:left w:w="15" w:type="dxa"/>
@@ -22923,6 +23334,7 @@
             <w:insideH w:val="single" w:color="auto" w:sz="4" w:space="0"/>
             <w:insideV w:val="single" w:color="auto" w:sz="4" w:space="0"/>
           </w:tblBorders>
+          <w:shd w:val="clear" w:color="auto" w:fill="auto"/>
           <w:tblCellMar>
             <w:top w:w="15" w:type="dxa"/>
             <w:left w:w="15" w:type="dxa"/>
@@ -23164,6 +23576,7 @@
             <w:insideH w:val="single" w:color="auto" w:sz="4" w:space="0"/>
             <w:insideV w:val="single" w:color="auto" w:sz="4" w:space="0"/>
           </w:tblBorders>
+          <w:shd w:val="clear" w:color="auto" w:fill="auto"/>
           <w:tblCellMar>
             <w:top w:w="15" w:type="dxa"/>
             <w:left w:w="15" w:type="dxa"/>
@@ -23408,6 +23821,7 @@
             <w:insideH w:val="single" w:color="auto" w:sz="4" w:space="0"/>
             <w:insideV w:val="single" w:color="auto" w:sz="4" w:space="0"/>
           </w:tblBorders>
+          <w:shd w:val="clear" w:color="auto" w:fill="auto"/>
           <w:tblCellMar>
             <w:top w:w="15" w:type="dxa"/>
             <w:left w:w="15" w:type="dxa"/>
@@ -23669,7 +24083,7 @@
           <w:lang w:val="en-US" w:eastAsia="zh-CN"/>
         </w:rPr>
       </w:pPr>
-      <w:bookmarkStart w:id="47" w:name="_Toc20105"/>
+      <w:bookmarkStart w:id="46" w:name="_Toc23933"/>
       <w:r>
         <w:rPr>
           <w:rFonts w:hint="eastAsia"/>
@@ -23677,7 +24091,7 @@
         </w:rPr>
         <w:t>过程管理计划</w:t>
       </w:r>
-      <w:bookmarkEnd w:id="47"/>
+      <w:bookmarkEnd w:id="46"/>
     </w:p>
     <w:p>
       <w:pPr>
@@ -23688,7 +24102,7 @@
           <w:lang w:val="en-US" w:eastAsia="zh-CN"/>
         </w:rPr>
       </w:pPr>
-      <w:bookmarkStart w:id="48" w:name="_Toc13552"/>
+      <w:bookmarkStart w:id="47" w:name="_Toc16316"/>
       <w:r>
         <w:rPr>
           <w:rFonts w:hint="default"/>
@@ -23696,7 +24110,7 @@
         </w:rPr>
         <w:t>过程框架管理计划</w:t>
       </w:r>
-      <w:bookmarkEnd w:id="48"/>
+      <w:bookmarkEnd w:id="47"/>
     </w:p>
     <w:p>
       <w:pPr>
@@ -23737,7 +24151,7 @@
           <w:lang w:val="en-US" w:eastAsia="zh-CN"/>
         </w:rPr>
       </w:pPr>
-      <w:bookmarkStart w:id="49" w:name="_Toc17318"/>
+      <w:bookmarkStart w:id="48" w:name="_Toc11233"/>
       <w:r>
         <w:rPr>
           <w:rFonts w:hint="default"/>
@@ -23745,7 +24159,7 @@
         </w:rPr>
         <w:t>服务级别管理计划</w:t>
       </w:r>
-      <w:bookmarkEnd w:id="49"/>
+      <w:bookmarkEnd w:id="48"/>
     </w:p>
     <w:p>
       <w:pPr>
@@ -23786,7 +24200,7 @@
           <w:lang w:val="en-US" w:eastAsia="zh-CN"/>
         </w:rPr>
       </w:pPr>
-      <w:bookmarkStart w:id="50" w:name="_Toc26543"/>
+      <w:bookmarkStart w:id="49" w:name="_Toc18043"/>
       <w:r>
         <w:rPr>
           <w:rFonts w:hint="default"/>
@@ -23794,7 +24208,7 @@
         </w:rPr>
         <w:t>服务报告管理计划</w:t>
       </w:r>
-      <w:bookmarkEnd w:id="50"/>
+      <w:bookmarkEnd w:id="49"/>
     </w:p>
     <w:p>
       <w:pPr>
@@ -23835,7 +24249,7 @@
           <w:lang w:val="en-US" w:eastAsia="zh-CN"/>
         </w:rPr>
       </w:pPr>
-      <w:bookmarkStart w:id="51" w:name="_Toc2374"/>
+      <w:bookmarkStart w:id="50" w:name="_Toc21118"/>
       <w:r>
         <w:rPr>
           <w:rFonts w:hint="default"/>
@@ -23843,7 +24257,7 @@
         </w:rPr>
         <w:t>事件管理计划</w:t>
       </w:r>
-      <w:bookmarkEnd w:id="51"/>
+      <w:bookmarkEnd w:id="50"/>
     </w:p>
     <w:p>
       <w:pPr>
@@ -23884,7 +24298,7 @@
           <w:lang w:val="en-US" w:eastAsia="zh-CN"/>
         </w:rPr>
       </w:pPr>
-      <w:bookmarkStart w:id="52" w:name="_Toc16601"/>
+      <w:bookmarkStart w:id="51" w:name="_Toc28715"/>
       <w:r>
         <w:rPr>
           <w:rFonts w:hint="default"/>
@@ -23892,7 +24306,7 @@
         </w:rPr>
         <w:t>问题管理计划</w:t>
       </w:r>
-      <w:bookmarkEnd w:id="52"/>
+      <w:bookmarkEnd w:id="51"/>
     </w:p>
     <w:p>
       <w:pPr>
@@ -23933,7 +24347,7 @@
           <w:lang w:val="en-US" w:eastAsia="zh-CN"/>
         </w:rPr>
       </w:pPr>
-      <w:bookmarkStart w:id="53" w:name="_Toc13511"/>
+      <w:bookmarkStart w:id="52" w:name="_Toc4724"/>
       <w:r>
         <w:rPr>
           <w:rFonts w:hint="default"/>
@@ -23941,7 +24355,7 @@
         </w:rPr>
         <w:t>变更管理计划</w:t>
       </w:r>
-      <w:bookmarkEnd w:id="53"/>
+      <w:bookmarkEnd w:id="52"/>
     </w:p>
     <w:p>
       <w:pPr>
@@ -23982,7 +24396,7 @@
           <w:lang w:val="en-US" w:eastAsia="zh-CN"/>
         </w:rPr>
       </w:pPr>
-      <w:bookmarkStart w:id="54" w:name="_Toc31223"/>
+      <w:bookmarkStart w:id="53" w:name="_Toc14425"/>
       <w:r>
         <w:rPr>
           <w:rFonts w:hint="default"/>
@@ -23990,7 +24404,7 @@
         </w:rPr>
         <w:t>发布管理计划</w:t>
       </w:r>
-      <w:bookmarkEnd w:id="54"/>
+      <w:bookmarkEnd w:id="53"/>
     </w:p>
     <w:p>
       <w:pPr>
@@ -24038,7 +24452,7 @@
           <w:lang w:val="en-US" w:eastAsia="zh-CN"/>
         </w:rPr>
       </w:pPr>
-      <w:bookmarkStart w:id="55" w:name="_Toc13483"/>
+      <w:bookmarkStart w:id="54" w:name="_Toc25691"/>
       <w:r>
         <w:rPr>
           <w:rFonts w:hint="default"/>
@@ -24046,7 +24460,7 @@
         </w:rPr>
         <w:t>配置管理计划</w:t>
       </w:r>
-      <w:bookmarkEnd w:id="55"/>
+      <w:bookmarkEnd w:id="54"/>
     </w:p>
     <w:p>
       <w:pPr>
@@ -24087,7 +24501,7 @@
           <w:lang w:val="en-US" w:eastAsia="zh-CN"/>
         </w:rPr>
       </w:pPr>
-      <w:bookmarkStart w:id="56" w:name="_Toc24116"/>
+      <w:bookmarkStart w:id="55" w:name="_Toc31605"/>
       <w:r>
         <w:rPr>
           <w:rFonts w:hint="default"/>
@@ -24095,7 +24509,7 @@
         </w:rPr>
         <w:t>服务可用性和连续性管理计划</w:t>
       </w:r>
-      <w:bookmarkEnd w:id="56"/>
+      <w:bookmarkEnd w:id="55"/>
     </w:p>
     <w:p>
       <w:pPr>
@@ -24136,7 +24550,7 @@
           <w:lang w:val="en-US" w:eastAsia="zh-CN"/>
         </w:rPr>
       </w:pPr>
-      <w:bookmarkStart w:id="57" w:name="_Toc11097"/>
+      <w:bookmarkStart w:id="56" w:name="_Toc18482"/>
       <w:r>
         <w:rPr>
           <w:rFonts w:hint="default"/>
@@ -24144,7 +24558,7 @@
         </w:rPr>
         <w:t>容量管理计划</w:t>
       </w:r>
-      <w:bookmarkEnd w:id="57"/>
+      <w:bookmarkEnd w:id="56"/>
     </w:p>
     <w:p>
       <w:pPr>
@@ -24185,7 +24599,7 @@
           <w:lang w:val="en-US" w:eastAsia="zh-CN"/>
         </w:rPr>
       </w:pPr>
-      <w:bookmarkStart w:id="58" w:name="_Toc8864"/>
+      <w:bookmarkStart w:id="57" w:name="_Toc16783"/>
       <w:r>
         <w:rPr>
           <w:rFonts w:hint="default"/>
@@ -24193,7 +24607,7 @@
         </w:rPr>
         <w:t>信息安全管理计划</w:t>
       </w:r>
-      <w:bookmarkEnd w:id="58"/>
+      <w:bookmarkEnd w:id="57"/>
     </w:p>
     <w:p>
       <w:pPr>
@@ -24234,7 +24648,7 @@
           <w:lang w:val="en-US" w:eastAsia="zh-CN"/>
         </w:rPr>
       </w:pPr>
-      <w:bookmarkStart w:id="59" w:name="_Toc11482"/>
+      <w:bookmarkStart w:id="58" w:name="_Toc13741"/>
       <w:r>
         <w:rPr>
           <w:rFonts w:hint="default"/>
@@ -24242,7 +24656,7 @@
         </w:rPr>
         <w:t>交付管理计划</w:t>
       </w:r>
-      <w:bookmarkEnd w:id="59"/>
+      <w:bookmarkEnd w:id="58"/>
     </w:p>
     <w:p>
       <w:pPr>
@@ -24283,7 +24697,7 @@
           <w:lang w:val="en-US" w:eastAsia="zh-CN"/>
         </w:rPr>
       </w:pPr>
-      <w:bookmarkStart w:id="60" w:name="_Toc22890"/>
+      <w:bookmarkStart w:id="59" w:name="_Toc31710"/>
       <w:r>
         <w:rPr>
           <w:rFonts w:hint="default"/>
@@ -24291,7 +24705,7 @@
         </w:rPr>
         <w:t>应急管理计划</w:t>
       </w:r>
-      <w:bookmarkEnd w:id="60"/>
+      <w:bookmarkEnd w:id="59"/>
     </w:p>
     <w:p>
       <w:pPr>
@@ -24332,7 +24746,7 @@
           <w:lang w:val="en-US" w:eastAsia="zh-CN"/>
         </w:rPr>
       </w:pPr>
-      <w:bookmarkStart w:id="61" w:name="_Toc24492"/>
+      <w:bookmarkStart w:id="60" w:name="_Toc14363"/>
       <w:r>
         <w:rPr>
           <w:rFonts w:hint="default"/>
@@ -24340,7 +24754,7 @@
         </w:rPr>
         <w:t>质量管理计划</w:t>
       </w:r>
-      <w:bookmarkEnd w:id="61"/>
+      <w:bookmarkEnd w:id="60"/>
     </w:p>
     <w:p>
       <w:pPr>
@@ -24351,7 +24765,7 @@
           <w:lang w:val="en-US" w:eastAsia="zh-CN"/>
         </w:rPr>
       </w:pPr>
-      <w:bookmarkStart w:id="62" w:name="_Toc8197"/>
+      <w:bookmarkStart w:id="61" w:name="_Toc13221"/>
       <w:r>
         <w:rPr>
           <w:rFonts w:hint="default"/>
@@ -24359,7 +24773,7 @@
         </w:rPr>
         <w:t>内审</w:t>
       </w:r>
-      <w:bookmarkEnd w:id="62"/>
+      <w:bookmarkEnd w:id="61"/>
     </w:p>
     <w:p>
       <w:pPr>
@@ -24400,7 +24814,7 @@
           <w:lang w:val="en-US" w:eastAsia="zh-CN"/>
         </w:rPr>
       </w:pPr>
-      <w:bookmarkStart w:id="63" w:name="_Toc16593"/>
+      <w:bookmarkStart w:id="62" w:name="_Toc23090"/>
       <w:r>
         <w:rPr>
           <w:rFonts w:hint="default"/>
@@ -24408,7 +24822,7 @@
         </w:rPr>
         <w:t>管评</w:t>
       </w:r>
-      <w:bookmarkEnd w:id="63"/>
+      <w:bookmarkEnd w:id="62"/>
     </w:p>
     <w:p>
       <w:pPr>
@@ -24449,7 +24863,7 @@
           <w:lang w:val="en-US" w:eastAsia="zh-CN"/>
         </w:rPr>
       </w:pPr>
-      <w:bookmarkStart w:id="64" w:name="_Toc26450"/>
+      <w:bookmarkStart w:id="63" w:name="_Toc23866"/>
       <w:r>
         <w:rPr>
           <w:rFonts w:hint="default"/>
@@ -24457,7 +24871,7 @@
         </w:rPr>
         <w:t>客户满意度</w:t>
       </w:r>
-      <w:bookmarkEnd w:id="64"/>
+      <w:bookmarkEnd w:id="63"/>
     </w:p>
     <w:p>
       <w:pPr>
@@ -24512,7 +24926,6 @@
         </w:rPr>
       </w:pPr>
     </w:p>
-    <w:bookmarkEnd w:id="65"/>
     <w:sectPr>
       <w:headerReference r:id="rId5" w:type="default"/>
       <w:pgSz w:w="11906" w:h="16838"/>

--- a/3-能力管理/运行记录类文件/TXHS-03-08-2026年度运维服务能力管理计划.docx
+++ b/3-能力管理/运行记录类文件/TXHS-03-08-2026年度运维服务能力管理计划.docx
@@ -21,7 +21,7 @@
         <w:spacing w:before="3120" w:beforeLines="1000"/>
         <w:textAlignment w:val="baseline"/>
       </w:pPr>
-      <w:bookmarkStart w:id="0" w:name="_Toc3720"/>
+      <w:bookmarkStart w:id="0" w:name="_Toc4251"/>
       <w:r>
         <w:drawing>
           <wp:anchor distT="0" distB="0" distL="114300" distR="114300" simplePos="0" relativeHeight="251661312" behindDoc="1" locked="0" layoutInCell="1" allowOverlap="1">
@@ -211,7 +211,7 @@
         </w:rPr>
       </w:pPr>
       <w:bookmarkStart w:id="1" w:name="_Toc6604"/>
-      <w:bookmarkStart w:id="2" w:name="_Toc6707"/>
+      <w:bookmarkStart w:id="2" w:name="_Toc7156"/>
       <w:r>
         <w:rPr>
           <w:rFonts w:hint="eastAsia"/>
@@ -2107,24 +2107,12 @@
         <w:p>
           <w:pPr>
             <w:pStyle w:val="16"/>
-            <w:keepNext w:val="0"/>
-            <w:keepLines w:val="0"/>
-            <w:pageBreakBefore w:val="0"/>
-            <w:widowControl w:val="0"/>
             <w:tabs>
               <w:tab w:val="right" w:leader="dot" w:pos="8306"/>
             </w:tabs>
-            <w:kinsoku w:val="0"/>
-            <w:wordWrap/>
-            <w:overflowPunct/>
-            <w:topLinePunct w:val="0"/>
-            <w:autoSpaceDE w:val="0"/>
-            <w:autoSpaceDN w:val="0"/>
-            <w:bidi w:val="0"/>
-            <w:adjustRightInd w:val="0"/>
-            <w:snapToGrid w:val="0"/>
-            <w:textAlignment w:val="baseline"/>
           </w:pPr>
+          <w:bookmarkStart w:id="62" w:name="_GoBack"/>
+          <w:bookmarkEnd w:id="62"/>
           <w:r>
             <w:rPr>
               <w:rFonts w:hint="eastAsia" w:ascii="宋体" w:hAnsi="宋体" w:eastAsia="宋体" w:cs="宋体"/>
@@ -2161,7 +2149,7 @@
               <w:rFonts w:hint="eastAsia" w:ascii="宋体" w:hAnsi="宋体" w:eastAsia="宋体" w:cs="宋体"/>
               <w:szCs w:val="24"/>
             </w:rPr>
-            <w:instrText xml:space="preserve"> HYPERLINK \l _Toc3720 </w:instrText>
+            <w:instrText xml:space="preserve"> HYPERLINK \l _Toc4251 </w:instrText>
           </w:r>
           <w:r>
             <w:rPr>
@@ -2184,7 +2172,7 @@
             <w:fldChar w:fldCharType="begin"/>
           </w:r>
           <w:r>
-            <w:instrText xml:space="preserve"> PAGEREF _Toc3720 \h </w:instrText>
+            <w:instrText xml:space="preserve"> PAGEREF _Toc4251 \h </w:instrText>
           </w:r>
           <w:r>
             <w:fldChar w:fldCharType="separate"/>
@@ -2206,23 +2194,9 @@
         <w:p>
           <w:pPr>
             <w:pStyle w:val="16"/>
-            <w:keepNext w:val="0"/>
-            <w:keepLines w:val="0"/>
-            <w:pageBreakBefore w:val="0"/>
-            <w:widowControl w:val="0"/>
             <w:tabs>
               <w:tab w:val="right" w:leader="dot" w:pos="8306"/>
             </w:tabs>
-            <w:kinsoku w:val="0"/>
-            <w:wordWrap/>
-            <w:overflowPunct/>
-            <w:topLinePunct w:val="0"/>
-            <w:autoSpaceDE w:val="0"/>
-            <w:autoSpaceDN w:val="0"/>
-            <w:bidi w:val="0"/>
-            <w:adjustRightInd w:val="0"/>
-            <w:snapToGrid w:val="0"/>
-            <w:textAlignment w:val="baseline"/>
           </w:pPr>
           <w:r>
             <w:rPr>
@@ -2236,7 +2210,7 @@
               <w:rFonts w:hint="eastAsia" w:ascii="宋体" w:hAnsi="宋体" w:eastAsia="宋体" w:cs="宋体"/>
               <w:szCs w:val="24"/>
             </w:rPr>
-            <w:instrText xml:space="preserve"> HYPERLINK \l _Toc6707 </w:instrText>
+            <w:instrText xml:space="preserve"> HYPERLINK \l _Toc7156 </w:instrText>
           </w:r>
           <w:r>
             <w:rPr>
@@ -2259,7 +2233,7 @@
             <w:fldChar w:fldCharType="begin"/>
           </w:r>
           <w:r>
-            <w:instrText xml:space="preserve"> PAGEREF _Toc6707 \h </w:instrText>
+            <w:instrText xml:space="preserve"> PAGEREF _Toc7156 \h </w:instrText>
           </w:r>
           <w:r>
             <w:fldChar w:fldCharType="separate"/>
@@ -2281,23 +2255,9 @@
         <w:p>
           <w:pPr>
             <w:pStyle w:val="16"/>
-            <w:keepNext w:val="0"/>
-            <w:keepLines w:val="0"/>
-            <w:pageBreakBefore w:val="0"/>
-            <w:widowControl w:val="0"/>
             <w:tabs>
               <w:tab w:val="right" w:leader="dot" w:pos="8306"/>
             </w:tabs>
-            <w:kinsoku w:val="0"/>
-            <w:wordWrap/>
-            <w:overflowPunct/>
-            <w:topLinePunct w:val="0"/>
-            <w:autoSpaceDE w:val="0"/>
-            <w:autoSpaceDN w:val="0"/>
-            <w:bidi w:val="0"/>
-            <w:adjustRightInd w:val="0"/>
-            <w:snapToGrid w:val="0"/>
-            <w:textAlignment w:val="baseline"/>
           </w:pPr>
           <w:r>
             <w:rPr>
@@ -2311,7 +2271,7 @@
               <w:rFonts w:hint="eastAsia" w:ascii="宋体" w:hAnsi="宋体" w:eastAsia="宋体" w:cs="宋体"/>
               <w:szCs w:val="24"/>
             </w:rPr>
-            <w:instrText xml:space="preserve"> HYPERLINK \l _Toc30008 </w:instrText>
+            <w:instrText xml:space="preserve"> HYPERLINK \l _Toc9663 </w:instrText>
           </w:r>
           <w:r>
             <w:rPr>
@@ -2341,7 +2301,7 @@
             <w:fldChar w:fldCharType="begin"/>
           </w:r>
           <w:r>
-            <w:instrText xml:space="preserve"> PAGEREF _Toc30008 \h </w:instrText>
+            <w:instrText xml:space="preserve"> PAGEREF _Toc9663 \h </w:instrText>
           </w:r>
           <w:r>
             <w:fldChar w:fldCharType="separate"/>
@@ -2363,23 +2323,9 @@
         <w:p>
           <w:pPr>
             <w:pStyle w:val="17"/>
-            <w:keepNext w:val="0"/>
-            <w:keepLines w:val="0"/>
-            <w:pageBreakBefore w:val="0"/>
-            <w:widowControl w:val="0"/>
             <w:tabs>
               <w:tab w:val="right" w:leader="dot" w:pos="8306"/>
             </w:tabs>
-            <w:kinsoku w:val="0"/>
-            <w:wordWrap/>
-            <w:overflowPunct/>
-            <w:topLinePunct w:val="0"/>
-            <w:autoSpaceDE w:val="0"/>
-            <w:autoSpaceDN w:val="0"/>
-            <w:bidi w:val="0"/>
-            <w:adjustRightInd w:val="0"/>
-            <w:snapToGrid w:val="0"/>
-            <w:textAlignment w:val="baseline"/>
           </w:pPr>
           <w:r>
             <w:rPr>
@@ -2393,7 +2339,7 @@
               <w:rFonts w:hint="eastAsia" w:ascii="宋体" w:hAnsi="宋体" w:eastAsia="宋体" w:cs="宋体"/>
               <w:szCs w:val="24"/>
             </w:rPr>
-            <w:instrText xml:space="preserve"> HYPERLINK \l _Toc15242 </w:instrText>
+            <w:instrText xml:space="preserve"> HYPERLINK \l _Toc24457 </w:instrText>
           </w:r>
           <w:r>
             <w:rPr>
@@ -2423,7 +2369,7 @@
             <w:fldChar w:fldCharType="begin"/>
           </w:r>
           <w:r>
-            <w:instrText xml:space="preserve"> PAGEREF _Toc15242 \h </w:instrText>
+            <w:instrText xml:space="preserve"> PAGEREF _Toc24457 \h </w:instrText>
           </w:r>
           <w:r>
             <w:fldChar w:fldCharType="separate"/>
@@ -2445,23 +2391,9 @@
         <w:p>
           <w:pPr>
             <w:pStyle w:val="17"/>
-            <w:keepNext w:val="0"/>
-            <w:keepLines w:val="0"/>
-            <w:pageBreakBefore w:val="0"/>
-            <w:widowControl w:val="0"/>
             <w:tabs>
               <w:tab w:val="right" w:leader="dot" w:pos="8306"/>
             </w:tabs>
-            <w:kinsoku w:val="0"/>
-            <w:wordWrap/>
-            <w:overflowPunct/>
-            <w:topLinePunct w:val="0"/>
-            <w:autoSpaceDE w:val="0"/>
-            <w:autoSpaceDN w:val="0"/>
-            <w:bidi w:val="0"/>
-            <w:adjustRightInd w:val="0"/>
-            <w:snapToGrid w:val="0"/>
-            <w:textAlignment w:val="baseline"/>
           </w:pPr>
           <w:r>
             <w:rPr>
@@ -2475,7 +2407,7 @@
               <w:rFonts w:hint="eastAsia" w:ascii="宋体" w:hAnsi="宋体" w:eastAsia="宋体" w:cs="宋体"/>
               <w:szCs w:val="24"/>
             </w:rPr>
-            <w:instrText xml:space="preserve"> HYPERLINK \l _Toc11812 </w:instrText>
+            <w:instrText xml:space="preserve"> HYPERLINK \l _Toc23705 </w:instrText>
           </w:r>
           <w:r>
             <w:rPr>
@@ -2505,7 +2437,7 @@
             <w:fldChar w:fldCharType="begin"/>
           </w:r>
           <w:r>
-            <w:instrText xml:space="preserve"> PAGEREF _Toc11812 \h </w:instrText>
+            <w:instrText xml:space="preserve"> PAGEREF _Toc23705 \h </w:instrText>
           </w:r>
           <w:r>
             <w:fldChar w:fldCharType="separate"/>
@@ -2527,23 +2459,9 @@
         <w:p>
           <w:pPr>
             <w:pStyle w:val="17"/>
-            <w:keepNext w:val="0"/>
-            <w:keepLines w:val="0"/>
-            <w:pageBreakBefore w:val="0"/>
-            <w:widowControl w:val="0"/>
             <w:tabs>
               <w:tab w:val="right" w:leader="dot" w:pos="8306"/>
             </w:tabs>
-            <w:kinsoku w:val="0"/>
-            <w:wordWrap/>
-            <w:overflowPunct/>
-            <w:topLinePunct w:val="0"/>
-            <w:autoSpaceDE w:val="0"/>
-            <w:autoSpaceDN w:val="0"/>
-            <w:bidi w:val="0"/>
-            <w:adjustRightInd w:val="0"/>
-            <w:snapToGrid w:val="0"/>
-            <w:textAlignment w:val="baseline"/>
           </w:pPr>
           <w:r>
             <w:rPr>
@@ -2557,7 +2475,7 @@
               <w:rFonts w:hint="eastAsia" w:ascii="宋体" w:hAnsi="宋体" w:eastAsia="宋体" w:cs="宋体"/>
               <w:szCs w:val="24"/>
             </w:rPr>
-            <w:instrText xml:space="preserve"> HYPERLINK \l _Toc25232 </w:instrText>
+            <w:instrText xml:space="preserve"> HYPERLINK \l _Toc5712 </w:instrText>
           </w:r>
           <w:r>
             <w:rPr>
@@ -2587,7 +2505,7 @@
             <w:fldChar w:fldCharType="begin"/>
           </w:r>
           <w:r>
-            <w:instrText xml:space="preserve"> PAGEREF _Toc25232 \h </w:instrText>
+            <w:instrText xml:space="preserve"> PAGEREF _Toc5712 \h </w:instrText>
           </w:r>
           <w:r>
             <w:fldChar w:fldCharType="separate"/>
@@ -2609,23 +2527,9 @@
         <w:p>
           <w:pPr>
             <w:pStyle w:val="17"/>
-            <w:keepNext w:val="0"/>
-            <w:keepLines w:val="0"/>
-            <w:pageBreakBefore w:val="0"/>
-            <w:widowControl w:val="0"/>
             <w:tabs>
               <w:tab w:val="right" w:leader="dot" w:pos="8306"/>
             </w:tabs>
-            <w:kinsoku w:val="0"/>
-            <w:wordWrap/>
-            <w:overflowPunct/>
-            <w:topLinePunct w:val="0"/>
-            <w:autoSpaceDE w:val="0"/>
-            <w:autoSpaceDN w:val="0"/>
-            <w:bidi w:val="0"/>
-            <w:adjustRightInd w:val="0"/>
-            <w:snapToGrid w:val="0"/>
-            <w:textAlignment w:val="baseline"/>
           </w:pPr>
           <w:r>
             <w:rPr>
@@ -2639,7 +2543,7 @@
               <w:rFonts w:hint="eastAsia" w:ascii="宋体" w:hAnsi="宋体" w:eastAsia="宋体" w:cs="宋体"/>
               <w:szCs w:val="24"/>
             </w:rPr>
-            <w:instrText xml:space="preserve"> HYPERLINK \l _Toc18900 </w:instrText>
+            <w:instrText xml:space="preserve"> HYPERLINK \l _Toc1515 </w:instrText>
           </w:r>
           <w:r>
             <w:rPr>
@@ -2669,7 +2573,7 @@
             <w:fldChar w:fldCharType="begin"/>
           </w:r>
           <w:r>
-            <w:instrText xml:space="preserve"> PAGEREF _Toc18900 \h </w:instrText>
+            <w:instrText xml:space="preserve"> PAGEREF _Toc1515 \h </w:instrText>
           </w:r>
           <w:r>
             <w:fldChar w:fldCharType="separate"/>
@@ -2691,23 +2595,9 @@
         <w:p>
           <w:pPr>
             <w:pStyle w:val="13"/>
-            <w:keepNext w:val="0"/>
-            <w:keepLines w:val="0"/>
-            <w:pageBreakBefore w:val="0"/>
-            <w:widowControl w:val="0"/>
             <w:tabs>
               <w:tab w:val="right" w:leader="dot" w:pos="8306"/>
             </w:tabs>
-            <w:kinsoku w:val="0"/>
-            <w:wordWrap/>
-            <w:overflowPunct/>
-            <w:topLinePunct w:val="0"/>
-            <w:autoSpaceDE w:val="0"/>
-            <w:autoSpaceDN w:val="0"/>
-            <w:bidi w:val="0"/>
-            <w:adjustRightInd w:val="0"/>
-            <w:snapToGrid w:val="0"/>
-            <w:textAlignment w:val="baseline"/>
           </w:pPr>
           <w:r>
             <w:rPr>
@@ -2721,7 +2611,7 @@
               <w:rFonts w:hint="eastAsia" w:ascii="宋体" w:hAnsi="宋体" w:eastAsia="宋体" w:cs="宋体"/>
               <w:szCs w:val="24"/>
             </w:rPr>
-            <w:instrText xml:space="preserve"> HYPERLINK \l _Toc19172 </w:instrText>
+            <w:instrText xml:space="preserve"> HYPERLINK \l _Toc4742 </w:instrText>
           </w:r>
           <w:r>
             <w:rPr>
@@ -2751,7 +2641,7 @@
             <w:fldChar w:fldCharType="begin"/>
           </w:r>
           <w:r>
-            <w:instrText xml:space="preserve"> PAGEREF _Toc19172 \h </w:instrText>
+            <w:instrText xml:space="preserve"> PAGEREF _Toc4742 \h </w:instrText>
           </w:r>
           <w:r>
             <w:fldChar w:fldCharType="separate"/>
@@ -2773,23 +2663,9 @@
         <w:p>
           <w:pPr>
             <w:pStyle w:val="13"/>
-            <w:keepNext w:val="0"/>
-            <w:keepLines w:val="0"/>
-            <w:pageBreakBefore w:val="0"/>
-            <w:widowControl w:val="0"/>
             <w:tabs>
               <w:tab w:val="right" w:leader="dot" w:pos="8306"/>
             </w:tabs>
-            <w:kinsoku w:val="0"/>
-            <w:wordWrap/>
-            <w:overflowPunct/>
-            <w:topLinePunct w:val="0"/>
-            <w:autoSpaceDE w:val="0"/>
-            <w:autoSpaceDN w:val="0"/>
-            <w:bidi w:val="0"/>
-            <w:adjustRightInd w:val="0"/>
-            <w:snapToGrid w:val="0"/>
-            <w:textAlignment w:val="baseline"/>
           </w:pPr>
           <w:r>
             <w:rPr>
@@ -2803,7 +2679,7 @@
               <w:rFonts w:hint="eastAsia" w:ascii="宋体" w:hAnsi="宋体" w:eastAsia="宋体" w:cs="宋体"/>
               <w:szCs w:val="24"/>
             </w:rPr>
-            <w:instrText xml:space="preserve"> HYPERLINK \l _Toc5581 </w:instrText>
+            <w:instrText xml:space="preserve"> HYPERLINK \l _Toc1371 </w:instrText>
           </w:r>
           <w:r>
             <w:rPr>
@@ -2833,7 +2709,7 @@
             <w:fldChar w:fldCharType="begin"/>
           </w:r>
           <w:r>
-            <w:instrText xml:space="preserve"> PAGEREF _Toc5581 \h </w:instrText>
+            <w:instrText xml:space="preserve"> PAGEREF _Toc1371 \h </w:instrText>
           </w:r>
           <w:r>
             <w:fldChar w:fldCharType="separate"/>
@@ -2855,23 +2731,9 @@
         <w:p>
           <w:pPr>
             <w:pStyle w:val="16"/>
-            <w:keepNext w:val="0"/>
-            <w:keepLines w:val="0"/>
-            <w:pageBreakBefore w:val="0"/>
-            <w:widowControl w:val="0"/>
             <w:tabs>
               <w:tab w:val="right" w:leader="dot" w:pos="8306"/>
             </w:tabs>
-            <w:kinsoku w:val="0"/>
-            <w:wordWrap/>
-            <w:overflowPunct/>
-            <w:topLinePunct w:val="0"/>
-            <w:autoSpaceDE w:val="0"/>
-            <w:autoSpaceDN w:val="0"/>
-            <w:bidi w:val="0"/>
-            <w:adjustRightInd w:val="0"/>
-            <w:snapToGrid w:val="0"/>
-            <w:textAlignment w:val="baseline"/>
           </w:pPr>
           <w:r>
             <w:rPr>
@@ -2885,7 +2747,7 @@
               <w:rFonts w:hint="eastAsia" w:ascii="宋体" w:hAnsi="宋体" w:eastAsia="宋体" w:cs="宋体"/>
               <w:szCs w:val="24"/>
             </w:rPr>
-            <w:instrText xml:space="preserve"> HYPERLINK \l _Toc12981 </w:instrText>
+            <w:instrText xml:space="preserve"> HYPERLINK \l _Toc8730 </w:instrText>
           </w:r>
           <w:r>
             <w:rPr>
@@ -2915,7 +2777,7 @@
             <w:fldChar w:fldCharType="begin"/>
           </w:r>
           <w:r>
-            <w:instrText xml:space="preserve"> PAGEREF _Toc12981 \h </w:instrText>
+            <w:instrText xml:space="preserve"> PAGEREF _Toc8730 \h </w:instrText>
           </w:r>
           <w:r>
             <w:fldChar w:fldCharType="separate"/>
@@ -2937,23 +2799,9 @@
         <w:p>
           <w:pPr>
             <w:pStyle w:val="17"/>
-            <w:keepNext w:val="0"/>
-            <w:keepLines w:val="0"/>
-            <w:pageBreakBefore w:val="0"/>
-            <w:widowControl w:val="0"/>
             <w:tabs>
               <w:tab w:val="right" w:leader="dot" w:pos="8306"/>
             </w:tabs>
-            <w:kinsoku w:val="0"/>
-            <w:wordWrap/>
-            <w:overflowPunct/>
-            <w:topLinePunct w:val="0"/>
-            <w:autoSpaceDE w:val="0"/>
-            <w:autoSpaceDN w:val="0"/>
-            <w:bidi w:val="0"/>
-            <w:adjustRightInd w:val="0"/>
-            <w:snapToGrid w:val="0"/>
-            <w:textAlignment w:val="baseline"/>
           </w:pPr>
           <w:r>
             <w:rPr>
@@ -2967,7 +2815,7 @@
               <w:rFonts w:hint="eastAsia" w:ascii="宋体" w:hAnsi="宋体" w:eastAsia="宋体" w:cs="宋体"/>
               <w:szCs w:val="24"/>
             </w:rPr>
-            <w:instrText xml:space="preserve"> HYPERLINK \l _Toc27458 </w:instrText>
+            <w:instrText xml:space="preserve"> HYPERLINK \l _Toc28309 </w:instrText>
           </w:r>
           <w:r>
             <w:rPr>
@@ -2997,7 +2845,7 @@
             <w:fldChar w:fldCharType="begin"/>
           </w:r>
           <w:r>
-            <w:instrText xml:space="preserve"> PAGEREF _Toc27458 \h </w:instrText>
+            <w:instrText xml:space="preserve"> PAGEREF _Toc28309 \h </w:instrText>
           </w:r>
           <w:r>
             <w:fldChar w:fldCharType="separate"/>
@@ -3019,23 +2867,9 @@
         <w:p>
           <w:pPr>
             <w:pStyle w:val="13"/>
-            <w:keepNext w:val="0"/>
-            <w:keepLines w:val="0"/>
-            <w:pageBreakBefore w:val="0"/>
-            <w:widowControl w:val="0"/>
             <w:tabs>
               <w:tab w:val="right" w:leader="dot" w:pos="8306"/>
             </w:tabs>
-            <w:kinsoku w:val="0"/>
-            <w:wordWrap/>
-            <w:overflowPunct/>
-            <w:topLinePunct w:val="0"/>
-            <w:autoSpaceDE w:val="0"/>
-            <w:autoSpaceDN w:val="0"/>
-            <w:bidi w:val="0"/>
-            <w:adjustRightInd w:val="0"/>
-            <w:snapToGrid w:val="0"/>
-            <w:textAlignment w:val="baseline"/>
           </w:pPr>
           <w:r>
             <w:rPr>
@@ -3049,7 +2883,7 @@
               <w:rFonts w:hint="eastAsia" w:ascii="宋体" w:hAnsi="宋体" w:eastAsia="宋体" w:cs="宋体"/>
               <w:szCs w:val="24"/>
             </w:rPr>
-            <w:instrText xml:space="preserve"> HYPERLINK \l _Toc15169 </w:instrText>
+            <w:instrText xml:space="preserve"> HYPERLINK \l _Toc22961 </w:instrText>
           </w:r>
           <w:r>
             <w:rPr>
@@ -3079,7 +2913,7 @@
             <w:fldChar w:fldCharType="begin"/>
           </w:r>
           <w:r>
-            <w:instrText xml:space="preserve"> PAGEREF _Toc15169 \h </w:instrText>
+            <w:instrText xml:space="preserve"> PAGEREF _Toc22961 \h </w:instrText>
           </w:r>
           <w:r>
             <w:fldChar w:fldCharType="separate"/>
@@ -3101,23 +2935,9 @@
         <w:p>
           <w:pPr>
             <w:pStyle w:val="13"/>
-            <w:keepNext w:val="0"/>
-            <w:keepLines w:val="0"/>
-            <w:pageBreakBefore w:val="0"/>
-            <w:widowControl w:val="0"/>
             <w:tabs>
               <w:tab w:val="right" w:leader="dot" w:pos="8306"/>
             </w:tabs>
-            <w:kinsoku w:val="0"/>
-            <w:wordWrap/>
-            <w:overflowPunct/>
-            <w:topLinePunct w:val="0"/>
-            <w:autoSpaceDE w:val="0"/>
-            <w:autoSpaceDN w:val="0"/>
-            <w:bidi w:val="0"/>
-            <w:adjustRightInd w:val="0"/>
-            <w:snapToGrid w:val="0"/>
-            <w:textAlignment w:val="baseline"/>
           </w:pPr>
           <w:r>
             <w:rPr>
@@ -3131,7 +2951,7 @@
               <w:rFonts w:hint="eastAsia" w:ascii="宋体" w:hAnsi="宋体" w:eastAsia="宋体" w:cs="宋体"/>
               <w:szCs w:val="24"/>
             </w:rPr>
-            <w:instrText xml:space="preserve"> HYPERLINK \l _Toc10238 </w:instrText>
+            <w:instrText xml:space="preserve"> HYPERLINK \l _Toc15526 </w:instrText>
           </w:r>
           <w:r>
             <w:rPr>
@@ -3161,7 +2981,7 @@
             <w:fldChar w:fldCharType="begin"/>
           </w:r>
           <w:r>
-            <w:instrText xml:space="preserve"> PAGEREF _Toc10238 \h </w:instrText>
+            <w:instrText xml:space="preserve"> PAGEREF _Toc15526 \h </w:instrText>
           </w:r>
           <w:r>
             <w:fldChar w:fldCharType="separate"/>
@@ -3183,23 +3003,9 @@
         <w:p>
           <w:pPr>
             <w:pStyle w:val="13"/>
-            <w:keepNext w:val="0"/>
-            <w:keepLines w:val="0"/>
-            <w:pageBreakBefore w:val="0"/>
-            <w:widowControl w:val="0"/>
             <w:tabs>
               <w:tab w:val="right" w:leader="dot" w:pos="8306"/>
             </w:tabs>
-            <w:kinsoku w:val="0"/>
-            <w:wordWrap/>
-            <w:overflowPunct/>
-            <w:topLinePunct w:val="0"/>
-            <w:autoSpaceDE w:val="0"/>
-            <w:autoSpaceDN w:val="0"/>
-            <w:bidi w:val="0"/>
-            <w:adjustRightInd w:val="0"/>
-            <w:snapToGrid w:val="0"/>
-            <w:textAlignment w:val="baseline"/>
           </w:pPr>
           <w:r>
             <w:rPr>
@@ -3213,7 +3019,7 @@
               <w:rFonts w:hint="eastAsia" w:ascii="宋体" w:hAnsi="宋体" w:eastAsia="宋体" w:cs="宋体"/>
               <w:szCs w:val="24"/>
             </w:rPr>
-            <w:instrText xml:space="preserve"> HYPERLINK \l _Toc11907 </w:instrText>
+            <w:instrText xml:space="preserve"> HYPERLINK \l _Toc9496 </w:instrText>
           </w:r>
           <w:r>
             <w:rPr>
@@ -3243,7 +3049,7 @@
             <w:fldChar w:fldCharType="begin"/>
           </w:r>
           <w:r>
-            <w:instrText xml:space="preserve"> PAGEREF _Toc11907 \h </w:instrText>
+            <w:instrText xml:space="preserve"> PAGEREF _Toc9496 \h </w:instrText>
           </w:r>
           <w:r>
             <w:fldChar w:fldCharType="separate"/>
@@ -3265,23 +3071,9 @@
         <w:p>
           <w:pPr>
             <w:pStyle w:val="13"/>
-            <w:keepNext w:val="0"/>
-            <w:keepLines w:val="0"/>
-            <w:pageBreakBefore w:val="0"/>
-            <w:widowControl w:val="0"/>
             <w:tabs>
               <w:tab w:val="right" w:leader="dot" w:pos="8306"/>
             </w:tabs>
-            <w:kinsoku w:val="0"/>
-            <w:wordWrap/>
-            <w:overflowPunct/>
-            <w:topLinePunct w:val="0"/>
-            <w:autoSpaceDE w:val="0"/>
-            <w:autoSpaceDN w:val="0"/>
-            <w:bidi w:val="0"/>
-            <w:adjustRightInd w:val="0"/>
-            <w:snapToGrid w:val="0"/>
-            <w:textAlignment w:val="baseline"/>
           </w:pPr>
           <w:r>
             <w:rPr>
@@ -3295,7 +3087,7 @@
               <w:rFonts w:hint="eastAsia" w:ascii="宋体" w:hAnsi="宋体" w:eastAsia="宋体" w:cs="宋体"/>
               <w:szCs w:val="24"/>
             </w:rPr>
-            <w:instrText xml:space="preserve"> HYPERLINK \l _Toc19440 </w:instrText>
+            <w:instrText xml:space="preserve"> HYPERLINK \l _Toc32059 </w:instrText>
           </w:r>
           <w:r>
             <w:rPr>
@@ -3325,7 +3117,7 @@
             <w:fldChar w:fldCharType="begin"/>
           </w:r>
           <w:r>
-            <w:instrText xml:space="preserve"> PAGEREF _Toc19440 \h </w:instrText>
+            <w:instrText xml:space="preserve"> PAGEREF _Toc32059 \h </w:instrText>
           </w:r>
           <w:r>
             <w:fldChar w:fldCharType="separate"/>
@@ -3347,23 +3139,9 @@
         <w:p>
           <w:pPr>
             <w:pStyle w:val="13"/>
-            <w:keepNext w:val="0"/>
-            <w:keepLines w:val="0"/>
-            <w:pageBreakBefore w:val="0"/>
-            <w:widowControl w:val="0"/>
             <w:tabs>
               <w:tab w:val="right" w:leader="dot" w:pos="8306"/>
             </w:tabs>
-            <w:kinsoku w:val="0"/>
-            <w:wordWrap/>
-            <w:overflowPunct/>
-            <w:topLinePunct w:val="0"/>
-            <w:autoSpaceDE w:val="0"/>
-            <w:autoSpaceDN w:val="0"/>
-            <w:bidi w:val="0"/>
-            <w:adjustRightInd w:val="0"/>
-            <w:snapToGrid w:val="0"/>
-            <w:textAlignment w:val="baseline"/>
           </w:pPr>
           <w:r>
             <w:rPr>
@@ -3377,7 +3155,7 @@
               <w:rFonts w:hint="eastAsia" w:ascii="宋体" w:hAnsi="宋体" w:eastAsia="宋体" w:cs="宋体"/>
               <w:szCs w:val="24"/>
             </w:rPr>
-            <w:instrText xml:space="preserve"> HYPERLINK \l _Toc23334 </w:instrText>
+            <w:instrText xml:space="preserve"> HYPERLINK \l _Toc12314 </w:instrText>
           </w:r>
           <w:r>
             <w:rPr>
@@ -3407,7 +3185,7 @@
             <w:fldChar w:fldCharType="begin"/>
           </w:r>
           <w:r>
-            <w:instrText xml:space="preserve"> PAGEREF _Toc23334 \h </w:instrText>
+            <w:instrText xml:space="preserve"> PAGEREF _Toc12314 \h </w:instrText>
           </w:r>
           <w:r>
             <w:fldChar w:fldCharType="separate"/>
@@ -3429,23 +3207,9 @@
         <w:p>
           <w:pPr>
             <w:pStyle w:val="13"/>
-            <w:keepNext w:val="0"/>
-            <w:keepLines w:val="0"/>
-            <w:pageBreakBefore w:val="0"/>
-            <w:widowControl w:val="0"/>
             <w:tabs>
               <w:tab w:val="right" w:leader="dot" w:pos="8306"/>
             </w:tabs>
-            <w:kinsoku w:val="0"/>
-            <w:wordWrap/>
-            <w:overflowPunct/>
-            <w:topLinePunct w:val="0"/>
-            <w:autoSpaceDE w:val="0"/>
-            <w:autoSpaceDN w:val="0"/>
-            <w:bidi w:val="0"/>
-            <w:adjustRightInd w:val="0"/>
-            <w:snapToGrid w:val="0"/>
-            <w:textAlignment w:val="baseline"/>
           </w:pPr>
           <w:r>
             <w:rPr>
@@ -3459,7 +3223,7 @@
               <w:rFonts w:hint="eastAsia" w:ascii="宋体" w:hAnsi="宋体" w:eastAsia="宋体" w:cs="宋体"/>
               <w:szCs w:val="24"/>
             </w:rPr>
-            <w:instrText xml:space="preserve"> HYPERLINK \l _Toc18368 </w:instrText>
+            <w:instrText xml:space="preserve"> HYPERLINK \l _Toc22167 </w:instrText>
           </w:r>
           <w:r>
             <w:rPr>
@@ -3480,7 +3244,7 @@
               <w:rFonts w:hint="eastAsia"/>
               <w:lang w:val="en-US" w:eastAsia="zh-CN"/>
             </w:rPr>
-            <w:t>人员技能评定管理计划</w:t>
+            <w:t>人员能力评价管理计划</w:t>
           </w:r>
           <w:r>
             <w:tab/>
@@ -3489,7 +3253,7 @@
             <w:fldChar w:fldCharType="begin"/>
           </w:r>
           <w:r>
-            <w:instrText xml:space="preserve"> PAGEREF _Toc18368 \h </w:instrText>
+            <w:instrText xml:space="preserve"> PAGEREF _Toc22167 \h </w:instrText>
           </w:r>
           <w:r>
             <w:fldChar w:fldCharType="separate"/>
@@ -3511,23 +3275,9 @@
         <w:p>
           <w:pPr>
             <w:pStyle w:val="17"/>
-            <w:keepNext w:val="0"/>
-            <w:keepLines w:val="0"/>
-            <w:pageBreakBefore w:val="0"/>
-            <w:widowControl w:val="0"/>
             <w:tabs>
               <w:tab w:val="right" w:leader="dot" w:pos="8306"/>
             </w:tabs>
-            <w:kinsoku w:val="0"/>
-            <w:wordWrap/>
-            <w:overflowPunct/>
-            <w:topLinePunct w:val="0"/>
-            <w:autoSpaceDE w:val="0"/>
-            <w:autoSpaceDN w:val="0"/>
-            <w:bidi w:val="0"/>
-            <w:adjustRightInd w:val="0"/>
-            <w:snapToGrid w:val="0"/>
-            <w:textAlignment w:val="baseline"/>
           </w:pPr>
           <w:r>
             <w:rPr>
@@ -3541,7 +3291,7 @@
               <w:rFonts w:hint="eastAsia" w:ascii="宋体" w:hAnsi="宋体" w:eastAsia="宋体" w:cs="宋体"/>
               <w:szCs w:val="24"/>
             </w:rPr>
-            <w:instrText xml:space="preserve"> HYPERLINK \l _Toc305 </w:instrText>
+            <w:instrText xml:space="preserve"> HYPERLINK \l _Toc4868 </w:instrText>
           </w:r>
           <w:r>
             <w:rPr>
@@ -3571,7 +3321,7 @@
             <w:fldChar w:fldCharType="begin"/>
           </w:r>
           <w:r>
-            <w:instrText xml:space="preserve"> PAGEREF _Toc305 \h </w:instrText>
+            <w:instrText xml:space="preserve"> PAGEREF _Toc4868 \h </w:instrText>
           </w:r>
           <w:r>
             <w:fldChar w:fldCharType="separate"/>
@@ -3593,23 +3343,9 @@
         <w:p>
           <w:pPr>
             <w:pStyle w:val="13"/>
-            <w:keepNext w:val="0"/>
-            <w:keepLines w:val="0"/>
-            <w:pageBreakBefore w:val="0"/>
-            <w:widowControl w:val="0"/>
             <w:tabs>
               <w:tab w:val="right" w:leader="dot" w:pos="8306"/>
             </w:tabs>
-            <w:kinsoku w:val="0"/>
-            <w:wordWrap/>
-            <w:overflowPunct/>
-            <w:topLinePunct w:val="0"/>
-            <w:autoSpaceDE w:val="0"/>
-            <w:autoSpaceDN w:val="0"/>
-            <w:bidi w:val="0"/>
-            <w:adjustRightInd w:val="0"/>
-            <w:snapToGrid w:val="0"/>
-            <w:textAlignment w:val="baseline"/>
           </w:pPr>
           <w:r>
             <w:rPr>
@@ -3623,7 +3359,7 @@
               <w:rFonts w:hint="eastAsia" w:ascii="宋体" w:hAnsi="宋体" w:eastAsia="宋体" w:cs="宋体"/>
               <w:szCs w:val="24"/>
             </w:rPr>
-            <w:instrText xml:space="preserve"> HYPERLINK \l _Toc11599 </w:instrText>
+            <w:instrText xml:space="preserve"> HYPERLINK \l _Toc18049 </w:instrText>
           </w:r>
           <w:r>
             <w:rPr>
@@ -3653,7 +3389,7 @@
             <w:fldChar w:fldCharType="begin"/>
           </w:r>
           <w:r>
-            <w:instrText xml:space="preserve"> PAGEREF _Toc11599 \h </w:instrText>
+            <w:instrText xml:space="preserve"> PAGEREF _Toc18049 \h </w:instrText>
           </w:r>
           <w:r>
             <w:fldChar w:fldCharType="separate"/>
@@ -3675,23 +3411,9 @@
         <w:p>
           <w:pPr>
             <w:pStyle w:val="13"/>
-            <w:keepNext w:val="0"/>
-            <w:keepLines w:val="0"/>
-            <w:pageBreakBefore w:val="0"/>
-            <w:widowControl w:val="0"/>
             <w:tabs>
               <w:tab w:val="right" w:leader="dot" w:pos="8306"/>
             </w:tabs>
-            <w:kinsoku w:val="0"/>
-            <w:wordWrap/>
-            <w:overflowPunct/>
-            <w:topLinePunct w:val="0"/>
-            <w:autoSpaceDE w:val="0"/>
-            <w:autoSpaceDN w:val="0"/>
-            <w:bidi w:val="0"/>
-            <w:adjustRightInd w:val="0"/>
-            <w:snapToGrid w:val="0"/>
-            <w:textAlignment w:val="baseline"/>
           </w:pPr>
           <w:r>
             <w:rPr>
@@ -3705,7 +3427,7 @@
               <w:rFonts w:hint="eastAsia" w:ascii="宋体" w:hAnsi="宋体" w:eastAsia="宋体" w:cs="宋体"/>
               <w:szCs w:val="24"/>
             </w:rPr>
-            <w:instrText xml:space="preserve"> HYPERLINK \l _Toc23827 </w:instrText>
+            <w:instrText xml:space="preserve"> HYPERLINK \l _Toc18537 </w:instrText>
           </w:r>
           <w:r>
             <w:rPr>
@@ -3735,7 +3457,7 @@
             <w:fldChar w:fldCharType="begin"/>
           </w:r>
           <w:r>
-            <w:instrText xml:space="preserve"> PAGEREF _Toc23827 \h </w:instrText>
+            <w:instrText xml:space="preserve"> PAGEREF _Toc18537 \h </w:instrText>
           </w:r>
           <w:r>
             <w:fldChar w:fldCharType="separate"/>
@@ -3757,23 +3479,9 @@
         <w:p>
           <w:pPr>
             <w:pStyle w:val="13"/>
-            <w:keepNext w:val="0"/>
-            <w:keepLines w:val="0"/>
-            <w:pageBreakBefore w:val="0"/>
-            <w:widowControl w:val="0"/>
             <w:tabs>
               <w:tab w:val="right" w:leader="dot" w:pos="8306"/>
             </w:tabs>
-            <w:kinsoku w:val="0"/>
-            <w:wordWrap/>
-            <w:overflowPunct/>
-            <w:topLinePunct w:val="0"/>
-            <w:autoSpaceDE w:val="0"/>
-            <w:autoSpaceDN w:val="0"/>
-            <w:bidi w:val="0"/>
-            <w:adjustRightInd w:val="0"/>
-            <w:snapToGrid w:val="0"/>
-            <w:textAlignment w:val="baseline"/>
           </w:pPr>
           <w:r>
             <w:rPr>
@@ -3787,7 +3495,7 @@
               <w:rFonts w:hint="eastAsia" w:ascii="宋体" w:hAnsi="宋体" w:eastAsia="宋体" w:cs="宋体"/>
               <w:szCs w:val="24"/>
             </w:rPr>
-            <w:instrText xml:space="preserve"> HYPERLINK \l _Toc14622 </w:instrText>
+            <w:instrText xml:space="preserve"> HYPERLINK \l _Toc10630 </w:instrText>
           </w:r>
           <w:r>
             <w:rPr>
@@ -3817,7 +3525,7 @@
             <w:fldChar w:fldCharType="begin"/>
           </w:r>
           <w:r>
-            <w:instrText xml:space="preserve"> PAGEREF _Toc14622 \h </w:instrText>
+            <w:instrText xml:space="preserve"> PAGEREF _Toc10630 \h </w:instrText>
           </w:r>
           <w:r>
             <w:fldChar w:fldCharType="separate"/>
@@ -3839,23 +3547,9 @@
         <w:p>
           <w:pPr>
             <w:pStyle w:val="13"/>
-            <w:keepNext w:val="0"/>
-            <w:keepLines w:val="0"/>
-            <w:pageBreakBefore w:val="0"/>
-            <w:widowControl w:val="0"/>
             <w:tabs>
               <w:tab w:val="right" w:leader="dot" w:pos="8306"/>
             </w:tabs>
-            <w:kinsoku w:val="0"/>
-            <w:wordWrap/>
-            <w:overflowPunct/>
-            <w:topLinePunct w:val="0"/>
-            <w:autoSpaceDE w:val="0"/>
-            <w:autoSpaceDN w:val="0"/>
-            <w:bidi w:val="0"/>
-            <w:adjustRightInd w:val="0"/>
-            <w:snapToGrid w:val="0"/>
-            <w:textAlignment w:val="baseline"/>
           </w:pPr>
           <w:r>
             <w:rPr>
@@ -3869,7 +3563,7 @@
               <w:rFonts w:hint="eastAsia" w:ascii="宋体" w:hAnsi="宋体" w:eastAsia="宋体" w:cs="宋体"/>
               <w:szCs w:val="24"/>
             </w:rPr>
-            <w:instrText xml:space="preserve"> HYPERLINK \l _Toc3052 </w:instrText>
+            <w:instrText xml:space="preserve"> HYPERLINK \l _Toc24032 </w:instrText>
           </w:r>
           <w:r>
             <w:rPr>
@@ -3899,7 +3593,7 @@
             <w:fldChar w:fldCharType="begin"/>
           </w:r>
           <w:r>
-            <w:instrText xml:space="preserve"> PAGEREF _Toc3052 \h </w:instrText>
+            <w:instrText xml:space="preserve"> PAGEREF _Toc24032 \h </w:instrText>
           </w:r>
           <w:r>
             <w:fldChar w:fldCharType="separate"/>
@@ -3921,23 +3615,9 @@
         <w:p>
           <w:pPr>
             <w:pStyle w:val="13"/>
-            <w:keepNext w:val="0"/>
-            <w:keepLines w:val="0"/>
-            <w:pageBreakBefore w:val="0"/>
-            <w:widowControl w:val="0"/>
             <w:tabs>
               <w:tab w:val="right" w:leader="dot" w:pos="8306"/>
             </w:tabs>
-            <w:kinsoku w:val="0"/>
-            <w:wordWrap/>
-            <w:overflowPunct/>
-            <w:topLinePunct w:val="0"/>
-            <w:autoSpaceDE w:val="0"/>
-            <w:autoSpaceDN w:val="0"/>
-            <w:bidi w:val="0"/>
-            <w:adjustRightInd w:val="0"/>
-            <w:snapToGrid w:val="0"/>
-            <w:textAlignment w:val="baseline"/>
           </w:pPr>
           <w:r>
             <w:rPr>
@@ -3951,7 +3631,7 @@
               <w:rFonts w:hint="eastAsia" w:ascii="宋体" w:hAnsi="宋体" w:eastAsia="宋体" w:cs="宋体"/>
               <w:szCs w:val="24"/>
             </w:rPr>
-            <w:instrText xml:space="preserve"> HYPERLINK \l _Toc9186 </w:instrText>
+            <w:instrText xml:space="preserve"> HYPERLINK \l _Toc21809 </w:instrText>
           </w:r>
           <w:r>
             <w:rPr>
@@ -3981,7 +3661,7 @@
             <w:fldChar w:fldCharType="begin"/>
           </w:r>
           <w:r>
-            <w:instrText xml:space="preserve"> PAGEREF _Toc9186 \h </w:instrText>
+            <w:instrText xml:space="preserve"> PAGEREF _Toc21809 \h </w:instrText>
           </w:r>
           <w:r>
             <w:fldChar w:fldCharType="separate"/>
@@ -4003,23 +3683,9 @@
         <w:p>
           <w:pPr>
             <w:pStyle w:val="13"/>
-            <w:keepNext w:val="0"/>
-            <w:keepLines w:val="0"/>
-            <w:pageBreakBefore w:val="0"/>
-            <w:widowControl w:val="0"/>
             <w:tabs>
               <w:tab w:val="right" w:leader="dot" w:pos="8306"/>
             </w:tabs>
-            <w:kinsoku w:val="0"/>
-            <w:wordWrap/>
-            <w:overflowPunct/>
-            <w:topLinePunct w:val="0"/>
-            <w:autoSpaceDE w:val="0"/>
-            <w:autoSpaceDN w:val="0"/>
-            <w:bidi w:val="0"/>
-            <w:adjustRightInd w:val="0"/>
-            <w:snapToGrid w:val="0"/>
-            <w:textAlignment w:val="baseline"/>
           </w:pPr>
           <w:r>
             <w:rPr>
@@ -4033,7 +3699,7 @@
               <w:rFonts w:hint="eastAsia" w:ascii="宋体" w:hAnsi="宋体" w:eastAsia="宋体" w:cs="宋体"/>
               <w:szCs w:val="24"/>
             </w:rPr>
-            <w:instrText xml:space="preserve"> HYPERLINK \l _Toc6989 </w:instrText>
+            <w:instrText xml:space="preserve"> HYPERLINK \l _Toc8144 </w:instrText>
           </w:r>
           <w:r>
             <w:rPr>
@@ -4063,13 +3729,13 @@
             <w:fldChar w:fldCharType="begin"/>
           </w:r>
           <w:r>
-            <w:instrText xml:space="preserve"> PAGEREF _Toc6989 \h </w:instrText>
+            <w:instrText xml:space="preserve"> PAGEREF _Toc8144 \h </w:instrText>
           </w:r>
           <w:r>
             <w:fldChar w:fldCharType="separate"/>
           </w:r>
           <w:r>
-            <w:t>10</w:t>
+            <w:t>9</w:t>
           </w:r>
           <w:r>
             <w:fldChar w:fldCharType="end"/>
@@ -4085,23 +3751,9 @@
         <w:p>
           <w:pPr>
             <w:pStyle w:val="17"/>
-            <w:keepNext w:val="0"/>
-            <w:keepLines w:val="0"/>
-            <w:pageBreakBefore w:val="0"/>
-            <w:widowControl w:val="0"/>
             <w:tabs>
               <w:tab w:val="right" w:leader="dot" w:pos="8306"/>
             </w:tabs>
-            <w:kinsoku w:val="0"/>
-            <w:wordWrap/>
-            <w:overflowPunct/>
-            <w:topLinePunct w:val="0"/>
-            <w:autoSpaceDE w:val="0"/>
-            <w:autoSpaceDN w:val="0"/>
-            <w:bidi w:val="0"/>
-            <w:adjustRightInd w:val="0"/>
-            <w:snapToGrid w:val="0"/>
-            <w:textAlignment w:val="baseline"/>
           </w:pPr>
           <w:r>
             <w:rPr>
@@ -4115,7 +3767,7 @@
               <w:rFonts w:hint="eastAsia" w:ascii="宋体" w:hAnsi="宋体" w:eastAsia="宋体" w:cs="宋体"/>
               <w:szCs w:val="24"/>
             </w:rPr>
-            <w:instrText xml:space="preserve"> HYPERLINK \l _Toc26072 </w:instrText>
+            <w:instrText xml:space="preserve"> HYPERLINK \l _Toc9519 </w:instrText>
           </w:r>
           <w:r>
             <w:rPr>
@@ -4145,7 +3797,7 @@
             <w:fldChar w:fldCharType="begin"/>
           </w:r>
           <w:r>
-            <w:instrText xml:space="preserve"> PAGEREF _Toc26072 \h </w:instrText>
+            <w:instrText xml:space="preserve"> PAGEREF _Toc9519 \h </w:instrText>
           </w:r>
           <w:r>
             <w:fldChar w:fldCharType="separate"/>
@@ -4167,23 +3819,9 @@
         <w:p>
           <w:pPr>
             <w:pStyle w:val="13"/>
-            <w:keepNext w:val="0"/>
-            <w:keepLines w:val="0"/>
-            <w:pageBreakBefore w:val="0"/>
-            <w:widowControl w:val="0"/>
             <w:tabs>
               <w:tab w:val="right" w:leader="dot" w:pos="8306"/>
             </w:tabs>
-            <w:kinsoku w:val="0"/>
-            <w:wordWrap/>
-            <w:overflowPunct/>
-            <w:topLinePunct w:val="0"/>
-            <w:autoSpaceDE w:val="0"/>
-            <w:autoSpaceDN w:val="0"/>
-            <w:bidi w:val="0"/>
-            <w:adjustRightInd w:val="0"/>
-            <w:snapToGrid w:val="0"/>
-            <w:textAlignment w:val="baseline"/>
           </w:pPr>
           <w:r>
             <w:rPr>
@@ -4197,7 +3835,7 @@
               <w:rFonts w:hint="eastAsia" w:ascii="宋体" w:hAnsi="宋体" w:eastAsia="宋体" w:cs="宋体"/>
               <w:szCs w:val="24"/>
             </w:rPr>
-            <w:instrText xml:space="preserve"> HYPERLINK \l _Toc26561 </w:instrText>
+            <w:instrText xml:space="preserve"> HYPERLINK \l _Toc16522 </w:instrText>
           </w:r>
           <w:r>
             <w:rPr>
@@ -4213,7 +3851,14 @@
             <w:t xml:space="preserve">2.3.1. </w:t>
           </w:r>
           <w:r>
-            <w:t>研发内容</w:t>
+            <w:rPr>
+              <w:rFonts w:hint="eastAsia"/>
+              <w:lang w:val="en-US" w:eastAsia="zh-CN"/>
+            </w:rPr>
+            <w:t>运维工具</w:t>
+          </w:r>
+          <w:r>
+            <w:t>研发</w:t>
           </w:r>
           <w:r>
             <w:tab/>
@@ -4222,7 +3867,7 @@
             <w:fldChar w:fldCharType="begin"/>
           </w:r>
           <w:r>
-            <w:instrText xml:space="preserve"> PAGEREF _Toc26561 \h </w:instrText>
+            <w:instrText xml:space="preserve"> PAGEREF _Toc16522 \h </w:instrText>
           </w:r>
           <w:r>
             <w:fldChar w:fldCharType="separate"/>
@@ -4244,23 +3889,9 @@
         <w:p>
           <w:pPr>
             <w:pStyle w:val="13"/>
-            <w:keepNext w:val="0"/>
-            <w:keepLines w:val="0"/>
-            <w:pageBreakBefore w:val="0"/>
-            <w:widowControl w:val="0"/>
             <w:tabs>
               <w:tab w:val="right" w:leader="dot" w:pos="8306"/>
             </w:tabs>
-            <w:kinsoku w:val="0"/>
-            <w:wordWrap/>
-            <w:overflowPunct/>
-            <w:topLinePunct w:val="0"/>
-            <w:autoSpaceDE w:val="0"/>
-            <w:autoSpaceDN w:val="0"/>
-            <w:bidi w:val="0"/>
-            <w:adjustRightInd w:val="0"/>
-            <w:snapToGrid w:val="0"/>
-            <w:textAlignment w:val="baseline"/>
           </w:pPr>
           <w:r>
             <w:rPr>
@@ -4274,7 +3905,7 @@
               <w:rFonts w:hint="eastAsia" w:ascii="宋体" w:hAnsi="宋体" w:eastAsia="宋体" w:cs="宋体"/>
               <w:szCs w:val="24"/>
             </w:rPr>
-            <w:instrText xml:space="preserve"> HYPERLINK \l _Toc8597 </w:instrText>
+            <w:instrText xml:space="preserve"> HYPERLINK \l _Toc6784 </w:instrText>
           </w:r>
           <w:r>
             <w:rPr>
@@ -4286,11 +3917,16 @@
           <w:r>
             <w:rPr>
               <w:rFonts w:hint="default"/>
+              <w:lang w:val="en-US" w:eastAsia="zh-CN"/>
             </w:rPr>
             <w:t xml:space="preserve">2.3.2. </w:t>
           </w:r>
           <w:r>
-            <w:t>实施计划</w:t>
+            <w:rPr>
+              <w:rFonts w:hint="eastAsia"/>
+              <w:lang w:val="en-US" w:eastAsia="zh-CN"/>
+            </w:rPr>
+            <w:t>运维手册研发</w:t>
           </w:r>
           <w:r>
             <w:tab/>
@@ -4299,13 +3935,13 @@
             <w:fldChar w:fldCharType="begin"/>
           </w:r>
           <w:r>
-            <w:instrText xml:space="preserve"> PAGEREF _Toc8597 \h </w:instrText>
+            <w:instrText xml:space="preserve"> PAGEREF _Toc6784 \h </w:instrText>
           </w:r>
           <w:r>
             <w:fldChar w:fldCharType="separate"/>
           </w:r>
           <w:r>
-            <w:t>10</w:t>
+            <w:t>11</w:t>
           </w:r>
           <w:r>
             <w:fldChar w:fldCharType="end"/>
@@ -4321,23 +3957,9 @@
         <w:p>
           <w:pPr>
             <w:pStyle w:val="13"/>
-            <w:keepNext w:val="0"/>
-            <w:keepLines w:val="0"/>
-            <w:pageBreakBefore w:val="0"/>
-            <w:widowControl w:val="0"/>
             <w:tabs>
               <w:tab w:val="right" w:leader="dot" w:pos="8306"/>
             </w:tabs>
-            <w:kinsoku w:val="0"/>
-            <w:wordWrap/>
-            <w:overflowPunct/>
-            <w:topLinePunct w:val="0"/>
-            <w:autoSpaceDE w:val="0"/>
-            <w:autoSpaceDN w:val="0"/>
-            <w:bidi w:val="0"/>
-            <w:adjustRightInd w:val="0"/>
-            <w:snapToGrid w:val="0"/>
-            <w:textAlignment w:val="baseline"/>
           </w:pPr>
           <w:r>
             <w:rPr>
@@ -4351,7 +3973,7 @@
               <w:rFonts w:hint="eastAsia" w:ascii="宋体" w:hAnsi="宋体" w:eastAsia="宋体" w:cs="宋体"/>
               <w:szCs w:val="24"/>
             </w:rPr>
-            <w:instrText xml:space="preserve"> HYPERLINK \l _Toc18656 </w:instrText>
+            <w:instrText xml:space="preserve"> HYPERLINK \l _Toc15678 </w:instrText>
           </w:r>
           <w:r>
             <w:rPr>
@@ -4372,7 +3994,7 @@
               <w:rFonts w:hint="eastAsia"/>
               <w:lang w:val="en-US" w:eastAsia="zh-CN"/>
             </w:rPr>
-            <w:t>运维手册研发</w:t>
+            <w:t>新技术研发</w:t>
           </w:r>
           <w:r>
             <w:tab/>
@@ -4381,13 +4003,13 @@
             <w:fldChar w:fldCharType="begin"/>
           </w:r>
           <w:r>
-            <w:instrText xml:space="preserve"> PAGEREF _Toc18656 \h </w:instrText>
+            <w:instrText xml:space="preserve"> PAGEREF _Toc15678 \h </w:instrText>
           </w:r>
           <w:r>
             <w:fldChar w:fldCharType="separate"/>
           </w:r>
           <w:r>
-            <w:t>10</w:t>
+            <w:t>12</w:t>
           </w:r>
           <w:r>
             <w:fldChar w:fldCharType="end"/>
@@ -4403,23 +4025,9 @@
         <w:p>
           <w:pPr>
             <w:pStyle w:val="13"/>
-            <w:keepNext w:val="0"/>
-            <w:keepLines w:val="0"/>
-            <w:pageBreakBefore w:val="0"/>
-            <w:widowControl w:val="0"/>
             <w:tabs>
               <w:tab w:val="right" w:leader="dot" w:pos="8306"/>
             </w:tabs>
-            <w:kinsoku w:val="0"/>
-            <w:wordWrap/>
-            <w:overflowPunct/>
-            <w:topLinePunct w:val="0"/>
-            <w:autoSpaceDE w:val="0"/>
-            <w:autoSpaceDN w:val="0"/>
-            <w:bidi w:val="0"/>
-            <w:adjustRightInd w:val="0"/>
-            <w:snapToGrid w:val="0"/>
-            <w:textAlignment w:val="baseline"/>
           </w:pPr>
           <w:r>
             <w:rPr>
@@ -4433,7 +4041,7 @@
               <w:rFonts w:hint="eastAsia" w:ascii="宋体" w:hAnsi="宋体" w:eastAsia="宋体" w:cs="宋体"/>
               <w:szCs w:val="24"/>
             </w:rPr>
-            <w:instrText xml:space="preserve"> HYPERLINK \l _Toc23132 </w:instrText>
+            <w:instrText xml:space="preserve"> HYPERLINK \l _Toc25876 </w:instrText>
           </w:r>
           <w:r>
             <w:rPr>
@@ -4463,13 +4071,13 @@
             <w:fldChar w:fldCharType="begin"/>
           </w:r>
           <w:r>
-            <w:instrText xml:space="preserve"> PAGEREF _Toc23132 \h </w:instrText>
+            <w:instrText xml:space="preserve"> PAGEREF _Toc25876 \h </w:instrText>
           </w:r>
           <w:r>
             <w:fldChar w:fldCharType="separate"/>
           </w:r>
           <w:r>
-            <w:t>11</w:t>
+            <w:t>12</w:t>
           </w:r>
           <w:r>
             <w:fldChar w:fldCharType="end"/>
@@ -4485,23 +4093,9 @@
         <w:p>
           <w:pPr>
             <w:pStyle w:val="13"/>
-            <w:keepNext w:val="0"/>
-            <w:keepLines w:val="0"/>
-            <w:pageBreakBefore w:val="0"/>
-            <w:widowControl w:val="0"/>
             <w:tabs>
               <w:tab w:val="right" w:leader="dot" w:pos="8306"/>
             </w:tabs>
-            <w:kinsoku w:val="0"/>
-            <w:wordWrap/>
-            <w:overflowPunct/>
-            <w:topLinePunct w:val="0"/>
-            <w:autoSpaceDE w:val="0"/>
-            <w:autoSpaceDN w:val="0"/>
-            <w:bidi w:val="0"/>
-            <w:adjustRightInd w:val="0"/>
-            <w:snapToGrid w:val="0"/>
-            <w:textAlignment w:val="baseline"/>
           </w:pPr>
           <w:r>
             <w:rPr>
@@ -4515,7 +4109,7 @@
               <w:rFonts w:hint="eastAsia" w:ascii="宋体" w:hAnsi="宋体" w:eastAsia="宋体" w:cs="宋体"/>
               <w:szCs w:val="24"/>
             </w:rPr>
-            <w:instrText xml:space="preserve"> HYPERLINK \l _Toc16061 </w:instrText>
+            <w:instrText xml:space="preserve"> HYPERLINK \l _Toc6032 </w:instrText>
           </w:r>
           <w:r>
             <w:rPr>
@@ -4536,7 +4130,7 @@
               <w:rFonts w:hint="eastAsia"/>
               <w:lang w:val="en-US" w:eastAsia="zh-CN"/>
             </w:rPr>
-            <w:t>新技术研发</w:t>
+            <w:t>研发经费投入</w:t>
           </w:r>
           <w:r>
             <w:tab/>
@@ -4545,13 +4139,13 @@
             <w:fldChar w:fldCharType="begin"/>
           </w:r>
           <w:r>
-            <w:instrText xml:space="preserve"> PAGEREF _Toc16061 \h </w:instrText>
+            <w:instrText xml:space="preserve"> PAGEREF _Toc6032 \h </w:instrText>
           </w:r>
           <w:r>
             <w:fldChar w:fldCharType="separate"/>
           </w:r>
           <w:r>
-            <w:t>11</w:t>
+            <w:t>12</w:t>
           </w:r>
           <w:r>
             <w:fldChar w:fldCharType="end"/>
@@ -4566,24 +4160,10 @@
         </w:p>
         <w:p>
           <w:pPr>
-            <w:pStyle w:val="13"/>
-            <w:keepNext w:val="0"/>
-            <w:keepLines w:val="0"/>
-            <w:pageBreakBefore w:val="0"/>
-            <w:widowControl w:val="0"/>
+            <w:pStyle w:val="17"/>
             <w:tabs>
               <w:tab w:val="right" w:leader="dot" w:pos="8306"/>
             </w:tabs>
-            <w:kinsoku w:val="0"/>
-            <w:wordWrap/>
-            <w:overflowPunct/>
-            <w:topLinePunct w:val="0"/>
-            <w:autoSpaceDE w:val="0"/>
-            <w:autoSpaceDN w:val="0"/>
-            <w:bidi w:val="0"/>
-            <w:adjustRightInd w:val="0"/>
-            <w:snapToGrid w:val="0"/>
-            <w:textAlignment w:val="baseline"/>
           </w:pPr>
           <w:r>
             <w:rPr>
@@ -4597,7 +4177,7 @@
               <w:rFonts w:hint="eastAsia" w:ascii="宋体" w:hAnsi="宋体" w:eastAsia="宋体" w:cs="宋体"/>
               <w:szCs w:val="24"/>
             </w:rPr>
-            <w:instrText xml:space="preserve"> HYPERLINK \l _Toc31311 </w:instrText>
+            <w:instrText xml:space="preserve"> HYPERLINK \l _Toc13203 </w:instrText>
           </w:r>
           <w:r>
             <w:rPr>
@@ -4611,14 +4191,14 @@
               <w:rFonts w:hint="default"/>
               <w:lang w:val="en-US" w:eastAsia="zh-CN"/>
             </w:rPr>
-            <w:t xml:space="preserve">2.3.6. </w:t>
+            <w:t xml:space="preserve">2.4. </w:t>
           </w:r>
           <w:r>
             <w:rPr>
               <w:rFonts w:hint="eastAsia"/>
               <w:lang w:val="en-US" w:eastAsia="zh-CN"/>
             </w:rPr>
-            <w:t>运维经费投入</w:t>
+            <w:t>过程管理计划</w:t>
           </w:r>
           <w:r>
             <w:tab/>
@@ -4627,13 +4207,13 @@
             <w:fldChar w:fldCharType="begin"/>
           </w:r>
           <w:r>
-            <w:instrText xml:space="preserve"> PAGEREF _Toc31311 \h </w:instrText>
+            <w:instrText xml:space="preserve"> PAGEREF _Toc13203 \h </w:instrText>
           </w:r>
           <w:r>
             <w:fldChar w:fldCharType="separate"/>
           </w:r>
           <w:r>
-            <w:t>12</w:t>
+            <w:t>13</w:t>
           </w:r>
           <w:r>
             <w:fldChar w:fldCharType="end"/>
@@ -4648,24 +4228,10 @@
         </w:p>
         <w:p>
           <w:pPr>
-            <w:pStyle w:val="17"/>
-            <w:keepNext w:val="0"/>
-            <w:keepLines w:val="0"/>
-            <w:pageBreakBefore w:val="0"/>
-            <w:widowControl w:val="0"/>
+            <w:pStyle w:val="13"/>
             <w:tabs>
               <w:tab w:val="right" w:leader="dot" w:pos="8306"/>
             </w:tabs>
-            <w:kinsoku w:val="0"/>
-            <w:wordWrap/>
-            <w:overflowPunct/>
-            <w:topLinePunct w:val="0"/>
-            <w:autoSpaceDE w:val="0"/>
-            <w:autoSpaceDN w:val="0"/>
-            <w:bidi w:val="0"/>
-            <w:adjustRightInd w:val="0"/>
-            <w:snapToGrid w:val="0"/>
-            <w:textAlignment w:val="baseline"/>
           </w:pPr>
           <w:r>
             <w:rPr>
@@ -4679,7 +4245,7 @@
               <w:rFonts w:hint="eastAsia" w:ascii="宋体" w:hAnsi="宋体" w:eastAsia="宋体" w:cs="宋体"/>
               <w:szCs w:val="24"/>
             </w:rPr>
-            <w:instrText xml:space="preserve"> HYPERLINK \l _Toc13285 </w:instrText>
+            <w:instrText xml:space="preserve"> HYPERLINK \l _Toc28886 </w:instrText>
           </w:r>
           <w:r>
             <w:rPr>
@@ -4693,14 +4259,7 @@
               <w:rFonts w:hint="default"/>
               <w:lang w:val="en-US" w:eastAsia="zh-CN"/>
             </w:rPr>
-            <w:t xml:space="preserve">2.4. </w:t>
-          </w:r>
-          <w:r>
-            <w:rPr>
-              <w:rFonts w:hint="eastAsia"/>
-              <w:lang w:val="en-US" w:eastAsia="zh-CN"/>
-            </w:rPr>
-            <w:t>过程管理计划</w:t>
+            <w:t>2.4.1. 过程框架管理计划</w:t>
           </w:r>
           <w:r>
             <w:tab/>
@@ -4709,13 +4268,13 @@
             <w:fldChar w:fldCharType="begin"/>
           </w:r>
           <w:r>
-            <w:instrText xml:space="preserve"> PAGEREF _Toc13285 \h </w:instrText>
+            <w:instrText xml:space="preserve"> PAGEREF _Toc28886 \h </w:instrText>
           </w:r>
           <w:r>
             <w:fldChar w:fldCharType="separate"/>
           </w:r>
           <w:r>
-            <w:t>12</w:t>
+            <w:t>13</w:t>
           </w:r>
           <w:r>
             <w:fldChar w:fldCharType="end"/>
@@ -4731,23 +4290,9 @@
         <w:p>
           <w:pPr>
             <w:pStyle w:val="13"/>
-            <w:keepNext w:val="0"/>
-            <w:keepLines w:val="0"/>
-            <w:pageBreakBefore w:val="0"/>
-            <w:widowControl w:val="0"/>
             <w:tabs>
               <w:tab w:val="right" w:leader="dot" w:pos="8306"/>
             </w:tabs>
-            <w:kinsoku w:val="0"/>
-            <w:wordWrap/>
-            <w:overflowPunct/>
-            <w:topLinePunct w:val="0"/>
-            <w:autoSpaceDE w:val="0"/>
-            <w:autoSpaceDN w:val="0"/>
-            <w:bidi w:val="0"/>
-            <w:adjustRightInd w:val="0"/>
-            <w:snapToGrid w:val="0"/>
-            <w:textAlignment w:val="baseline"/>
           </w:pPr>
           <w:r>
             <w:rPr>
@@ -4761,7 +4306,7 @@
               <w:rFonts w:hint="eastAsia" w:ascii="宋体" w:hAnsi="宋体" w:eastAsia="宋体" w:cs="宋体"/>
               <w:szCs w:val="24"/>
             </w:rPr>
-            <w:instrText xml:space="preserve"> HYPERLINK \l _Toc3825 </w:instrText>
+            <w:instrText xml:space="preserve"> HYPERLINK \l _Toc16925 </w:instrText>
           </w:r>
           <w:r>
             <w:rPr>
@@ -4775,7 +4320,7 @@
               <w:rFonts w:hint="default"/>
               <w:lang w:val="en-US" w:eastAsia="zh-CN"/>
             </w:rPr>
-            <w:t>2.4.1. 过程框架管理计划</w:t>
+            <w:t>2.4.2. 服务级别管理计划</w:t>
           </w:r>
           <w:r>
             <w:tab/>
@@ -4784,13 +4329,13 @@
             <w:fldChar w:fldCharType="begin"/>
           </w:r>
           <w:r>
-            <w:instrText xml:space="preserve"> PAGEREF _Toc3825 \h </w:instrText>
+            <w:instrText xml:space="preserve"> PAGEREF _Toc16925 \h </w:instrText>
           </w:r>
           <w:r>
             <w:fldChar w:fldCharType="separate"/>
           </w:r>
           <w:r>
-            <w:t>12</w:t>
+            <w:t>13</w:t>
           </w:r>
           <w:r>
             <w:fldChar w:fldCharType="end"/>
@@ -4806,23 +4351,9 @@
         <w:p>
           <w:pPr>
             <w:pStyle w:val="13"/>
-            <w:keepNext w:val="0"/>
-            <w:keepLines w:val="0"/>
-            <w:pageBreakBefore w:val="0"/>
-            <w:widowControl w:val="0"/>
             <w:tabs>
               <w:tab w:val="right" w:leader="dot" w:pos="8306"/>
             </w:tabs>
-            <w:kinsoku w:val="0"/>
-            <w:wordWrap/>
-            <w:overflowPunct/>
-            <w:topLinePunct w:val="0"/>
-            <w:autoSpaceDE w:val="0"/>
-            <w:autoSpaceDN w:val="0"/>
-            <w:bidi w:val="0"/>
-            <w:adjustRightInd w:val="0"/>
-            <w:snapToGrid w:val="0"/>
-            <w:textAlignment w:val="baseline"/>
           </w:pPr>
           <w:r>
             <w:rPr>
@@ -4836,7 +4367,7 @@
               <w:rFonts w:hint="eastAsia" w:ascii="宋体" w:hAnsi="宋体" w:eastAsia="宋体" w:cs="宋体"/>
               <w:szCs w:val="24"/>
             </w:rPr>
-            <w:instrText xml:space="preserve"> HYPERLINK \l _Toc16467 </w:instrText>
+            <w:instrText xml:space="preserve"> HYPERLINK \l _Toc15429 </w:instrText>
           </w:r>
           <w:r>
             <w:rPr>
@@ -4850,7 +4381,7 @@
               <w:rFonts w:hint="default"/>
               <w:lang w:val="en-US" w:eastAsia="zh-CN"/>
             </w:rPr>
-            <w:t>2.4.2. 服务级别管理计划</w:t>
+            <w:t>2.4.3. 服务报告管理计划</w:t>
           </w:r>
           <w:r>
             <w:tab/>
@@ -4859,13 +4390,13 @@
             <w:fldChar w:fldCharType="begin"/>
           </w:r>
           <w:r>
-            <w:instrText xml:space="preserve"> PAGEREF _Toc16467 \h </w:instrText>
+            <w:instrText xml:space="preserve"> PAGEREF _Toc15429 \h </w:instrText>
           </w:r>
           <w:r>
             <w:fldChar w:fldCharType="separate"/>
           </w:r>
           <w:r>
-            <w:t>13</w:t>
+            <w:t>14</w:t>
           </w:r>
           <w:r>
             <w:fldChar w:fldCharType="end"/>
@@ -4881,23 +4412,9 @@
         <w:p>
           <w:pPr>
             <w:pStyle w:val="13"/>
-            <w:keepNext w:val="0"/>
-            <w:keepLines w:val="0"/>
-            <w:pageBreakBefore w:val="0"/>
-            <w:widowControl w:val="0"/>
             <w:tabs>
               <w:tab w:val="right" w:leader="dot" w:pos="8306"/>
             </w:tabs>
-            <w:kinsoku w:val="0"/>
-            <w:wordWrap/>
-            <w:overflowPunct/>
-            <w:topLinePunct w:val="0"/>
-            <w:autoSpaceDE w:val="0"/>
-            <w:autoSpaceDN w:val="0"/>
-            <w:bidi w:val="0"/>
-            <w:adjustRightInd w:val="0"/>
-            <w:snapToGrid w:val="0"/>
-            <w:textAlignment w:val="baseline"/>
           </w:pPr>
           <w:r>
             <w:rPr>
@@ -4911,7 +4428,7 @@
               <w:rFonts w:hint="eastAsia" w:ascii="宋体" w:hAnsi="宋体" w:eastAsia="宋体" w:cs="宋体"/>
               <w:szCs w:val="24"/>
             </w:rPr>
-            <w:instrText xml:space="preserve"> HYPERLINK \l _Toc5834 </w:instrText>
+            <w:instrText xml:space="preserve"> HYPERLINK \l _Toc10305 </w:instrText>
           </w:r>
           <w:r>
             <w:rPr>
@@ -4925,7 +4442,7 @@
               <w:rFonts w:hint="default"/>
               <w:lang w:val="en-US" w:eastAsia="zh-CN"/>
             </w:rPr>
-            <w:t>2.4.3. 服务报告管理计划</w:t>
+            <w:t>2.4.4. 事件管理计划</w:t>
           </w:r>
           <w:r>
             <w:tab/>
@@ -4934,13 +4451,13 @@
             <w:fldChar w:fldCharType="begin"/>
           </w:r>
           <w:r>
-            <w:instrText xml:space="preserve"> PAGEREF _Toc5834 \h </w:instrText>
+            <w:instrText xml:space="preserve"> PAGEREF _Toc10305 \h </w:instrText>
           </w:r>
           <w:r>
             <w:fldChar w:fldCharType="separate"/>
           </w:r>
           <w:r>
-            <w:t>13</w:t>
+            <w:t>14</w:t>
           </w:r>
           <w:r>
             <w:fldChar w:fldCharType="end"/>
@@ -4956,23 +4473,9 @@
         <w:p>
           <w:pPr>
             <w:pStyle w:val="13"/>
-            <w:keepNext w:val="0"/>
-            <w:keepLines w:val="0"/>
-            <w:pageBreakBefore w:val="0"/>
-            <w:widowControl w:val="0"/>
             <w:tabs>
               <w:tab w:val="right" w:leader="dot" w:pos="8306"/>
             </w:tabs>
-            <w:kinsoku w:val="0"/>
-            <w:wordWrap/>
-            <w:overflowPunct/>
-            <w:topLinePunct w:val="0"/>
-            <w:autoSpaceDE w:val="0"/>
-            <w:autoSpaceDN w:val="0"/>
-            <w:bidi w:val="0"/>
-            <w:adjustRightInd w:val="0"/>
-            <w:snapToGrid w:val="0"/>
-            <w:textAlignment w:val="baseline"/>
           </w:pPr>
           <w:r>
             <w:rPr>
@@ -4986,7 +4489,7 @@
               <w:rFonts w:hint="eastAsia" w:ascii="宋体" w:hAnsi="宋体" w:eastAsia="宋体" w:cs="宋体"/>
               <w:szCs w:val="24"/>
             </w:rPr>
-            <w:instrText xml:space="preserve"> HYPERLINK \l _Toc32001 </w:instrText>
+            <w:instrText xml:space="preserve"> HYPERLINK \l _Toc10143 </w:instrText>
           </w:r>
           <w:r>
             <w:rPr>
@@ -5000,7 +4503,7 @@
               <w:rFonts w:hint="default"/>
               <w:lang w:val="en-US" w:eastAsia="zh-CN"/>
             </w:rPr>
-            <w:t>2.4.4. 事件管理计划</w:t>
+            <w:t>2.4.5. 问题管理计划</w:t>
           </w:r>
           <w:r>
             <w:tab/>
@@ -5009,13 +4512,13 @@
             <w:fldChar w:fldCharType="begin"/>
           </w:r>
           <w:r>
-            <w:instrText xml:space="preserve"> PAGEREF _Toc32001 \h </w:instrText>
+            <w:instrText xml:space="preserve"> PAGEREF _Toc10143 \h </w:instrText>
           </w:r>
           <w:r>
             <w:fldChar w:fldCharType="separate"/>
           </w:r>
           <w:r>
-            <w:t>13</w:t>
+            <w:t>14</w:t>
           </w:r>
           <w:r>
             <w:fldChar w:fldCharType="end"/>
@@ -5031,23 +4534,9 @@
         <w:p>
           <w:pPr>
             <w:pStyle w:val="13"/>
-            <w:keepNext w:val="0"/>
-            <w:keepLines w:val="0"/>
-            <w:pageBreakBefore w:val="0"/>
-            <w:widowControl w:val="0"/>
             <w:tabs>
               <w:tab w:val="right" w:leader="dot" w:pos="8306"/>
             </w:tabs>
-            <w:kinsoku w:val="0"/>
-            <w:wordWrap/>
-            <w:overflowPunct/>
-            <w:topLinePunct w:val="0"/>
-            <w:autoSpaceDE w:val="0"/>
-            <w:autoSpaceDN w:val="0"/>
-            <w:bidi w:val="0"/>
-            <w:adjustRightInd w:val="0"/>
-            <w:snapToGrid w:val="0"/>
-            <w:textAlignment w:val="baseline"/>
           </w:pPr>
           <w:r>
             <w:rPr>
@@ -5061,7 +4550,7 @@
               <w:rFonts w:hint="eastAsia" w:ascii="宋体" w:hAnsi="宋体" w:eastAsia="宋体" w:cs="宋体"/>
               <w:szCs w:val="24"/>
             </w:rPr>
-            <w:instrText xml:space="preserve"> HYPERLINK \l _Toc20790 </w:instrText>
+            <w:instrText xml:space="preserve"> HYPERLINK \l _Toc10114 </w:instrText>
           </w:r>
           <w:r>
             <w:rPr>
@@ -5075,7 +4564,7 @@
               <w:rFonts w:hint="default"/>
               <w:lang w:val="en-US" w:eastAsia="zh-CN"/>
             </w:rPr>
-            <w:t>2.4.5. 问题管理计划</w:t>
+            <w:t>2.4.6. 变更管理计划</w:t>
           </w:r>
           <w:r>
             <w:tab/>
@@ -5084,13 +4573,13 @@
             <w:fldChar w:fldCharType="begin"/>
           </w:r>
           <w:r>
-            <w:instrText xml:space="preserve"> PAGEREF _Toc20790 \h </w:instrText>
+            <w:instrText xml:space="preserve"> PAGEREF _Toc10114 \h </w:instrText>
           </w:r>
           <w:r>
             <w:fldChar w:fldCharType="separate"/>
           </w:r>
           <w:r>
-            <w:t>13</w:t>
+            <w:t>14</w:t>
           </w:r>
           <w:r>
             <w:fldChar w:fldCharType="end"/>
@@ -5106,23 +4595,9 @@
         <w:p>
           <w:pPr>
             <w:pStyle w:val="13"/>
-            <w:keepNext w:val="0"/>
-            <w:keepLines w:val="0"/>
-            <w:pageBreakBefore w:val="0"/>
-            <w:widowControl w:val="0"/>
             <w:tabs>
               <w:tab w:val="right" w:leader="dot" w:pos="8306"/>
             </w:tabs>
-            <w:kinsoku w:val="0"/>
-            <w:wordWrap/>
-            <w:overflowPunct/>
-            <w:topLinePunct w:val="0"/>
-            <w:autoSpaceDE w:val="0"/>
-            <w:autoSpaceDN w:val="0"/>
-            <w:bidi w:val="0"/>
-            <w:adjustRightInd w:val="0"/>
-            <w:snapToGrid w:val="0"/>
-            <w:textAlignment w:val="baseline"/>
           </w:pPr>
           <w:r>
             <w:rPr>
@@ -5136,7 +4611,7 @@
               <w:rFonts w:hint="eastAsia" w:ascii="宋体" w:hAnsi="宋体" w:eastAsia="宋体" w:cs="宋体"/>
               <w:szCs w:val="24"/>
             </w:rPr>
-            <w:instrText xml:space="preserve"> HYPERLINK \l _Toc13565 </w:instrText>
+            <w:instrText xml:space="preserve"> HYPERLINK \l _Toc5653 </w:instrText>
           </w:r>
           <w:r>
             <w:rPr>
@@ -5150,7 +4625,7 @@
               <w:rFonts w:hint="default"/>
               <w:lang w:val="en-US" w:eastAsia="zh-CN"/>
             </w:rPr>
-            <w:t>2.4.6. 变更管理计划</w:t>
+            <w:t>2.4.7. 发布管理计划</w:t>
           </w:r>
           <w:r>
             <w:tab/>
@@ -5159,7 +4634,7 @@
             <w:fldChar w:fldCharType="begin"/>
           </w:r>
           <w:r>
-            <w:instrText xml:space="preserve"> PAGEREF _Toc13565 \h </w:instrText>
+            <w:instrText xml:space="preserve"> PAGEREF _Toc5653 \h </w:instrText>
           </w:r>
           <w:r>
             <w:fldChar w:fldCharType="separate"/>
@@ -5181,23 +4656,9 @@
         <w:p>
           <w:pPr>
             <w:pStyle w:val="13"/>
-            <w:keepNext w:val="0"/>
-            <w:keepLines w:val="0"/>
-            <w:pageBreakBefore w:val="0"/>
-            <w:widowControl w:val="0"/>
             <w:tabs>
               <w:tab w:val="right" w:leader="dot" w:pos="8306"/>
             </w:tabs>
-            <w:kinsoku w:val="0"/>
-            <w:wordWrap/>
-            <w:overflowPunct/>
-            <w:topLinePunct w:val="0"/>
-            <w:autoSpaceDE w:val="0"/>
-            <w:autoSpaceDN w:val="0"/>
-            <w:bidi w:val="0"/>
-            <w:adjustRightInd w:val="0"/>
-            <w:snapToGrid w:val="0"/>
-            <w:textAlignment w:val="baseline"/>
           </w:pPr>
           <w:r>
             <w:rPr>
@@ -5211,7 +4672,7 @@
               <w:rFonts w:hint="eastAsia" w:ascii="宋体" w:hAnsi="宋体" w:eastAsia="宋体" w:cs="宋体"/>
               <w:szCs w:val="24"/>
             </w:rPr>
-            <w:instrText xml:space="preserve"> HYPERLINK \l _Toc18851 </w:instrText>
+            <w:instrText xml:space="preserve"> HYPERLINK \l _Toc1819 </w:instrText>
           </w:r>
           <w:r>
             <w:rPr>
@@ -5225,7 +4686,7 @@
               <w:rFonts w:hint="default"/>
               <w:lang w:val="en-US" w:eastAsia="zh-CN"/>
             </w:rPr>
-            <w:t>2.4.7. 发布管理计划</w:t>
+            <w:t>2.4.8. 配置管理计划</w:t>
           </w:r>
           <w:r>
             <w:tab/>
@@ -5234,13 +4695,13 @@
             <w:fldChar w:fldCharType="begin"/>
           </w:r>
           <w:r>
-            <w:instrText xml:space="preserve"> PAGEREF _Toc18851 \h </w:instrText>
+            <w:instrText xml:space="preserve"> PAGEREF _Toc1819 \h </w:instrText>
           </w:r>
           <w:r>
             <w:fldChar w:fldCharType="separate"/>
           </w:r>
           <w:r>
-            <w:t>14</w:t>
+            <w:t>15</w:t>
           </w:r>
           <w:r>
             <w:fldChar w:fldCharType="end"/>
@@ -5256,23 +4717,9 @@
         <w:p>
           <w:pPr>
             <w:pStyle w:val="13"/>
-            <w:keepNext w:val="0"/>
-            <w:keepLines w:val="0"/>
-            <w:pageBreakBefore w:val="0"/>
-            <w:widowControl w:val="0"/>
             <w:tabs>
               <w:tab w:val="right" w:leader="dot" w:pos="8306"/>
             </w:tabs>
-            <w:kinsoku w:val="0"/>
-            <w:wordWrap/>
-            <w:overflowPunct/>
-            <w:topLinePunct w:val="0"/>
-            <w:autoSpaceDE w:val="0"/>
-            <w:autoSpaceDN w:val="0"/>
-            <w:bidi w:val="0"/>
-            <w:adjustRightInd w:val="0"/>
-            <w:snapToGrid w:val="0"/>
-            <w:textAlignment w:val="baseline"/>
           </w:pPr>
           <w:r>
             <w:rPr>
@@ -5286,7 +4733,7 @@
               <w:rFonts w:hint="eastAsia" w:ascii="宋体" w:hAnsi="宋体" w:eastAsia="宋体" w:cs="宋体"/>
               <w:szCs w:val="24"/>
             </w:rPr>
-            <w:instrText xml:space="preserve"> HYPERLINK \l _Toc26670 </w:instrText>
+            <w:instrText xml:space="preserve"> HYPERLINK \l _Toc10109 </w:instrText>
           </w:r>
           <w:r>
             <w:rPr>
@@ -5300,7 +4747,7 @@
               <w:rFonts w:hint="default"/>
               <w:lang w:val="en-US" w:eastAsia="zh-CN"/>
             </w:rPr>
-            <w:t>2.4.8. 配置管理计划</w:t>
+            <w:t>2.4.9. 服务可用性和连续性管理计划</w:t>
           </w:r>
           <w:r>
             <w:tab/>
@@ -5309,13 +4756,13 @@
             <w:fldChar w:fldCharType="begin"/>
           </w:r>
           <w:r>
-            <w:instrText xml:space="preserve"> PAGEREF _Toc26670 \h </w:instrText>
+            <w:instrText xml:space="preserve"> PAGEREF _Toc10109 \h </w:instrText>
           </w:r>
           <w:r>
             <w:fldChar w:fldCharType="separate"/>
           </w:r>
           <w:r>
-            <w:t>14</w:t>
+            <w:t>15</w:t>
           </w:r>
           <w:r>
             <w:fldChar w:fldCharType="end"/>
@@ -5331,23 +4778,9 @@
         <w:p>
           <w:pPr>
             <w:pStyle w:val="13"/>
-            <w:keepNext w:val="0"/>
-            <w:keepLines w:val="0"/>
-            <w:pageBreakBefore w:val="0"/>
-            <w:widowControl w:val="0"/>
             <w:tabs>
               <w:tab w:val="right" w:leader="dot" w:pos="8306"/>
             </w:tabs>
-            <w:kinsoku w:val="0"/>
-            <w:wordWrap/>
-            <w:overflowPunct/>
-            <w:topLinePunct w:val="0"/>
-            <w:autoSpaceDE w:val="0"/>
-            <w:autoSpaceDN w:val="0"/>
-            <w:bidi w:val="0"/>
-            <w:adjustRightInd w:val="0"/>
-            <w:snapToGrid w:val="0"/>
-            <w:textAlignment w:val="baseline"/>
           </w:pPr>
           <w:r>
             <w:rPr>
@@ -5361,7 +4794,7 @@
               <w:rFonts w:hint="eastAsia" w:ascii="宋体" w:hAnsi="宋体" w:eastAsia="宋体" w:cs="宋体"/>
               <w:szCs w:val="24"/>
             </w:rPr>
-            <w:instrText xml:space="preserve"> HYPERLINK \l _Toc25035 </w:instrText>
+            <w:instrText xml:space="preserve"> HYPERLINK \l _Toc12010 </w:instrText>
           </w:r>
           <w:r>
             <w:rPr>
@@ -5375,7 +4808,7 @@
               <w:rFonts w:hint="default"/>
               <w:lang w:val="en-US" w:eastAsia="zh-CN"/>
             </w:rPr>
-            <w:t>2.4.9. 服务可用性和连续性管理计划</w:t>
+            <w:t>2.4.10. 容量管理计划</w:t>
           </w:r>
           <w:r>
             <w:tab/>
@@ -5384,13 +4817,13 @@
             <w:fldChar w:fldCharType="begin"/>
           </w:r>
           <w:r>
-            <w:instrText xml:space="preserve"> PAGEREF _Toc25035 \h </w:instrText>
+            <w:instrText xml:space="preserve"> PAGEREF _Toc12010 \h </w:instrText>
           </w:r>
           <w:r>
             <w:fldChar w:fldCharType="separate"/>
           </w:r>
           <w:r>
-            <w:t>14</w:t>
+            <w:t>15</w:t>
           </w:r>
           <w:r>
             <w:fldChar w:fldCharType="end"/>
@@ -5406,23 +4839,9 @@
         <w:p>
           <w:pPr>
             <w:pStyle w:val="13"/>
-            <w:keepNext w:val="0"/>
-            <w:keepLines w:val="0"/>
-            <w:pageBreakBefore w:val="0"/>
-            <w:widowControl w:val="0"/>
             <w:tabs>
               <w:tab w:val="right" w:leader="dot" w:pos="8306"/>
             </w:tabs>
-            <w:kinsoku w:val="0"/>
-            <w:wordWrap/>
-            <w:overflowPunct/>
-            <w:topLinePunct w:val="0"/>
-            <w:autoSpaceDE w:val="0"/>
-            <w:autoSpaceDN w:val="0"/>
-            <w:bidi w:val="0"/>
-            <w:adjustRightInd w:val="0"/>
-            <w:snapToGrid w:val="0"/>
-            <w:textAlignment w:val="baseline"/>
           </w:pPr>
           <w:r>
             <w:rPr>
@@ -5436,7 +4855,7 @@
               <w:rFonts w:hint="eastAsia" w:ascii="宋体" w:hAnsi="宋体" w:eastAsia="宋体" w:cs="宋体"/>
               <w:szCs w:val="24"/>
             </w:rPr>
-            <w:instrText xml:space="preserve"> HYPERLINK \l _Toc29990 </w:instrText>
+            <w:instrText xml:space="preserve"> HYPERLINK \l _Toc22037 </w:instrText>
           </w:r>
           <w:r>
             <w:rPr>
@@ -5450,7 +4869,7 @@
               <w:rFonts w:hint="default"/>
               <w:lang w:val="en-US" w:eastAsia="zh-CN"/>
             </w:rPr>
-            <w:t>2.4.10. 容量管理计划</w:t>
+            <w:t>2.4.11. 信息安全管理计划</w:t>
           </w:r>
           <w:r>
             <w:tab/>
@@ -5459,13 +4878,13 @@
             <w:fldChar w:fldCharType="begin"/>
           </w:r>
           <w:r>
-            <w:instrText xml:space="preserve"> PAGEREF _Toc29990 \h </w:instrText>
+            <w:instrText xml:space="preserve"> PAGEREF _Toc22037 \h </w:instrText>
           </w:r>
           <w:r>
             <w:fldChar w:fldCharType="separate"/>
           </w:r>
           <w:r>
-            <w:t>14</w:t>
+            <w:t>15</w:t>
           </w:r>
           <w:r>
             <w:fldChar w:fldCharType="end"/>
@@ -5480,24 +4899,10 @@
         </w:p>
         <w:p>
           <w:pPr>
-            <w:pStyle w:val="13"/>
-            <w:keepNext w:val="0"/>
-            <w:keepLines w:val="0"/>
-            <w:pageBreakBefore w:val="0"/>
-            <w:widowControl w:val="0"/>
+            <w:pStyle w:val="17"/>
             <w:tabs>
               <w:tab w:val="right" w:leader="dot" w:pos="8306"/>
             </w:tabs>
-            <w:kinsoku w:val="0"/>
-            <w:wordWrap/>
-            <w:overflowPunct/>
-            <w:topLinePunct w:val="0"/>
-            <w:autoSpaceDE w:val="0"/>
-            <w:autoSpaceDN w:val="0"/>
-            <w:bidi w:val="0"/>
-            <w:adjustRightInd w:val="0"/>
-            <w:snapToGrid w:val="0"/>
-            <w:textAlignment w:val="baseline"/>
           </w:pPr>
           <w:r>
             <w:rPr>
@@ -5511,7 +4916,7 @@
               <w:rFonts w:hint="eastAsia" w:ascii="宋体" w:hAnsi="宋体" w:eastAsia="宋体" w:cs="宋体"/>
               <w:szCs w:val="24"/>
             </w:rPr>
-            <w:instrText xml:space="preserve"> HYPERLINK \l _Toc31405 </w:instrText>
+            <w:instrText xml:space="preserve"> HYPERLINK \l _Toc681 </w:instrText>
           </w:r>
           <w:r>
             <w:rPr>
@@ -5525,7 +4930,7 @@
               <w:rFonts w:hint="default"/>
               <w:lang w:val="en-US" w:eastAsia="zh-CN"/>
             </w:rPr>
-            <w:t>2.4.11. 信息安全管理计划</w:t>
+            <w:t>2.5. 交付管理计划</w:t>
           </w:r>
           <w:r>
             <w:tab/>
@@ -5534,7 +4939,7 @@
             <w:fldChar w:fldCharType="begin"/>
           </w:r>
           <w:r>
-            <w:instrText xml:space="preserve"> PAGEREF _Toc31405 \h </w:instrText>
+            <w:instrText xml:space="preserve"> PAGEREF _Toc681 \h </w:instrText>
           </w:r>
           <w:r>
             <w:fldChar w:fldCharType="separate"/>
@@ -5556,23 +4961,9 @@
         <w:p>
           <w:pPr>
             <w:pStyle w:val="17"/>
-            <w:keepNext w:val="0"/>
-            <w:keepLines w:val="0"/>
-            <w:pageBreakBefore w:val="0"/>
-            <w:widowControl w:val="0"/>
             <w:tabs>
               <w:tab w:val="right" w:leader="dot" w:pos="8306"/>
             </w:tabs>
-            <w:kinsoku w:val="0"/>
-            <w:wordWrap/>
-            <w:overflowPunct/>
-            <w:topLinePunct w:val="0"/>
-            <w:autoSpaceDE w:val="0"/>
-            <w:autoSpaceDN w:val="0"/>
-            <w:bidi w:val="0"/>
-            <w:adjustRightInd w:val="0"/>
-            <w:snapToGrid w:val="0"/>
-            <w:textAlignment w:val="baseline"/>
           </w:pPr>
           <w:r>
             <w:rPr>
@@ -5586,7 +4977,7 @@
               <w:rFonts w:hint="eastAsia" w:ascii="宋体" w:hAnsi="宋体" w:eastAsia="宋体" w:cs="宋体"/>
               <w:szCs w:val="24"/>
             </w:rPr>
-            <w:instrText xml:space="preserve"> HYPERLINK \l _Toc10942 </w:instrText>
+            <w:instrText xml:space="preserve"> HYPERLINK \l _Toc18272 </w:instrText>
           </w:r>
           <w:r>
             <w:rPr>
@@ -5600,7 +4991,7 @@
               <w:rFonts w:hint="default"/>
               <w:lang w:val="en-US" w:eastAsia="zh-CN"/>
             </w:rPr>
-            <w:t>2.5. 交付管理计划</w:t>
+            <w:t>2.6. 应急管理计划</w:t>
           </w:r>
           <w:r>
             <w:tab/>
@@ -5609,13 +5000,13 @@
             <w:fldChar w:fldCharType="begin"/>
           </w:r>
           <w:r>
-            <w:instrText xml:space="preserve"> PAGEREF _Toc10942 \h </w:instrText>
+            <w:instrText xml:space="preserve"> PAGEREF _Toc18272 \h </w:instrText>
           </w:r>
           <w:r>
             <w:fldChar w:fldCharType="separate"/>
           </w:r>
           <w:r>
-            <w:t>15</w:t>
+            <w:t>16</w:t>
           </w:r>
           <w:r>
             <w:fldChar w:fldCharType="end"/>
@@ -5631,23 +5022,9 @@
         <w:p>
           <w:pPr>
             <w:pStyle w:val="17"/>
-            <w:keepNext w:val="0"/>
-            <w:keepLines w:val="0"/>
-            <w:pageBreakBefore w:val="0"/>
-            <w:widowControl w:val="0"/>
             <w:tabs>
               <w:tab w:val="right" w:leader="dot" w:pos="8306"/>
             </w:tabs>
-            <w:kinsoku w:val="0"/>
-            <w:wordWrap/>
-            <w:overflowPunct/>
-            <w:topLinePunct w:val="0"/>
-            <w:autoSpaceDE w:val="0"/>
-            <w:autoSpaceDN w:val="0"/>
-            <w:bidi w:val="0"/>
-            <w:adjustRightInd w:val="0"/>
-            <w:snapToGrid w:val="0"/>
-            <w:textAlignment w:val="baseline"/>
           </w:pPr>
           <w:r>
             <w:rPr>
@@ -5661,7 +5038,7 @@
               <w:rFonts w:hint="eastAsia" w:ascii="宋体" w:hAnsi="宋体" w:eastAsia="宋体" w:cs="宋体"/>
               <w:szCs w:val="24"/>
             </w:rPr>
-            <w:instrText xml:space="preserve"> HYPERLINK \l _Toc6734 </w:instrText>
+            <w:instrText xml:space="preserve"> HYPERLINK \l _Toc18389 </w:instrText>
           </w:r>
           <w:r>
             <w:rPr>
@@ -5675,7 +5052,7 @@
               <w:rFonts w:hint="default"/>
               <w:lang w:val="en-US" w:eastAsia="zh-CN"/>
             </w:rPr>
-            <w:t>2.6. 应急管理计划</w:t>
+            <w:t>2.7. 质量管理计划</w:t>
           </w:r>
           <w:r>
             <w:tab/>
@@ -5684,13 +5061,13 @@
             <w:fldChar w:fldCharType="begin"/>
           </w:r>
           <w:r>
-            <w:instrText xml:space="preserve"> PAGEREF _Toc6734 \h </w:instrText>
+            <w:instrText xml:space="preserve"> PAGEREF _Toc18389 \h </w:instrText>
           </w:r>
           <w:r>
             <w:fldChar w:fldCharType="separate"/>
           </w:r>
           <w:r>
-            <w:t>15</w:t>
+            <w:t>16</w:t>
           </w:r>
           <w:r>
             <w:fldChar w:fldCharType="end"/>
@@ -5705,24 +5082,10 @@
         </w:p>
         <w:p>
           <w:pPr>
-            <w:pStyle w:val="17"/>
-            <w:keepNext w:val="0"/>
-            <w:keepLines w:val="0"/>
-            <w:pageBreakBefore w:val="0"/>
-            <w:widowControl w:val="0"/>
+            <w:pStyle w:val="13"/>
             <w:tabs>
               <w:tab w:val="right" w:leader="dot" w:pos="8306"/>
             </w:tabs>
-            <w:kinsoku w:val="0"/>
-            <w:wordWrap/>
-            <w:overflowPunct/>
-            <w:topLinePunct w:val="0"/>
-            <w:autoSpaceDE w:val="0"/>
-            <w:autoSpaceDN w:val="0"/>
-            <w:bidi w:val="0"/>
-            <w:adjustRightInd w:val="0"/>
-            <w:snapToGrid w:val="0"/>
-            <w:textAlignment w:val="baseline"/>
           </w:pPr>
           <w:r>
             <w:rPr>
@@ -5736,7 +5099,7 @@
               <w:rFonts w:hint="eastAsia" w:ascii="宋体" w:hAnsi="宋体" w:eastAsia="宋体" w:cs="宋体"/>
               <w:szCs w:val="24"/>
             </w:rPr>
-            <w:instrText xml:space="preserve"> HYPERLINK \l _Toc18248 </w:instrText>
+            <w:instrText xml:space="preserve"> HYPERLINK \l _Toc4318 </w:instrText>
           </w:r>
           <w:r>
             <w:rPr>
@@ -5750,7 +5113,7 @@
               <w:rFonts w:hint="default"/>
               <w:lang w:val="en-US" w:eastAsia="zh-CN"/>
             </w:rPr>
-            <w:t>2.7. 质量管理计划</w:t>
+            <w:t>2.7.1. 内审</w:t>
           </w:r>
           <w:r>
             <w:tab/>
@@ -5759,13 +5122,13 @@
             <w:fldChar w:fldCharType="begin"/>
           </w:r>
           <w:r>
-            <w:instrText xml:space="preserve"> PAGEREF _Toc18248 \h </w:instrText>
+            <w:instrText xml:space="preserve"> PAGEREF _Toc4318 \h </w:instrText>
           </w:r>
           <w:r>
             <w:fldChar w:fldCharType="separate"/>
           </w:r>
           <w:r>
-            <w:t>15</w:t>
+            <w:t>16</w:t>
           </w:r>
           <w:r>
             <w:fldChar w:fldCharType="end"/>
@@ -5781,23 +5144,9 @@
         <w:p>
           <w:pPr>
             <w:pStyle w:val="13"/>
-            <w:keepNext w:val="0"/>
-            <w:keepLines w:val="0"/>
-            <w:pageBreakBefore w:val="0"/>
-            <w:widowControl w:val="0"/>
             <w:tabs>
               <w:tab w:val="right" w:leader="dot" w:pos="8306"/>
             </w:tabs>
-            <w:kinsoku w:val="0"/>
-            <w:wordWrap/>
-            <w:overflowPunct/>
-            <w:topLinePunct w:val="0"/>
-            <w:autoSpaceDE w:val="0"/>
-            <w:autoSpaceDN w:val="0"/>
-            <w:bidi w:val="0"/>
-            <w:adjustRightInd w:val="0"/>
-            <w:snapToGrid w:val="0"/>
-            <w:textAlignment w:val="baseline"/>
           </w:pPr>
           <w:r>
             <w:rPr>
@@ -5811,7 +5160,7 @@
               <w:rFonts w:hint="eastAsia" w:ascii="宋体" w:hAnsi="宋体" w:eastAsia="宋体" w:cs="宋体"/>
               <w:szCs w:val="24"/>
             </w:rPr>
-            <w:instrText xml:space="preserve"> HYPERLINK \l _Toc7307 </w:instrText>
+            <w:instrText xml:space="preserve"> HYPERLINK \l _Toc29687 </w:instrText>
           </w:r>
           <w:r>
             <w:rPr>
@@ -5825,7 +5174,7 @@
               <w:rFonts w:hint="default"/>
               <w:lang w:val="en-US" w:eastAsia="zh-CN"/>
             </w:rPr>
-            <w:t>2.7.1. 内审</w:t>
+            <w:t>2.7.2. 管评</w:t>
           </w:r>
           <w:r>
             <w:tab/>
@@ -5834,13 +5183,13 @@
             <w:fldChar w:fldCharType="begin"/>
           </w:r>
           <w:r>
-            <w:instrText xml:space="preserve"> PAGEREF _Toc7307 \h </w:instrText>
+            <w:instrText xml:space="preserve"> PAGEREF _Toc29687 \h </w:instrText>
           </w:r>
           <w:r>
             <w:fldChar w:fldCharType="separate"/>
           </w:r>
           <w:r>
-            <w:t>15</w:t>
+            <w:t>16</w:t>
           </w:r>
           <w:r>
             <w:fldChar w:fldCharType="end"/>
@@ -5856,23 +5205,9 @@
         <w:p>
           <w:pPr>
             <w:pStyle w:val="13"/>
-            <w:keepNext w:val="0"/>
-            <w:keepLines w:val="0"/>
-            <w:pageBreakBefore w:val="0"/>
-            <w:widowControl w:val="0"/>
             <w:tabs>
               <w:tab w:val="right" w:leader="dot" w:pos="8306"/>
             </w:tabs>
-            <w:kinsoku w:val="0"/>
-            <w:wordWrap/>
-            <w:overflowPunct/>
-            <w:topLinePunct w:val="0"/>
-            <w:autoSpaceDE w:val="0"/>
-            <w:autoSpaceDN w:val="0"/>
-            <w:bidi w:val="0"/>
-            <w:adjustRightInd w:val="0"/>
-            <w:snapToGrid w:val="0"/>
-            <w:textAlignment w:val="baseline"/>
           </w:pPr>
           <w:r>
             <w:rPr>
@@ -5886,7 +5221,7 @@
               <w:rFonts w:hint="eastAsia" w:ascii="宋体" w:hAnsi="宋体" w:eastAsia="宋体" w:cs="宋体"/>
               <w:szCs w:val="24"/>
             </w:rPr>
-            <w:instrText xml:space="preserve"> HYPERLINK \l _Toc23197 </w:instrText>
+            <w:instrText xml:space="preserve"> HYPERLINK \l _Toc30651 </w:instrText>
           </w:r>
           <w:r>
             <w:rPr>
@@ -5900,7 +5235,7 @@
               <w:rFonts w:hint="default"/>
               <w:lang w:val="en-US" w:eastAsia="zh-CN"/>
             </w:rPr>
-            <w:t>2.7.2. 管评</w:t>
+            <w:t>2.7.3. 客户满意度</w:t>
           </w:r>
           <w:r>
             <w:tab/>
@@ -5909,7 +5244,7 @@
             <w:fldChar w:fldCharType="begin"/>
           </w:r>
           <w:r>
-            <w:instrText xml:space="preserve"> PAGEREF _Toc23197 \h </w:instrText>
+            <w:instrText xml:space="preserve"> PAGEREF _Toc30651 \h </w:instrText>
           </w:r>
           <w:r>
             <w:fldChar w:fldCharType="separate"/>
@@ -5931,23 +5266,9 @@
         <w:p>
           <w:pPr>
             <w:pStyle w:val="13"/>
-            <w:keepNext w:val="0"/>
-            <w:keepLines w:val="0"/>
-            <w:pageBreakBefore w:val="0"/>
-            <w:widowControl w:val="0"/>
             <w:tabs>
               <w:tab w:val="right" w:leader="dot" w:pos="8306"/>
             </w:tabs>
-            <w:kinsoku w:val="0"/>
-            <w:wordWrap/>
-            <w:overflowPunct/>
-            <w:topLinePunct w:val="0"/>
-            <w:autoSpaceDE w:val="0"/>
-            <w:autoSpaceDN w:val="0"/>
-            <w:bidi w:val="0"/>
-            <w:adjustRightInd w:val="0"/>
-            <w:snapToGrid w:val="0"/>
-            <w:textAlignment w:val="baseline"/>
           </w:pPr>
           <w:r>
             <w:rPr>
@@ -5961,7 +5282,7 @@
               <w:rFonts w:hint="eastAsia" w:ascii="宋体" w:hAnsi="宋体" w:eastAsia="宋体" w:cs="宋体"/>
               <w:szCs w:val="24"/>
             </w:rPr>
-            <w:instrText xml:space="preserve"> HYPERLINK \l _Toc12169 </w:instrText>
+            <w:instrText xml:space="preserve"> HYPERLINK \l _Toc28215 </w:instrText>
           </w:r>
           <w:r>
             <w:rPr>
@@ -5975,81 +5296,6 @@
               <w:rFonts w:hint="default"/>
               <w:lang w:val="en-US" w:eastAsia="zh-CN"/>
             </w:rPr>
-            <w:t>2.7.3. 客户满意度</w:t>
-          </w:r>
-          <w:r>
-            <w:tab/>
-          </w:r>
-          <w:r>
-            <w:fldChar w:fldCharType="begin"/>
-          </w:r>
-          <w:r>
-            <w:instrText xml:space="preserve"> PAGEREF _Toc12169 \h </w:instrText>
-          </w:r>
-          <w:r>
-            <w:fldChar w:fldCharType="separate"/>
-          </w:r>
-          <w:r>
-            <w:t>16</w:t>
-          </w:r>
-          <w:r>
-            <w:fldChar w:fldCharType="end"/>
-          </w:r>
-          <w:r>
-            <w:rPr>
-              <w:rFonts w:hint="eastAsia" w:ascii="宋体" w:hAnsi="宋体" w:eastAsia="宋体" w:cs="宋体"/>
-              <w:szCs w:val="24"/>
-            </w:rPr>
-            <w:fldChar w:fldCharType="end"/>
-          </w:r>
-        </w:p>
-        <w:p>
-          <w:pPr>
-            <w:pStyle w:val="13"/>
-            <w:keepNext w:val="0"/>
-            <w:keepLines w:val="0"/>
-            <w:pageBreakBefore w:val="0"/>
-            <w:widowControl w:val="0"/>
-            <w:tabs>
-              <w:tab w:val="right" w:leader="dot" w:pos="8306"/>
-            </w:tabs>
-            <w:kinsoku w:val="0"/>
-            <w:wordWrap/>
-            <w:overflowPunct/>
-            <w:topLinePunct w:val="0"/>
-            <w:autoSpaceDE w:val="0"/>
-            <w:autoSpaceDN w:val="0"/>
-            <w:bidi w:val="0"/>
-            <w:adjustRightInd w:val="0"/>
-            <w:snapToGrid w:val="0"/>
-            <w:textAlignment w:val="baseline"/>
-          </w:pPr>
-          <w:r>
-            <w:rPr>
-              <w:rFonts w:hint="eastAsia" w:ascii="宋体" w:hAnsi="宋体" w:eastAsia="宋体" w:cs="宋体"/>
-              <w:szCs w:val="24"/>
-            </w:rPr>
-            <w:fldChar w:fldCharType="begin"/>
-          </w:r>
-          <w:r>
-            <w:rPr>
-              <w:rFonts w:hint="eastAsia" w:ascii="宋体" w:hAnsi="宋体" w:eastAsia="宋体" w:cs="宋体"/>
-              <w:szCs w:val="24"/>
-            </w:rPr>
-            <w:instrText xml:space="preserve"> HYPERLINK \l _Toc26962 </w:instrText>
-          </w:r>
-          <w:r>
-            <w:rPr>
-              <w:rFonts w:hint="eastAsia" w:ascii="宋体" w:hAnsi="宋体" w:eastAsia="宋体" w:cs="宋体"/>
-              <w:szCs w:val="24"/>
-            </w:rPr>
-            <w:fldChar w:fldCharType="separate"/>
-          </w:r>
-          <w:r>
-            <w:rPr>
-              <w:rFonts w:hint="default"/>
-              <w:lang w:val="en-US" w:eastAsia="zh-CN"/>
-            </w:rPr>
             <w:t xml:space="preserve">2.7.4. </w:t>
           </w:r>
           <w:r>
@@ -6066,13 +5312,13 @@
             <w:fldChar w:fldCharType="begin"/>
           </w:r>
           <w:r>
-            <w:instrText xml:space="preserve"> PAGEREF _Toc26962 \h </w:instrText>
+            <w:instrText xml:space="preserve"> PAGEREF _Toc28215 \h </w:instrText>
           </w:r>
           <w:r>
             <w:fldChar w:fldCharType="separate"/>
           </w:r>
           <w:r>
-            <w:t>16</w:t>
+            <w:t>17</w:t>
           </w:r>
           <w:r>
             <w:fldChar w:fldCharType="end"/>
@@ -6182,7 +5428,7 @@
           <w:lang w:val="en-US" w:eastAsia="zh-CN"/>
         </w:rPr>
       </w:pPr>
-      <w:bookmarkStart w:id="3" w:name="_Toc30008"/>
+      <w:bookmarkStart w:id="3" w:name="_Toc9663"/>
       <w:r>
         <w:rPr>
           <w:rFonts w:hint="eastAsia"/>
@@ -6214,7 +5460,7 @@
           <w:lang w:val="en-US" w:eastAsia="zh-CN"/>
         </w:rPr>
       </w:pPr>
-      <w:bookmarkStart w:id="4" w:name="_Toc15242"/>
+      <w:bookmarkStart w:id="4" w:name="_Toc24457"/>
       <w:r>
         <w:rPr>
           <w:rFonts w:hint="eastAsia"/>
@@ -6424,7 +5670,7 @@
           <w:lang w:val="en-US" w:eastAsia="zh-CN"/>
         </w:rPr>
       </w:pPr>
-      <w:bookmarkStart w:id="5" w:name="_Toc11812"/>
+      <w:bookmarkStart w:id="5" w:name="_Toc23705"/>
       <w:r>
         <w:rPr>
           <w:rFonts w:hint="eastAsia"/>
@@ -6516,8 +5762,8 @@
           <w:lang w:val="en-US" w:eastAsia="zh-CN"/>
         </w:rPr>
       </w:pPr>
-      <w:bookmarkStart w:id="6" w:name="_Toc25232"/>
-      <w:bookmarkStart w:id="7" w:name="_Toc27404"/>
+      <w:bookmarkStart w:id="6" w:name="_Toc27404"/>
+      <w:bookmarkStart w:id="7" w:name="_Toc5712"/>
       <w:r>
         <w:rPr>
           <w:rFonts w:hint="eastAsia"/>
@@ -6580,7 +5826,7 @@
           <w:lang w:val="en-US" w:eastAsia="zh-CN"/>
         </w:rPr>
       </w:pPr>
-      <w:bookmarkStart w:id="8" w:name="_Toc18900"/>
+      <w:bookmarkStart w:id="8" w:name="_Toc1515"/>
       <w:r>
         <w:rPr>
           <w:rFonts w:hint="eastAsia"/>
@@ -6612,7 +5858,7 @@
           <w:lang w:val="en-US" w:eastAsia="zh-CN"/>
         </w:rPr>
       </w:pPr>
-      <w:bookmarkStart w:id="9" w:name="_Toc19172"/>
+      <w:bookmarkStart w:id="9" w:name="_Toc4742"/>
       <w:r>
         <w:rPr>
           <w:rFonts w:hint="eastAsia"/>
@@ -6670,7 +5916,7 @@
           <w:lang w:val="en-US" w:eastAsia="zh-CN"/>
         </w:rPr>
       </w:pPr>
-      <w:bookmarkStart w:id="10" w:name="_Toc5581"/>
+      <w:bookmarkStart w:id="10" w:name="_Toc1371"/>
       <w:r>
         <w:rPr>
           <w:rFonts w:hint="eastAsia"/>
@@ -6724,7 +5970,7 @@
           <w:lang w:val="en-US" w:eastAsia="zh-CN"/>
         </w:rPr>
       </w:pPr>
-      <w:bookmarkStart w:id="11" w:name="_Toc12981"/>
+      <w:bookmarkStart w:id="11" w:name="_Toc8730"/>
       <w:r>
         <w:rPr>
           <w:rFonts w:hint="eastAsia"/>
@@ -6757,7 +6003,7 @@
         </w:rPr>
       </w:pPr>
       <w:bookmarkStart w:id="12" w:name="_Toc10440"/>
-      <w:bookmarkStart w:id="13" w:name="_Toc27458"/>
+      <w:bookmarkStart w:id="13" w:name="_Toc28309"/>
       <w:r>
         <w:rPr>
           <w:rFonts w:hint="eastAsia"/>
@@ -6790,7 +6036,7 @@
           <w:lang w:val="en-US" w:eastAsia="zh-CN"/>
         </w:rPr>
       </w:pPr>
-      <w:bookmarkStart w:id="14" w:name="_Toc15169"/>
+      <w:bookmarkStart w:id="14" w:name="_Toc22961"/>
       <w:bookmarkStart w:id="15" w:name="_Toc25581"/>
       <w:r>
         <w:rPr>
@@ -8060,7 +7306,7 @@
           <w:lang w:val="en-US" w:eastAsia="zh-CN"/>
         </w:rPr>
       </w:pPr>
-      <w:bookmarkStart w:id="16" w:name="_Toc10238"/>
+      <w:bookmarkStart w:id="16" w:name="_Toc15526"/>
       <w:r>
         <w:rPr>
           <w:rFonts w:hint="eastAsia"/>
@@ -9597,7 +8843,7 @@
           <w:lang w:val="en-US" w:eastAsia="zh-CN"/>
         </w:rPr>
       </w:pPr>
-      <w:bookmarkStart w:id="17" w:name="_Toc11907"/>
+      <w:bookmarkStart w:id="17" w:name="_Toc9496"/>
       <w:r>
         <w:rPr>
           <w:rFonts w:hint="eastAsia"/>
@@ -9668,6 +8914,12 @@
             <w:insideH w:val="none" w:color="auto" w:sz="0" w:space="0"/>
             <w:insideV w:val="none" w:color="auto" w:sz="0" w:space="0"/>
           </w:tblBorders>
+          <w:tblCellMar>
+            <w:top w:w="0" w:type="dxa"/>
+            <w:left w:w="10" w:type="dxa"/>
+            <w:bottom w:w="0" w:type="dxa"/>
+            <w:right w:w="10" w:type="dxa"/>
+          </w:tblCellMar>
         </w:tblPrEx>
         <w:trPr>
           <w:trHeight w:val="0" w:hRule="atLeast"/>
@@ -10579,7 +9831,7 @@
         </w:rPr>
       </w:pPr>
       <w:bookmarkStart w:id="18" w:name="_Toc31241"/>
-      <w:bookmarkStart w:id="19" w:name="_Toc19440"/>
+      <w:bookmarkStart w:id="19" w:name="_Toc32059"/>
       <w:bookmarkStart w:id="20" w:name="_Toc10776"/>
       <w:r>
         <w:rPr>
@@ -10654,6 +9906,12 @@
             <w:insideH w:val="none" w:color="auto" w:sz="0" w:space="0"/>
             <w:insideV w:val="none" w:color="auto" w:sz="0" w:space="0"/>
           </w:tblBorders>
+          <w:tblCellMar>
+            <w:top w:w="0" w:type="dxa"/>
+            <w:left w:w="10" w:type="dxa"/>
+            <w:bottom w:w="0" w:type="dxa"/>
+            <w:right w:w="10" w:type="dxa"/>
+          </w:tblCellMar>
         </w:tblPrEx>
         <w:trPr>
           <w:trHeight w:val="0" w:hRule="atLeast"/>
@@ -16268,7 +15526,7 @@
           <w:lang w:val="en-US" w:eastAsia="zh-CN"/>
         </w:rPr>
       </w:pPr>
-      <w:bookmarkStart w:id="21" w:name="_Toc23334"/>
+      <w:bookmarkStart w:id="21" w:name="_Toc12314"/>
       <w:r>
         <w:rPr>
           <w:rFonts w:hint="eastAsia"/>
@@ -16357,8 +15615,8 @@
           <w:lang w:val="en-US" w:eastAsia="zh-CN"/>
         </w:rPr>
       </w:pPr>
-      <w:bookmarkStart w:id="22" w:name="_Toc18368"/>
-      <w:bookmarkStart w:id="23" w:name="_Toc5164"/>
+      <w:bookmarkStart w:id="22" w:name="_Toc5164"/>
+      <w:bookmarkStart w:id="23" w:name="_Toc22167"/>
       <w:r>
         <w:rPr>
           <w:rFonts w:hint="eastAsia"/>
@@ -16449,7 +15707,7 @@
           <w:lang w:val="en-US" w:eastAsia="zh-CN"/>
         </w:rPr>
       </w:pPr>
-      <w:bookmarkStart w:id="24" w:name="_Toc305"/>
+      <w:bookmarkStart w:id="24" w:name="_Toc4868"/>
       <w:r>
         <w:rPr>
           <w:rFonts w:hint="eastAsia"/>
@@ -16503,7 +15761,7 @@
           <w:lang w:val="en-US" w:eastAsia="zh-CN"/>
         </w:rPr>
       </w:pPr>
-      <w:bookmarkStart w:id="25" w:name="_Toc11599"/>
+      <w:bookmarkStart w:id="25" w:name="_Toc18049"/>
       <w:r>
         <w:rPr>
           <w:rFonts w:hint="eastAsia"/>
@@ -16595,7 +15853,7 @@
           <w:lang w:val="en-US" w:eastAsia="zh-CN"/>
         </w:rPr>
       </w:pPr>
-      <w:bookmarkStart w:id="26" w:name="_Toc23827"/>
+      <w:bookmarkStart w:id="26" w:name="_Toc18537"/>
       <w:r>
         <w:rPr>
           <w:rFonts w:hint="eastAsia"/>
@@ -16687,7 +15945,7 @@
           <w:lang w:val="en-US" w:eastAsia="zh-CN"/>
         </w:rPr>
       </w:pPr>
-      <w:bookmarkStart w:id="27" w:name="_Toc14622"/>
+      <w:bookmarkStart w:id="27" w:name="_Toc10630"/>
       <w:r>
         <w:rPr>
           <w:rFonts w:hint="eastAsia"/>
@@ -16779,7 +16037,7 @@
           <w:lang w:val="en-US" w:eastAsia="zh-CN"/>
         </w:rPr>
       </w:pPr>
-      <w:bookmarkStart w:id="28" w:name="_Toc3052"/>
+      <w:bookmarkStart w:id="28" w:name="_Toc24032"/>
       <w:r>
         <w:rPr>
           <w:rFonts w:hint="eastAsia"/>
@@ -16871,7 +16129,7 @@
           <w:lang w:val="en-US" w:eastAsia="zh-CN"/>
         </w:rPr>
       </w:pPr>
-      <w:bookmarkStart w:id="29" w:name="_Toc9186"/>
+      <w:bookmarkStart w:id="29" w:name="_Toc21809"/>
       <w:r>
         <w:rPr>
           <w:rFonts w:hint="eastAsia"/>
@@ -16963,7 +16221,7 @@
           <w:lang w:val="en-US" w:eastAsia="zh-CN"/>
         </w:rPr>
       </w:pPr>
-      <w:bookmarkStart w:id="30" w:name="_Toc6989"/>
+      <w:bookmarkStart w:id="30" w:name="_Toc8144"/>
       <w:r>
         <w:rPr>
           <w:rFonts w:hint="eastAsia"/>
@@ -17055,7 +16313,7 @@
           <w:lang w:val="en-US" w:eastAsia="zh-CN"/>
         </w:rPr>
       </w:pPr>
-      <w:bookmarkStart w:id="31" w:name="_Toc26072"/>
+      <w:bookmarkStart w:id="31" w:name="_Toc9519"/>
       <w:r>
         <w:rPr>
           <w:rFonts w:hint="eastAsia"/>
@@ -17116,9 +16374,9 @@
         <w:snapToGrid w:val="0"/>
         <w:textAlignment w:val="baseline"/>
       </w:pPr>
-      <w:bookmarkStart w:id="32" w:name="heading_15"/>
-      <w:bookmarkStart w:id="33" w:name="_Toc26561"/>
-      <w:bookmarkStart w:id="34" w:name="_Toc20137"/>
+      <w:bookmarkStart w:id="32" w:name="_Toc20137"/>
+      <w:bookmarkStart w:id="33" w:name="heading_15"/>
+      <w:bookmarkStart w:id="34" w:name="_Toc16522"/>
       <w:r>
         <w:rPr>
           <w:rFonts w:hint="eastAsia"/>
@@ -19058,7 +18316,6 @@
           <w:lang w:val="en-US" w:eastAsia="zh-CN"/>
         </w:rPr>
       </w:pPr>
-      <w:bookmarkStart w:id="35" w:name="_Toc18656"/>
       <w:r>
         <w:rPr>
           <w:rFonts w:hint="eastAsia"/>
@@ -19136,12 +18393,6 @@
             <w:insideH w:val="none" w:color="auto" w:sz="0" w:space="0"/>
             <w:insideV w:val="none" w:color="auto" w:sz="0" w:space="0"/>
           </w:tblBorders>
-          <w:tblCellMar>
-            <w:top w:w="0" w:type="dxa"/>
-            <w:left w:w="10" w:type="dxa"/>
-            <w:bottom w:w="0" w:type="dxa"/>
-            <w:right w:w="10" w:type="dxa"/>
-          </w:tblCellMar>
         </w:tblPrEx>
         <w:trPr>
           <w:trHeight w:val="0" w:hRule="atLeast"/>
@@ -20905,6 +20156,7 @@
           <w:lang w:val="en-US" w:eastAsia="zh-CN"/>
         </w:rPr>
       </w:pPr>
+      <w:bookmarkStart w:id="35" w:name="_Toc6784"/>
       <w:r>
         <w:rPr>
           <w:rFonts w:hint="eastAsia"/>
@@ -22239,7 +21491,7 @@
           <w:lang w:val="en-US" w:eastAsia="zh-CN"/>
         </w:rPr>
       </w:pPr>
-      <w:bookmarkStart w:id="36" w:name="_Toc16061"/>
+      <w:bookmarkStart w:id="36" w:name="_Toc15678"/>
       <w:r>
         <w:rPr>
           <w:rFonts w:hint="eastAsia"/>
@@ -23459,7 +22711,7 @@
           <w:lang w:val="en-US" w:eastAsia="zh-CN"/>
         </w:rPr>
       </w:pPr>
-      <w:bookmarkStart w:id="41" w:name="_Toc23132"/>
+      <w:bookmarkStart w:id="41" w:name="_Toc25876"/>
       <w:r>
         <w:rPr>
           <w:rFonts w:hint="eastAsia"/>
@@ -24854,6 +24106,7 @@
           <w:lang w:val="en-US" w:eastAsia="zh-CN"/>
         </w:rPr>
       </w:pPr>
+      <w:bookmarkStart w:id="42" w:name="_Toc6032"/>
       <w:r>
         <w:rPr>
           <w:rFonts w:hint="eastAsia"/>
@@ -24861,6 +24114,7 @@
         </w:rPr>
         <w:t>研发经费投入</w:t>
       </w:r>
+      <w:bookmarkEnd w:id="42"/>
     </w:p>
     <w:p>
       <w:pPr>
@@ -24901,8 +24155,6 @@
           <w:lang w:val="en-US" w:eastAsia="zh-CN"/>
         </w:rPr>
       </w:pPr>
-      <w:bookmarkStart w:id="61" w:name="_GoBack"/>
-      <w:bookmarkEnd w:id="61"/>
       <w:r>
         <w:rPr>
           <w:rFonts w:hint="eastAsia"/>
@@ -26244,7 +25496,6 @@
             <w:insideH w:val="single" w:color="auto" w:sz="4" w:space="0"/>
             <w:insideV w:val="single" w:color="auto" w:sz="4" w:space="0"/>
           </w:tblBorders>
-          <w:shd w:val="clear" w:color="auto" w:fill="auto"/>
           <w:tblCellMar>
             <w:top w:w="15" w:type="dxa"/>
             <w:left w:w="15" w:type="dxa"/>
@@ -26730,6 +25981,7 @@
             <w:insideH w:val="single" w:color="auto" w:sz="4" w:space="0"/>
             <w:insideV w:val="single" w:color="auto" w:sz="4" w:space="0"/>
           </w:tblBorders>
+          <w:shd w:val="clear" w:color="auto" w:fill="auto"/>
           <w:tblCellMar>
             <w:top w:w="15" w:type="dxa"/>
             <w:left w:w="15" w:type="dxa"/>
@@ -26978,7 +26230,6 @@
             <w:insideH w:val="single" w:color="auto" w:sz="4" w:space="0"/>
             <w:insideV w:val="single" w:color="auto" w:sz="4" w:space="0"/>
           </w:tblBorders>
-          <w:shd w:val="clear" w:color="auto" w:fill="auto"/>
           <w:tblCellMar>
             <w:top w:w="15" w:type="dxa"/>
             <w:left w:w="15" w:type="dxa"/>
@@ -27200,7 +26451,7 @@
           <w:lang w:val="en-US" w:eastAsia="zh-CN"/>
         </w:rPr>
       </w:pPr>
-      <w:bookmarkStart w:id="42" w:name="_Toc13285"/>
+      <w:bookmarkStart w:id="43" w:name="_Toc13203"/>
       <w:r>
         <w:rPr>
           <w:rFonts w:hint="eastAsia"/>
@@ -27208,7 +26459,7 @@
         </w:rPr>
         <w:t>过程管理计划</w:t>
       </w:r>
-      <w:bookmarkEnd w:id="42"/>
+      <w:bookmarkEnd w:id="43"/>
     </w:p>
     <w:p>
       <w:pPr>
@@ -27232,7 +26483,7 @@
           <w:lang w:val="en-US" w:eastAsia="zh-CN"/>
         </w:rPr>
       </w:pPr>
-      <w:bookmarkStart w:id="43" w:name="_Toc3825"/>
+      <w:bookmarkStart w:id="44" w:name="_Toc28886"/>
       <w:r>
         <w:rPr>
           <w:rFonts w:hint="default"/>
@@ -27240,7 +26491,7 @@
         </w:rPr>
         <w:t>过程框架管理计划</w:t>
       </w:r>
-      <w:bookmarkEnd w:id="43"/>
+      <w:bookmarkEnd w:id="44"/>
     </w:p>
     <w:p>
       <w:pPr>
@@ -27294,7 +26545,7 @@
           <w:lang w:val="en-US" w:eastAsia="zh-CN"/>
         </w:rPr>
       </w:pPr>
-      <w:bookmarkStart w:id="44" w:name="_Toc16467"/>
+      <w:bookmarkStart w:id="45" w:name="_Toc16925"/>
       <w:r>
         <w:rPr>
           <w:rFonts w:hint="default"/>
@@ -27302,7 +26553,7 @@
         </w:rPr>
         <w:t>服务级别管理计划</w:t>
       </w:r>
-      <w:bookmarkEnd w:id="44"/>
+      <w:bookmarkEnd w:id="45"/>
     </w:p>
     <w:p>
       <w:pPr>
@@ -27356,7 +26607,7 @@
           <w:lang w:val="en-US" w:eastAsia="zh-CN"/>
         </w:rPr>
       </w:pPr>
-      <w:bookmarkStart w:id="45" w:name="_Toc5834"/>
+      <w:bookmarkStart w:id="46" w:name="_Toc15429"/>
       <w:r>
         <w:rPr>
           <w:rFonts w:hint="default"/>
@@ -27364,7 +26615,7 @@
         </w:rPr>
         <w:t>服务报告管理计划</w:t>
       </w:r>
-      <w:bookmarkEnd w:id="45"/>
+      <w:bookmarkEnd w:id="46"/>
     </w:p>
     <w:p>
       <w:pPr>
@@ -27418,7 +26669,7 @@
           <w:lang w:val="en-US" w:eastAsia="zh-CN"/>
         </w:rPr>
       </w:pPr>
-      <w:bookmarkStart w:id="46" w:name="_Toc32001"/>
+      <w:bookmarkStart w:id="47" w:name="_Toc10305"/>
       <w:r>
         <w:rPr>
           <w:rFonts w:hint="default"/>
@@ -27426,7 +26677,7 @@
         </w:rPr>
         <w:t>事件管理计划</w:t>
       </w:r>
-      <w:bookmarkEnd w:id="46"/>
+      <w:bookmarkEnd w:id="47"/>
     </w:p>
     <w:p>
       <w:pPr>
@@ -27480,7 +26731,7 @@
           <w:lang w:val="en-US" w:eastAsia="zh-CN"/>
         </w:rPr>
       </w:pPr>
-      <w:bookmarkStart w:id="47" w:name="_Toc20790"/>
+      <w:bookmarkStart w:id="48" w:name="_Toc10143"/>
       <w:r>
         <w:rPr>
           <w:rFonts w:hint="default"/>
@@ -27488,7 +26739,7 @@
         </w:rPr>
         <w:t>问题管理计划</w:t>
       </w:r>
-      <w:bookmarkEnd w:id="47"/>
+      <w:bookmarkEnd w:id="48"/>
     </w:p>
     <w:p>
       <w:pPr>
@@ -27542,7 +26793,7 @@
           <w:lang w:val="en-US" w:eastAsia="zh-CN"/>
         </w:rPr>
       </w:pPr>
-      <w:bookmarkStart w:id="48" w:name="_Toc13565"/>
+      <w:bookmarkStart w:id="49" w:name="_Toc10114"/>
       <w:r>
         <w:rPr>
           <w:rFonts w:hint="default"/>
@@ -27550,7 +26801,7 @@
         </w:rPr>
         <w:t>变更管理计划</w:t>
       </w:r>
-      <w:bookmarkEnd w:id="48"/>
+      <w:bookmarkEnd w:id="49"/>
     </w:p>
     <w:p>
       <w:pPr>
@@ -27604,7 +26855,7 @@
           <w:lang w:val="en-US" w:eastAsia="zh-CN"/>
         </w:rPr>
       </w:pPr>
-      <w:bookmarkStart w:id="49" w:name="_Toc18851"/>
+      <w:bookmarkStart w:id="50" w:name="_Toc5653"/>
       <w:r>
         <w:rPr>
           <w:rFonts w:hint="default"/>
@@ -27612,7 +26863,7 @@
         </w:rPr>
         <w:t>发布管理计划</w:t>
       </w:r>
-      <w:bookmarkEnd w:id="49"/>
+      <w:bookmarkEnd w:id="50"/>
     </w:p>
     <w:p>
       <w:pPr>
@@ -27673,7 +26924,7 @@
           <w:lang w:val="en-US" w:eastAsia="zh-CN"/>
         </w:rPr>
       </w:pPr>
-      <w:bookmarkStart w:id="50" w:name="_Toc26670"/>
+      <w:bookmarkStart w:id="51" w:name="_Toc1819"/>
       <w:r>
         <w:rPr>
           <w:rFonts w:hint="default"/>
@@ -27681,7 +26932,7 @@
         </w:rPr>
         <w:t>配置管理计划</w:t>
       </w:r>
-      <w:bookmarkEnd w:id="50"/>
+      <w:bookmarkEnd w:id="51"/>
     </w:p>
     <w:p>
       <w:pPr>
@@ -27735,7 +26986,7 @@
           <w:lang w:val="en-US" w:eastAsia="zh-CN"/>
         </w:rPr>
       </w:pPr>
-      <w:bookmarkStart w:id="51" w:name="_Toc25035"/>
+      <w:bookmarkStart w:id="52" w:name="_Toc10109"/>
       <w:r>
         <w:rPr>
           <w:rFonts w:hint="default"/>
@@ -27743,7 +26994,7 @@
         </w:rPr>
         <w:t>服务可用性和连续性管理计划</w:t>
       </w:r>
-      <w:bookmarkEnd w:id="51"/>
+      <w:bookmarkEnd w:id="52"/>
     </w:p>
     <w:p>
       <w:pPr>
@@ -27797,7 +27048,7 @@
           <w:lang w:val="en-US" w:eastAsia="zh-CN"/>
         </w:rPr>
       </w:pPr>
-      <w:bookmarkStart w:id="52" w:name="_Toc29990"/>
+      <w:bookmarkStart w:id="53" w:name="_Toc12010"/>
       <w:r>
         <w:rPr>
           <w:rFonts w:hint="default"/>
@@ -27805,7 +27056,7 @@
         </w:rPr>
         <w:t>容量管理计划</w:t>
       </w:r>
-      <w:bookmarkEnd w:id="52"/>
+      <w:bookmarkEnd w:id="53"/>
     </w:p>
     <w:p>
       <w:pPr>
@@ -27859,7 +27110,7 @@
           <w:lang w:val="en-US" w:eastAsia="zh-CN"/>
         </w:rPr>
       </w:pPr>
-      <w:bookmarkStart w:id="53" w:name="_Toc31405"/>
+      <w:bookmarkStart w:id="54" w:name="_Toc22037"/>
       <w:r>
         <w:rPr>
           <w:rFonts w:hint="default"/>
@@ -27867,7 +27118,7 @@
         </w:rPr>
         <w:t>信息安全管理计划</w:t>
       </w:r>
-      <w:bookmarkEnd w:id="53"/>
+      <w:bookmarkEnd w:id="54"/>
     </w:p>
     <w:p>
       <w:pPr>
@@ -27921,7 +27172,7 @@
           <w:lang w:val="en-US" w:eastAsia="zh-CN"/>
         </w:rPr>
       </w:pPr>
-      <w:bookmarkStart w:id="54" w:name="_Toc10942"/>
+      <w:bookmarkStart w:id="55" w:name="_Toc681"/>
       <w:r>
         <w:rPr>
           <w:rFonts w:hint="default"/>
@@ -27929,7 +27180,7 @@
         </w:rPr>
         <w:t>交付管理计划</w:t>
       </w:r>
-      <w:bookmarkEnd w:id="54"/>
+      <w:bookmarkEnd w:id="55"/>
     </w:p>
     <w:p>
       <w:pPr>
@@ -27983,7 +27234,7 @@
           <w:lang w:val="en-US" w:eastAsia="zh-CN"/>
         </w:rPr>
       </w:pPr>
-      <w:bookmarkStart w:id="55" w:name="_Toc6734"/>
+      <w:bookmarkStart w:id="56" w:name="_Toc18272"/>
       <w:r>
         <w:rPr>
           <w:rFonts w:hint="default"/>
@@ -27991,7 +27242,7 @@
         </w:rPr>
         <w:t>应急管理计划</w:t>
       </w:r>
-      <w:bookmarkEnd w:id="55"/>
+      <w:bookmarkEnd w:id="56"/>
     </w:p>
     <w:p>
       <w:pPr>
@@ -28045,7 +27296,7 @@
           <w:lang w:val="en-US" w:eastAsia="zh-CN"/>
         </w:rPr>
       </w:pPr>
-      <w:bookmarkStart w:id="56" w:name="_Toc18248"/>
+      <w:bookmarkStart w:id="57" w:name="_Toc18389"/>
       <w:r>
         <w:rPr>
           <w:rFonts w:hint="default"/>
@@ -28053,7 +27304,7 @@
         </w:rPr>
         <w:t>质量管理计划</w:t>
       </w:r>
-      <w:bookmarkEnd w:id="56"/>
+      <w:bookmarkEnd w:id="57"/>
     </w:p>
     <w:p>
       <w:pPr>
@@ -28077,7 +27328,7 @@
           <w:lang w:val="en-US" w:eastAsia="zh-CN"/>
         </w:rPr>
       </w:pPr>
-      <w:bookmarkStart w:id="57" w:name="_Toc7307"/>
+      <w:bookmarkStart w:id="58" w:name="_Toc4318"/>
       <w:r>
         <w:rPr>
           <w:rFonts w:hint="default"/>
@@ -28085,7 +27336,7 @@
         </w:rPr>
         <w:t>内审</w:t>
       </w:r>
-      <w:bookmarkEnd w:id="57"/>
+      <w:bookmarkEnd w:id="58"/>
     </w:p>
     <w:p>
       <w:pPr>
@@ -28139,7 +27390,7 @@
           <w:lang w:val="en-US" w:eastAsia="zh-CN"/>
         </w:rPr>
       </w:pPr>
-      <w:bookmarkStart w:id="58" w:name="_Toc23197"/>
+      <w:bookmarkStart w:id="59" w:name="_Toc29687"/>
       <w:r>
         <w:rPr>
           <w:rFonts w:hint="default"/>
@@ -28147,7 +27398,7 @@
         </w:rPr>
         <w:t>管评</w:t>
       </w:r>
-      <w:bookmarkEnd w:id="58"/>
+      <w:bookmarkEnd w:id="59"/>
     </w:p>
     <w:p>
       <w:pPr>
@@ -28201,7 +27452,7 @@
           <w:lang w:val="en-US" w:eastAsia="zh-CN"/>
         </w:rPr>
       </w:pPr>
-      <w:bookmarkStart w:id="59" w:name="_Toc12169"/>
+      <w:bookmarkStart w:id="60" w:name="_Toc30651"/>
       <w:r>
         <w:rPr>
           <w:rFonts w:hint="default"/>
@@ -28209,7 +27460,7 @@
         </w:rPr>
         <w:t>客户满意度</w:t>
       </w:r>
-      <w:bookmarkEnd w:id="59"/>
+      <w:bookmarkEnd w:id="60"/>
     </w:p>
     <w:p>
       <w:pPr>
@@ -28263,7 +27514,7 @@
           <w:lang w:val="en-US" w:eastAsia="zh-CN"/>
         </w:rPr>
       </w:pPr>
-      <w:bookmarkStart w:id="60" w:name="_Toc26962"/>
+      <w:bookmarkStart w:id="61" w:name="_Toc28215"/>
       <w:r>
         <w:rPr>
           <w:rFonts w:hint="eastAsia"/>
@@ -28271,7 +27522,7 @@
         </w:rPr>
         <w:t>客户投诉</w:t>
       </w:r>
-      <w:bookmarkEnd w:id="60"/>
+      <w:bookmarkEnd w:id="61"/>
     </w:p>
     <w:p>
       <w:pPr>
